--- a/paper/NMIPaper.docx
+++ b/paper/NMIPaper.docx
@@ -120,35 +120,7 @@
         <w:widowControl w:val="1"/>
       </w:pPr>
       <w:r>
-        <w:t xml:space="preserve">No new HMX-class energetic material has been disclosed in fifteen years. Generative-ML approaches face a sparse-label bottleneck: of</w:t>
-      </w:r>
-      <w:r>
-        <w:t xml:space="preserve"> </w:t>
-      </w:r>
-      <m:oMath>
-        <m:r>
-          <m:rPr>
-            <m:sty m:val="p"/>
-          </m:rPr>
-          <m:t>∼</m:t>
-        </m:r>
-      </m:oMath>
-      <w:r>
-        <w:t xml:space="preserve">66,000 labelled CHNO molecules, only</w:t>
-      </w:r>
-      <w:r>
-        <w:t xml:space="preserve"> </w:t>
-      </w:r>
-      <m:oMath>
-        <m:r>
-          <m:rPr>
-            <m:sty m:val="p"/>
-          </m:rPr>
-          <m:t>∼</m:t>
-        </m:r>
-      </m:oMath>
-      <w:r>
-        <w:t xml:space="preserve">3,000 carry experimental or DFT-quality measurements, so naive training either memorises the high-performance tail or extrapolates without calibration. We introduce</w:t>
+        <w:t xml:space="preserve">No new HMX-class energetic material has been disclosed in fifteen years. Generative-ML approaches face a sparse-label bottleneck: of about 66,000 labelled CHNO molecules, only about 3,000 carry experimental or DFT-quality measurements, so naive training either memorises the high-performance tail or extrapolates without calibration. We introduce</w:t>
       </w:r>
       <w:r>
         <w:t xml:space="preserve"> </w:t>
@@ -161,19 +133,7 @@
         <w:t xml:space="preserve">domain-gated latent diffusion (DGLD)</w:t>
       </w:r>
       <w:r>
-        <w:t xml:space="preserve">, a recipe combining a four-tier label-trust gate at training time, a multi-task score model with selectable per-head sample-time steering, and a chemistry validation funnel ending in first-principles DFT audit. DGLD yields twelve DFT-confirmed novel leads. The headline compound, 3,4,5-trinitro-1,2-isoxazole, reaches calibrated density 2.09 g/cm</w:t>
-      </w:r>
-      <w:r>
-        <w:rPr>
-          <w:vertAlign w:val="superscript"/>
-        </w:rPr>
-        <w:t xml:space="preserve">3</w:t>
-      </w:r>
-      <w:r>
-        <w:t xml:space="preserve"> </w:t>
-      </w:r>
-      <w:r>
-        <w:t xml:space="preserve">and Kamlet–Jacobs detonation velocity 8.25 km/s while remaining structurally dissimilar from the entire labelled corpus (Tanimoto 0.27). Across SMILES-LSTM, SELFIES-GA, REINVENT 4 and MolMIM baselines, DGLD is the only method to produce molecules simultaneously novel and on-target under DFT validation.</w:t>
+        <w:t xml:space="preserve">, a recipe combining a four-tier label-trust gate at training time, a multi-task score model with selectable per-head sample-time steering, and a chemistry validation funnel ending in first-principles DFT audit. DGLD yields twelve DFT-confirmed novel leads. The headline compound, 3,4,5-trinitro-1,2-isoxazole, reaches calibrated density 2.09 g/cm³ and Kamlet–Jacobs detonation velocity 8.25 km/s while remaining structurally dissimilar from the entire labelled corpus (Tanimoto 0.27). Across SMILES-LSTM, SELFIES-GA, REINVENT 4 and MolMIM baselines, DGLD is the only method to produce molecules simultaneously novel and on-target under DFT validation.</w:t>
       </w:r>
     </w:p>
     <w:bookmarkEnd w:id="10"/>

--- a/paper/NMIPaper.docx
+++ b/paper/NMIPaper.docx
@@ -120,7 +120,7 @@
         <w:widowControl w:val="1"/>
       </w:pPr>
       <w:r>
-        <w:t xml:space="preserve">No new HMX-class energetic material has been disclosed in fifteen years. Generative-ML approaches face a sparse-label bottleneck: of about 66,000 labelled CHNO molecules, only about 3,000 carry experimental or DFT-quality measurements, so naive training either memorises the high-performance tail or extrapolates without calibration. We introduce</w:t>
+        <w:t xml:space="preserve">High-performance explosives are dangerous to test and rare to discover. Of roughly 66,000 organic CHNO molecules with reported detonation properties, only about 3,000 carry trustworthy experimental or quantum-chemistry values; generative models trained on the whole mixture either copy the training set or propose candidates whose predicted performance fails on recheck. We present</w:t>
       </w:r>
       <w:r>
         <w:t xml:space="preserve"> </w:t>
@@ -133,7 +133,7 @@
         <w:t xml:space="preserve">domain-gated latent diffusion (DGLD)</w:t>
       </w:r>
       <w:r>
-        <w:t xml:space="preserve">, a recipe combining a four-tier label-trust gate at training time, a multi-task score model with selectable per-head sample-time steering, and a chemistry validation funnel ending in first-principles DFT audit. DGLD yields twelve DFT-confirmed novel leads. The headline compound, 3,4,5-trinitro-1,2-isoxazole, reaches calibrated density 2.09 g/cm³ and Kamlet–Jacobs detonation velocity 8.25 km/s while remaining structurally dissimilar from the entire labelled corpus (Tanimoto 0.27). Across SMILES-LSTM, SELFIES-GA, REINVENT 4 and MolMIM baselines, DGLD is the only method to produce molecules simultaneously novel and on-target under DFT validation.</w:t>
+        <w:t xml:space="preserve">: a latent diffusion model in which only trusted high-quality labels enter the conditional gradient, while noisy labels train the unconditional prior. Sampling is steered by a multi-task scoring network whose safety and viability heads can be switched independently. Every candidate passes a chemistry filter, semi-empirical screening, and a density-functional-theory (DFT) audit. DGLD yields twelve novel DFT-confirmed leads. The strongest, 3,4,5-trinitro-1,2-isoxazole, matches HMX on detonation velocity (8.25 km/s) and is structurally distinct from every training molecule. Four no-diffusion baselines fail novelty, performance, or both.</w:t>
       </w:r>
     </w:p>
     <w:bookmarkEnd w:id="10"/>

--- a/paper/NMIPaper.docx
+++ b/paper/NMIPaper.docx
@@ -133,7 +133,7 @@
         <w:t xml:space="preserve">domain-gated latent diffusion (DGLD)</w:t>
       </w:r>
       <w:r>
-        <w:t xml:space="preserve">: a latent diffusion model in which only trusted high-quality labels enter the conditional gradient, while noisy labels train the unconditional prior. Sampling is steered by a multi-task scoring network whose safety and viability heads can be switched independently. Every candidate passes a chemistry filter, semi-empirical screening, and a density-functional-theory (DFT) audit. DGLD yields twelve novel DFT-confirmed leads. The strongest, 3,4,5-trinitro-1,2-isoxazole, matches HMX on detonation velocity (8.25 km/s) and is structurally distinct from every training molecule. Four no-diffusion baselines fail novelty, performance, or both.</w:t>
+        <w:t xml:space="preserve">: a latent diffusion model in which only trusted high-quality labels enter the conditional gradient, while noisy labels train the unconditional prior. Sampling is steered by a multi-task scoring network whose safety and viability heads can be switched independently. Every candidate passes a chemistry filter, semi-empirical screening, and a density-functional-theory (DFT) audit. DGLD yields twelve novel DFT-confirmed leads. The strongest, 3,4,5-trinitro-1,2-isoxazole, reaches calibrated detonation velocity 8.25 km/s, in the HMX-class performance band (HMX ≈ 9.1 km/s), and is structurally distinct from every training molecule. Four no-diffusion baselines fail novelty, performance, or both.</w:t>
       </w:r>
     </w:p>
     <w:bookmarkEnd w:id="10"/>
@@ -146,13 +146,447 @@
         <w:widowControl w:val="1"/>
       </w:pPr>
       <w:r>
-        <w:t xml:space="preserve">Energetic-materials performance gains translate into reduced propellant mass, smaller warheads and more efficient civilian gas-generators, yet no new HMX-class compound has been disclosed in fifteen years. Here we present domain-gated latent diffusion (DGLD), a tier-gated generative recipe that produces twelve DFT-confirmed novel CHNO leads, including 3,4,5-trinitro-1,2-isoxazole at calibrated detonation velocity 8.25 km/s and Tanimoto 0.27 to all 65,980 training molecules. Across four strong baselines (SMILES-LSTM, MolMIM, SELFIES-GA, REINVENT 4) DGLD is the only method that generates molecules simultaneously novel and on-target under first-principles audit.</w:t>
+        <w:t xml:space="preserve">Energetic-materials performance gains translate into reduced propellant mass, smaller warheads and more efficient civilian gas-generators, yet no new HMX-class compound has been disclosed in fifteen years. Here we present domain-gated latent diffusion (DGLD), a tier-gated generative recipe that produces twelve DFT-confirmed novel CHNO leads, including 3,4,5-trinitro-1,2-isoxazole at calibrated detonation velocity 8.25 km/s and structural similarity 0.27 (Tanimoto) to all 65,980 training molecules. Against four no-diffusion baselines run on the same corpus, DGLD is the only method that generates molecules simultaneously novel and on-target under first-principles audit.</w:t>
       </w:r>
     </w:p>
     <w:p>
       <w:pPr>
         <w:pStyle w:val="BodyText"/>
         <w:jc w:val="both"/>
+        <w:keepNext w:val="0"/>
+        <w:keepLines w:val="0"/>
+        <w:widowControl w:val="1"/>
+      </w:pPr>
+      <w:r>
+        <w:t xml:space="preserve">Article contents</w:t>
+      </w:r>
+    </w:p>
+    <w:p>
+      <w:pPr>
+        <w:pStyle w:val="Compact"/>
+        <w:numPr>
+          <w:ilvl w:val="0"/>
+          <w:numId w:val="1001"/>
+        </w:numPr>
+        <w:jc w:val="both"/>
+        <w:keepNext w:val="0"/>
+        <w:keepLines w:val="0"/>
+        <w:widowControl w:val="1"/>
+      </w:pPr>
+      <w:hyperlink w:anchor="sec-results">
+        <w:r>
+          <w:rPr>
+            <w:rStyle w:val="Hyperlink"/>
+          </w:rPr>
+          <w:t xml:space="preserve">Results</w:t>
+        </w:r>
+      </w:hyperlink>
+    </w:p>
+    <w:p>
+      <w:pPr>
+        <w:pStyle w:val="Compact"/>
+        <w:numPr>
+          <w:ilvl w:val="1"/>
+          <w:numId w:val="1002"/>
+        </w:numPr>
+        <w:jc w:val="both"/>
+        <w:keepNext w:val="0"/>
+        <w:keepLines w:val="0"/>
+        <w:widowControl w:val="1"/>
+      </w:pPr>
+      <w:hyperlink w:anchor="res-pq">
+        <w:r>
+          <w:rPr>
+            <w:rStyle w:val="Hyperlink"/>
+          </w:rPr>
+          <w:t xml:space="preserve">Productive-quadrant generation</w:t>
+        </w:r>
+      </w:hyperlink>
+    </w:p>
+    <w:p>
+      <w:pPr>
+        <w:pStyle w:val="Compact"/>
+        <w:numPr>
+          <w:ilvl w:val="1"/>
+          <w:numId w:val="1002"/>
+        </w:numPr>
+        <w:jc w:val="both"/>
+        <w:keepNext w:val="0"/>
+        <w:keepLines w:val="0"/>
+        <w:widowControl w:val="1"/>
+      </w:pPr>
+      <w:hyperlink w:anchor="res-leads">
+        <w:r>
+          <w:rPr>
+            <w:rStyle w:val="Hyperlink"/>
+          </w:rPr>
+          <w:t xml:space="preserve">Twelve DFT-confirmed leads</w:t>
+        </w:r>
+      </w:hyperlink>
+    </w:p>
+    <w:p>
+      <w:pPr>
+        <w:pStyle w:val="Compact"/>
+        <w:numPr>
+          <w:ilvl w:val="1"/>
+          <w:numId w:val="1002"/>
+        </w:numPr>
+        <w:jc w:val="both"/>
+        <w:keepNext w:val="0"/>
+        <w:keepLines w:val="0"/>
+        <w:widowControl w:val="1"/>
+      </w:pPr>
+      <w:hyperlink w:anchor="res-dft">
+        <w:r>
+          <w:rPr>
+            <w:rStyle w:val="Hyperlink"/>
+          </w:rPr>
+          <w:t xml:space="preserve">Calibrated DFT validation</w:t>
+        </w:r>
+      </w:hyperlink>
+    </w:p>
+    <w:p>
+      <w:pPr>
+        <w:pStyle w:val="Compact"/>
+        <w:numPr>
+          <w:ilvl w:val="1"/>
+          <w:numId w:val="1002"/>
+        </w:numPr>
+        <w:jc w:val="both"/>
+        <w:keepNext w:val="0"/>
+        <w:keepLines w:val="0"/>
+        <w:widowControl w:val="1"/>
+      </w:pPr>
+      <w:hyperlink w:anchor="res-novelty">
+        <w:r>
+          <w:rPr>
+            <w:rStyle w:val="Hyperlink"/>
+          </w:rPr>
+          <w:t xml:space="preserve">Novelty and synthesisability</w:t>
+        </w:r>
+      </w:hyperlink>
+    </w:p>
+    <w:p>
+      <w:pPr>
+        <w:pStyle w:val="Compact"/>
+        <w:numPr>
+          <w:ilvl w:val="1"/>
+          <w:numId w:val="1002"/>
+        </w:numPr>
+        <w:jc w:val="both"/>
+        <w:keepNext w:val="0"/>
+        <w:keepLines w:val="0"/>
+        <w:widowControl w:val="1"/>
+      </w:pPr>
+      <w:hyperlink w:anchor="res-ablations">
+        <w:r>
+          <w:rPr>
+            <w:rStyle w:val="Hyperlink"/>
+          </w:rPr>
+          <w:t xml:space="preserve">Component contributions</w:t>
+        </w:r>
+      </w:hyperlink>
+    </w:p>
+    <w:p>
+      <w:pPr>
+        <w:pStyle w:val="Compact"/>
+        <w:numPr>
+          <w:ilvl w:val="0"/>
+          <w:numId w:val="1001"/>
+        </w:numPr>
+        <w:jc w:val="both"/>
+        <w:keepNext w:val="0"/>
+        <w:keepLines w:val="0"/>
+        <w:widowControl w:val="1"/>
+      </w:pPr>
+      <w:hyperlink w:anchor="sec-disc">
+        <w:r>
+          <w:rPr>
+            <w:rStyle w:val="Hyperlink"/>
+          </w:rPr>
+          <w:t xml:space="preserve">Discussion</w:t>
+        </w:r>
+      </w:hyperlink>
+    </w:p>
+    <w:p>
+      <w:pPr>
+        <w:pStyle w:val="ReferencesHeading"/>
+        <w:numPr>
+          <w:ilvl w:val="0"/>
+          <w:numId w:val="1001"/>
+        </w:numPr>
+        <w:jc w:val="left"/>
+        <w:keepNext/>
+        <w:keepLines/>
+        <w:widowControl w:val="1"/>
+      </w:pPr>
+      <w:hyperlink w:anchor="sec-refs">
+        <w:r>
+          <w:rPr>
+            <w:rStyle w:val="Hyperlink"/>
+          </w:rPr>
+          <w:t xml:space="preserve">References</w:t>
+        </w:r>
+      </w:hyperlink>
+    </w:p>
+    <w:p>
+      <w:pPr>
+        <w:pStyle w:val="ReferenceEntry"/>
+        <w:numPr>
+          <w:ilvl w:val="0"/>
+          <w:numId w:val="1001"/>
+        </w:numPr>
+        <w:jc w:val="left"/>
+        <w:keepNext w:val="0"/>
+        <w:keepLines w:val="0"/>
+        <w:widowControl w:val="1"/>
+      </w:pPr>
+      <w:hyperlink w:anchor="sec-methods">
+        <w:r>
+          <w:rPr>
+            <w:rStyle w:val="Hyperlink"/>
+            <w:b/>
+            <w:bCs/>
+          </w:rPr>
+          <w:t xml:space="preserve">Methods</w:t>
+        </w:r>
+      </w:hyperlink>
+    </w:p>
+    <w:p>
+      <w:pPr>
+        <w:pStyle w:val="ReferenceEntry"/>
+        <w:numPr>
+          <w:ilvl w:val="1"/>
+          <w:numId w:val="1003"/>
+        </w:numPr>
+        <w:jc w:val="left"/>
+        <w:keepNext w:val="0"/>
+        <w:keepLines w:val="0"/>
+        <w:widowControl w:val="1"/>
+      </w:pPr>
+      <w:hyperlink w:anchor="m-dataset">
+        <w:r>
+          <w:rPr>
+            <w:rStyle w:val="Hyperlink"/>
+          </w:rPr>
+          <w:t xml:space="preserve">Dataset and four-tier label hierarchy</w:t>
+        </w:r>
+      </w:hyperlink>
+    </w:p>
+    <w:p>
+      <w:pPr>
+        <w:pStyle w:val="ReferenceEntry"/>
+        <w:numPr>
+          <w:ilvl w:val="1"/>
+          <w:numId w:val="1003"/>
+        </w:numPr>
+        <w:jc w:val="left"/>
+        <w:keepNext w:val="0"/>
+        <w:keepLines w:val="0"/>
+        <w:widowControl w:val="1"/>
+      </w:pPr>
+      <w:hyperlink w:anchor="m-limo">
+        <w:r>
+          <w:rPr>
+            <w:rStyle w:val="Hyperlink"/>
+          </w:rPr>
+          <w:t xml:space="preserve">Latent encoder (LIMO)</w:t>
+        </w:r>
+      </w:hyperlink>
+    </w:p>
+    <w:p>
+      <w:pPr>
+        <w:pStyle w:val="ReferenceEntry"/>
+        <w:numPr>
+          <w:ilvl w:val="1"/>
+          <w:numId w:val="1003"/>
+        </w:numPr>
+        <w:jc w:val="left"/>
+        <w:keepNext w:val="0"/>
+        <w:keepLines w:val="0"/>
+        <w:widowControl w:val="1"/>
+      </w:pPr>
+      <w:hyperlink w:anchor="m-denoisers">
+        <w:r>
+          <w:rPr>
+            <w:rStyle w:val="Hyperlink"/>
+          </w:rPr>
+          <w:t xml:space="preserve">Two complementary denoisers</w:t>
+        </w:r>
+      </w:hyperlink>
+    </w:p>
+    <w:p>
+      <w:pPr>
+        <w:pStyle w:val="ReferenceEntry"/>
+        <w:numPr>
+          <w:ilvl w:val="1"/>
+          <w:numId w:val="1003"/>
+        </w:numPr>
+        <w:jc w:val="left"/>
+        <w:keepNext w:val="0"/>
+        <w:keepLines w:val="0"/>
+        <w:widowControl w:val="1"/>
+      </w:pPr>
+      <w:hyperlink w:anchor="m-scoremodel">
+        <w:r>
+          <w:rPr>
+            <w:rStyle w:val="Hyperlink"/>
+          </w:rPr>
+          <w:t xml:space="preserve">Multi-task score model and self-distillation</w:t>
+        </w:r>
+      </w:hyperlink>
+    </w:p>
+    <w:p>
+      <w:pPr>
+        <w:pStyle w:val="ReferenceEntry"/>
+        <w:numPr>
+          <w:ilvl w:val="1"/>
+          <w:numId w:val="1003"/>
+        </w:numPr>
+        <w:jc w:val="left"/>
+        <w:keepNext w:val="0"/>
+        <w:keepLines w:val="0"/>
+        <w:widowControl w:val="1"/>
+      </w:pPr>
+      <w:hyperlink w:anchor="m-sampling">
+        <w:r>
+          <w:rPr>
+            <w:rStyle w:val="Hyperlink"/>
+          </w:rPr>
+          <w:t xml:space="preserve">Sampling with multi-task steering</w:t>
+        </w:r>
+      </w:hyperlink>
+    </w:p>
+    <w:p>
+      <w:pPr>
+        <w:pStyle w:val="ReferenceEntry"/>
+        <w:numPr>
+          <w:ilvl w:val="1"/>
+          <w:numId w:val="1003"/>
+        </w:numPr>
+        <w:jc w:val="left"/>
+        <w:keepNext w:val="0"/>
+        <w:keepLines w:val="0"/>
+        <w:widowControl w:val="1"/>
+      </w:pPr>
+      <w:hyperlink w:anchor="m-funnel">
+        <w:r>
+          <w:rPr>
+            <w:rStyle w:val="Hyperlink"/>
+          </w:rPr>
+          <w:t xml:space="preserve">Validation funnel</w:t>
+        </w:r>
+      </w:hyperlink>
+    </w:p>
+    <w:p>
+      <w:pPr>
+        <w:pStyle w:val="ReferenceEntry"/>
+        <w:numPr>
+          <w:ilvl w:val="1"/>
+          <w:numId w:val="1003"/>
+        </w:numPr>
+        <w:jc w:val="left"/>
+        <w:keepNext w:val="0"/>
+        <w:keepLines w:val="0"/>
+        <w:widowControl w:val="1"/>
+      </w:pPr>
+      <w:hyperlink w:anchor="m-calibration">
+        <w:r>
+          <w:rPr>
+            <w:rStyle w:val="Hyperlink"/>
+          </w:rPr>
+          <w:t xml:space="preserve">Six-anchor DFT calibration</w:t>
+        </w:r>
+      </w:hyperlink>
+    </w:p>
+    <w:p>
+      <w:pPr>
+        <w:pStyle w:val="ReferenceEntry"/>
+        <w:numPr>
+          <w:ilvl w:val="1"/>
+          <w:numId w:val="1003"/>
+        </w:numPr>
+        <w:jc w:val="left"/>
+        <w:keepNext w:val="0"/>
+        <w:keepLines w:val="0"/>
+        <w:widowControl w:val="1"/>
+      </w:pPr>
+      <w:hyperlink w:anchor="m-compute">
+        <w:r>
+          <w:rPr>
+            <w:rStyle w:val="Hyperlink"/>
+          </w:rPr>
+          <w:t xml:space="preserve">Compute footprint</w:t>
+        </w:r>
+      </w:hyperlink>
+    </w:p>
+    <w:p>
+      <w:pPr>
+        <w:pStyle w:val="ReferenceEntry"/>
+        <w:numPr>
+          <w:ilvl w:val="1"/>
+          <w:numId w:val="1003"/>
+        </w:numPr>
+        <w:jc w:val="left"/>
+        <w:keepNext w:val="0"/>
+        <w:keepLines w:val="0"/>
+        <w:widowControl w:val="1"/>
+      </w:pPr>
+      <w:hyperlink w:anchor="m-data">
+        <w:r>
+          <w:rPr>
+            <w:rStyle w:val="Hyperlink"/>
+          </w:rPr>
+          <w:t xml:space="preserve">Data and code availability</w:t>
+        </w:r>
+      </w:hyperlink>
+    </w:p>
+    <w:p>
+      <w:pPr>
+        <w:pStyle w:val="ReferenceEntry"/>
+        <w:numPr>
+          <w:ilvl w:val="0"/>
+          <w:numId w:val="1001"/>
+        </w:numPr>
+        <w:jc w:val="left"/>
+        <w:keepNext w:val="0"/>
+        <w:keepLines w:val="0"/>
+        <w:widowControl w:val="1"/>
+      </w:pPr>
+      <w:hyperlink w:anchor="sec-acks">
+        <w:r>
+          <w:rPr>
+            <w:rStyle w:val="Hyperlink"/>
+          </w:rPr>
+          <w:t xml:space="preserve">Acknowledgements, contributions, additional information</w:t>
+        </w:r>
+      </w:hyperlink>
+    </w:p>
+    <w:p>
+      <w:pPr>
+        <w:pStyle w:val="ReferenceEntry"/>
+        <w:numPr>
+          <w:ilvl w:val="0"/>
+          <w:numId w:val="1001"/>
+        </w:numPr>
+        <w:jc w:val="left"/>
+        <w:keepNext w:val="0"/>
+        <w:keepLines w:val="0"/>
+        <w:widowControl w:val="1"/>
+      </w:pPr>
+      <w:hyperlink w:anchor="sec-edlegends">
+        <w:r>
+          <w:rPr>
+            <w:rStyle w:val="Hyperlink"/>
+          </w:rPr>
+          <w:t xml:space="preserve">Extended Data legends</w:t>
+        </w:r>
+      </w:hyperlink>
+    </w:p>
+    <w:p>
+      <w:pPr>
+        <w:pStyle w:val="ReferenceEntry"/>
+        <w:jc w:val="left"/>
         <w:keepNext w:val="0"/>
         <w:keepLines w:val="0"/>
         <w:widowControl w:val="1"/>
@@ -249,14 +683,14 @@
     </w:p>
     <w:p>
       <w:pPr>
-        <w:pStyle w:val="BodyText"/>
-        <w:jc w:val="both"/>
+        <w:pStyle w:val="ReferenceEntry"/>
+        <w:jc w:val="left"/>
         <w:keepNext w:val="0"/>
         <w:keepLines w:val="0"/>
         <w:widowControl w:val="1"/>
       </w:pPr>
       <w:r>
-        <w:t xml:space="preserve">DGLD addresses all three failure modes simultaneously. At training time, a four-tier label-trust hierarchy gates which examples drive the conditional gradient (experimental and DFT labels) and which train only the unconditional prior (Kamlet–Jacobs and surrogate labels), preventing miscalibrated data from corrupting the targeted generation signal. At sample time, a multi-task score model with six property and safety heads injects per-step gradient steering into the diffusion trajectory; each head acts as an independent on/off switch without retraining the backbone. Decoded candidates pass through a four-stage validation funnel: a SMARTS chemistry gate, a Pareto reranker, semi-empirical GFN2-xTB triage, and full DFT audit at B3LYP/6-31G(d) optimisation with</w:t>
+        <w:t xml:space="preserve">DGLD addresses these failures with three coordinated mechanisms operating at training time, sample time, and validation. At training time, a four-tier label-trust hierarchy gates which examples drive the conditional gradient (experimental and DFT labels) and which train only the unconditional prior (Kamlet–Jacobs and surrogate labels), preventing miscalibrated data from corrupting the targeted generation signal. At sample time, a multi-task score model with six property and safety heads injects per-step gradient steering into the diffusion trajectory; each head acts as an independent on/off switch without retraining the backbone. Decoded candidates pass through a four-stage validation funnel: a SMARTS chemistry gate, a Pareto reranker, semi-empirical GFN2-xTB triage, and full DFT audit at B3LYP/6-31G(d) optimisation with</w:t>
       </w:r>
       <w:r>
         <w:t xml:space="preserve"> </w:t>
@@ -272,8 +706,8 @@
     </w:p>
     <w:p>
       <w:pPr>
-        <w:pStyle w:val="BodyText"/>
-        <w:jc w:val="both"/>
+        <w:pStyle w:val="ReferenceEntry"/>
+        <w:jc w:val="left"/>
         <w:keepNext w:val="0"/>
         <w:keepLines w:val="0"/>
         <w:widowControl w:val="1"/>
@@ -294,7 +728,7 @@
         <w:t xml:space="preserve">Results</w:t>
       </w:r>
     </w:p>
-    <w:bookmarkStart w:id="14" w:name="X9e41b1bddb4903216f58fd6644c98f36d3372e2"/>
+    <w:bookmarkStart w:id="14" w:name="res-pq"/>
     <w:p>
       <w:pPr>
         <w:pStyle w:val="Heading3"/>
@@ -331,7 +765,7 @@
         <w:t xml:space="preserve"> </w:t>
       </w:r>
       <w:r>
-        <w:t xml:space="preserve">as the joint region where a generated molecule is simultaneously novel relative to the labelled training corpus (max-Tanimoto</w:t>
+        <w:t xml:space="preserve">as the region where a generated molecule is simultaneously novel against the labelled training corpus (max-Tanimoto</w:t>
       </w:r>
       <w:r>
         <w:t xml:space="preserve"> </w:t>
@@ -348,103 +782,40 @@
         <w:t xml:space="preserve"> </w:t>
       </w:r>
       <w:r>
-        <w:t xml:space="preserve">0.55 against every row) and competitive with the HMX/CL-20 reference class on predicted detonation performance (</w:t>
+        <w:t xml:space="preserve">0.55) and competitive with the HMX/CL-20 reference class on predicted detonation performance. Figure 1 places the top-1 candidate from each method against novelty on three property axes (detonation velocity</w:t>
+      </w:r>
+      <w:r>
+        <w:t xml:space="preserve"> </w:t>
       </w:r>
       <m:oMath>
         <m:r>
           <m:t>D</m:t>
         </m:r>
-        <m:r>
-          <m:rPr>
-            <m:sty m:val="p"/>
-          </m:rPr>
-          <m:t>≥</m:t>
-        </m:r>
-        <m:r>
-          <m:t>9.0</m:t>
-        </m:r>
       </m:oMath>
       <w:r>
-        <w:t xml:space="preserve"> </w:t>
-      </w:r>
-      <w:r>
-        <w:t xml:space="preserve">km/s). Figure 1 shows the top-1 candidate from each method on three property axes (</w:t>
+        <w:t xml:space="preserve">, density</w:t>
+      </w:r>
+      <w:r>
+        <w:t xml:space="preserve"> </w:t>
       </w:r>
       <m:oMath>
         <m:r>
-          <m:t>D</m:t>
+          <m:t>ρ</m:t>
         </m:r>
       </m:oMath>
       <w:r>
-        <w:t xml:space="preserve">,</w:t>
+        <w:t xml:space="preserve">, pressure</w:t>
       </w:r>
       <w:r>
         <w:t xml:space="preserve"> </w:t>
       </w:r>
       <m:oMath>
         <m:r>
-          <m:t>ρ</m:t>
+          <m:t>P</m:t>
         </m:r>
       </m:oMath>
       <w:r>
-        <w:t xml:space="preserve">,</w:t>
-      </w:r>
-      <w:r>
-        <w:t xml:space="preserve"> </w:t>
-      </w:r>
-      <m:oMath>
-        <m:r>
-          <m:t>P</m:t>
-        </m:r>
-      </m:oMath>
-      <w:r>
-        <w:t xml:space="preserve">) versus novelty. DGLD (Hz-C2 condition; viability + sensitivity + hazard guidance, three random seeds) lands in the productive quadrant on every axis. SMILES-LSTM is on the Tanimoto-1.0 axis (exact rediscovery). MolMIM 70 M is novel but at</w:t>
-      </w:r>
-      <w:r>
-        <w:t xml:space="preserve"> </w:t>
-      </w:r>
-      <m:oMath>
-        <m:r>
-          <m:t>D</m:t>
-        </m:r>
-        <m:r>
-          <m:rPr>
-            <m:sty m:val="p"/>
-          </m:rPr>
-          <m:t>=</m:t>
-        </m:r>
-        <m:r>
-          <m:t>7.70</m:t>
-        </m:r>
-      </m:oMath>
-      <w:r>
-        <w:t xml:space="preserve"> </w:t>
-      </w:r>
-      <w:r>
-        <w:t xml:space="preserve">km/s, outside the HMX band. REINVENT 4 reaches</w:t>
-      </w:r>
-      <w:r>
-        <w:t xml:space="preserve"> </w:t>
-      </w:r>
-      <m:oMath>
-        <m:r>
-          <m:t>D</m:t>
-        </m:r>
-        <m:r>
-          <m:rPr>
-            <m:sty m:val="p"/>
-          </m:rPr>
-          <m:t>=</m:t>
-        </m:r>
-        <m:r>
-          <m:t>9.02</m:t>
-        </m:r>
-      </m:oMath>
-      <w:r>
-        <w:t xml:space="preserve"> </w:t>
-      </w:r>
-      <w:r>
-        <w:t xml:space="preserve">km/s at novelty 0.43, just below the threshold. SELFIES-GA shows a surrogate-to-DFT collapse on the inset: the best novel candidate falls from</w:t>
+        <w:t xml:space="preserve">) using the 3D-CNN surrogate scale, so that all five methods are compared on a common axis; the productive-quadrant threshold is set at</w:t>
       </w:r>
       <w:r>
         <w:t xml:space="preserve"> </w:t>
@@ -470,6 +841,196 @@
           <m:rPr>
             <m:sty m:val="p"/>
           </m:rPr>
+          <m:t>≥</m:t>
+        </m:r>
+        <m:r>
+          <m:t>9.0</m:t>
+        </m:r>
+      </m:oMath>
+      <w:r>
+        <w:t xml:space="preserve"> </w:t>
+      </w:r>
+      <w:r>
+        <w:t xml:space="preserve">km/s, with HMX at</w:t>
+      </w:r>
+      <w:r>
+        <w:t xml:space="preserve"> </w:t>
+      </w:r>
+      <m:oMath>
+        <m:r>
+          <m:rPr>
+            <m:sty m:val="p"/>
+          </m:rPr>
+          <m:t>≈</m:t>
+        </m:r>
+      </m:oMath>
+      <w:r>
+        <w:t xml:space="preserve"> </w:t>
+      </w:r>
+      <w:r>
+        <w:t xml:space="preserve">9.1 km/s. Calibrated DFT/Kamlet–Jacobs values for the DGLD leads are reported in the next subsection, where the same compounds calibrate to lower absolute values (HMX calibrated</w:t>
+      </w:r>
+      <w:r>
+        <w:t xml:space="preserve"> </w:t>
+      </w:r>
+      <m:oMath>
+        <m:r>
+          <m:t>D</m:t>
+        </m:r>
+        <m:r>
+          <m:rPr>
+            <m:sty m:val="p"/>
+          </m:rPr>
+          <m:t>≈</m:t>
+        </m:r>
+        <m:r>
+          <m:t>8</m:t>
+        </m:r>
+      </m:oMath>
+      <w:r>
+        <w:t xml:space="preserve"> </w:t>
+      </w:r>
+      <w:r>
+        <w:t xml:space="preserve">km/s).</w:t>
+      </w:r>
+    </w:p>
+    <w:p>
+      <w:pPr>
+        <w:pStyle w:val="BodyText"/>
+        <w:jc w:val="both"/>
+        <w:keepNext w:val="0"/>
+        <w:keepLines w:val="0"/>
+        <w:widowControl w:val="1"/>
+      </w:pPr>
+      <w:r>
+        <w:t xml:space="preserve">DGLD's production setting (Hz-C2: hazard-axis configuration with three active steering heads, viability + sensitivity + hazard, averaged over three random seeds) lands in the productive quadrant on every axis. The four no-diffusion baselines each fail at least one criterion. SMILES-LSTM</w:t>
+      </w:r>
+      <w:hyperlink w:anchor="ref-segler2018smileslstm">
+        <w:r>
+          <w:rPr>
+            <w:rStyle w:val="Hyperlink"/>
+          </w:rPr>
+          <w:t xml:space="preserve">21</w:t>
+        </w:r>
+      </w:hyperlink>
+      <w:r>
+        <w:t xml:space="preserve"> </w:t>
+      </w:r>
+      <w:r>
+        <w:t xml:space="preserve">sits on the Tanimoto-1.0 axis (exact rediscovery). MolMIM 70 M</w:t>
+      </w:r>
+      <w:hyperlink w:anchor="ref-molmim2023">
+        <w:r>
+          <w:rPr>
+            <w:rStyle w:val="Hyperlink"/>
+          </w:rPr>
+          <w:t xml:space="preserve">22</w:t>
+        </w:r>
+      </w:hyperlink>
+      <w:r>
+        <w:t xml:space="preserve"> </w:t>
+      </w:r>
+      <w:r>
+        <w:t xml:space="preserve">is novel but at</w:t>
+      </w:r>
+      <w:r>
+        <w:t xml:space="preserve"> </w:t>
+      </w:r>
+      <m:oMath>
+        <m:r>
+          <m:t>D</m:t>
+        </m:r>
+        <m:r>
+          <m:rPr>
+            <m:sty m:val="p"/>
+          </m:rPr>
+          <m:t>=</m:t>
+        </m:r>
+        <m:r>
+          <m:t>7.70</m:t>
+        </m:r>
+      </m:oMath>
+      <w:r>
+        <w:t xml:space="preserve"> </w:t>
+      </w:r>
+      <w:r>
+        <w:t xml:space="preserve">km/s, outside the HMX band. REINVENT 4</w:t>
+      </w:r>
+      <w:hyperlink w:anchor="ref-loeffler2024reinvent">
+        <w:r>
+          <w:rPr>
+            <w:rStyle w:val="Hyperlink"/>
+          </w:rPr>
+          <w:t xml:space="preserve">23</w:t>
+        </w:r>
+      </w:hyperlink>
+      <w:r>
+        <w:t xml:space="preserve"> </w:t>
+      </w:r>
+      <w:r>
+        <w:t xml:space="preserve">reaches</w:t>
+      </w:r>
+      <w:r>
+        <w:t xml:space="preserve"> </w:t>
+      </w:r>
+      <m:oMath>
+        <m:r>
+          <m:t>D</m:t>
+        </m:r>
+        <m:r>
+          <m:rPr>
+            <m:sty m:val="p"/>
+          </m:rPr>
+          <m:t>=</m:t>
+        </m:r>
+        <m:r>
+          <m:t>9.02</m:t>
+        </m:r>
+      </m:oMath>
+      <w:r>
+        <w:t xml:space="preserve"> </w:t>
+      </w:r>
+      <w:r>
+        <w:t xml:space="preserve">km/s at novelty 0.43, just below the threshold. SELFIES-GA</w:t>
+      </w:r>
+      <w:hyperlink w:anchor="ref-nigam2020selfies-ga">
+        <w:r>
+          <w:rPr>
+            <w:rStyle w:val="Hyperlink"/>
+          </w:rPr>
+          <w:t xml:space="preserve">24</w:t>
+        </w:r>
+      </w:hyperlink>
+      <w:r>
+        <w:t xml:space="preserve"> </w:t>
+      </w:r>
+      <w:r>
+        <w:t xml:space="preserve">shows a surrogate-to-DFT collapse (Fig. 1 inset): the best novel candidate falls from</w:t>
+      </w:r>
+      <w:r>
+        <w:t xml:space="preserve"> </w:t>
+      </w:r>
+      <m:oMath>
+        <m:sSub>
+          <m:e>
+            <m:r>
+              <m:t>D</m:t>
+            </m:r>
+          </m:e>
+          <m:sub>
+            <m:r>
+              <m:rPr>
+                <m:nor/>
+                <m:sty m:val="p"/>
+              </m:rPr>
+              <m:t>surrogate</m:t>
+            </m:r>
+          </m:sub>
+        </m:sSub>
+        <m:r>
+          <m:rPr>
+            <m:sty m:val="p"/>
+          </m:rPr>
           <m:t>=</m:t>
         </m:r>
         <m:r>
@@ -530,7 +1091,7 @@
       <w:r>
         <w:drawing>
           <wp:inline>
-            <wp:extent cx="5943600" cy="1964266"/>
+            <wp:extent cx="5943600" cy="1844232"/>
             <wp:effectExtent b="0" l="0" r="0" t="0"/>
             <wp:docPr descr="Top-1 candidate per method against novelty on three property axes" title="" id="12" name="Picture"/>
             <a:graphic>
@@ -551,7 +1112,7 @@
                   <pic:spPr bwMode="auto">
                     <a:xfrm>
                       <a:off x="0" y="0"/>
-                      <a:ext cx="5943600" cy="1964266"/>
+                      <a:ext cx="5943600" cy="1844232"/>
                     </a:xfrm>
                     <a:prstGeom prst="rect">
                       <a:avLst/>
@@ -718,7 +1279,7 @@
       </w:r>
     </w:p>
     <w:bookmarkEnd w:id="14"/>
-    <w:bookmarkStart w:id="18" w:name="X54027e9ae9e27c7a2a3906e39ca930eff6827d8"/>
+    <w:bookmarkStart w:id="18" w:name="res-leads"/>
     <w:p>
       <w:pPr>
         <w:pStyle w:val="Heading3"/>
@@ -739,7 +1300,18 @@
         <w:widowControl w:val="1"/>
       </w:pPr>
       <w:r>
-        <w:t xml:space="preserve">Applying the four-stage validation funnel (Methods M6) to a pool of 40,000 candidates per denoiser yields a Pareto front of 34 candidates after the SMARTS gate and Pareto reranker. Of these, 100 (top-100 by composite) advance to GFN2-xTB triage at the 1.5 eV HOMO–LUMO gap gate;</w:t>
+        <w:t xml:space="preserve">Applying the four-stage validation funnel (Methods, "Validation funnel") to a pool of 40,000 candidates per denoiser yields a Pareto front of 34 candidates after the SMARTS gate and Pareto reranker (top-</w:t>
+      </w:r>
+      <m:oMath>
+        <m:r>
+          <m:t>k</m:t>
+        </m:r>
+      </m:oMath>
+      <w:r>
+        <w:t xml:space="preserve"> </w:t>
+      </w:r>
+      <w:r>
+        <w:t xml:space="preserve">by composite score, with Pareto-optimal candidates ranked first; see Methods, "Validation funnel" for the explicit composite formula). Of these, 100 (top-100 by composite) advance to GFN2-xTB triage at the 1.5 eV HOMO–LUMO gap gate;</w:t>
       </w:r>
       <w:r>
         <w:t xml:space="preserve"> </w:t>
@@ -752,7 +1324,7 @@
         <w:t xml:space="preserve">85 of 100 survive</w:t>
       </w:r>
       <w:r>
-        <w:t xml:space="preserve">. First-principles DFT audit at B3LYP/6-31G(d) optimisation with</w:t>
+        <w:t xml:space="preserve">. From the 85 xTB-passing candidates, twelve are selected for full DFT audit by combining the highest composite scores with chemist review for chemotype diversity (the “chem-pass” set; selection criteria detailed in Methods, “Validation funnel”). First-principles DFT audit at B3LYP/6-31G(d) optimisation with</w:t>
       </w:r>
       <w:r>
         <w:t xml:space="preserve"> </w:t>
@@ -924,7 +1496,66 @@
         <w:t xml:space="preserve"> </w:t>
       </w:r>
       <w:r>
-        <w:t xml:space="preserve">km/s — the highest density of the set, in the HMX-class regime by anchor-relative ranking, and absent from PubChem.</w:t>
+        <w:t xml:space="preserve">km/s (Table 1; the (</w:t>
+      </w:r>
+      <m:oMath>
+        <m:r>
+          <m:t>D</m:t>
+        </m:r>
+      </m:oMath>
+      <w:r>
+        <w:t xml:space="preserve">,</w:t>
+      </w:r>
+      <w:r>
+        <w:t xml:space="preserve"> </w:t>
+      </w:r>
+      <m:oMath>
+        <m:r>
+          <m:t>P</m:t>
+        </m:r>
+      </m:oMath>
+      <w:r>
+        <w:t xml:space="preserve">) distribution of the merged top-200 candidates appears in Fig. 2) — the highest density of the set, in the HMX-class regime by anchor-relative ranking, and absent from PubChem. The polynitroisoxazole family is established in the energetic-materials literature</w:t>
+      </w:r>
+      <w:hyperlink w:anchor="ref-sabatini2018">
+        <w:r>
+          <w:rPr>
+            <w:rStyle w:val="Hyperlink"/>
+          </w:rPr>
+          <w:t xml:space="preserve">32</w:t>
+        </w:r>
+      </w:hyperlink>
+      <w:hyperlink w:anchor="ref-tang2017">
+        <w:r>
+          <w:rPr>
+            <w:rStyle w:val="Hyperlink"/>
+          </w:rPr>
+          <w:t xml:space="preserve">33</w:t>
+        </w:r>
+      </w:hyperlink>
+      <w:r>
+        <w:t xml:space="preserve">; the closest fully-substituted ring previously characterised is the isomeric 3,4,5-trinitro-1</w:t>
+      </w:r>
+      <w:r>
+        <w:rPr>
+          <w:i/>
+          <w:iCs/>
+        </w:rPr>
+        <w:t xml:space="preserve">H</w:t>
+      </w:r>
+      <w:r>
+        <w:t xml:space="preserve">-pyrazole</w:t>
+      </w:r>
+      <w:hyperlink w:anchor="ref-herve2010">
+        <w:r>
+          <w:rPr>
+            <w:rStyle w:val="Hyperlink"/>
+          </w:rPr>
+          <w:t xml:space="preserve">34</w:t>
+        </w:r>
+      </w:hyperlink>
+      <w:r>
+        <w:t xml:space="preserve">, so L1 is a chemotype-class rediscovery with a positionally novel substitution pattern.</w:t>
       </w:r>
     </w:p>
     <w:p>
@@ -1007,7 +1638,7 @@
           <w:b/>
           <w:bCs/>
         </w:rPr>
-        <w:t xml:space="preserve">Top-200 leads in the (</w:t>
+        <w:t xml:space="preserve">Top-200 candidates in the (</w:t>
       </w:r>
       <m:oMath>
         <m:r>
@@ -1044,7 +1675,7 @@
         <w:t xml:space="preserve"> </w:t>
       </w:r>
       <w:r>
-        <w:t xml:space="preserve">Pool=40k joint rerank survivors. (</w:t>
+        <w:t xml:space="preserve">Pool=40k joint rerank survivors plotted as the union of (i) the top-100 by composite score (used downstream for GFN2-xTB triage; see Results, “Twelve DFT-confirmed leads”) and (ii) the next 100 Pareto-front members for context. (</w:t>
       </w:r>
       <w:r>
         <w:rPr>
@@ -1095,7 +1726,7 @@
         <w:t xml:space="preserve"> </w:t>
       </w:r>
       <w:r>
-        <w:t xml:space="preserve">max-Tanimoto-2 to the labelled master, plasma 0–1). Anchors RDX, HMX, CL-20, TATB, PETN and target lines</w:t>
+        <w:t xml:space="preserve">max-Tanimoto to the labelled master on Morgan FP radius 2, plasma 0–1). Anchors RDX, HMX, CL-20, TATB, PETN and target lines</w:t>
       </w:r>
       <w:r>
         <w:t xml:space="preserve"> </w:t>
@@ -1179,7 +1810,7 @@
         <w:t xml:space="preserve"> </w:t>
       </w:r>
       <w:r>
-        <w:t xml:space="preserve">All values calibrated against six anchors (RDX, TATB, HMX, PETN, FOX-7, NTO). Max-Tanimoto computed against the 65,980-row labelled master. Final column is the chemotype family.</w:t>
+        <w:t xml:space="preserve">All values calibrated against six anchors (RDX, TATB, HMX, PETN, FOX-7, NTO). Max-Tanimoto computed against the 65,980-row labelled master. 2D structures appear in Extended Data Fig. 6 and full canonical SMILES strings for every lead are listed in Supplementary Table S1; only L1 (the headline compound, named in the text) is given here. Final column is the chemotype family.</w:t>
       </w:r>
     </w:p>
     <w:tbl>
@@ -1188,7 +1819,7 @@
         <w:tblW w:type="pct" w:w="5000"/>
         <w:jc w:val="center"/>
         <w:tblLook w:firstRow="1" w:lastRow="0" w:firstColumn="0" w:lastColumn="0" w:noHBand="0" w:noVBand="0" w:val="0020"/>
-        <w:tblCaption w:val="Table 1 | Twelve DFT-confirmed novel leads. All values calibrated against six anchors (RDX, TATB, HMX, PETN, FOX-7, NTO). Max-Tanimoto computed against the 65,980-row labelled master. Final column is the chemotype family."/>
+        <w:tblCaption w:val="Table 1 | Twelve DFT-confirmed novel leads. All values calibrated against six anchors (RDX, TATB, HMX, PETN, FOX-7, NTO). Max-Tanimoto computed against the 65,980-row labelled master. 2D structures appear in Extended Data Fig. 6 and full canonical SMILES strings for every lead are listed in Supplementary Table S1; only L1 (the headline compound, named in the text) is given here. Final column is the chemotype family."/>
         <w:tblLayout w:type="autofit"/>
         <w:tblBorders>
           <w:top w:val="single" w:sz="10" w:color="4F6272"/>
@@ -1200,13 +1831,12 @@
         </w:tblBorders>
       </w:tblPr>
       <w:tblGrid>
-        <w:gridCol w:w="1131"/>
-        <w:gridCol w:w="1131"/>
-        <w:gridCol w:w="1131"/>
-        <w:gridCol w:w="1131"/>
-        <w:gridCol w:w="1131"/>
-        <w:gridCol w:w="1131"/>
-        <w:gridCol w:w="1131"/>
+        <w:gridCol w:w="1320"/>
+        <w:gridCol w:w="1320"/>
+        <w:gridCol w:w="1320"/>
+        <w:gridCol w:w="1320"/>
+        <w:gridCol w:w="1320"/>
+        <w:gridCol w:w="1320"/>
       </w:tblGrid>
       <w:tr>
         <w:trPr>
@@ -1238,35 +1868,6 @@
                 <w:sz w:val="19"/>
               </w:rPr>
               <w:t xml:space="preserve">ID</w:t>
-            </w:r>
-          </w:p>
-        </w:tc>
-        <w:tc>
-          <w:tcPr>
-            <w:shd w:fill="EEF3F7"/>
-            <w:tcBorders>
-              <w:left w:val="single" w:sz="4" w:color="D9E1E8"/>
-              <w:right w:val="single" w:sz="4" w:color="D9E1E8"/>
-              <w:top w:val="single" w:sz="4" w:color="D9E1E8"/>
-              <w:bottom w:val="single" w:sz="8" w:color="9FB0C2"/>
-            </w:tcBorders>
-          </w:tcPr>
-          <w:p>
-            <w:pPr>
-              <w:pStyle w:val="Compact"/>
-              <w:spacing w:before="0" w:after="20" w:line="240" w:lineRule="auto"/>
-              <w:jc w:val="center"/>
-              <w:keepNext w:val="0"/>
-              <w:keepLines/>
-              <w:widowControl w:val="1"/>
-            </w:pPr>
-            <w:r>
-              <w:rPr>
-                <w:rFonts w:ascii="Times New Roman" w:hAnsi="Times New Roman"/>
-                <w:b/>
-                <w:sz w:val="19"/>
-              </w:rPr>
-              <w:t xml:space="preserve">SMILES</w:t>
             </w:r>
           </w:p>
         </w:tc>
@@ -1506,7 +2107,7 @@
                 <w:b/>
                 <w:sz w:val="19"/>
               </w:rPr>
-              <w:t xml:space="preserve">family</w:t>
+              <w:t xml:space="preserve">chemotype family</w:t>
             </w:r>
           </w:p>
         </w:tc>
@@ -1539,33 +2140,19 @@
               </w:rPr>
               <w:t xml:space="preserve">L1</w:t>
             </w:r>
-          </w:p>
-        </w:tc>
-        <w:tc>
-          <w:tcPr>
-            <w:tcBorders>
-              <w:left w:val="single" w:sz="4" w:color="D9E1E8"/>
-              <w:right w:val="single" w:sz="4" w:color="D9E1E8"/>
-              <w:top w:val="single" w:sz="4" w:color="D9E1E8"/>
-              <w:bottom w:val="single" w:sz="4" w:color="D9E1E8"/>
-            </w:tcBorders>
-          </w:tcPr>
-          <w:p>
-            <w:pPr>
-              <w:pStyle w:val="Compact"/>
-              <w:spacing w:before="0" w:after="20" w:line="240" w:lineRule="auto"/>
-              <w:jc w:val="center"/>
-              <w:keepNext w:val="0"/>
-              <w:keepLines/>
-              <w:widowControl w:val="1"/>
-            </w:pPr>
             <w:r>
               <w:rPr>
-                <w:rStyle w:val="VerbatimChar"/>
                 <w:rFonts w:ascii="Times New Roman" w:hAnsi="Times New Roman"/>
                 <w:sz w:val="20"/>
               </w:rPr>
-              <w:t xml:space="preserve">O=N(=O)c1onc(N(=O)=O)c1N(=O)=O</w:t>
+              <w:t xml:space="preserve"> </w:t>
+            </w:r>
+            <w:r>
+              <w:rPr>
+                <w:rFonts w:ascii="Times New Roman" w:hAnsi="Times New Roman"/>
+                <w:sz w:val="20"/>
+              </w:rPr>
+              <w:t xml:space="preserve">(3,4,5-trinitro-1,2-isoxazole)</w:t>
             </w:r>
           </w:p>
         </w:tc>
@@ -1759,34 +2346,6 @@
             </w:pPr>
             <w:r>
               <w:rPr>
-                <w:rStyle w:val="VerbatimChar"/>
-                <w:rFonts w:ascii="Times New Roman" w:hAnsi="Times New Roman"/>
-                <w:sz w:val="20"/>
-              </w:rPr>
-              <w:t xml:space="preserve">(open-chain nitramine)</w:t>
-            </w:r>
-          </w:p>
-        </w:tc>
-        <w:tc>
-          <w:tcPr>
-            <w:tcBorders>
-              <w:left w:val="single" w:sz="4" w:color="D9E1E8"/>
-              <w:right w:val="single" w:sz="4" w:color="D9E1E8"/>
-              <w:top w:val="single" w:sz="4" w:color="D9E1E8"/>
-              <w:bottom w:val="single" w:sz="4" w:color="D9E1E8"/>
-            </w:tcBorders>
-          </w:tcPr>
-          <w:p>
-            <w:pPr>
-              <w:pStyle w:val="Compact"/>
-              <w:spacing w:before="0" w:after="20" w:line="240" w:lineRule="auto"/>
-              <w:jc w:val="center"/>
-              <w:keepNext w:val="0"/>
-              <w:keepLines/>
-              <w:widowControl w:val="1"/>
-            </w:pPr>
-            <w:r>
-              <w:rPr>
                 <w:rFonts w:ascii="Times New Roman" w:hAnsi="Times New Roman"/>
                 <w:sz w:val="20"/>
               </w:rPr>
@@ -1928,34 +2487,6 @@
                 <w:sz w:val="20"/>
               </w:rPr>
               <w:t xml:space="preserve">L3</w:t>
-            </w:r>
-          </w:p>
-        </w:tc>
-        <w:tc>
-          <w:tcPr>
-            <w:tcBorders>
-              <w:left w:val="single" w:sz="4" w:color="D9E1E8"/>
-              <w:right w:val="single" w:sz="4" w:color="D9E1E8"/>
-              <w:top w:val="single" w:sz="4" w:color="D9E1E8"/>
-              <w:bottom w:val="single" w:sz="4" w:color="D9E1E8"/>
-            </w:tcBorders>
-          </w:tcPr>
-          <w:p>
-            <w:pPr>
-              <w:pStyle w:val="Compact"/>
-              <w:spacing w:before="0" w:after="20" w:line="240" w:lineRule="auto"/>
-              <w:jc w:val="center"/>
-              <w:keepNext w:val="0"/>
-              <w:keepLines/>
-              <w:widowControl w:val="1"/>
-            </w:pPr>
-            <w:r>
-              <w:rPr>
-                <w:rStyle w:val="VerbatimChar"/>
-                <w:rFonts w:ascii="Times New Roman" w:hAnsi="Times New Roman"/>
-                <w:sz w:val="20"/>
-              </w:rPr>
-              <w:t xml:space="preserve">(small-ring polynitro)</w:t>
             </w:r>
           </w:p>
         </w:tc>
@@ -2143,34 +2674,6 @@
             </w:pPr>
             <w:r>
               <w:rPr>
-                <w:rStyle w:val="VerbatimChar"/>
-                <w:rFonts w:ascii="Times New Roman" w:hAnsi="Times New Roman"/>
-                <w:sz w:val="20"/>
-              </w:rPr>
-              <w:t xml:space="preserve">(tetrazoline nitramine)</w:t>
-            </w:r>
-          </w:p>
-        </w:tc>
-        <w:tc>
-          <w:tcPr>
-            <w:tcBorders>
-              <w:left w:val="single" w:sz="4" w:color="D9E1E8"/>
-              <w:right w:val="single" w:sz="4" w:color="D9E1E8"/>
-              <w:top w:val="single" w:sz="4" w:color="D9E1E8"/>
-              <w:bottom w:val="single" w:sz="4" w:color="D9E1E8"/>
-            </w:tcBorders>
-          </w:tcPr>
-          <w:p>
-            <w:pPr>
-              <w:pStyle w:val="Compact"/>
-              <w:spacing w:before="0" w:after="20" w:line="240" w:lineRule="auto"/>
-              <w:jc w:val="center"/>
-              <w:keepNext w:val="0"/>
-              <w:keepLines/>
-              <w:widowControl w:val="1"/>
-            </w:pPr>
-            <w:r>
-              <w:rPr>
                 <w:rFonts w:ascii="Times New Roman" w:hAnsi="Times New Roman"/>
                 <w:sz w:val="20"/>
               </w:rPr>
@@ -2282,7 +2785,7 @@
                 <w:rFonts w:ascii="Times New Roman" w:hAnsi="Times New Roman"/>
                 <w:sz w:val="20"/>
               </w:rPr>
-              <w:t xml:space="preserve">tetrazoline</w:t>
+              <w:t xml:space="preserve">tetrazoline nitramine</w:t>
             </w:r>
           </w:p>
         </w:tc>
@@ -2312,34 +2815,6 @@
                 <w:sz w:val="20"/>
               </w:rPr>
               <w:t xml:space="preserve">L5</w:t>
-            </w:r>
-          </w:p>
-        </w:tc>
-        <w:tc>
-          <w:tcPr>
-            <w:tcBorders>
-              <w:left w:val="single" w:sz="4" w:color="D9E1E8"/>
-              <w:right w:val="single" w:sz="4" w:color="D9E1E8"/>
-              <w:top w:val="single" w:sz="4" w:color="D9E1E8"/>
-              <w:bottom w:val="single" w:sz="4" w:color="D9E1E8"/>
-            </w:tcBorders>
-          </w:tcPr>
-          <w:p>
-            <w:pPr>
-              <w:pStyle w:val="Compact"/>
-              <w:spacing w:before="0" w:after="20" w:line="240" w:lineRule="auto"/>
-              <w:jc w:val="center"/>
-              <w:keepNext w:val="0"/>
-              <w:keepLines/>
-              <w:widowControl w:val="1"/>
-            </w:pPr>
-            <w:r>
-              <w:rPr>
-                <w:rStyle w:val="VerbatimChar"/>
-                <w:rFonts w:ascii="Times New Roman" w:hAnsi="Times New Roman"/>
-                <w:sz w:val="20"/>
-              </w:rPr>
-              <w:t xml:space="preserve">(acyl oxime nitrate)</w:t>
             </w:r>
           </w:p>
         </w:tc>
@@ -2474,7 +2949,7 @@
                 <w:rFonts w:ascii="Times New Roman" w:hAnsi="Times New Roman"/>
                 <w:sz w:val="20"/>
               </w:rPr>
-              <w:t xml:space="preserve">oxime nitrate</w:t>
+              <w:t xml:space="preserve">acyl oxime nitrate</w:t>
             </w:r>
           </w:p>
         </w:tc>
@@ -2504,34 +2979,6 @@
                 <w:sz w:val="20"/>
               </w:rPr>
               <w:t xml:space="preserve">L9</w:t>
-            </w:r>
-          </w:p>
-        </w:tc>
-        <w:tc>
-          <w:tcPr>
-            <w:tcBorders>
-              <w:left w:val="single" w:sz="4" w:color="D9E1E8"/>
-              <w:right w:val="single" w:sz="4" w:color="D9E1E8"/>
-              <w:top w:val="single" w:sz="4" w:color="D9E1E8"/>
-              <w:bottom w:val="single" w:sz="4" w:color="D9E1E8"/>
-            </w:tcBorders>
-          </w:tcPr>
-          <w:p>
-            <w:pPr>
-              <w:pStyle w:val="Compact"/>
-              <w:spacing w:before="0" w:after="20" w:line="240" w:lineRule="auto"/>
-              <w:jc w:val="center"/>
-              <w:keepNext w:val="0"/>
-              <w:keepLines/>
-              <w:widowControl w:val="1"/>
-            </w:pPr>
-            <w:r>
-              <w:rPr>
-                <w:rStyle w:val="VerbatimChar"/>
-                <w:rFonts w:ascii="Times New Roman" w:hAnsi="Times New Roman"/>
-                <w:sz w:val="20"/>
-              </w:rPr>
-              <w:t xml:space="preserve">(small-ring nitramine)</w:t>
             </w:r>
           </w:p>
         </w:tc>
@@ -2666,7 +3113,7 @@
                 <w:rFonts w:ascii="Times New Roman" w:hAnsi="Times New Roman"/>
                 <w:sz w:val="20"/>
               </w:rPr>
-              <w:t xml:space="preserve">nitramine</w:t>
+              <w:t xml:space="preserve">small-ring nitramine</w:t>
             </w:r>
           </w:p>
         </w:tc>
@@ -2696,34 +3143,6 @@
                 <w:sz w:val="20"/>
               </w:rPr>
               <w:t xml:space="preserve">L11</w:t>
-            </w:r>
-          </w:p>
-        </w:tc>
-        <w:tc>
-          <w:tcPr>
-            <w:tcBorders>
-              <w:left w:val="single" w:sz="4" w:color="D9E1E8"/>
-              <w:right w:val="single" w:sz="4" w:color="D9E1E8"/>
-              <w:top w:val="single" w:sz="4" w:color="D9E1E8"/>
-              <w:bottom w:val="single" w:sz="4" w:color="D9E1E8"/>
-            </w:tcBorders>
-          </w:tcPr>
-          <w:p>
-            <w:pPr>
-              <w:pStyle w:val="Compact"/>
-              <w:spacing w:before="0" w:after="20" w:line="240" w:lineRule="auto"/>
-              <w:jc w:val="center"/>
-              <w:keepNext w:val="0"/>
-              <w:keepLines/>
-              <w:widowControl w:val="1"/>
-            </w:pPr>
-            <w:r>
-              <w:rPr>
-                <w:rStyle w:val="VerbatimChar"/>
-                <w:rFonts w:ascii="Times New Roman" w:hAnsi="Times New Roman"/>
-                <w:sz w:val="20"/>
-              </w:rPr>
-              <w:t xml:space="preserve">(furazan nitro)</w:t>
             </w:r>
           </w:p>
         </w:tc>
@@ -2858,7 +3277,7 @@
                 <w:rFonts w:ascii="Times New Roman" w:hAnsi="Times New Roman"/>
                 <w:sz w:val="20"/>
               </w:rPr>
-              <w:t xml:space="preserve">furazan</w:t>
+              <w:t xml:space="preserve">furazan nitro</w:t>
             </w:r>
           </w:p>
         </w:tc>
@@ -2888,34 +3307,6 @@
                 <w:sz w:val="20"/>
               </w:rPr>
               <w:t xml:space="preserve">L13</w:t>
-            </w:r>
-          </w:p>
-        </w:tc>
-        <w:tc>
-          <w:tcPr>
-            <w:tcBorders>
-              <w:left w:val="single" w:sz="4" w:color="D9E1E8"/>
-              <w:right w:val="single" w:sz="4" w:color="D9E1E8"/>
-              <w:top w:val="single" w:sz="4" w:color="D9E1E8"/>
-              <w:bottom w:val="single" w:sz="4" w:color="D9E1E8"/>
-            </w:tcBorders>
-          </w:tcPr>
-          <w:p>
-            <w:pPr>
-              <w:pStyle w:val="Compact"/>
-              <w:spacing w:before="0" w:after="20" w:line="240" w:lineRule="auto"/>
-              <w:jc w:val="center"/>
-              <w:keepNext w:val="0"/>
-              <w:keepLines/>
-              <w:widowControl w:val="1"/>
-            </w:pPr>
-            <w:r>
-              <w:rPr>
-                <w:rStyle w:val="VerbatimChar"/>
-                <w:rFonts w:ascii="Times New Roman" w:hAnsi="Times New Roman"/>
-                <w:sz w:val="20"/>
-              </w:rPr>
-              <w:t xml:space="preserve">(triazole nitro)</w:t>
             </w:r>
           </w:p>
         </w:tc>
@@ -3050,7 +3441,7 @@
                 <w:rFonts w:ascii="Times New Roman" w:hAnsi="Times New Roman"/>
                 <w:sz w:val="20"/>
               </w:rPr>
-              <w:t xml:space="preserve">triazole</w:t>
+              <w:t xml:space="preserve">nitrotriazole</w:t>
             </w:r>
           </w:p>
         </w:tc>
@@ -3080,34 +3471,6 @@
                 <w:sz w:val="20"/>
               </w:rPr>
               <w:t xml:space="preserve">L16</w:t>
-            </w:r>
-          </w:p>
-        </w:tc>
-        <w:tc>
-          <w:tcPr>
-            <w:tcBorders>
-              <w:left w:val="single" w:sz="4" w:color="D9E1E8"/>
-              <w:right w:val="single" w:sz="4" w:color="D9E1E8"/>
-              <w:top w:val="single" w:sz="4" w:color="D9E1E8"/>
-              <w:bottom w:val="single" w:sz="4" w:color="D9E1E8"/>
-            </w:tcBorders>
-          </w:tcPr>
-          <w:p>
-            <w:pPr>
-              <w:pStyle w:val="Compact"/>
-              <w:spacing w:before="0" w:after="20" w:line="240" w:lineRule="auto"/>
-              <w:jc w:val="center"/>
-              <w:keepNext w:val="0"/>
-              <w:keepLines/>
-              <w:widowControl w:val="1"/>
-            </w:pPr>
-            <w:r>
-              <w:rPr>
-                <w:rStyle w:val="VerbatimChar"/>
-                <w:rFonts w:ascii="Times New Roman" w:hAnsi="Times New Roman"/>
-                <w:sz w:val="20"/>
-              </w:rPr>
-              <w:t xml:space="preserve">(small-ring polynitro)</w:t>
             </w:r>
           </w:p>
         </w:tc>
@@ -3295,34 +3658,6 @@
             </w:pPr>
             <w:r>
               <w:rPr>
-                <w:rStyle w:val="VerbatimChar"/>
-                <w:rFonts w:ascii="Times New Roman" w:hAnsi="Times New Roman"/>
-                <w:sz w:val="20"/>
-              </w:rPr>
-              <w:t xml:space="preserve">(nitramine)</w:t>
-            </w:r>
-          </w:p>
-        </w:tc>
-        <w:tc>
-          <w:tcPr>
-            <w:tcBorders>
-              <w:left w:val="single" w:sz="4" w:color="D9E1E8"/>
-              <w:right w:val="single" w:sz="4" w:color="D9E1E8"/>
-              <w:top w:val="single" w:sz="4" w:color="D9E1E8"/>
-              <w:bottom w:val="single" w:sz="4" w:color="D9E1E8"/>
-            </w:tcBorders>
-          </w:tcPr>
-          <w:p>
-            <w:pPr>
-              <w:pStyle w:val="Compact"/>
-              <w:spacing w:before="0" w:after="20" w:line="240" w:lineRule="auto"/>
-              <w:jc w:val="center"/>
-              <w:keepNext w:val="0"/>
-              <w:keepLines/>
-              <w:widowControl w:val="1"/>
-            </w:pPr>
-            <w:r>
-              <w:rPr>
                 <w:rFonts w:ascii="Times New Roman" w:hAnsi="Times New Roman"/>
                 <w:sz w:val="20"/>
               </w:rPr>
@@ -3487,34 +3822,6 @@
             </w:pPr>
             <w:r>
               <w:rPr>
-                <w:rStyle w:val="VerbatimChar"/>
-                <w:rFonts w:ascii="Times New Roman" w:hAnsi="Times New Roman"/>
-                <w:sz w:val="20"/>
-              </w:rPr>
-              <w:t xml:space="preserve">(high-N heterocycle)</w:t>
-            </w:r>
-          </w:p>
-        </w:tc>
-        <w:tc>
-          <w:tcPr>
-            <w:tcBorders>
-              <w:left w:val="single" w:sz="4" w:color="D9E1E8"/>
-              <w:right w:val="single" w:sz="4" w:color="D9E1E8"/>
-              <w:top w:val="single" w:sz="4" w:color="D9E1E8"/>
-              <w:bottom w:val="single" w:sz="4" w:color="D9E1E8"/>
-            </w:tcBorders>
-          </w:tcPr>
-          <w:p>
-            <w:pPr>
-              <w:pStyle w:val="Compact"/>
-              <w:spacing w:before="0" w:after="20" w:line="240" w:lineRule="auto"/>
-              <w:jc w:val="center"/>
-              <w:keepNext w:val="0"/>
-              <w:keepLines/>
-              <w:widowControl w:val="1"/>
-            </w:pPr>
-            <w:r>
-              <w:rPr>
                 <w:rFonts w:ascii="Times New Roman" w:hAnsi="Times New Roman"/>
                 <w:sz w:val="20"/>
               </w:rPr>
@@ -3626,7 +3933,7 @@
                 <w:rFonts w:ascii="Times New Roman" w:hAnsi="Times New Roman"/>
                 <w:sz w:val="20"/>
               </w:rPr>
-              <w:t xml:space="preserve">tetrazole</w:t>
+              <w:t xml:space="preserve">nitrotetrazole</w:t>
             </w:r>
           </w:p>
         </w:tc>
@@ -3656,34 +3963,6 @@
                 <w:sz w:val="20"/>
               </w:rPr>
               <w:t xml:space="preserve">L20</w:t>
-            </w:r>
-          </w:p>
-        </w:tc>
-        <w:tc>
-          <w:tcPr>
-            <w:tcBorders>
-              <w:left w:val="single" w:sz="4" w:color="D9E1E8"/>
-              <w:right w:val="single" w:sz="4" w:color="D9E1E8"/>
-              <w:top w:val="single" w:sz="4" w:color="D9E1E8"/>
-              <w:bottom w:val="nil"/>
-            </w:tcBorders>
-          </w:tcPr>
-          <w:p>
-            <w:pPr>
-              <w:pStyle w:val="Compact"/>
-              <w:spacing w:before="0" w:after="20" w:line="240" w:lineRule="auto"/>
-              <w:jc w:val="center"/>
-              <w:keepNext w:val="0"/>
-              <w:keepLines/>
-              <w:widowControl w:val="1"/>
-            </w:pPr>
-            <w:r>
-              <w:rPr>
-                <w:rStyle w:val="VerbatimChar"/>
-                <w:rFonts w:ascii="Times New Roman" w:hAnsi="Times New Roman"/>
-                <w:sz w:val="20"/>
-              </w:rPr>
-              <w:t xml:space="preserve">(extension lead)</w:t>
             </w:r>
           </w:p>
         </w:tc>
@@ -3818,7 +4097,7 @@
                 <w:rFonts w:ascii="Times New Roman" w:hAnsi="Times New Roman"/>
                 <w:sz w:val="20"/>
               </w:rPr>
-              <w:t xml:space="preserve">nitramine</w:t>
+              <w:t xml:space="preserve">nitramine (extension)</w:t>
             </w:r>
           </w:p>
         </w:tc>
@@ -3882,7 +4161,7 @@
         <w:t xml:space="preserve"> </w:t>
       </w:r>
       <w:r>
-        <w:t xml:space="preserve">and</w:t>
+        <w:t xml:space="preserve">(slightly below L1) but</w:t>
       </w:r>
       <w:r>
         <w:t xml:space="preserve"> </w:t>
@@ -3918,7 +4197,7 @@
         <w:t xml:space="preserve"> </w:t>
       </w:r>
       <w:r>
-        <w:t xml:space="preserve">km/s — both higher than L1, from a chemotype family disjoint from L1's. The 1,2,3,5-oxatriazole ring system has known thermal and Lewis-acid ring-opening pathways</w:t>
+        <w:t xml:space="preserve">km/s (0.75 km/s above L1), from a chemotype family disjoint from L1's. The 1,2,3,5-oxatriazole ring system has known thermal and Lewis-acid ring-opening pathways</w:t>
       </w:r>
       <w:hyperlink w:anchor="ref-sheremetev2007">
         <w:r>
@@ -3928,6 +4207,14 @@
           <w:t xml:space="preserve">6</w:t>
         </w:r>
       </w:hyperlink>
+      <w:hyperlink w:anchor="ref-katritzky2010">
+        <w:r>
+          <w:rPr>
+            <w:rStyle w:val="Hyperlink"/>
+          </w:rPr>
+          <w:t xml:space="preserve">40</w:t>
+        </w:r>
+      </w:hyperlink>
       <w:r>
         <w:t xml:space="preserve">; a dedicated bond-dissociation-energy and DSC/TGA stability screen is required before E1 reaches L1 confidence, and the six-anchor calibration set contains no oxatriazole-class member, so E1's calibrated</w:t>
       </w:r>
@@ -3947,7 +4234,7 @@
       </w:r>
     </w:p>
     <w:bookmarkEnd w:id="18"/>
-    <w:bookmarkStart w:id="22" w:name="calibrated-dft-validation"/>
+    <w:bookmarkStart w:id="22" w:name="res-dft"/>
     <w:p>
       <w:pPr>
         <w:pStyle w:val="Heading3"/>
@@ -4173,7 +4460,10 @@
         <w:t xml:space="preserve"> </w:t>
       </w:r>
       <w:r>
-        <w:t xml:space="preserve">at high nitrogen fraction where the assumed product distribution breaks down. L1 sits in the PETN-like regime (</w:t>
+        <w:t xml:space="preserve">at high nitrogen fraction where the assumed product distribution breaks down. L1 sits in a regime similar to the anchor PETN (one of the six calibration compounds;</w:t>
+      </w:r>
+      <w:r>
+        <w:t xml:space="preserve"> </w:t>
       </w:r>
       <m:oMath>
         <m:sSub>
@@ -4245,7 +4535,7 @@
       <w:r>
         <w:drawing>
           <wp:inline>
-            <wp:extent cx="5943600" cy="2667966"/>
+            <wp:extent cx="5943600" cy="2589160"/>
             <wp:effectExtent b="0" l="0" r="0" t="0"/>
             <wp:docPr descr="DFT calibration dumbbell and N-fraction residual scatter" title="" id="20" name="Picture"/>
             <a:graphic>
@@ -4266,7 +4556,7 @@
                   <pic:spPr bwMode="auto">
                     <a:xfrm>
                       <a:off x="0" y="0"/>
-                      <a:ext cx="5943600" cy="2667966"/>
+                      <a:ext cx="5943600" cy="2589160"/>
                     </a:xfrm>
                     <a:prstGeom prst="rect">
                       <a:avLst/>
@@ -4368,7 +4658,35 @@
         <w:t xml:space="preserve">b</w:t>
       </w:r>
       <w:r>
-        <w:t xml:space="preserve">) Per-row residual (DFT-K-J calibrated minus 3D-CNN) versus nitrogen fraction</w:t>
+        <w:t xml:space="preserve">) Per-row residual (experimental</w:t>
+      </w:r>
+      <w:r>
+        <w:t xml:space="preserve"> </w:t>
+      </w:r>
+      <m:oMath>
+        <m:r>
+          <m:t>D</m:t>
+        </m:r>
+      </m:oMath>
+      <w:r>
+        <w:t xml:space="preserve"> </w:t>
+      </w:r>
+      <w:r>
+        <w:t xml:space="preserve">minus closed-form Kamlet–Jacobs</w:t>
+      </w:r>
+      <w:r>
+        <w:t xml:space="preserve"> </w:t>
+      </w:r>
+      <m:oMath>
+        <m:r>
+          <m:t>D</m:t>
+        </m:r>
+      </m:oMath>
+      <w:r>
+        <w:t xml:space="preserve"> </w:t>
+      </w:r>
+      <w:r>
+        <w:t xml:space="preserve">recomputed from the row's measured density and heat of formation) versus nitrogen fraction</w:t>
       </w:r>
       <w:r>
         <w:t xml:space="preserve"> </w:t>
@@ -4425,11 +4743,11 @@
         <w:t xml:space="preserve"> </w:t>
       </w:r>
       <w:r>
-        <w:t xml:space="preserve">consistent with prior literature; L1 sits in the PETN-reliable band.</w:t>
+        <w:t xml:space="preserve">(where the assumed gas-product distribution deviates from the actual high-N CHNO product mix) consistent with prior literature; L1 sits in the PETN-reliable band.</w:t>
       </w:r>
     </w:p>
     <w:bookmarkEnd w:id="22"/>
-    <w:bookmarkStart w:id="26" w:name="novelty-and-synthesisability"/>
+    <w:bookmarkStart w:id="26" w:name="res-novelty"/>
     <w:p>
       <w:pPr>
         <w:pStyle w:val="Heading3"/>
@@ -4477,7 +4795,7 @@
         <w:t xml:space="preserve"> </w:t>
       </w:r>
       <w:r>
-        <w:t xml:space="preserve">(the one rediscovery is a low-rank tetrazole derivative).</w:t>
+        <w:t xml:space="preserve">(three transient PUG REST API errors excluded from the denominator; the one rediscovery is a low-rank tetrazole derivative).</w:t>
       </w:r>
       <w:r>
         <w:t xml:space="preserve"> </w:t>
@@ -4651,7 +4969,7 @@
         <w:widowControl w:val="1"/>
       </w:pPr>
       <w:r>
-        <w:t xml:space="preserve">Across the four no-diffusion baselines, the failure modes are distinct and quantifiable. SMILES-LSTM (two-layer, 6 M parameters, trained on the same 326k SMILES corpus) memorises 18.3% of its outputs as exact labelled-master matches (3 seeds, s.d. 0.5%). SELFIES-GA returns 75 of 100 top candidates as exact corpus rediscoveries; its best novel candidate at 40k pool collapses from</w:t>
+        <w:t xml:space="preserve">Across the four no-diffusion baselines, the failure modes are distinct and quantifiable (Fig. 4). SMILES-LSTM (two-layer, 6 M parameters, trained on the same 326k SMILES corpus) memorises 18.3% of its outputs as exact labelled-master matches (3 seeds, s.d. 0.5%). SELFIES-GA returns 75 of 100 top candidates as exact corpus rediscoveries; its best novel candidate at 40k pool collapses from</w:t>
       </w:r>
       <w:r>
         <w:t xml:space="preserve"> </w:t>
@@ -4821,11 +5139,25 @@
         <w:t xml:space="preserve"> </w:t>
       </w:r>
       <w:r>
-        <w:t xml:space="preserve">targets DGLD conditions on. Distribution-learning metrics confirm the design intent: SMILES-LSTM has FCD 0.52 against a 5,000-row labelled master sample (distributionally indistinguishable because it reproduces labelled rows), while DGLD has FCD 24–26 across guidance conditions, with anti-correlation between FCD and Pareto-reranker composite within DGLD — the diffusion sampler performs a targeted search off the prior, not corpus mimicry.</w:t>
+        <w:t xml:space="preserve">targets DGLD conditions on. Distribution-learning metrics</w:t>
+      </w:r>
+      <w:hyperlink w:anchor="ref-polykovskiy2020moses">
+        <w:r>
+          <w:rPr>
+            <w:rStyle w:val="Hyperlink"/>
+          </w:rPr>
+          <w:t xml:space="preserve">27</w:t>
+        </w:r>
+      </w:hyperlink>
+      <w:r>
+        <w:t xml:space="preserve"> </w:t>
+      </w:r>
+      <w:r>
+        <w:t xml:space="preserve">confirm the design intent: SMILES-LSTM has Fréchet ChemNet Distance (FCD) 0.52 against a 5,000-row labelled master sample (distributionally indistinguishable because it reproduces labelled rows), while DGLD has FCD 24–26 across guidance conditions, with anti-correlation between FCD and Pareto-reranker composite within DGLD — the diffusion sampler performs a targeted search off the prior, not corpus mimicry.</w:t>
       </w:r>
     </w:p>
     <w:bookmarkEnd w:id="26"/>
-    <w:bookmarkStart w:id="30" w:name="component-contributions"/>
+    <w:bookmarkStart w:id="30" w:name="res-ablations"/>
     <w:p>
       <w:pPr>
         <w:pStyle w:val="Heading3"/>
@@ -4846,7 +5178,7 @@
         <w:widowControl w:val="1"/>
       </w:pPr>
       <w:r>
-        <w:t xml:space="preserve">Seven ablations isolate the contribution of each system component to the headline result. Removing the tier gate causes the sampler to collapse to high-nitrogen degenerate open chains (post-filter keep-rate jumps from 4.6% to 53.9% as low-quality candidates flood the survivors), with validation loss rising by 0.089. Replacing the diffusion latent with a Gaussian</w:t>
+        <w:t xml:space="preserve">Seven ablations isolate the contribution of each system component to the headline result (Fig. 5). Removing the tier gate causes the sampler to collapse to high-nitrogen degenerate open chains (post-filter keep-rate jumps from 4.6% to 53.9% as low-quality candidates flood the survivors), with validation loss rising by 0.089. Replacing the diffusion latent with a Gaussian</w:t>
       </w:r>
       <w:r>
         <w:t xml:space="preserve"> </w:t>
@@ -4993,7 +5325,7 @@
       <w:r>
         <w:drawing>
           <wp:inline>
-            <wp:extent cx="5943600" cy="2621267"/>
+            <wp:extent cx="5943600" cy="2095370"/>
             <wp:effectExtent b="0" l="0" r="0" t="0"/>
             <wp:docPr descr="Guidance-axis ablation forest plot" title="" id="28" name="Picture"/>
             <a:graphic>
@@ -5014,7 +5346,7 @@
                   <pic:spPr bwMode="auto">
                     <a:xfrm>
                       <a:off x="0" y="0"/>
-                      <a:ext cx="5943600" cy="2621267"/>
+                      <a:ext cx="5943600" cy="2095370"/>
                     </a:xfrm>
                     <a:prstGeom prst="rect">
                       <a:avLst/>
@@ -5068,7 +5400,27 @@
         <w:t xml:space="preserve"> </w:t>
       </w:r>
       <w:r>
-        <w:t xml:space="preserve">Effect size (delta versus unguided Hz-C0 = SA-C0 baseline) per metric across six guided conditions (Hz-C1…Hz-C3, SA-C1…SA-C3). Error bars are propagated standard errors over three seeds. Composite and max-Tanimoto: negative delta is improvement;</w:t>
+        <w:t xml:space="preserve">Effect size (delta versus unguided Hz-C0 = SA-C0 baseline) for four metrics across six guided conditions: (</w:t>
+      </w:r>
+      <w:r>
+        <w:rPr>
+          <w:b/>
+          <w:bCs/>
+        </w:rPr>
+        <w:t xml:space="preserve">a</w:t>
+      </w:r>
+      <w:r>
+        <w:t xml:space="preserve">) top-1 composite penalty (lower = better); (</w:t>
+      </w:r>
+      <w:r>
+        <w:rPr>
+          <w:b/>
+          <w:bCs/>
+        </w:rPr>
+        <w:t xml:space="preserve">b</w:t>
+      </w:r>
+      <w:r>
+        <w:t xml:space="preserve">) top-1 detonation velocity</w:t>
       </w:r>
       <w:r>
         <w:t xml:space="preserve"> </w:t>
@@ -5079,10 +5431,27 @@
         </m:r>
       </m:oMath>
       <w:r>
-        <w:t xml:space="preserve"> </w:t>
-      </w:r>
-      <w:r>
-        <w:t xml:space="preserve">and</w:t>
+        <w:t xml:space="preserve">; (</w:t>
+      </w:r>
+      <w:r>
+        <w:rPr>
+          <w:b/>
+          <w:bCs/>
+        </w:rPr>
+        <w:t xml:space="preserve">c</w:t>
+      </w:r>
+      <w:r>
+        <w:t xml:space="preserve">) max-Tanimoto to labelled master (lower = more novel); (</w:t>
+      </w:r>
+      <w:r>
+        <w:rPr>
+          <w:b/>
+          <w:bCs/>
+        </w:rPr>
+        <w:t xml:space="preserve">d</w:t>
+      </w:r>
+      <w:r>
+        <w:t xml:space="preserve">) top-1 detonation pressure</w:t>
       </w:r>
       <w:r>
         <w:t xml:space="preserve"> </w:t>
@@ -5093,7 +5462,7 @@
         </m:r>
       </m:oMath>
       <w:r>
-        <w:t xml:space="preserve">: positive delta is improvement. Hz-C2 (viability + sensitivity + hazard) is the most novel condition; SA-axis additions consistently trade novelty for composite degradation, so the production configuration sets</w:t>
+        <w:t xml:space="preserve">. Error bars are propagated standard errors over three seeds. Markers are coloured and shaped by axis: blue diamonds for hazard-axis (Hz-) conditions, orange squares for SA-axis (SA-) conditions. Hz-C2 (viability + sensitivity + hazard; bold row label, marked “prod.”) is the most novel condition; SA-axis additions consistently trade novelty for composite degradation, so the production configuration sets</w:t>
       </w:r>
       <w:r>
         <w:t xml:space="preserve"> </w:t>
@@ -5260,7 +5629,7 @@
         </m:r>
       </m:oMath>
       <w:r>
-        <w:t xml:space="preserve">, roughly twice the 6-anchor calibration uncertainty. The 6-anchor empirical calibration absorbs most of the systematic packing-factor error and reduces the residual to</w:t>
+        <w:t xml:space="preserve">, roughly twice the 6-anchor calibration uncertainty. The 6-anchor empirical calibration absorbs the average systematic packing-factor offset across the anchors, leaving a leave-one-out residual of</w:t>
       </w:r>
       <w:r>
         <w:t xml:space="preserve"> </w:t>
@@ -5289,7 +5658,21 @@
         <w:t xml:space="preserve">3</w:t>
       </w:r>
       <w:r>
-        <w:t xml:space="preserve">, but polymorph screening is absent — high-nitrogen heterocycles frequently exhibit multiple crystal forms with different densities and sensitivity profiles. Crystal structure prediction or experimental single-crystal X-ray diffraction is the critical missing step before any density-based performance claim can be considered quantitative. Second, absolute detonation velocities are reported under the closed-form Kamlet–Jacobs approximation. Absolute-grade numbers require a thermochemical-equilibrium Chapman–Jouguet code with a covolume equation of state (EXPLO5, Cheetah-2, or the open-source Cantera-based Shock and Detonation Toolbox); we report relative ranking against six anchors and quantify the regime-dependent K-J residual but do not run a full thermochemical-equilibrium recompute. Third, the 3D-CNN surrogate that scores the bulk of the candidate pool is well-calibrated on the labelled distribution but extrapolates onto the high-density tail with unquantified reliability; the SELFIES-GA collapse from</w:t>
+        <w:t xml:space="preserve">; per-compound deviations from the average packing factor remain unquantified, and polymorph screening is absent — high-nitrogen heterocycles frequently exhibit multiple crystal forms with different densities and sensitivity profiles. Crystal structure prediction</w:t>
+      </w:r>
+      <w:hyperlink w:anchor="ref-csp2023">
+        <w:r>
+          <w:rPr>
+            <w:rStyle w:val="Hyperlink"/>
+          </w:rPr>
+          <w:t xml:space="preserve">39</w:t>
+        </w:r>
+      </w:hyperlink>
+      <w:r>
+        <w:t xml:space="preserve"> </w:t>
+      </w:r>
+      <w:r>
+        <w:t xml:space="preserve">or experimental single-crystal X-ray diffraction is the critical missing step before any density-based performance claim can be considered quantitative. Second, absolute detonation velocities are reported under the closed-form Kamlet–Jacobs approximation. Absolute-grade numbers require a thermochemical-equilibrium Chapman–Jouguet code with a covolume equation of state (EXPLO5, Cheetah-2, or the open-source Cantera-based Shock and Detonation Toolbox); we report relative ranking against six anchors and quantify the regime-dependent K-J residual but do not run a full thermochemical-equilibrium recompute. Third, the 3D-CNN surrogate that scores the bulk of the candidate pool is well-calibrated on the labelled distribution but extrapolates onto the high-density tail with unquantified reliability; the SELFIES-GA collapse from</w:t>
       </w:r>
       <w:r>
         <w:t xml:space="preserve"> </w:t>
@@ -5336,62 +5719,11 @@
         <w:widowControl w:val="1"/>
       </w:pPr>
       <w:r>
-        <w:t xml:space="preserve">The tier-gating recipe generalises beyond energetic materials. Wherever a generative-ML problem has labels stratified by experimental confidence — pharmaceutical bioactivity (assay versus literature versus surrogate), materials property prediction (measured versus computed versus inferred), or any setting where data heterogeneity is a structural feature rather than a defect to be cleaned away — the four-tier recipe of routing trusted labels to the conditional gradient and untrusted labels to the unconditional prior generalises directly. Only the validation funnel changes per application: in our case, SMARTS</w:t>
-      </w:r>
-      <w:r>
-        <w:t xml:space="preserve"> </w:t>
-      </w:r>
-      <m:oMath>
-        <m:r>
-          <m:rPr>
-            <m:sty m:val="p"/>
-          </m:rPr>
-          <m:t>→</m:t>
-        </m:r>
-      </m:oMath>
-      <w:r>
-        <w:t xml:space="preserve"> </w:t>
-      </w:r>
-      <w:r>
-        <w:t xml:space="preserve">Pareto</w:t>
-      </w:r>
-      <w:r>
-        <w:t xml:space="preserve"> </w:t>
-      </w:r>
-      <m:oMath>
-        <m:r>
-          <m:rPr>
-            <m:sty m:val="p"/>
-          </m:rPr>
-          <m:t>→</m:t>
-        </m:r>
-      </m:oMath>
-      <w:r>
-        <w:t xml:space="preserve"> </w:t>
-      </w:r>
-      <w:r>
-        <w:t xml:space="preserve">GFN2-xTB</w:t>
-      </w:r>
-      <w:r>
-        <w:t xml:space="preserve"> </w:t>
-      </w:r>
-      <m:oMath>
-        <m:r>
-          <m:rPr>
-            <m:sty m:val="p"/>
-          </m:rPr>
-          <m:t>→</m:t>
-        </m:r>
-      </m:oMath>
-      <w:r>
-        <w:t xml:space="preserve"> </w:t>
-      </w:r>
-      <w:r>
-        <w:t xml:space="preserve">DFT, but the same four-stage scaffold of cheap-to-expensive triage applies wherever a candidate-list paper terminates in first-principles audit. Code, checkpoints and the 918 mined hard negatives are released openly to enable both reproduction and extension.</w:t>
+        <w:t xml:space="preserve">The tier-gating recipe is in principle domain-agnostic. Many generative-ML problems share the same structural feature: labels stratified by experimental confidence (pharmaceutical bioactivity assay versus literature versus QSAR surrogate; materials property prediction measured versus computed versus inferred). The same four-tier mechanism — trusted labels driving the conditional gradient, noisy labels training only the unconditional prior — should apply directly, with only the validation funnel changing per application. Whether the recipe transfers cleanly outside energetic materials remains to be demonstrated empirically. Code, checkpoints and the 918 mined hard negatives are released openly under permissive licences (Methods, "Code availability") to enable both reproduction within energetic materials and re-use of the tier-gating mechanism in other label-stratified domains.</w:t>
       </w:r>
     </w:p>
     <w:bookmarkEnd w:id="32"/>
-    <w:bookmarkStart w:id="84" w:name="sec-refs"/>
+    <w:bookmarkStart w:id="81" w:name="sec-refs"/>
     <w:p>
       <w:pPr>
         <w:pStyle w:val="ReferencesHeading"/>
@@ -5407,9 +5739,21 @@
     <w:p>
       <w:pPr>
         <w:pStyle w:val="ReferenceEntry"/>
+        <w:jc w:val="left"/>
+        <w:keepNext w:val="0"/>
+        <w:keepLines w:val="0"/>
+        <w:widowControl w:val="1"/>
+      </w:pPr>
+      <w:r>
+        <w:t xml:space="preserve">References cited in the main text and in Methods are merged into a single numbered list below.</w:t>
+      </w:r>
+    </w:p>
+    <w:p>
+      <w:pPr>
+        <w:pStyle w:val="ReferenceEntry"/>
         <w:numPr>
           <w:ilvl w:val="0"/>
-          <w:numId w:val="1001"/>
+          <w:numId w:val="1004"/>
         </w:numPr>
         <w:jc w:val="left"/>
         <w:keepNext w:val="0"/>
@@ -5450,7 +5794,7 @@
         <w:pStyle w:val="ReferenceEntry"/>
         <w:numPr>
           <w:ilvl w:val="0"/>
-          <w:numId w:val="1001"/>
+          <w:numId w:val="1004"/>
         </w:numPr>
         <w:jc w:val="left"/>
         <w:keepNext w:val="0"/>
@@ -5491,7 +5835,7 @@
         <w:pStyle w:val="ReferenceEntry"/>
         <w:numPr>
           <w:ilvl w:val="0"/>
-          <w:numId w:val="1001"/>
+          <w:numId w:val="1004"/>
         </w:numPr>
         <w:jc w:val="left"/>
         <w:keepNext w:val="0"/>
@@ -5541,7 +5885,7 @@
         <w:pStyle w:val="ReferenceEntry"/>
         <w:numPr>
           <w:ilvl w:val="0"/>
-          <w:numId w:val="1001"/>
+          <w:numId w:val="1004"/>
         </w:numPr>
         <w:jc w:val="left"/>
         <w:keepNext w:val="0"/>
@@ -5575,7 +5919,7 @@
         <w:pStyle w:val="ReferenceEntry"/>
         <w:numPr>
           <w:ilvl w:val="0"/>
-          <w:numId w:val="1001"/>
+          <w:numId w:val="1004"/>
         </w:numPr>
         <w:jc w:val="left"/>
         <w:keepNext w:val="0"/>
@@ -5616,7 +5960,7 @@
         <w:pStyle w:val="ReferenceEntry"/>
         <w:numPr>
           <w:ilvl w:val="0"/>
-          <w:numId w:val="1001"/>
+          <w:numId w:val="1004"/>
         </w:numPr>
         <w:jc w:val="left"/>
         <w:keepNext w:val="0"/>
@@ -5657,7 +6001,7 @@
         <w:pStyle w:val="ReferenceEntry"/>
         <w:numPr>
           <w:ilvl w:val="0"/>
-          <w:numId w:val="1001"/>
+          <w:numId w:val="1004"/>
         </w:numPr>
         <w:jc w:val="left"/>
         <w:keepNext w:val="0"/>
@@ -5714,7 +6058,7 @@
         <w:pStyle w:val="ReferenceEntry"/>
         <w:numPr>
           <w:ilvl w:val="0"/>
-          <w:numId w:val="1001"/>
+          <w:numId w:val="1004"/>
         </w:numPr>
         <w:jc w:val="left"/>
         <w:keepNext w:val="0"/>
@@ -5771,7 +6115,7 @@
         <w:pStyle w:val="ReferenceEntry"/>
         <w:numPr>
           <w:ilvl w:val="0"/>
-          <w:numId w:val="1001"/>
+          <w:numId w:val="1004"/>
         </w:numPr>
         <w:jc w:val="left"/>
         <w:keepNext w:val="0"/>
@@ -5821,7 +6165,7 @@
         <w:pStyle w:val="ReferenceEntry"/>
         <w:numPr>
           <w:ilvl w:val="0"/>
-          <w:numId w:val="1001"/>
+          <w:numId w:val="1004"/>
         </w:numPr>
         <w:jc w:val="left"/>
         <w:keepNext w:val="0"/>
@@ -5862,7 +6206,7 @@
         <w:pStyle w:val="ReferenceEntry"/>
         <w:numPr>
           <w:ilvl w:val="0"/>
-          <w:numId w:val="1001"/>
+          <w:numId w:val="1004"/>
         </w:numPr>
         <w:jc w:val="left"/>
         <w:keepNext w:val="0"/>
@@ -5896,7 +6240,7 @@
         <w:pStyle w:val="ReferenceEntry"/>
         <w:numPr>
           <w:ilvl w:val="0"/>
-          <w:numId w:val="1001"/>
+          <w:numId w:val="1004"/>
         </w:numPr>
         <w:jc w:val="left"/>
         <w:keepNext w:val="0"/>
@@ -5953,7 +6297,7 @@
         <w:pStyle w:val="ReferenceEntry"/>
         <w:numPr>
           <w:ilvl w:val="0"/>
-          <w:numId w:val="1001"/>
+          <w:numId w:val="1004"/>
         </w:numPr>
         <w:jc w:val="left"/>
         <w:keepNext w:val="0"/>
@@ -5987,7 +6331,7 @@
         <w:pStyle w:val="ReferenceEntry"/>
         <w:numPr>
           <w:ilvl w:val="0"/>
-          <w:numId w:val="1001"/>
+          <w:numId w:val="1004"/>
         </w:numPr>
         <w:jc w:val="left"/>
         <w:keepNext w:val="0"/>
@@ -6021,7 +6365,7 @@
         <w:pStyle w:val="ReferenceEntry"/>
         <w:numPr>
           <w:ilvl w:val="0"/>
-          <w:numId w:val="1001"/>
+          <w:numId w:val="1004"/>
         </w:numPr>
         <w:jc w:val="left"/>
         <w:keepNext w:val="0"/>
@@ -6062,32 +6406,16 @@
         <w:pStyle w:val="ReferenceEntry"/>
         <w:numPr>
           <w:ilvl w:val="0"/>
-          <w:numId w:val="1001"/>
+          <w:numId w:val="1004"/>
         </w:numPr>
         <w:jc w:val="left"/>
         <w:keepNext w:val="0"/>
         <w:keepLines w:val="0"/>
         <w:widowControl w:val="1"/>
       </w:pPr>
-      <w:bookmarkStart w:id="48" w:name="ref-sun2020pyscf"/>
-      <w:r>
-        <w:t xml:space="preserve">Sun, Q.</w:t>
-      </w:r>
-      <w:r>
-        <w:t xml:space="preserve"> </w:t>
-      </w:r>
-      <w:r>
-        <w:rPr>
-          <w:i/>
-          <w:iCs/>
-        </w:rPr>
-        <w:t xml:space="preserve">et al.</w:t>
-      </w:r>
-      <w:r>
-        <w:t xml:space="preserve"> </w:t>
-      </w:r>
-      <w:r>
-        <w:t xml:space="preserve">Recent developments in the PySCF program package.</w:t>
+      <w:bookmarkStart w:id="48" w:name="ref-becke1993"/>
+      <w:r>
+        <w:t xml:space="preserve">Becke, A. D. Density-functional thermochemistry. III. The role of exact exchange.</w:t>
       </w:r>
       <w:r>
         <w:t xml:space="preserve"> </w:t>
@@ -6107,10 +6435,10 @@
           <w:b/>
           <w:bCs/>
         </w:rPr>
-        <w:t xml:space="preserve">153</w:t>
-      </w:r>
-      <w:r>
-        <w:t xml:space="preserve">, 024109 (2020).</w:t>
+        <w:t xml:space="preserve">98</w:t>
+      </w:r>
+      <w:r>
+        <w:t xml:space="preserve">, 5648–5652 (1993).</w:t>
       </w:r>
       <w:bookmarkEnd w:id="48"/>
     </w:p>
@@ -6119,16 +6447,16 @@
         <w:pStyle w:val="ReferenceEntry"/>
         <w:numPr>
           <w:ilvl w:val="0"/>
-          <w:numId w:val="1001"/>
+          <w:numId w:val="1004"/>
         </w:numPr>
         <w:jc w:val="left"/>
         <w:keepNext w:val="0"/>
         <w:keepLines w:val="0"/>
         <w:widowControl w:val="1"/>
       </w:pPr>
-      <w:bookmarkStart w:id="49" w:name="ref-becke1993"/>
-      <w:r>
-        <w:t xml:space="preserve">Becke, A. D. Density-functional thermochemistry. III. The role of exact exchange.</w:t>
+      <w:bookmarkStart w:id="49" w:name="ref-lyp1988"/>
+      <w:r>
+        <w:t xml:space="preserve">Lee, C., Yang, W. &amp; Parr, R. G. Development of the Colle–Salvetti correlation-energy formula into a functional of the electron density.</w:t>
       </w:r>
       <w:r>
         <w:t xml:space="preserve"> </w:t>
@@ -6138,7 +6466,7 @@
           <w:i/>
           <w:iCs/>
         </w:rPr>
-        <w:t xml:space="preserve">J. Chem. Phys.</w:t>
+        <w:t xml:space="preserve">Phys. Rev. B</w:t>
       </w:r>
       <w:r>
         <w:t xml:space="preserve"> </w:t>
@@ -6148,10 +6476,10 @@
           <w:b/>
           <w:bCs/>
         </w:rPr>
-        <w:t xml:space="preserve">98</w:t>
-      </w:r>
-      <w:r>
-        <w:t xml:space="preserve">, 5648–5652 (1993).</w:t>
+        <w:t xml:space="preserve">37</w:t>
+      </w:r>
+      <w:r>
+        <w:t xml:space="preserve">, 785–789 (1988).</w:t>
       </w:r>
       <w:bookmarkEnd w:id="49"/>
     </w:p>
@@ -6160,16 +6488,27 @@
         <w:pStyle w:val="ReferenceEntry"/>
         <w:numPr>
           <w:ilvl w:val="0"/>
-          <w:numId w:val="1001"/>
+          <w:numId w:val="1004"/>
         </w:numPr>
         <w:jc w:val="left"/>
         <w:keepNext w:val="0"/>
         <w:keepLines w:val="0"/>
         <w:widowControl w:val="1"/>
       </w:pPr>
-      <w:bookmarkStart w:id="50" w:name="ref-lyp1988"/>
-      <w:r>
-        <w:t xml:space="preserve">Lee, C., Yang, W. &amp; Parr, R. G. Development of the Colle–Salvetti correlation-energy formula into a functional of the electron density.</w:t>
+      <w:bookmarkStart w:id="50" w:name="ref-mardirossian2014"/>
+      <w:r>
+        <w:t xml:space="preserve">Mardirossian, N. &amp; Head-Gordon, M.</w:t>
+      </w:r>
+      <w:r>
+        <w:t xml:space="preserve"> </w:t>
+      </w:r>
+      <m:oMath>
+        <m:r>
+          <m:t>ω</m:t>
+        </m:r>
+      </m:oMath>
+      <w:r>
+        <w:t xml:space="preserve">B97X-V: a 10-parameter, range-separated hybrid, generalized gradient approximation density functional.</w:t>
       </w:r>
       <w:r>
         <w:t xml:space="preserve"> </w:t>
@@ -6179,7 +6518,7 @@
           <w:i/>
           <w:iCs/>
         </w:rPr>
-        <w:t xml:space="preserve">Phys. Rev. B</w:t>
+        <w:t xml:space="preserve">Phys. Chem. Chem. Phys.</w:t>
       </w:r>
       <w:r>
         <w:t xml:space="preserve"> </w:t>
@@ -6189,10 +6528,10 @@
           <w:b/>
           <w:bCs/>
         </w:rPr>
-        <w:t xml:space="preserve">37</w:t>
-      </w:r>
-      <w:r>
-        <w:t xml:space="preserve">, 785–789 (1988).</w:t>
+        <w:t xml:space="preserve">16</w:t>
+      </w:r>
+      <w:r>
+        <w:t xml:space="preserve">, 9904–9924 (2014).</w:t>
       </w:r>
       <w:bookmarkEnd w:id="50"/>
     </w:p>
@@ -6201,27 +6540,16 @@
         <w:pStyle w:val="ReferenceEntry"/>
         <w:numPr>
           <w:ilvl w:val="0"/>
-          <w:numId w:val="1001"/>
+          <w:numId w:val="1004"/>
         </w:numPr>
         <w:jc w:val="left"/>
         <w:keepNext w:val="0"/>
         <w:keepLines w:val="0"/>
         <w:widowControl w:val="1"/>
       </w:pPr>
-      <w:bookmarkStart w:id="51" w:name="ref-mardirossian2014"/>
-      <w:r>
-        <w:t xml:space="preserve">Mardirossian, N. &amp; Head-Gordon, M.</w:t>
-      </w:r>
-      <w:r>
-        <w:t xml:space="preserve"> </w:t>
-      </w:r>
-      <m:oMath>
-        <m:r>
-          <m:t>ω</m:t>
-        </m:r>
-      </m:oMath>
-      <w:r>
-        <w:t xml:space="preserve">B97X-V: a 10-parameter, range-separated hybrid, generalized gradient approximation density functional.</w:t>
+      <w:bookmarkStart w:id="51" w:name="ref-bondi1964"/>
+      <w:r>
+        <w:t xml:space="preserve">Bondi, A. van der Waals volumes and radii.</w:t>
       </w:r>
       <w:r>
         <w:t xml:space="preserve"> </w:t>
@@ -6231,7 +6559,7 @@
           <w:i/>
           <w:iCs/>
         </w:rPr>
-        <w:t xml:space="preserve">Phys. Chem. Chem. Phys.</w:t>
+        <w:t xml:space="preserve">J. Phys. Chem.</w:t>
       </w:r>
       <w:r>
         <w:t xml:space="preserve"> </w:t>
@@ -6241,10 +6569,10 @@
           <w:b/>
           <w:bCs/>
         </w:rPr>
-        <w:t xml:space="preserve">16</w:t>
-      </w:r>
-      <w:r>
-        <w:t xml:space="preserve">, 9904–9924 (2014).</w:t>
+        <w:t xml:space="preserve">68</w:t>
+      </w:r>
+      <w:r>
+        <w:t xml:space="preserve">, 441–451 (1964).</w:t>
       </w:r>
       <w:bookmarkEnd w:id="51"/>
     </w:p>
@@ -6253,16 +6581,16 @@
         <w:pStyle w:val="ReferenceEntry"/>
         <w:numPr>
           <w:ilvl w:val="0"/>
-          <w:numId w:val="1001"/>
+          <w:numId w:val="1004"/>
         </w:numPr>
         <w:jc w:val="left"/>
         <w:keepNext w:val="0"/>
         <w:keepLines w:val="0"/>
         <w:widowControl w:val="1"/>
       </w:pPr>
-      <w:bookmarkStart w:id="52" w:name="ref-bondi1964"/>
-      <w:r>
-        <w:t xml:space="preserve">Bondi, A. van der Waals volumes and radii.</w:t>
+      <w:bookmarkStart w:id="52" w:name="ref-landrum2024rdkit"/>
+      <w:r>
+        <w:t xml:space="preserve">Landrum, G.</w:t>
       </w:r>
       <w:r>
         <w:t xml:space="preserve"> </w:t>
@@ -6272,20 +6600,29 @@
           <w:i/>
           <w:iCs/>
         </w:rPr>
-        <w:t xml:space="preserve">J. Phys. Chem.</w:t>
+        <w:t xml:space="preserve">et al.</w:t>
+      </w:r>
+      <w:r>
+        <w:t xml:space="preserve"> </w:t>
+      </w:r>
+      <w:r>
+        <w:t xml:space="preserve">RDKit: open-source cheminformatics.</w:t>
       </w:r>
       <w:r>
         <w:t xml:space="preserve"> </w:t>
       </w:r>
       <w:r>
         <w:rPr>
-          <w:b/>
-          <w:bCs/>
+          <w:i/>
+          <w:iCs/>
         </w:rPr>
-        <w:t xml:space="preserve">68</w:t>
-      </w:r>
-      <w:r>
-        <w:t xml:space="preserve">, 441–451 (1964).</w:t>
+        <w:t xml:space="preserve">Zenodo</w:t>
+      </w:r>
+      <w:r>
+        <w:t xml:space="preserve"> </w:t>
+      </w:r>
+      <w:r>
+        <w:t xml:space="preserve">(2024).</w:t>
       </w:r>
       <w:bookmarkEnd w:id="52"/>
     </w:p>
@@ -6294,16 +6631,16 @@
         <w:pStyle w:val="ReferenceEntry"/>
         <w:numPr>
           <w:ilvl w:val="0"/>
-          <w:numId w:val="1001"/>
+          <w:numId w:val="1004"/>
         </w:numPr>
         <w:jc w:val="left"/>
         <w:keepNext w:val="0"/>
         <w:keepLines w:val="0"/>
         <w:widowControl w:val="1"/>
       </w:pPr>
-      <w:bookmarkStart w:id="53" w:name="ref-landrum2024rdkit"/>
-      <w:r>
-        <w:t xml:space="preserve">Landrum, G.</w:t>
+      <w:bookmarkStart w:id="53" w:name="ref-segler2018smileslstm"/>
+      <w:r>
+        <w:t xml:space="preserve">Segler, M. H. S.</w:t>
       </w:r>
       <w:r>
         <w:t xml:space="preserve"> </w:t>
@@ -6319,7 +6656,7 @@
         <w:t xml:space="preserve"> </w:t>
       </w:r>
       <w:r>
-        <w:t xml:space="preserve">RDKit: open-source cheminformatics.</w:t>
+        <w:t xml:space="preserve">Generating focused molecule libraries for drug discovery with recurrent neural networks.</w:t>
       </w:r>
       <w:r>
         <w:t xml:space="preserve"> </w:t>
@@ -6329,13 +6666,20 @@
           <w:i/>
           <w:iCs/>
         </w:rPr>
-        <w:t xml:space="preserve">Zenodo</w:t>
-      </w:r>
-      <w:r>
-        <w:t xml:space="preserve"> </w:t>
-      </w:r>
-      <w:r>
-        <w:t xml:space="preserve">(2024).</w:t>
+        <w:t xml:space="preserve">ACS Cent. Sci.</w:t>
+      </w:r>
+      <w:r>
+        <w:t xml:space="preserve"> </w:t>
+      </w:r>
+      <w:r>
+        <w:rPr>
+          <w:b/>
+          <w:bCs/>
+        </w:rPr>
+        <w:t xml:space="preserve">4</w:t>
+      </w:r>
+      <w:r>
+        <w:t xml:space="preserve">, 120–131 (2018).</w:t>
       </w:r>
       <w:bookmarkEnd w:id="53"/>
     </w:p>
@@ -6344,16 +6688,16 @@
         <w:pStyle w:val="ReferenceEntry"/>
         <w:numPr>
           <w:ilvl w:val="0"/>
-          <w:numId w:val="1001"/>
+          <w:numId w:val="1004"/>
         </w:numPr>
         <w:jc w:val="left"/>
         <w:keepNext w:val="0"/>
         <w:keepLines w:val="0"/>
         <w:widowControl w:val="1"/>
       </w:pPr>
-      <w:bookmarkStart w:id="54" w:name="ref-segler2018smileslstm"/>
-      <w:r>
-        <w:t xml:space="preserve">Segler, M. H. S.</w:t>
+      <w:bookmarkStart w:id="54" w:name="ref-molmim2023"/>
+      <w:r>
+        <w:t xml:space="preserve">Reidenbach, D.</w:t>
       </w:r>
       <w:r>
         <w:t xml:space="preserve"> </w:t>
@@ -6369,7 +6713,7 @@
         <w:t xml:space="preserve"> </w:t>
       </w:r>
       <w:r>
-        <w:t xml:space="preserve">Generating focused molecule libraries for drug discovery with recurrent neural networks.</w:t>
+        <w:t xml:space="preserve">MolMIM: latent variable molecule pretraining at scale.</w:t>
       </w:r>
       <w:r>
         <w:t xml:space="preserve"> </w:t>
@@ -6379,20 +6723,13 @@
           <w:i/>
           <w:iCs/>
         </w:rPr>
-        <w:t xml:space="preserve">ACS Cent. Sci.</w:t>
-      </w:r>
-      <w:r>
-        <w:t xml:space="preserve"> </w:t>
-      </w:r>
-      <w:r>
-        <w:rPr>
-          <w:b/>
-          <w:bCs/>
-        </w:rPr>
-        <w:t xml:space="preserve">4</w:t>
-      </w:r>
-      <w:r>
-        <w:t xml:space="preserve">, 120–131 (2018).</w:t>
+        <w:t xml:space="preserve">arXiv:2208.09017</w:t>
+      </w:r>
+      <w:r>
+        <w:t xml:space="preserve"> </w:t>
+      </w:r>
+      <w:r>
+        <w:t xml:space="preserve">(2023).</w:t>
       </w:r>
       <w:bookmarkEnd w:id="54"/>
     </w:p>
@@ -6401,16 +6738,16 @@
         <w:pStyle w:val="ReferenceEntry"/>
         <w:numPr>
           <w:ilvl w:val="0"/>
-          <w:numId w:val="1001"/>
+          <w:numId w:val="1004"/>
         </w:numPr>
         <w:jc w:val="left"/>
         <w:keepNext w:val="0"/>
         <w:keepLines w:val="0"/>
         <w:widowControl w:val="1"/>
       </w:pPr>
-      <w:bookmarkStart w:id="55" w:name="ref-molmim2023"/>
-      <w:r>
-        <w:t xml:space="preserve">Reidenbach, D.</w:t>
+      <w:bookmarkStart w:id="55" w:name="ref-loeffler2024reinvent"/>
+      <w:r>
+        <w:t xml:space="preserve">Loeffler, H. H.</w:t>
       </w:r>
       <w:r>
         <w:t xml:space="preserve"> </w:t>
@@ -6426,7 +6763,7 @@
         <w:t xml:space="preserve"> </w:t>
       </w:r>
       <w:r>
-        <w:t xml:space="preserve">MolMIM: latent variable molecule pretraining at scale.</w:t>
+        <w:t xml:space="preserve">REINVENT 4: modern AI-driven generative molecular design.</w:t>
       </w:r>
       <w:r>
         <w:t xml:space="preserve"> </w:t>
@@ -6436,13 +6773,20 @@
           <w:i/>
           <w:iCs/>
         </w:rPr>
-        <w:t xml:space="preserve">arXiv:2208.09017</w:t>
-      </w:r>
-      <w:r>
-        <w:t xml:space="preserve"> </w:t>
-      </w:r>
-      <w:r>
-        <w:t xml:space="preserve">(2023).</w:t>
+        <w:t xml:space="preserve">J. Cheminform.</w:t>
+      </w:r>
+      <w:r>
+        <w:t xml:space="preserve"> </w:t>
+      </w:r>
+      <w:r>
+        <w:rPr>
+          <w:b/>
+          <w:bCs/>
+        </w:rPr>
+        <w:t xml:space="preserve">16</w:t>
+      </w:r>
+      <w:r>
+        <w:t xml:space="preserve">, 20 (2024).</w:t>
       </w:r>
       <w:bookmarkEnd w:id="55"/>
     </w:p>
@@ -6451,16 +6795,16 @@
         <w:pStyle w:val="ReferenceEntry"/>
         <w:numPr>
           <w:ilvl w:val="0"/>
-          <w:numId w:val="1001"/>
+          <w:numId w:val="1004"/>
         </w:numPr>
         <w:jc w:val="left"/>
         <w:keepNext w:val="0"/>
         <w:keepLines w:val="0"/>
         <w:widowControl w:val="1"/>
       </w:pPr>
-      <w:bookmarkStart w:id="56" w:name="ref-loeffler2024reinvent"/>
-      <w:r>
-        <w:t xml:space="preserve">Loeffler, H. H.</w:t>
+      <w:bookmarkStart w:id="56" w:name="ref-nigam2020selfies-ga"/>
+      <w:r>
+        <w:t xml:space="preserve">Nigam, A., Friederich, P., Krenn, M. &amp; Aspuru-Guzik, A. Augmenting genetic algorithms with deep neural networks for exploring the chemical space.</w:t>
       </w:r>
       <w:r>
         <w:t xml:space="preserve"> </w:t>
@@ -6470,36 +6814,13 @@
           <w:i/>
           <w:iCs/>
         </w:rPr>
-        <w:t xml:space="preserve">et al.</w:t>
-      </w:r>
-      <w:r>
-        <w:t xml:space="preserve"> </w:t>
-      </w:r>
-      <w:r>
-        <w:t xml:space="preserve">REINVENT 4: modern AI-driven generative molecular design.</w:t>
-      </w:r>
-      <w:r>
-        <w:t xml:space="preserve"> </w:t>
-      </w:r>
-      <w:r>
-        <w:rPr>
-          <w:i/>
-          <w:iCs/>
-        </w:rPr>
-        <w:t xml:space="preserve">J. Cheminform.</w:t>
-      </w:r>
-      <w:r>
-        <w:t xml:space="preserve"> </w:t>
-      </w:r>
-      <w:r>
-        <w:rPr>
-          <w:b/>
-          <w:bCs/>
-        </w:rPr>
-        <w:t xml:space="preserve">16</w:t>
-      </w:r>
-      <w:r>
-        <w:t xml:space="preserve">, 20 (2024).</w:t>
+        <w:t xml:space="preserve">ICLR</w:t>
+      </w:r>
+      <w:r>
+        <w:t xml:space="preserve"> </w:t>
+      </w:r>
+      <w:r>
+        <w:t xml:space="preserve">(2020).</w:t>
       </w:r>
       <w:bookmarkEnd w:id="56"/>
     </w:p>
@@ -6508,16 +6829,16 @@
         <w:pStyle w:val="ReferenceEntry"/>
         <w:numPr>
           <w:ilvl w:val="0"/>
-          <w:numId w:val="1001"/>
+          <w:numId w:val="1004"/>
         </w:numPr>
         <w:jc w:val="left"/>
         <w:keepNext w:val="0"/>
         <w:keepLines w:val="0"/>
         <w:widowControl w:val="1"/>
       </w:pPr>
-      <w:bookmarkStart w:id="57" w:name="ref-nigam2020selfies-ga"/>
-      <w:r>
-        <w:t xml:space="preserve">Nigam, A., Friederich, P., Krenn, M. &amp; Aspuru-Guzik, A. Augmenting genetic algorithms with deep neural networks for exploring the chemical space.</w:t>
+      <w:bookmarkStart w:id="57" w:name="ref-ertl2009sa"/>
+      <w:r>
+        <w:t xml:space="preserve">Ertl, P. &amp; Schuffenhauer, A. Estimation of synthetic accessibility score of drug-like molecules.</w:t>
       </w:r>
       <w:r>
         <w:t xml:space="preserve"> </w:t>
@@ -6527,13 +6848,20 @@
           <w:i/>
           <w:iCs/>
         </w:rPr>
-        <w:t xml:space="preserve">ICLR</w:t>
-      </w:r>
-      <w:r>
-        <w:t xml:space="preserve"> </w:t>
-      </w:r>
-      <w:r>
-        <w:t xml:space="preserve">(2020).</w:t>
+        <w:t xml:space="preserve">J. Cheminform.</w:t>
+      </w:r>
+      <w:r>
+        <w:t xml:space="preserve"> </w:t>
+      </w:r>
+      <w:r>
+        <w:rPr>
+          <w:b/>
+          <w:bCs/>
+        </w:rPr>
+        <w:t xml:space="preserve">1</w:t>
+      </w:r>
+      <w:r>
+        <w:t xml:space="preserve">, 8 (2009).</w:t>
       </w:r>
       <w:bookmarkEnd w:id="57"/>
     </w:p>
@@ -6542,16 +6870,16 @@
         <w:pStyle w:val="ReferenceEntry"/>
         <w:numPr>
           <w:ilvl w:val="0"/>
-          <w:numId w:val="1001"/>
+          <w:numId w:val="1004"/>
         </w:numPr>
         <w:jc w:val="left"/>
         <w:keepNext w:val="0"/>
         <w:keepLines w:val="0"/>
         <w:widowControl w:val="1"/>
       </w:pPr>
-      <w:bookmarkStart w:id="58" w:name="ref-ertl2009sa"/>
-      <w:r>
-        <w:t xml:space="preserve">Ertl, P. &amp; Schuffenhauer, A. Estimation of synthetic accessibility score of drug-like molecules.</w:t>
+      <w:bookmarkStart w:id="58" w:name="ref-coley2018scscore"/>
+      <w:r>
+        <w:t xml:space="preserve">Coley, C. W., Rogers, L., Green, W. H. &amp; Jensen, K. F. SCScore: synthetic complexity learned from a reaction corpus.</w:t>
       </w:r>
       <w:r>
         <w:t xml:space="preserve"> </w:t>
@@ -6561,7 +6889,7 @@
           <w:i/>
           <w:iCs/>
         </w:rPr>
-        <w:t xml:space="preserve">J. Cheminform.</w:t>
+        <w:t xml:space="preserve">J. Chem. Inf. Model.</w:t>
       </w:r>
       <w:r>
         <w:t xml:space="preserve"> </w:t>
@@ -6571,10 +6899,10 @@
           <w:b/>
           <w:bCs/>
         </w:rPr>
-        <w:t xml:space="preserve">1</w:t>
-      </w:r>
-      <w:r>
-        <w:t xml:space="preserve">, 8 (2009).</w:t>
+        <w:t xml:space="preserve">58</w:t>
+      </w:r>
+      <w:r>
+        <w:t xml:space="preserve">, 252–261 (2018).</w:t>
       </w:r>
       <w:bookmarkEnd w:id="58"/>
     </w:p>
@@ -6583,16 +6911,16 @@
         <w:pStyle w:val="ReferenceEntry"/>
         <w:numPr>
           <w:ilvl w:val="0"/>
-          <w:numId w:val="1001"/>
+          <w:numId w:val="1004"/>
         </w:numPr>
         <w:jc w:val="left"/>
         <w:keepNext w:val="0"/>
         <w:keepLines w:val="0"/>
         <w:widowControl w:val="1"/>
       </w:pPr>
-      <w:bookmarkStart w:id="59" w:name="ref-coley2018scscore"/>
-      <w:r>
-        <w:t xml:space="preserve">Coley, C. W., Rogers, L., Green, W. H. &amp; Jensen, K. F. SCScore: synthetic complexity learned from a reaction corpus.</w:t>
+      <w:bookmarkStart w:id="59" w:name="ref-polykovskiy2020moses"/>
+      <w:r>
+        <w:t xml:space="preserve">Polykovskiy, D.</w:t>
       </w:r>
       <w:r>
         <w:t xml:space="preserve"> </w:t>
@@ -6602,7 +6930,23 @@
           <w:i/>
           <w:iCs/>
         </w:rPr>
-        <w:t xml:space="preserve">J. Chem. Inf. Model.</w:t>
+        <w:t xml:space="preserve">et al.</w:t>
+      </w:r>
+      <w:r>
+        <w:t xml:space="preserve"> </w:t>
+      </w:r>
+      <w:r>
+        <w:t xml:space="preserve">Molecular Sets (MOSES): a benchmarking platform for molecular generation models.</w:t>
+      </w:r>
+      <w:r>
+        <w:t xml:space="preserve"> </w:t>
+      </w:r>
+      <w:r>
+        <w:rPr>
+          <w:i/>
+          <w:iCs/>
+        </w:rPr>
+        <w:t xml:space="preserve">Front. Pharmacol.</w:t>
       </w:r>
       <w:r>
         <w:t xml:space="preserve"> </w:t>
@@ -6612,10 +6956,10 @@
           <w:b/>
           <w:bCs/>
         </w:rPr>
-        <w:t xml:space="preserve">58</w:t>
-      </w:r>
-      <w:r>
-        <w:t xml:space="preserve">, 252–261 (2018).</w:t>
+        <w:t xml:space="preserve">11</w:t>
+      </w:r>
+      <w:r>
+        <w:t xml:space="preserve">, 565644 (2020).</w:t>
       </w:r>
       <w:bookmarkEnd w:id="59"/>
     </w:p>
@@ -6624,16 +6968,16 @@
         <w:pStyle w:val="ReferenceEntry"/>
         <w:numPr>
           <w:ilvl w:val="0"/>
-          <w:numId w:val="1001"/>
+          <w:numId w:val="1004"/>
         </w:numPr>
         <w:jc w:val="left"/>
         <w:keepNext w:val="0"/>
         <w:keepLines w:val="0"/>
         <w:widowControl w:val="1"/>
       </w:pPr>
-      <w:bookmarkStart w:id="60" w:name="ref-polykovskiy2020moses"/>
-      <w:r>
-        <w:t xml:space="preserve">Polykovskiy, D.</w:t>
+      <w:bookmarkStart w:id="60" w:name="ref-irwin2020zinc20"/>
+      <w:r>
+        <w:t xml:space="preserve">Irwin, J. J.</w:t>
       </w:r>
       <w:r>
         <w:t xml:space="preserve"> </w:t>
@@ -6649,7 +6993,7 @@
         <w:t xml:space="preserve"> </w:t>
       </w:r>
       <w:r>
-        <w:t xml:space="preserve">Molecular Sets (MOSES): a benchmarking platform for molecular generation models.</w:t>
+        <w:t xml:space="preserve">ZINC20 — a free ultralarge-scale chemical database for ligand discovery.</w:t>
       </w:r>
       <w:r>
         <w:t xml:space="preserve"> </w:t>
@@ -6659,7 +7003,7 @@
           <w:i/>
           <w:iCs/>
         </w:rPr>
-        <w:t xml:space="preserve">Front. Pharmacol.</w:t>
+        <w:t xml:space="preserve">J. Chem. Inf. Model.</w:t>
       </w:r>
       <w:r>
         <w:t xml:space="preserve"> </w:t>
@@ -6669,10 +7013,10 @@
           <w:b/>
           <w:bCs/>
         </w:rPr>
-        <w:t xml:space="preserve">11</w:t>
-      </w:r>
-      <w:r>
-        <w:t xml:space="preserve">, 565644 (2020).</w:t>
+        <w:t xml:space="preserve">60</w:t>
+      </w:r>
+      <w:r>
+        <w:t xml:space="preserve">, 6065–6073 (2020).</w:t>
       </w:r>
       <w:bookmarkEnd w:id="60"/>
     </w:p>
@@ -6681,16 +7025,16 @@
         <w:pStyle w:val="ReferenceEntry"/>
         <w:numPr>
           <w:ilvl w:val="0"/>
-          <w:numId w:val="1001"/>
+          <w:numId w:val="1004"/>
         </w:numPr>
         <w:jc w:val="left"/>
         <w:keepNext w:val="0"/>
         <w:keepLines w:val="0"/>
         <w:widowControl w:val="1"/>
       </w:pPr>
-      <w:bookmarkStart w:id="61" w:name="ref-irwin2020zinc20"/>
-      <w:r>
-        <w:t xml:space="preserve">Irwin, J. J.</w:t>
+      <w:bookmarkStart w:id="61" w:name="ref-bruns2012"/>
+      <w:r>
+        <w:t xml:space="preserve">Bruns, R. F. &amp; Watson, I. A. Rules for identifying potentially reactive or promiscuous compounds.</w:t>
       </w:r>
       <w:r>
         <w:t xml:space="preserve"> </w:t>
@@ -6700,23 +7044,7 @@
           <w:i/>
           <w:iCs/>
         </w:rPr>
-        <w:t xml:space="preserve">et al.</w:t>
-      </w:r>
-      <w:r>
-        <w:t xml:space="preserve"> </w:t>
-      </w:r>
-      <w:r>
-        <w:t xml:space="preserve">ZINC20 — a free ultralarge-scale chemical database for ligand discovery.</w:t>
-      </w:r>
-      <w:r>
-        <w:t xml:space="preserve"> </w:t>
-      </w:r>
-      <w:r>
-        <w:rPr>
-          <w:i/>
-          <w:iCs/>
-        </w:rPr>
-        <w:t xml:space="preserve">J. Chem. Inf. Model.</w:t>
+        <w:t xml:space="preserve">J. Med. Chem.</w:t>
       </w:r>
       <w:r>
         <w:t xml:space="preserve"> </w:t>
@@ -6726,10 +7054,10 @@
           <w:b/>
           <w:bCs/>
         </w:rPr>
-        <w:t xml:space="preserve">60</w:t>
-      </w:r>
-      <w:r>
-        <w:t xml:space="preserve">, 6065–6073 (2020).</w:t>
+        <w:t xml:space="preserve">55</w:t>
+      </w:r>
+      <w:r>
+        <w:t xml:space="preserve">, 9763–9772 (2012).</w:t>
       </w:r>
       <w:bookmarkEnd w:id="61"/>
     </w:p>
@@ -6738,16 +7066,16 @@
         <w:pStyle w:val="ReferenceEntry"/>
         <w:numPr>
           <w:ilvl w:val="0"/>
-          <w:numId w:val="1001"/>
+          <w:numId w:val="1004"/>
         </w:numPr>
         <w:jc w:val="left"/>
         <w:keepNext w:val="0"/>
         <w:keepLines w:val="0"/>
         <w:widowControl w:val="1"/>
       </w:pPr>
-      <w:bookmarkStart w:id="62" w:name="ref-bruns2012"/>
-      <w:r>
-        <w:t xml:space="preserve">Bruns, R. F. &amp; Watson, I. A. Rules for identifying potentially reactive or promiscuous compounds.</w:t>
+      <w:bookmarkStart w:id="62" w:name="ref-huang2021bde"/>
+      <w:r>
+        <w:t xml:space="preserve">Huang, X. &amp; Massa, L. Applying chemometric methods to the prediction of impact sensitivity.</w:t>
       </w:r>
       <w:r>
         <w:t xml:space="preserve"> </w:t>
@@ -6757,7 +7085,7 @@
           <w:i/>
           <w:iCs/>
         </w:rPr>
-        <w:t xml:space="preserve">J. Med. Chem.</w:t>
+        <w:t xml:space="preserve">Propellants Explos. Pyrotech.</w:t>
       </w:r>
       <w:r>
         <w:t xml:space="preserve"> </w:t>
@@ -6767,10 +7095,10 @@
           <w:b/>
           <w:bCs/>
         </w:rPr>
-        <w:t xml:space="preserve">55</w:t>
-      </w:r>
-      <w:r>
-        <w:t xml:space="preserve">, 9763–9772 (2012).</w:t>
+        <w:t xml:space="preserve">46</w:t>
+      </w:r>
+      <w:r>
+        <w:t xml:space="preserve">, 1175–1185 (2021).</w:t>
       </w:r>
       <w:bookmarkEnd w:id="62"/>
     </w:p>
@@ -6779,16 +7107,16 @@
         <w:pStyle w:val="ReferenceEntry"/>
         <w:numPr>
           <w:ilvl w:val="0"/>
-          <w:numId w:val="1001"/>
+          <w:numId w:val="1004"/>
         </w:numPr>
         <w:jc w:val="left"/>
         <w:keepNext w:val="0"/>
         <w:keepLines w:val="0"/>
         <w:widowControl w:val="1"/>
       </w:pPr>
-      <w:bookmarkStart w:id="63" w:name="ref-huang2021bde"/>
-      <w:r>
-        <w:t xml:space="preserve">Huang, X. &amp; Massa, L. Applying chemometric methods to the prediction of impact sensitivity.</w:t>
+      <w:bookmarkStart w:id="63" w:name="ref-politzer2014"/>
+      <w:r>
+        <w:t xml:space="preserve">Politzer, P. &amp; Murray, J. S. Impact sensitivity and crystal lattice compressibility/free space.</w:t>
       </w:r>
       <w:r>
         <w:t xml:space="preserve"> </w:t>
@@ -6798,7 +7126,7 @@
           <w:i/>
           <w:iCs/>
         </w:rPr>
-        <w:t xml:space="preserve">Propellants Explos. Pyrotech.</w:t>
+        <w:t xml:space="preserve">J. Mol. Model.</w:t>
       </w:r>
       <w:r>
         <w:t xml:space="preserve"> </w:t>
@@ -6808,10 +7136,10 @@
           <w:b/>
           <w:bCs/>
         </w:rPr>
-        <w:t xml:space="preserve">46</w:t>
-      </w:r>
-      <w:r>
-        <w:t xml:space="preserve">, 1175–1185 (2021).</w:t>
+        <w:t xml:space="preserve">20</w:t>
+      </w:r>
+      <w:r>
+        <w:t xml:space="preserve">, 2223 (2014).</w:t>
       </w:r>
       <w:bookmarkEnd w:id="63"/>
     </w:p>
@@ -6820,16 +7148,16 @@
         <w:pStyle w:val="ReferenceEntry"/>
         <w:numPr>
           <w:ilvl w:val="0"/>
-          <w:numId w:val="1001"/>
+          <w:numId w:val="1004"/>
         </w:numPr>
         <w:jc w:val="left"/>
         <w:keepNext w:val="0"/>
         <w:keepLines w:val="0"/>
         <w:widowControl w:val="1"/>
       </w:pPr>
-      <w:bookmarkStart w:id="64" w:name="ref-politzer2014"/>
-      <w:r>
-        <w:t xml:space="preserve">Politzer, P. &amp; Murray, J. S. Impact sensitivity and crystal lattice compressibility/free space.</w:t>
+      <w:bookmarkStart w:id="64" w:name="ref-sabatini2018"/>
+      <w:r>
+        <w:t xml:space="preserve">Sabatini, J. J. &amp; Oyler, K. D. Recent advances in the synthesis of high explosive materials.</w:t>
       </w:r>
       <w:r>
         <w:t xml:space="preserve"> </w:t>
@@ -6839,7 +7167,7 @@
           <w:i/>
           <w:iCs/>
         </w:rPr>
-        <w:t xml:space="preserve">J. Mol. Model.</w:t>
+        <w:t xml:space="preserve">Crystals</w:t>
       </w:r>
       <w:r>
         <w:t xml:space="preserve"> </w:t>
@@ -6849,10 +7177,10 @@
           <w:b/>
           <w:bCs/>
         </w:rPr>
-        <w:t xml:space="preserve">20</w:t>
-      </w:r>
-      <w:r>
-        <w:t xml:space="preserve">, 2223 (2014).</w:t>
+        <w:t xml:space="preserve">6</w:t>
+      </w:r>
+      <w:r>
+        <w:t xml:space="preserve">, 5 (2016).</w:t>
       </w:r>
       <w:bookmarkEnd w:id="64"/>
     </w:p>
@@ -6861,16 +7189,16 @@
         <w:pStyle w:val="ReferenceEntry"/>
         <w:numPr>
           <w:ilvl w:val="0"/>
-          <w:numId w:val="1001"/>
+          <w:numId w:val="1004"/>
         </w:numPr>
         <w:jc w:val="left"/>
         <w:keepNext w:val="0"/>
         <w:keepLines w:val="0"/>
         <w:widowControl w:val="1"/>
       </w:pPr>
-      <w:bookmarkStart w:id="65" w:name="ref-sabatini2018"/>
-      <w:r>
-        <w:t xml:space="preserve">Sabatini, J. J. &amp; Oyler, K. D. Recent advances in the synthesis of high explosive materials.</w:t>
+      <w:bookmarkStart w:id="65" w:name="ref-tang2017"/>
+      <w:r>
+        <w:t xml:space="preserve">Tang, Y.</w:t>
       </w:r>
       <w:r>
         <w:t xml:space="preserve"> </w:t>
@@ -6880,7 +7208,23 @@
           <w:i/>
           <w:iCs/>
         </w:rPr>
-        <w:t xml:space="preserve">Crystals</w:t>
+        <w:t xml:space="preserve">et al.</w:t>
+      </w:r>
+      <w:r>
+        <w:t xml:space="preserve"> </w:t>
+      </w:r>
+      <w:r>
+        <w:t xml:space="preserve">Polynitro-substituted pyrazoles and triazoles as potential energetic materials and oxidizers.</w:t>
+      </w:r>
+      <w:r>
+        <w:t xml:space="preserve"> </w:t>
+      </w:r>
+      <w:r>
+        <w:rPr>
+          <w:i/>
+          <w:iCs/>
+        </w:rPr>
+        <w:t xml:space="preserve">J. Mater. Chem. A</w:t>
       </w:r>
       <w:r>
         <w:t xml:space="preserve"> </w:t>
@@ -6890,10 +7234,10 @@
           <w:b/>
           <w:bCs/>
         </w:rPr>
-        <w:t xml:space="preserve">6</w:t>
-      </w:r>
-      <w:r>
-        <w:t xml:space="preserve">, 5 (2016).</w:t>
+        <w:t xml:space="preserve">5</w:t>
+      </w:r>
+      <w:r>
+        <w:t xml:space="preserve">, 4314–4325 (2017).</w:t>
       </w:r>
       <w:bookmarkEnd w:id="65"/>
     </w:p>
@@ -6902,16 +7246,16 @@
         <w:pStyle w:val="ReferenceEntry"/>
         <w:numPr>
           <w:ilvl w:val="0"/>
-          <w:numId w:val="1001"/>
+          <w:numId w:val="1004"/>
         </w:numPr>
         <w:jc w:val="left"/>
         <w:keepNext w:val="0"/>
         <w:keepLines w:val="0"/>
         <w:widowControl w:val="1"/>
       </w:pPr>
-      <w:bookmarkStart w:id="66" w:name="ref-tang2017"/>
-      <w:r>
-        <w:t xml:space="preserve">Tang, Y.</w:t>
+      <w:bookmarkStart w:id="66" w:name="ref-herve2010"/>
+      <w:r>
+        <w:t xml:space="preserve">Hervé, G., Roussel, C. &amp; Graindorge, H. Selective preparation of 3,4,5-trinitro-1H-pyrazole: a stable all-carbon-nitrated arene.</w:t>
       </w:r>
       <w:r>
         <w:t xml:space="preserve"> </w:t>
@@ -6921,23 +7265,7 @@
           <w:i/>
           <w:iCs/>
         </w:rPr>
-        <w:t xml:space="preserve">et al.</w:t>
-      </w:r>
-      <w:r>
-        <w:t xml:space="preserve"> </w:t>
-      </w:r>
-      <w:r>
-        <w:t xml:space="preserve">Polynitro-substituted pyrazoles and triazoles as potential energetic materials and oxidizers.</w:t>
-      </w:r>
-      <w:r>
-        <w:t xml:space="preserve"> </w:t>
-      </w:r>
-      <w:r>
-        <w:rPr>
-          <w:i/>
-          <w:iCs/>
-        </w:rPr>
-        <w:t xml:space="preserve">J. Mater. Chem. A</w:t>
+        <w:t xml:space="preserve">Angew. Chem. Int. Ed.</w:t>
       </w:r>
       <w:r>
         <w:t xml:space="preserve"> </w:t>
@@ -6947,10 +7275,10 @@
           <w:b/>
           <w:bCs/>
         </w:rPr>
-        <w:t xml:space="preserve">5</w:t>
-      </w:r>
-      <w:r>
-        <w:t xml:space="preserve">, 4314–4325 (2017).</w:t>
+        <w:t xml:space="preserve">49</w:t>
+      </w:r>
+      <w:r>
+        <w:t xml:space="preserve">, 3177–3181 (2010).</w:t>
       </w:r>
       <w:bookmarkEnd w:id="66"/>
     </w:p>
@@ -6959,16 +7287,16 @@
         <w:pStyle w:val="ReferenceEntry"/>
         <w:numPr>
           <w:ilvl w:val="0"/>
-          <w:numId w:val="1001"/>
+          <w:numId w:val="1004"/>
         </w:numPr>
         <w:jc w:val="left"/>
         <w:keepNext w:val="0"/>
         <w:keepLines w:val="0"/>
         <w:widowControl w:val="1"/>
       </w:pPr>
-      <w:bookmarkStart w:id="67" w:name="ref-herve2010"/>
-      <w:r>
-        <w:t xml:space="preserve">Hervé, G., Roussel, C. &amp; Graindorge, H. Selective preparation of 3,4,5-trinitro-1H-pyrazole: a stable all-carbon-nitrated arene.</w:t>
+      <w:bookmarkStart w:id="67" w:name="ref-dobratz1981"/>
+      <w:r>
+        <w:t xml:space="preserve">Dobratz, B. M.</w:t>
       </w:r>
       <w:r>
         <w:t xml:space="preserve"> </w:t>
@@ -6978,20 +7306,10 @@
           <w:i/>
           <w:iCs/>
         </w:rPr>
-        <w:t xml:space="preserve">Angew. Chem. Int. Ed.</w:t>
-      </w:r>
-      <w:r>
-        <w:t xml:space="preserve"> </w:t>
-      </w:r>
-      <w:r>
-        <w:rPr>
-          <w:b/>
-          <w:bCs/>
-        </w:rPr>
-        <w:t xml:space="preserve">49</w:t>
-      </w:r>
-      <w:r>
-        <w:t xml:space="preserve">, 3177–3181 (2010).</w:t>
+        <w:t xml:space="preserve">LLNL Explosives Handbook</w:t>
+      </w:r>
+      <w:r>
+        <w:t xml:space="preserve">. UCRL-52997, Lawrence Livermore National Laboratory (1981).</w:t>
       </w:r>
       <w:bookmarkEnd w:id="67"/>
     </w:p>
@@ -7000,29 +7318,16 @@
         <w:pStyle w:val="ReferenceEntry"/>
         <w:numPr>
           <w:ilvl w:val="0"/>
-          <w:numId w:val="1001"/>
+          <w:numId w:val="1004"/>
         </w:numPr>
         <w:jc w:val="left"/>
         <w:keepNext w:val="0"/>
         <w:keepLines w:val="0"/>
         <w:widowControl w:val="1"/>
       </w:pPr>
-      <w:bookmarkStart w:id="68" w:name="ref-dobratz1981"/>
-      <w:r>
-        <w:t xml:space="preserve">Dobratz, B. M.</w:t>
-      </w:r>
-      <w:r>
-        <w:t xml:space="preserve"> </w:t>
-      </w:r>
-      <w:r>
-        <w:rPr>
-          <w:i/>
-          <w:iCs/>
-        </w:rPr>
-        <w:t xml:space="preserve">LLNL Explosives Handbook</w:t>
-      </w:r>
-      <w:r>
-        <w:t xml:space="preserve">. UCRL-52997, Lawrence Livermore National Laboratory (1981).</w:t>
+      <w:bookmarkStart w:id="68" w:name="ref-suceska2007explo5"/>
+      <w:r>
+        <w:t xml:space="preserve">Suceška, M. EXPLO5 user's guide v6. Brodarski Institute, Zagreb (2014).</w:t>
       </w:r>
       <w:bookmarkEnd w:id="68"/>
     </w:p>
@@ -7031,16 +7336,16 @@
         <w:pStyle w:val="ReferenceEntry"/>
         <w:numPr>
           <w:ilvl w:val="0"/>
-          <w:numId w:val="1001"/>
+          <w:numId w:val="1004"/>
         </w:numPr>
         <w:jc w:val="left"/>
         <w:keepNext w:val="0"/>
         <w:keepLines w:val="0"/>
         <w:widowControl w:val="1"/>
       </w:pPr>
-      <w:bookmarkStart w:id="69" w:name="ref-suceska2007explo5"/>
-      <w:r>
-        <w:t xml:space="preserve">Suceška, M. EXPLO5 user's guide v6. Brodarski Institute, Zagreb (2014).</w:t>
+      <w:bookmarkStart w:id="69" w:name="ref-fried1996cheetah"/>
+      <w:r>
+        <w:t xml:space="preserve">Fried, L. E., Howard, W. M. &amp; Souers, P. C. Cheetah 2.0 user's manual. UCRL-MA-117541, Lawrence Livermore National Laboratory (1996).</w:t>
       </w:r>
       <w:bookmarkEnd w:id="69"/>
     </w:p>
@@ -7049,16 +7354,48 @@
         <w:pStyle w:val="ReferenceEntry"/>
         <w:numPr>
           <w:ilvl w:val="0"/>
-          <w:numId w:val="1001"/>
+          <w:numId w:val="1004"/>
         </w:numPr>
         <w:jc w:val="left"/>
         <w:keepNext w:val="0"/>
         <w:keepLines w:val="0"/>
         <w:widowControl w:val="1"/>
       </w:pPr>
-      <w:bookmarkStart w:id="70" w:name="ref-fried1996cheetah"/>
-      <w:r>
-        <w:t xml:space="preserve">Fried, L. E., Howard, W. M. &amp; Souers, P. C. Cheetah 2.0 user's manual. UCRL-MA-117541, Lawrence Livermore National Laboratory (1996).</w:t>
+      <w:bookmarkStart w:id="70" w:name="ref-cantera"/>
+      <w:r>
+        <w:t xml:space="preserve">Goodwin, D. G.</w:t>
+      </w:r>
+      <w:r>
+        <w:t xml:space="preserve"> </w:t>
+      </w:r>
+      <w:r>
+        <w:rPr>
+          <w:i/>
+          <w:iCs/>
+        </w:rPr>
+        <w:t xml:space="preserve">et al.</w:t>
+      </w:r>
+      <w:r>
+        <w:t xml:space="preserve"> </w:t>
+      </w:r>
+      <w:r>
+        <w:t xml:space="preserve">Cantera: an object-oriented software toolkit for chemical kinetics, thermodynamics, and transport processes.</w:t>
+      </w:r>
+      <w:r>
+        <w:t xml:space="preserve"> </w:t>
+      </w:r>
+      <w:r>
+        <w:rPr>
+          <w:i/>
+          <w:iCs/>
+        </w:rPr>
+        <w:t xml:space="preserve">Zenodo</w:t>
+      </w:r>
+      <w:r>
+        <w:t xml:space="preserve"> </w:t>
+      </w:r>
+      <w:r>
+        <w:t xml:space="preserve">(2023).</w:t>
       </w:r>
       <w:bookmarkEnd w:id="70"/>
     </w:p>
@@ -7067,16 +7404,16 @@
         <w:pStyle w:val="ReferenceEntry"/>
         <w:numPr>
           <w:ilvl w:val="0"/>
-          <w:numId w:val="1001"/>
+          <w:numId w:val="1004"/>
         </w:numPr>
         <w:jc w:val="left"/>
         <w:keepNext w:val="0"/>
         <w:keepLines w:val="0"/>
         <w:widowControl w:val="1"/>
       </w:pPr>
-      <w:bookmarkStart w:id="71" w:name="ref-cantera"/>
-      <w:r>
-        <w:t xml:space="preserve">Goodwin, D. G.</w:t>
+      <w:bookmarkStart w:id="71" w:name="ref-csp2023"/>
+      <w:r>
+        <w:t xml:space="preserve">Bowskill, D. H., Sugden, I. J., Konstantinopoulos, S., Adjiman, C. S. &amp; Pantelides, C. C. Crystal structure prediction methods for organic molecules.</w:t>
       </w:r>
       <w:r>
         <w:t xml:space="preserve"> </w:t>
@@ -7086,29 +7423,20 @@
           <w:i/>
           <w:iCs/>
         </w:rPr>
-        <w:t xml:space="preserve">et al.</w:t>
-      </w:r>
-      <w:r>
-        <w:t xml:space="preserve"> </w:t>
-      </w:r>
-      <w:r>
-        <w:t xml:space="preserve">Cantera: an object-oriented software toolkit for chemical kinetics, thermodynamics, and transport processes.</w:t>
+        <w:t xml:space="preserve">Cryst. Growth Des.</w:t>
       </w:r>
       <w:r>
         <w:t xml:space="preserve"> </w:t>
       </w:r>
       <w:r>
         <w:rPr>
-          <w:i/>
-          <w:iCs/>
+          <w:b/>
+          <w:bCs/>
         </w:rPr>
-        <w:t xml:space="preserve">Zenodo</w:t>
-      </w:r>
-      <w:r>
-        <w:t xml:space="preserve"> </w:t>
-      </w:r>
-      <w:r>
-        <w:t xml:space="preserve">(2023).</w:t>
+        <w:t xml:space="preserve">23</w:t>
+      </w:r>
+      <w:r>
+        <w:t xml:space="preserve">, 1006–1023 (2023).</w:t>
       </w:r>
       <w:bookmarkEnd w:id="71"/>
     </w:p>
@@ -7117,16 +7445,16 @@
         <w:pStyle w:val="ReferenceEntry"/>
         <w:numPr>
           <w:ilvl w:val="0"/>
-          <w:numId w:val="1001"/>
+          <w:numId w:val="1004"/>
         </w:numPr>
         <w:jc w:val="left"/>
         <w:keepNext w:val="0"/>
         <w:keepLines w:val="0"/>
         <w:widowControl w:val="1"/>
       </w:pPr>
-      <w:bookmarkStart w:id="72" w:name="ref-gomez2018"/>
-      <w:r>
-        <w:t xml:space="preserve">Gómez-Bombarelli, R.</w:t>
+      <w:bookmarkStart w:id="72" w:name="ref-katritzky2010"/>
+      <w:r>
+        <w:t xml:space="preserve">Katritzky, A. R.</w:t>
       </w:r>
       <w:r>
         <w:t xml:space="preserve"> </w:t>
@@ -7142,7 +7470,7 @@
         <w:t xml:space="preserve"> </w:t>
       </w:r>
       <w:r>
-        <w:t xml:space="preserve">Automatic chemical design using a data-driven continuous representation of molecules.</w:t>
+        <w:t xml:space="preserve">Heterocyclic chemistry of high-nitrogen energetic materials.</w:t>
       </w:r>
       <w:r>
         <w:t xml:space="preserve"> </w:t>
@@ -7152,7 +7480,7 @@
           <w:i/>
           <w:iCs/>
         </w:rPr>
-        <w:t xml:space="preserve">ACS Cent. Sci.</w:t>
+        <w:t xml:space="preserve">Chem. Rev.</w:t>
       </w:r>
       <w:r>
         <w:t xml:space="preserve"> </w:t>
@@ -7162,10 +7490,10 @@
           <w:b/>
           <w:bCs/>
         </w:rPr>
-        <w:t xml:space="preserve">4</w:t>
-      </w:r>
-      <w:r>
-        <w:t xml:space="preserve">, 268–276 (2018).</w:t>
+        <w:t xml:space="preserve">110</w:t>
+      </w:r>
+      <w:r>
+        <w:t xml:space="preserve">, 5413–5432 (2010).</w:t>
       </w:r>
       <w:bookmarkEnd w:id="72"/>
     </w:p>
@@ -7174,73 +7502,33 @@
         <w:pStyle w:val="ReferenceEntry"/>
         <w:numPr>
           <w:ilvl w:val="0"/>
-          <w:numId w:val="1001"/>
+          <w:numId w:val="1004"/>
         </w:numPr>
         <w:jc w:val="left"/>
         <w:keepNext w:val="0"/>
         <w:keepLines w:val="0"/>
         <w:widowControl w:val="1"/>
       </w:pPr>
-      <w:bookmarkStart w:id="73" w:name="ref-jin2018"/>
-      <w:r>
-        <w:t xml:space="preserve">Jin, W., Barzilay, R. &amp; Jaakkola, T. Junction tree variational autoencoder for molecular graph generation.</w:t>
-      </w:r>
-      <w:r>
-        <w:t xml:space="preserve"> </w:t>
-      </w:r>
-      <w:r>
-        <w:rPr>
-          <w:i/>
-          <w:iCs/>
-        </w:rPr>
-        <w:t xml:space="preserve">ICML</w:t>
-      </w:r>
-      <w:r>
-        <w:t xml:space="preserve"> </w:t>
-      </w:r>
-      <w:r>
-        <w:t xml:space="preserve">(2018).</w:t>
-      </w:r>
-      <w:bookmarkEnd w:id="73"/>
-    </w:p>
-    <w:p>
-      <w:pPr>
-        <w:pStyle w:val="ReferenceEntry"/>
-        <w:numPr>
-          <w:ilvl w:val="0"/>
-          <w:numId w:val="1001"/>
-        </w:numPr>
-        <w:jc w:val="left"/>
-        <w:keepNext w:val="0"/>
-        <w:keepLines w:val="0"/>
-        <w:widowControl w:val="1"/>
-      </w:pPr>
-      <w:bookmarkStart w:id="74" w:name="ref-csp2023"/>
-      <w:r>
-        <w:t xml:space="preserve">Bowskill, D. H., Sugden, I. J., Konstantinopoulos, S., Adjiman, C. S. &amp; Pantelides, C. C. Crystal structure prediction methods for organic molecules.</w:t>
-      </w:r>
-      <w:r>
-        <w:t xml:space="preserve"> </w:t>
-      </w:r>
-      <w:r>
-        <w:rPr>
-          <w:i/>
-          <w:iCs/>
-        </w:rPr>
-        <w:t xml:space="preserve">Cryst. Growth Des.</w:t>
-      </w:r>
-      <w:r>
-        <w:t xml:space="preserve"> </w:t>
-      </w:r>
-      <w:r>
-        <w:rPr>
-          <w:b/>
-          <w:bCs/>
-        </w:rPr>
-        <w:t xml:space="preserve">23</w:t>
-      </w:r>
-      <w:r>
-        <w:t xml:space="preserve">, 1006–1023 (2023).</w:t>
+      <w:bookmarkStart w:id="74" w:name="ref-daylight-smarts"/>
+      <w:r>
+        <w:t xml:space="preserve">Daylight Chemical Information Systems. SMARTS — A language for describing molecular patterns.</w:t>
+      </w:r>
+      <w:r>
+        <w:t xml:space="preserve"> </w:t>
+      </w:r>
+      <w:hyperlink r:id="rId73">
+        <w:r>
+          <w:rPr>
+            <w:rStyle w:val="Hyperlink"/>
+          </w:rPr>
+          <w:t xml:space="preserve">daylight.com/dayhtml/doc/theory/theory.smarts.html</w:t>
+        </w:r>
+      </w:hyperlink>
+      <w:r>
+        <w:t xml:space="preserve"> </w:t>
+      </w:r>
+      <w:r>
+        <w:t xml:space="preserve">(accessed 2025).</w:t>
       </w:r>
       <w:bookmarkEnd w:id="74"/>
     </w:p>
@@ -7249,16 +7537,16 @@
         <w:pStyle w:val="ReferenceEntry"/>
         <w:numPr>
           <w:ilvl w:val="0"/>
-          <w:numId w:val="1001"/>
+          <w:numId w:val="1004"/>
         </w:numPr>
         <w:jc w:val="left"/>
         <w:keepNext w:val="0"/>
         <w:keepLines w:val="0"/>
         <w:widowControl w:val="1"/>
       </w:pPr>
-      <w:bookmarkStart w:id="75" w:name="ref-katritzky2010"/>
-      <w:r>
-        <w:t xml:space="preserve">Katritzky, A. R.</w:t>
+      <w:bookmarkStart w:id="75" w:name="ref-gpu4pyscf"/>
+      <w:r>
+        <w:t xml:space="preserve">Wu, X.</w:t>
       </w:r>
       <w:r>
         <w:t xml:space="preserve"> </w:t>
@@ -7274,7 +7562,7 @@
         <w:t xml:space="preserve"> </w:t>
       </w:r>
       <w:r>
-        <w:t xml:space="preserve">Heterocyclic chemistry of high-nitrogen energetic materials.</w:t>
+        <w:t xml:space="preserve">Enhancing GPU-acceleration in the open-source PySCF quantum chemistry package.</w:t>
       </w:r>
       <w:r>
         <w:t xml:space="preserve"> </w:t>
@@ -7284,7 +7572,7 @@
           <w:i/>
           <w:iCs/>
         </w:rPr>
-        <w:t xml:space="preserve">Chem. Rev.</w:t>
+        <w:t xml:space="preserve">J. Chem. Theory Comput.</w:t>
       </w:r>
       <w:r>
         <w:t xml:space="preserve"> </w:t>
@@ -7294,10 +7582,10 @@
           <w:b/>
           <w:bCs/>
         </w:rPr>
-        <w:t xml:space="preserve">110</w:t>
-      </w:r>
-      <w:r>
-        <w:t xml:space="preserve">, 5413–5432 (2010).</w:t>
+        <w:t xml:space="preserve">20</w:t>
+      </w:r>
+      <w:r>
+        <w:t xml:space="preserve">, 7388–7401 (2024).</w:t>
       </w:r>
       <w:bookmarkEnd w:id="75"/>
     </w:p>
@@ -7306,33 +7594,96 @@
         <w:pStyle w:val="ReferenceEntry"/>
         <w:numPr>
           <w:ilvl w:val="0"/>
-          <w:numId w:val="1001"/>
+          <w:numId w:val="1004"/>
         </w:numPr>
         <w:jc w:val="left"/>
         <w:keepNext w:val="0"/>
         <w:keepLines w:val="0"/>
         <w:widowControl w:val="1"/>
       </w:pPr>
-      <w:bookmarkStart w:id="77" w:name="ref-daylight-smarts"/>
-      <w:r>
-        <w:t xml:space="preserve">Daylight Chemical Information Systems. SMARTS — A language for describing molecular patterns.</w:t>
-      </w:r>
-      <w:r>
-        <w:t xml:space="preserve"> </w:t>
-      </w:r>
-      <w:hyperlink r:id="rId76">
-        <w:r>
-          <w:rPr>
-            <w:rStyle w:val="Hyperlink"/>
-          </w:rPr>
-          <w:t xml:space="preserve">daylight.com/dayhtml/doc/theory/theory.smarts.html</w:t>
-        </w:r>
-      </w:hyperlink>
-      <w:r>
-        <w:t xml:space="preserve"> </w:t>
-      </w:r>
-      <w:r>
-        <w:t xml:space="preserve">(accessed 2025).</w:t>
+      <w:bookmarkStart w:id="76" w:name="ref-sun2018"/>
+      <w:r>
+        <w:t xml:space="preserve">Sun, Q.</w:t>
+      </w:r>
+      <w:r>
+        <w:t xml:space="preserve"> </w:t>
+      </w:r>
+      <w:r>
+        <w:rPr>
+          <w:i/>
+          <w:iCs/>
+        </w:rPr>
+        <w:t xml:space="preserve">et al.</w:t>
+      </w:r>
+      <w:r>
+        <w:t xml:space="preserve"> </w:t>
+      </w:r>
+      <w:r>
+        <w:t xml:space="preserve">PySCF: the Python-based simulations of chemistry framework.</w:t>
+      </w:r>
+      <w:r>
+        <w:t xml:space="preserve"> </w:t>
+      </w:r>
+      <w:r>
+        <w:rPr>
+          <w:i/>
+          <w:iCs/>
+        </w:rPr>
+        <w:t xml:space="preserve">WIREs Comput. Mol. Sci.</w:t>
+      </w:r>
+      <w:r>
+        <w:t xml:space="preserve"> </w:t>
+      </w:r>
+      <w:r>
+        <w:rPr>
+          <w:b/>
+          <w:bCs/>
+        </w:rPr>
+        <w:t xml:space="preserve">8</w:t>
+      </w:r>
+      <w:r>
+        <w:t xml:space="preserve">, e1340 (2018).</w:t>
+      </w:r>
+      <w:bookmarkEnd w:id="76"/>
+    </w:p>
+    <w:p>
+      <w:pPr>
+        <w:pStyle w:val="ReferenceEntry"/>
+        <w:numPr>
+          <w:ilvl w:val="0"/>
+          <w:numId w:val="1004"/>
+        </w:numPr>
+        <w:jc w:val="left"/>
+        <w:keepNext w:val="0"/>
+        <w:keepLines w:val="0"/>
+        <w:widowControl w:val="1"/>
+      </w:pPr>
+      <w:bookmarkStart w:id="77" w:name="ref-grimme2010d3"/>
+      <w:r>
+        <w:t xml:space="preserve">Grimme, S., Antony, J., Ehrlich, S. &amp; Krieg, H. A consistent and accurate ab initio parametrization of density functional dispersion correction (DFT-D) for the 94 elements H–Pu.</w:t>
+      </w:r>
+      <w:r>
+        <w:t xml:space="preserve"> </w:t>
+      </w:r>
+      <w:r>
+        <w:rPr>
+          <w:i/>
+          <w:iCs/>
+        </w:rPr>
+        <w:t xml:space="preserve">J. Chem. Phys.</w:t>
+      </w:r>
+      <w:r>
+        <w:t xml:space="preserve"> </w:t>
+      </w:r>
+      <w:r>
+        <w:rPr>
+          <w:b/>
+          <w:bCs/>
+        </w:rPr>
+        <w:t xml:space="preserve">132</w:t>
+      </w:r>
+      <w:r>
+        <w:t xml:space="preserve">, 154104 (2010).</w:t>
       </w:r>
       <w:bookmarkEnd w:id="77"/>
     </w:p>
@@ -7341,16 +7692,16 @@
         <w:pStyle w:val="ReferenceEntry"/>
         <w:numPr>
           <w:ilvl w:val="0"/>
-          <w:numId w:val="1001"/>
+          <w:numId w:val="1004"/>
         </w:numPr>
         <w:jc w:val="left"/>
         <w:keepNext w:val="0"/>
         <w:keepLines w:val="0"/>
         <w:widowControl w:val="1"/>
       </w:pPr>
-      <w:bookmarkStart w:id="78" w:name="ref-gpu4pyscf"/>
-      <w:r>
-        <w:t xml:space="preserve">Wu, X.</w:t>
+      <w:bookmarkStart w:id="78" w:name="ref-becke2011"/>
+      <w:r>
+        <w:t xml:space="preserve">Becke, A. D. &amp; Johnson, E. R. A density-functional model of the dispersion interaction.</w:t>
       </w:r>
       <w:r>
         <w:t xml:space="preserve"> </w:t>
@@ -7360,23 +7711,7 @@
           <w:i/>
           <w:iCs/>
         </w:rPr>
-        <w:t xml:space="preserve">et al.</w:t>
-      </w:r>
-      <w:r>
-        <w:t xml:space="preserve"> </w:t>
-      </w:r>
-      <w:r>
-        <w:t xml:space="preserve">Enhancing GPU-acceleration in the open-source PySCF quantum chemistry package.</w:t>
-      </w:r>
-      <w:r>
-        <w:t xml:space="preserve"> </w:t>
-      </w:r>
-      <w:r>
-        <w:rPr>
-          <w:i/>
-          <w:iCs/>
-        </w:rPr>
-        <w:t xml:space="preserve">J. Chem. Theory Comput.</w:t>
+        <w:t xml:space="preserve">J. Chem. Phys.</w:t>
       </w:r>
       <w:r>
         <w:t xml:space="preserve"> </w:t>
@@ -7386,10 +7721,10 @@
           <w:b/>
           <w:bCs/>
         </w:rPr>
-        <w:t xml:space="preserve">20</w:t>
-      </w:r>
-      <w:r>
-        <w:t xml:space="preserve">, 7388–7401 (2024).</w:t>
+        <w:t xml:space="preserve">123</w:t>
+      </w:r>
+      <w:r>
+        <w:t xml:space="preserve">, 154101 (2005).</w:t>
       </w:r>
       <w:bookmarkEnd w:id="78"/>
     </w:p>
@@ -7398,16 +7733,16 @@
         <w:pStyle w:val="ReferenceEntry"/>
         <w:numPr>
           <w:ilvl w:val="0"/>
-          <w:numId w:val="1001"/>
+          <w:numId w:val="1004"/>
         </w:numPr>
         <w:jc w:val="left"/>
         <w:keepNext w:val="0"/>
         <w:keepLines w:val="0"/>
         <w:widowControl w:val="1"/>
       </w:pPr>
-      <w:bookmarkStart w:id="79" w:name="ref-sun2018"/>
-      <w:r>
-        <w:t xml:space="preserve">Sun, Q.</w:t>
+      <w:bookmarkStart w:id="79" w:name="ref-weigend2005"/>
+      <w:r>
+        <w:t xml:space="preserve">Weigend, F. &amp; Ahlrichs, R. Balanced basis sets of split valence, triple zeta valence and quadruple zeta valence quality for H to Rn.</w:t>
       </w:r>
       <w:r>
         <w:t xml:space="preserve"> </w:t>
@@ -7417,23 +7752,7 @@
           <w:i/>
           <w:iCs/>
         </w:rPr>
-        <w:t xml:space="preserve">et al.</w:t>
-      </w:r>
-      <w:r>
-        <w:t xml:space="preserve"> </w:t>
-      </w:r>
-      <w:r>
-        <w:t xml:space="preserve">PySCF: the Python-based simulations of chemistry framework.</w:t>
-      </w:r>
-      <w:r>
-        <w:t xml:space="preserve"> </w:t>
-      </w:r>
-      <w:r>
-        <w:rPr>
-          <w:i/>
-          <w:iCs/>
-        </w:rPr>
-        <w:t xml:space="preserve">WIREs Comput. Mol. Sci.</w:t>
+        <w:t xml:space="preserve">Phys. Chem. Chem. Phys.</w:t>
       </w:r>
       <w:r>
         <w:t xml:space="preserve"> </w:t>
@@ -7443,10 +7762,10 @@
           <w:b/>
           <w:bCs/>
         </w:rPr>
-        <w:t xml:space="preserve">8</w:t>
-      </w:r>
-      <w:r>
-        <w:t xml:space="preserve">, e1340 (2018).</w:t>
+        <w:t xml:space="preserve">7</w:t>
+      </w:r>
+      <w:r>
+        <w:t xml:space="preserve">, 3297–3305 (2005).</w:t>
       </w:r>
       <w:bookmarkEnd w:id="79"/>
     </w:p>
@@ -7455,137 +7774,14 @@
         <w:pStyle w:val="ReferenceEntry"/>
         <w:numPr>
           <w:ilvl w:val="0"/>
-          <w:numId w:val="1001"/>
+          <w:numId w:val="1004"/>
         </w:numPr>
         <w:jc w:val="left"/>
         <w:keepNext w:val="0"/>
         <w:keepLines w:val="0"/>
         <w:widowControl w:val="1"/>
       </w:pPr>
-      <w:bookmarkStart w:id="80" w:name="ref-grimme2010d3"/>
-      <w:r>
-        <w:t xml:space="preserve">Grimme, S., Antony, J., Ehrlich, S. &amp; Krieg, H. A consistent and accurate ab initio parametrization of density functional dispersion correction (DFT-D) for the 94 elements H–Pu.</w:t>
-      </w:r>
-      <w:r>
-        <w:t xml:space="preserve"> </w:t>
-      </w:r>
-      <w:r>
-        <w:rPr>
-          <w:i/>
-          <w:iCs/>
-        </w:rPr>
-        <w:t xml:space="preserve">J. Chem. Phys.</w:t>
-      </w:r>
-      <w:r>
-        <w:t xml:space="preserve"> </w:t>
-      </w:r>
-      <w:r>
-        <w:rPr>
-          <w:b/>
-          <w:bCs/>
-        </w:rPr>
-        <w:t xml:space="preserve">132</w:t>
-      </w:r>
-      <w:r>
-        <w:t xml:space="preserve">, 154104 (2010).</w:t>
-      </w:r>
-      <w:bookmarkEnd w:id="80"/>
-    </w:p>
-    <w:p>
-      <w:pPr>
-        <w:pStyle w:val="ReferenceEntry"/>
-        <w:numPr>
-          <w:ilvl w:val="0"/>
-          <w:numId w:val="1001"/>
-        </w:numPr>
-        <w:jc w:val="left"/>
-        <w:keepNext w:val="0"/>
-        <w:keepLines w:val="0"/>
-        <w:widowControl w:val="1"/>
-      </w:pPr>
-      <w:bookmarkStart w:id="81" w:name="ref-becke2011"/>
-      <w:r>
-        <w:t xml:space="preserve">Becke, A. D. &amp; Johnson, E. R. A density-functional model of the dispersion interaction.</w:t>
-      </w:r>
-      <w:r>
-        <w:t xml:space="preserve"> </w:t>
-      </w:r>
-      <w:r>
-        <w:rPr>
-          <w:i/>
-          <w:iCs/>
-        </w:rPr>
-        <w:t xml:space="preserve">J. Chem. Phys.</w:t>
-      </w:r>
-      <w:r>
-        <w:t xml:space="preserve"> </w:t>
-      </w:r>
-      <w:r>
-        <w:rPr>
-          <w:b/>
-          <w:bCs/>
-        </w:rPr>
-        <w:t xml:space="preserve">123</w:t>
-      </w:r>
-      <w:r>
-        <w:t xml:space="preserve">, 154101 (2005).</w:t>
-      </w:r>
-      <w:bookmarkEnd w:id="81"/>
-    </w:p>
-    <w:p>
-      <w:pPr>
-        <w:pStyle w:val="ReferenceEntry"/>
-        <w:numPr>
-          <w:ilvl w:val="0"/>
-          <w:numId w:val="1001"/>
-        </w:numPr>
-        <w:jc w:val="left"/>
-        <w:keepNext w:val="0"/>
-        <w:keepLines w:val="0"/>
-        <w:widowControl w:val="1"/>
-      </w:pPr>
-      <w:bookmarkStart w:id="82" w:name="ref-weigend2005"/>
-      <w:r>
-        <w:t xml:space="preserve">Weigend, F. &amp; Ahlrichs, R. Balanced basis sets of split valence, triple zeta valence and quadruple zeta valence quality for H to Rn.</w:t>
-      </w:r>
-      <w:r>
-        <w:t xml:space="preserve"> </w:t>
-      </w:r>
-      <w:r>
-        <w:rPr>
-          <w:i/>
-          <w:iCs/>
-        </w:rPr>
-        <w:t xml:space="preserve">Phys. Chem. Chem. Phys.</w:t>
-      </w:r>
-      <w:r>
-        <w:t xml:space="preserve"> </w:t>
-      </w:r>
-      <w:r>
-        <w:rPr>
-          <w:b/>
-          <w:bCs/>
-        </w:rPr>
-        <w:t xml:space="preserve">7</w:t>
-      </w:r>
-      <w:r>
-        <w:t xml:space="preserve">, 3297–3305 (2005).</w:t>
-      </w:r>
-      <w:bookmarkEnd w:id="82"/>
-    </w:p>
-    <w:p>
-      <w:pPr>
-        <w:pStyle w:val="ReferenceEntry"/>
-        <w:numPr>
-          <w:ilvl w:val="0"/>
-          <w:numId w:val="1001"/>
-        </w:numPr>
-        <w:jc w:val="left"/>
-        <w:keepNext w:val="0"/>
-        <w:keepLines w:val="0"/>
-        <w:widowControl w:val="1"/>
-      </w:pPr>
-      <w:bookmarkStart w:id="83" w:name="ref-stephens1994"/>
+      <w:bookmarkStart w:id="80" w:name="ref-stephens1994"/>
       <w:r>
         <w:t xml:space="preserve">Stephens, P. J., Devlin, F. J., Chabalowski, C. F. &amp; Frisch, M. J. Ab initio calculation of vibrational absorption and circular dichroism spectra using density functional force fields.</w:t>
       </w:r>
@@ -7612,10 +7808,10 @@
       <w:r>
         <w:t xml:space="preserve">, 11623–11627 (1994).</w:t>
       </w:r>
-      <w:bookmarkEnd w:id="83"/>
+      <w:bookmarkEnd w:id="80"/>
     </w:p>
-    <w:bookmarkEnd w:id="84"/>
-    <w:bookmarkStart w:id="97" w:name="sec-methods"/>
+    <w:bookmarkEnd w:id="81"/>
+    <w:bookmarkStart w:id="94" w:name="sec-methods"/>
     <w:p>
       <w:pPr>
         <w:pStyle w:val="Heading2"/>
@@ -7627,7 +7823,7 @@
         <w:t xml:space="preserve">Methods</w:t>
       </w:r>
     </w:p>
-    <w:bookmarkStart w:id="85" w:name="dataset-and-four-tier-label-hierarchy"/>
+    <w:bookmarkStart w:id="82" w:name="m-dataset"/>
     <w:p>
       <w:pPr>
         <w:pStyle w:val="Heading3"/>
@@ -7999,7 +8195,7 @@
           <w:rPr>
             <w:rStyle w:val="Hyperlink"/>
           </w:rPr>
-          <w:t xml:space="preserve">21</w:t>
+          <w:t xml:space="preserve">20</w:t>
         </w:r>
       </w:hyperlink>
       <w:r>
@@ -8014,45 +8210,31 @@
         </w:r>
       </w:hyperlink>
       <w:r>
-        <w:t xml:space="preserve">, and tokenised. Tier-A/B rows above the 90th percentile of the detonation-velocity marginal are oversampled by</w:t>
+        <w:t xml:space="preserve">, and tokenised. A high-tail oversampling layer is applied at denoiser-training time on Tier-A/B rows; the per-denoiser tilt (HOF tail or</w:t>
       </w:r>
       <w:r>
         <w:t xml:space="preserve"> </w:t>
       </w:r>
       <m:oMath>
         <m:r>
-          <m:t>5</m:t>
-        </m:r>
-        <m:r>
-          <m:rPr>
-            <m:sty m:val="p"/>
-          </m:rPr>
-          <m:t>×</m:t>
+          <m:t>ρ</m:t>
+        </m:r>
+        <m:r>
+          <m:t>D</m:t>
+        </m:r>
+        <m:r>
+          <m:t>P</m:t>
         </m:r>
       </m:oMath>
       <w:r>
-        <w:t xml:space="preserve">–</w:t>
-      </w:r>
-      <m:oMath>
-        <m:r>
-          <m:t>10</m:t>
-        </m:r>
-        <m:r>
-          <m:rPr>
-            <m:sty m:val="p"/>
-          </m:rPr>
-          <m:t>×</m:t>
-        </m:r>
-      </m:oMath>
-      <w:r>
-        <w:t xml:space="preserve"> </w:t>
-      </w:r>
-      <w:r>
-        <w:t xml:space="preserve">at training time, raising the mean predicted velocity of the top leads by 0.4 km/s relative to a uniform-sampling control.</w:t>
+        <w:t xml:space="preserve"> </w:t>
+      </w:r>
+      <w:r>
+        <w:t xml:space="preserve">tail) is described under "Two complementary denoisers" below. Combined with the tier-gated conditional gradient, the asymmetric oversampling raises the mean predicted detonation velocity of the top leads by 0.4 km/s relative to a uniform-sampling control.</w:t>
       </w:r>
     </w:p>
-    <w:bookmarkEnd w:id="85"/>
-    <w:bookmarkStart w:id="86" w:name="latent-encoder-limo"/>
+    <w:bookmarkEnd w:id="82"/>
+    <w:bookmarkStart w:id="83" w:name="m-limo"/>
     <w:p>
       <w:pPr>
         <w:pStyle w:val="Heading3"/>
@@ -8098,19 +8280,253 @@
         </m:r>
       </m:oMath>
       <w:r>
-        <w:t xml:space="preserve">8,500 steps on the 326k energetic-biased SMILES corpus with</w:t>
+        <w:t xml:space="preserve">8,500 steps on the 326k energetic-biased SMILES corpus with the standard ELBO objective</w:t>
       </w:r>
       <w:r>
         <w:t xml:space="preserve"> </w:t>
       </w:r>
       <m:oMath>
         <m:r>
+          <m:rPr>
+            <m:scr m:val="script"/>
+            <m:sty m:val="p"/>
+          </m:rPr>
+          <m:t>L</m:t>
+        </m:r>
+        <m:r>
+          <m:rPr>
+            <m:sty m:val="p"/>
+          </m:rPr>
+          <m:t>(</m:t>
+        </m:r>
+        <m:r>
+          <m:t>x</m:t>
+        </m:r>
+        <m:r>
+          <m:rPr>
+            <m:sty m:val="p"/>
+          </m:rPr>
+          <m:t>)</m:t>
+        </m:r>
+        <m:r>
+          <m:rPr>
+            <m:sty m:val="p"/>
+          </m:rPr>
+          <m:t>=</m:t>
+        </m:r>
+        <m:r>
+          <m:rPr>
+            <m:sty m:val="p"/>
+          </m:rPr>
+          <m:t>−</m:t>
+        </m:r>
+        <m:sSub>
+          <m:e>
+            <m:r>
+              <m:rPr>
+                <m:scr m:val="double-struck"/>
+                <m:sty m:val="p"/>
+              </m:rPr>
+              <m:t>E</m:t>
+            </m:r>
+          </m:e>
+          <m:sub>
+            <m:r>
+              <m:t>q</m:t>
+            </m:r>
+            <m:r>
+              <m:rPr>
+                <m:sty m:val="p"/>
+              </m:rPr>
+              <m:t>(</m:t>
+            </m:r>
+            <m:r>
+              <m:t>z</m:t>
+            </m:r>
+            <m:r>
+              <m:rPr>
+                <m:sty m:val="p"/>
+              </m:rPr>
+              <m:t>|</m:t>
+            </m:r>
+            <m:r>
+              <m:t>x</m:t>
+            </m:r>
+            <m:r>
+              <m:rPr>
+                <m:sty m:val="p"/>
+              </m:rPr>
+              <m:t>)</m:t>
+            </m:r>
+          </m:sub>
+        </m:sSub>
+        <m:r>
+          <m:rPr>
+            <m:sty m:val="p"/>
+          </m:rPr>
+          <m:t>[</m:t>
+        </m:r>
+        <m:r>
+          <m:rPr>
+            <m:sty m:val="p"/>
+          </m:rPr>
+          <m:t>log</m:t>
+        </m:r>
+        <m:r>
+          <m:t>p</m:t>
+        </m:r>
+        <m:r>
+          <m:rPr>
+            <m:sty m:val="p"/>
+          </m:rPr>
+          <m:t>(</m:t>
+        </m:r>
+        <m:r>
+          <m:t>x</m:t>
+        </m:r>
+        <m:r>
+          <m:rPr>
+            <m:sty m:val="p"/>
+          </m:rPr>
+          <m:t>|</m:t>
+        </m:r>
+        <m:r>
+          <m:t>z</m:t>
+        </m:r>
+        <m:r>
+          <m:rPr>
+            <m:sty m:val="p"/>
+          </m:rPr>
+          <m:t>)</m:t>
+        </m:r>
+        <m:r>
+          <m:rPr>
+            <m:sty m:val="p"/>
+          </m:rPr>
+          <m:t>]</m:t>
+        </m:r>
+        <m:r>
+          <m:rPr>
+            <m:sty m:val="p"/>
+          </m:rPr>
+          <m:t>+</m:t>
+        </m:r>
+        <m:r>
           <m:t>β</m:t>
         </m:r>
         <m:r>
           <m:rPr>
             <m:sty m:val="p"/>
           </m:rPr>
+          <m:t>⋅</m:t>
+        </m:r>
+        <m:r>
+          <m:rPr>
+            <m:nor/>
+            <m:sty m:val="p"/>
+          </m:rPr>
+          <m:t>KL</m:t>
+        </m:r>
+        <m:r>
+          <m:rPr>
+            <m:sty m:val="p"/>
+          </m:rPr>
+          <m:t>(</m:t>
+        </m:r>
+        <m:r>
+          <m:t>q</m:t>
+        </m:r>
+        <m:r>
+          <m:rPr>
+            <m:sty m:val="p"/>
+          </m:rPr>
+          <m:t>(</m:t>
+        </m:r>
+        <m:r>
+          <m:t>z</m:t>
+        </m:r>
+        <m:r>
+          <m:rPr>
+            <m:sty m:val="p"/>
+          </m:rPr>
+          <m:t>|</m:t>
+        </m:r>
+        <m:r>
+          <m:t>x</m:t>
+        </m:r>
+        <m:r>
+          <m:rPr>
+            <m:sty m:val="p"/>
+          </m:rPr>
+          <m:t>)</m:t>
+        </m:r>
+        <m:r>
+          <m:t> </m:t>
+        </m:r>
+        <m:r>
+          <m:rPr>
+            <m:sty m:val="p"/>
+          </m:rPr>
+          <m:t>∥</m:t>
+        </m:r>
+        <m:r>
+          <m:t> </m:t>
+        </m:r>
+        <m:r>
+          <m:rPr>
+            <m:scr m:val="script"/>
+            <m:sty m:val="p"/>
+          </m:rPr>
+          <m:t>N</m:t>
+        </m:r>
+        <m:r>
+          <m:rPr>
+            <m:sty m:val="p"/>
+          </m:rPr>
+          <m:t>(</m:t>
+        </m:r>
+        <m:r>
+          <m:t>0</m:t>
+        </m:r>
+        <m:r>
+          <m:rPr>
+            <m:sty m:val="p"/>
+          </m:rPr>
+          <m:t>,</m:t>
+        </m:r>
+        <m:r>
+          <m:t>I</m:t>
+        </m:r>
+        <m:r>
+          <m:rPr>
+            <m:sty m:val="p"/>
+          </m:rPr>
+          <m:t>)</m:t>
+        </m:r>
+        <m:r>
+          <m:rPr>
+            <m:sty m:val="p"/>
+          </m:rPr>
+          <m:t>)</m:t>
+        </m:r>
+      </m:oMath>
+      <w:r>
+        <w:t xml:space="preserve"> </w:t>
+      </w:r>
+      <w:r>
+        <w:t xml:space="preserve">at</w:t>
+      </w:r>
+      <w:r>
+        <w:t xml:space="preserve"> </w:t>
+      </w:r>
+      <m:oMath>
+        <m:r>
+          <m:t>β</m:t>
+        </m:r>
+        <m:r>
+          <m:rPr>
+            <m:sty m:val="p"/>
+          </m:rPr>
           <m:t>=</m:t>
         </m:r>
         <m:r>
@@ -8118,7 +8534,146 @@
         </m:r>
       </m:oMath>
       <w:r>
-        <w:t xml:space="preserve">, and freeze the encoder thereafter. The encoder maps a (B, 72) SELFIES-token tensor through a 64-dim embedding and a four-layer MLP to a 1024-dim Gaussian latent. After fine-tuning, validation token-accuracy is 64.5%, and the latent posterior is concentrated at</w:t>
+        <w:t xml:space="preserve"> </w:t>
+      </w:r>
+      <w:r>
+        <w:t xml:space="preserve">(free-bits clipping disabled), and freeze the encoder thereafter. The encoder maps a (B, 72) SELFIES-token tensor through a 64-dim embedding and a four-layer MLP</w:t>
+      </w:r>
+      <w:r>
+        <w:t xml:space="preserve"> </w:t>
+      </w:r>
+      <m:oMath>
+        <m:r>
+          <m:rPr>
+            <m:sty m:val="p"/>
+          </m:rPr>
+          <m:t>(</m:t>
+        </m:r>
+      </m:oMath>
+      <w:r>
+        <w:t xml:space="preserve">Linear(72·64</w:t>
+      </w:r>
+      <w:r>
+        <w:t xml:space="preserve"> </w:t>
+      </w:r>
+      <m:oMath>
+        <m:r>
+          <m:rPr>
+            <m:sty m:val="p"/>
+          </m:rPr>
+          <m:t>→</m:t>
+        </m:r>
+      </m:oMath>
+      <w:r>
+        <w:t xml:space="preserve"> </w:t>
+      </w:r>
+      <w:r>
+        <w:t xml:space="preserve">2000)–ReLU–Linear(2000</w:t>
+      </w:r>
+      <w:r>
+        <w:t xml:space="preserve"> </w:t>
+      </w:r>
+      <m:oMath>
+        <m:r>
+          <m:rPr>
+            <m:sty m:val="p"/>
+          </m:rPr>
+          <m:t>→</m:t>
+        </m:r>
+      </m:oMath>
+      <w:r>
+        <w:t xml:space="preserve"> </w:t>
+      </w:r>
+      <w:r>
+        <w:t xml:space="preserve">1000)–BN–ReLU–Linear(1000</w:t>
+      </w:r>
+      <w:r>
+        <w:t xml:space="preserve"> </w:t>
+      </w:r>
+      <m:oMath>
+        <m:r>
+          <m:rPr>
+            <m:sty m:val="p"/>
+          </m:rPr>
+          <m:t>→</m:t>
+        </m:r>
+      </m:oMath>
+      <w:r>
+        <w:t xml:space="preserve"> </w:t>
+      </w:r>
+      <w:r>
+        <w:t xml:space="preserve">1000)–BN–ReLU–Linear(1000</w:t>
+      </w:r>
+      <w:r>
+        <w:t xml:space="preserve"> </w:t>
+      </w:r>
+      <m:oMath>
+        <m:r>
+          <m:rPr>
+            <m:sty m:val="p"/>
+          </m:rPr>
+          <m:t>→</m:t>
+        </m:r>
+      </m:oMath>
+      <w:r>
+        <w:t xml:space="preserve"> </w:t>
+      </w:r>
+      <w:r>
+        <w:t xml:space="preserve">2 · 1024)</w:t>
+      </w:r>
+      <m:oMath>
+        <m:r>
+          <m:rPr>
+            <m:sty m:val="p"/>
+          </m:rPr>
+          <m:t>)</m:t>
+        </m:r>
+      </m:oMath>
+      <w:r>
+        <w:t xml:space="preserve"> </w:t>
+      </w:r>
+      <w:r>
+        <w:t xml:space="preserve">to a 1024-dim Gaussian latent (the final 2 · 1024 head packs</w:t>
+      </w:r>
+      <w:r>
+        <w:t xml:space="preserve"> </w:t>
+      </w:r>
+      <m:oMath>
+        <m:r>
+          <m:t>μ</m:t>
+        </m:r>
+      </m:oMath>
+      <w:r>
+        <w:t xml:space="preserve"> </w:t>
+      </w:r>
+      <w:r>
+        <w:t xml:space="preserve">and</w:t>
+      </w:r>
+      <w:r>
+        <w:t xml:space="preserve"> </w:t>
+      </w:r>
+      <m:oMath>
+        <m:r>
+          <m:rPr>
+            <m:sty m:val="p"/>
+          </m:rPr>
+          <m:t>log</m:t>
+        </m:r>
+        <m:sSup>
+          <m:e>
+            <m:r>
+              <m:t>σ</m:t>
+            </m:r>
+          </m:e>
+          <m:sup>
+            <m:r>
+              <m:t>2</m:t>
+            </m:r>
+          </m:sup>
+        </m:sSup>
+      </m:oMath>
+      <w:r>
+        <w:t xml:space="preserve">); the decoder mirrors this architecture and produces a (B, 72, 108) log-probability tensor in parallel (non-autoregressive). After fine-tuning, validation token-accuracy is 64.5%, and the latent posterior is concentrated at</w:t>
       </w:r>
       <w:r>
         <w:t xml:space="preserve"> </w:t>
@@ -8211,11 +8766,44 @@
         </m:sSup>
       </m:oMath>
       <w:r>
-        <w:t xml:space="preserve">; all training and sampling thereafter happens in latent space, and the decoder is invoked only at the end to read candidates back as SMILES. SELFIES syntax guarantees token-level validity, so molecule-level validity is 100% by construction; reconstruction accuracy on the energetic validation set is 31.4%.</w:t>
+        <w:t xml:space="preserve">; all training and sampling thereafter happens in latent space, and the decoder is invoked only at the end to read candidates back as SMILES. SELFIES syntax guarantees token-level validity, so molecule-level validity is 100% by construction; reconstruction accuracy on the energetic validation set is 31.4%, sufficient because the diffusion sampler explores latent space rather than reconstructing held-out molecules. The cached tensor stores, per row, the latent mean, the four conditioning targets</w:t>
+      </w:r>
+      <w:r>
+        <w:t xml:space="preserve"> </w:t>
+      </w:r>
+      <m:oMath>
+        <m:r>
+          <m:t>ρ</m:t>
+        </m:r>
+      </m:oMath>
+      <w:r>
+        <w:t xml:space="preserve">, HOF,</w:t>
+      </w:r>
+      <w:r>
+        <w:t xml:space="preserve"> </w:t>
+      </w:r>
+      <m:oMath>
+        <m:r>
+          <m:t>D</m:t>
+        </m:r>
+      </m:oMath>
+      <w:r>
+        <w:t xml:space="preserve">,</w:t>
+      </w:r>
+      <w:r>
+        <w:t xml:space="preserve"> </w:t>
+      </w:r>
+      <m:oMath>
+        <m:r>
+          <m:t>P</m:t>
+        </m:r>
+      </m:oMath>
+      <w:r>
+        <w:t xml:space="preserve">, the per-row tier weight, the per-property availability mask, and per-property normalisation statistics (mean and standard deviation over the trusted Tier-A and Tier-B subset).</w:t>
       </w:r>
     </w:p>
-    <w:bookmarkEnd w:id="86"/>
-    <w:bookmarkStart w:id="87" w:name="two-complementary-denoisers"/>
+    <w:bookmarkEnd w:id="83"/>
+    <w:bookmarkStart w:id="84" w:name="m-denoisers"/>
     <w:p>
       <w:pPr>
         <w:pStyle w:val="Heading3"/>
@@ -8507,7 +9095,528 @@
         <w:t xml:space="preserve"> </w:t>
       </w:r>
       <w:r>
-        <w:t xml:space="preserve">on a cosine decay, batch size 128, twenty epochs, EMA decay 0.999, classifier-free-guidance dropout rate 0.10, and per-property dropout rate 0.30. The per-step training mask gates which conditioning properties enter FiLM at each step via a five-stage stochastic pipeline (subset-size sample, weighted pick over per-row eligibility and tier weight, property dropout, CFG dropout). At sample time, the standard guided estimate</w:t>
+        <w:t xml:space="preserve">on a cosine decay, batch size 128, twenty epochs, EMA decay 0.999, classifier-free-guidance dropout rate 0.10, and per-property dropout rate 0.30. The per-step training mask</w:t>
+      </w:r>
+      <w:r>
+        <w:t xml:space="preserve"> </w:t>
+      </w:r>
+      <m:oMath>
+        <m:r>
+          <m:t>m</m:t>
+        </m:r>
+        <m:r>
+          <m:rPr>
+            <m:sty m:val="p"/>
+          </m:rPr>
+          <m:t>∈</m:t>
+        </m:r>
+        <m:r>
+          <m:rPr>
+            <m:sty m:val="p"/>
+          </m:rPr>
+          <m:t>{</m:t>
+        </m:r>
+        <m:r>
+          <m:t>0</m:t>
+        </m:r>
+        <m:r>
+          <m:rPr>
+            <m:sty m:val="p"/>
+          </m:rPr>
+          <m:t>,</m:t>
+        </m:r>
+        <m:r>
+          <m:t>1</m:t>
+        </m:r>
+        <m:sSup>
+          <m:e>
+            <m:r>
+              <m:rPr>
+                <m:sty m:val="p"/>
+              </m:rPr>
+              <m:t>}</m:t>
+            </m:r>
+          </m:e>
+          <m:sup>
+            <m:r>
+              <m:t>4</m:t>
+            </m:r>
+          </m:sup>
+        </m:sSup>
+      </m:oMath>
+      <w:r>
+        <w:t xml:space="preserve"> </w:t>
+      </w:r>
+      <w:r>
+        <w:t xml:space="preserve">gates which of the four conditioning properties (</w:t>
+      </w:r>
+      <m:oMath>
+        <m:r>
+          <m:t>ρ</m:t>
+        </m:r>
+      </m:oMath>
+      <w:r>
+        <w:t xml:space="preserve">, HOF,</w:t>
+      </w:r>
+      <w:r>
+        <w:t xml:space="preserve"> </w:t>
+      </w:r>
+      <m:oMath>
+        <m:r>
+          <m:t>D</m:t>
+        </m:r>
+      </m:oMath>
+      <w:r>
+        <w:t xml:space="preserve">,</w:t>
+      </w:r>
+      <w:r>
+        <w:t xml:space="preserve"> </w:t>
+      </w:r>
+      <m:oMath>
+        <m:r>
+          <m:t>P</m:t>
+        </m:r>
+      </m:oMath>
+      <w:r>
+        <w:t xml:space="preserve">) enter FiLM at each step via a five-stage stochastic pipeline. (i)</w:t>
+      </w:r>
+      <w:r>
+        <w:t xml:space="preserve"> </w:t>
+      </w:r>
+      <w:r>
+        <w:rPr>
+          <w:i/>
+          <w:iCs/>
+        </w:rPr>
+        <w:t xml:space="preserve">Subset-size sampling</w:t>
+      </w:r>
+      <w:r>
+        <w:t xml:space="preserve"> </w:t>
+      </w:r>
+      <w:r>
+        <w:t xml:space="preserve">draws</w:t>
+      </w:r>
+      <w:r>
+        <w:t xml:space="preserve"> </w:t>
+      </w:r>
+      <m:oMath>
+        <m:r>
+          <m:t>k</m:t>
+        </m:r>
+      </m:oMath>
+      <w:r>
+        <w:t xml:space="preserve"> </w:t>
+      </w:r>
+      <w:r>
+        <w:t xml:space="preserve">from a Categorical with probabilities</w:t>
+      </w:r>
+      <w:r>
+        <w:t xml:space="preserve"> </w:t>
+      </w:r>
+      <m:oMath>
+        <m:r>
+          <m:rPr>
+            <m:sty m:val="p"/>
+          </m:rPr>
+          <m:t>{</m:t>
+        </m:r>
+        <m:r>
+          <m:t>0</m:t>
+        </m:r>
+        <m:r>
+          <m:t>​</m:t>
+        </m:r>
+        <m:r>
+          <m:rPr>
+            <m:sty m:val="p"/>
+          </m:rPr>
+          <m:t>:</m:t>
+        </m:r>
+        <m:r>
+          <m:t>​</m:t>
+        </m:r>
+        <m:r>
+          <m:t>.10</m:t>
+        </m:r>
+        <m:r>
+          <m:rPr>
+            <m:sty m:val="p"/>
+          </m:rPr>
+          <m:t>,</m:t>
+        </m:r>
+        <m:r>
+          <m:t>1</m:t>
+        </m:r>
+        <m:r>
+          <m:t>​</m:t>
+        </m:r>
+        <m:r>
+          <m:rPr>
+            <m:sty m:val="p"/>
+          </m:rPr>
+          <m:t>:</m:t>
+        </m:r>
+        <m:r>
+          <m:t>​</m:t>
+        </m:r>
+        <m:r>
+          <m:t>.25</m:t>
+        </m:r>
+        <m:r>
+          <m:rPr>
+            <m:sty m:val="p"/>
+          </m:rPr>
+          <m:t>,</m:t>
+        </m:r>
+        <m:r>
+          <m:t>2</m:t>
+        </m:r>
+        <m:r>
+          <m:t>​</m:t>
+        </m:r>
+        <m:r>
+          <m:rPr>
+            <m:sty m:val="p"/>
+          </m:rPr>
+          <m:t>:</m:t>
+        </m:r>
+        <m:r>
+          <m:t>​</m:t>
+        </m:r>
+        <m:r>
+          <m:t>.30</m:t>
+        </m:r>
+        <m:r>
+          <m:rPr>
+            <m:sty m:val="p"/>
+          </m:rPr>
+          <m:t>,</m:t>
+        </m:r>
+        <m:r>
+          <m:t>3</m:t>
+        </m:r>
+        <m:r>
+          <m:t>​</m:t>
+        </m:r>
+        <m:r>
+          <m:rPr>
+            <m:sty m:val="p"/>
+          </m:rPr>
+          <m:t>:</m:t>
+        </m:r>
+        <m:r>
+          <m:t>​</m:t>
+        </m:r>
+        <m:r>
+          <m:t>.25</m:t>
+        </m:r>
+        <m:r>
+          <m:rPr>
+            <m:sty m:val="p"/>
+          </m:rPr>
+          <m:t>,</m:t>
+        </m:r>
+        <m:r>
+          <m:t>4</m:t>
+        </m:r>
+        <m:r>
+          <m:t>​</m:t>
+        </m:r>
+        <m:r>
+          <m:rPr>
+            <m:sty m:val="p"/>
+          </m:rPr>
+          <m:t>:</m:t>
+        </m:r>
+        <m:r>
+          <m:t>​</m:t>
+        </m:r>
+        <m:r>
+          <m:t>.10</m:t>
+        </m:r>
+        <m:r>
+          <m:rPr>
+            <m:sty m:val="p"/>
+          </m:rPr>
+          <m:t>}</m:t>
+        </m:r>
+      </m:oMath>
+      <w:r>
+        <w:t xml:space="preserve">. (ii)</w:t>
+      </w:r>
+      <w:r>
+        <w:t xml:space="preserve"> </w:t>
+      </w:r>
+      <w:r>
+        <w:rPr>
+          <w:i/>
+          <w:iCs/>
+        </w:rPr>
+        <w:t xml:space="preserve">Weighted pick</w:t>
+      </w:r>
+      <w:r>
+        <w:t xml:space="preserve"> </w:t>
+      </w:r>
+      <w:r>
+        <w:t xml:space="preserve">samples</w:t>
+      </w:r>
+      <w:r>
+        <w:t xml:space="preserve"> </w:t>
+      </w:r>
+      <m:oMath>
+        <m:r>
+          <m:t>k</m:t>
+        </m:r>
+      </m:oMath>
+      <w:r>
+        <w:t xml:space="preserve"> </w:t>
+      </w:r>
+      <w:r>
+        <w:t xml:space="preserve">properties from the per-row eligibility</w:t>
+      </w:r>
+      <w:r>
+        <w:t xml:space="preserve"> </w:t>
+      </w:r>
+      <m:oMath>
+        <m:r>
+          <m:t>e</m:t>
+        </m:r>
+        <m:r>
+          <m:rPr>
+            <m:sty m:val="p"/>
+          </m:rPr>
+          <m:t>∈</m:t>
+        </m:r>
+        <m:r>
+          <m:rPr>
+            <m:sty m:val="p"/>
+          </m:rPr>
+          <m:t>{</m:t>
+        </m:r>
+        <m:r>
+          <m:t>0</m:t>
+        </m:r>
+        <m:r>
+          <m:rPr>
+            <m:sty m:val="p"/>
+          </m:rPr>
+          <m:t>,</m:t>
+        </m:r>
+        <m:r>
+          <m:t>1</m:t>
+        </m:r>
+        <m:sSup>
+          <m:e>
+            <m:r>
+              <m:rPr>
+                <m:sty m:val="p"/>
+              </m:rPr>
+              <m:t>}</m:t>
+            </m:r>
+          </m:e>
+          <m:sup>
+            <m:r>
+              <m:t>4</m:t>
+            </m:r>
+          </m:sup>
+        </m:sSup>
+      </m:oMath>
+      <w:r>
+        <w:t xml:space="preserve"> </w:t>
+      </w:r>
+      <w:r>
+        <w:t xml:space="preserve">using tier-weight-scaled multinomial draws to form a tentative one-hot. (iii)</w:t>
+      </w:r>
+      <w:r>
+        <w:t xml:space="preserve"> </w:t>
+      </w:r>
+      <w:r>
+        <w:rPr>
+          <w:i/>
+          <w:iCs/>
+        </w:rPr>
+        <w:t xml:space="preserve">Property dropout</w:t>
+      </w:r>
+      <w:r>
+        <w:t xml:space="preserve"> </w:t>
+      </w:r>
+      <w:r>
+        <w:t xml:space="preserve">at rate 0.30 independently zeroes each entry of the tentative mask. (iv)</w:t>
+      </w:r>
+      <w:r>
+        <w:t xml:space="preserve"> </w:t>
+      </w:r>
+      <w:r>
+        <w:rPr>
+          <w:i/>
+          <w:iCs/>
+        </w:rPr>
+        <w:t xml:space="preserve">CFG dropout</w:t>
+      </w:r>
+      <w:r>
+        <w:t xml:space="preserve"> </w:t>
+      </w:r>
+      <w:r>
+        <w:t xml:space="preserve">at rate 0.10 zeroes the entire mask, sending the example through the unconditional branch. (v) The output mask gates only the FiLM property input, while the per-row weight</w:t>
+      </w:r>
+      <w:r>
+        <w:t xml:space="preserve"> </w:t>
+      </w:r>
+      <m:oMath>
+        <m:sSub>
+          <m:e>
+            <m:r>
+              <m:t>ω</m:t>
+            </m:r>
+          </m:e>
+          <m:sub>
+            <m:r>
+              <m:rPr>
+                <m:nor/>
+                <m:sty m:val="p"/>
+              </m:rPr>
+              <m:t>row</m:t>
+            </m:r>
+          </m:sub>
+        </m:sSub>
+        <m:r>
+          <m:rPr>
+            <m:sty m:val="p"/>
+          </m:rPr>
+          <m:t>=</m:t>
+        </m:r>
+        <m:r>
+          <m:t>α</m:t>
+        </m:r>
+        <m:r>
+          <m:rPr>
+            <m:sty m:val="p"/>
+          </m:rPr>
+          <m:t>+</m:t>
+        </m:r>
+        <m:r>
+          <m:rPr>
+            <m:sty m:val="p"/>
+          </m:rPr>
+          <m:t>(</m:t>
+        </m:r>
+        <m:r>
+          <m:t>1</m:t>
+        </m:r>
+        <m:r>
+          <m:rPr>
+            <m:sty m:val="p"/>
+          </m:rPr>
+          <m:t>−</m:t>
+        </m:r>
+        <m:r>
+          <m:t>α</m:t>
+        </m:r>
+        <m:r>
+          <m:rPr>
+            <m:sty m:val="p"/>
+          </m:rPr>
+          <m:t>)</m:t>
+        </m:r>
+        <m:r>
+          <m:rPr>
+            <m:sty m:val="p"/>
+          </m:rPr>
+          <m:t>⋅</m:t>
+        </m:r>
+        <m:r>
+          <m:rPr>
+            <m:nor/>
+            <m:sty m:val="p"/>
+          </m:rPr>
+          <m:t>mean</m:t>
+        </m:r>
+        <m:r>
+          <m:rPr>
+            <m:sty m:val="p"/>
+          </m:rPr>
+          <m:t>(</m:t>
+        </m:r>
+        <m:sSub>
+          <m:e>
+            <m:r>
+              <m:t>w</m:t>
+            </m:r>
+          </m:e>
+          <m:sub>
+            <m:r>
+              <m:rPr>
+                <m:nor/>
+                <m:sty m:val="p"/>
+              </m:rPr>
+              <m:t>tier</m:t>
+            </m:r>
+          </m:sub>
+        </m:sSub>
+        <m:r>
+          <m:rPr>
+            <m:sty m:val="p"/>
+          </m:rPr>
+          <m:t>⊙</m:t>
+        </m:r>
+        <m:r>
+          <m:t>m</m:t>
+        </m:r>
+        <m:r>
+          <m:rPr>
+            <m:sty m:val="p"/>
+          </m:rPr>
+          <m:t>)</m:t>
+        </m:r>
+      </m:oMath>
+      <w:r>
+        <w:t xml:space="preserve"> </w:t>
+      </w:r>
+      <w:r>
+        <w:t xml:space="preserve">modulates the per-sample loss (default</w:t>
+      </w:r>
+      <w:r>
+        <w:t xml:space="preserve"> </w:t>
+      </w:r>
+      <m:oMath>
+        <m:r>
+          <m:t>α</m:t>
+        </m:r>
+        <m:r>
+          <m:rPr>
+            <m:sty m:val="p"/>
+          </m:rPr>
+          <m:t>=</m:t>
+        </m:r>
+        <m:r>
+          <m:t>1.0</m:t>
+        </m:r>
+      </m:oMath>
+      <w:r>
+        <w:t xml:space="preserve">, reducing to plain MSE;</w:t>
+      </w:r>
+      <w:r>
+        <w:t xml:space="preserve"> </w:t>
+      </w:r>
+      <m:oMath>
+        <m:r>
+          <m:t>α</m:t>
+        </m:r>
+        <m:r>
+          <m:rPr>
+            <m:sty m:val="p"/>
+          </m:rPr>
+          <m:t>&lt;</m:t>
+        </m:r>
+        <m:r>
+          <m:t>1.0</m:t>
+        </m:r>
+      </m:oMath>
+      <w:r>
+        <w:t xml:space="preserve"> </w:t>
+      </w:r>
+      <w:r>
+        <w:t xml:space="preserve">up-weights more-trusted rows). At sample time, the standard guided estimate</w:t>
       </w:r>
       <w:r>
         <w:t xml:space="preserve"> </w:t>
@@ -8749,11 +9858,67 @@
         </m:r>
       </m:oMath>
       <w:r>
-        <w:t xml:space="preserve">.</w:t>
+        <w:t xml:space="preserve"> </w:t>
+      </w:r>
+      <w:r>
+        <w:t xml:space="preserve">selected from a three-point sweep</w:t>
+      </w:r>
+      <w:r>
+        <w:t xml:space="preserve"> </w:t>
+      </w:r>
+      <m:oMath>
+        <m:r>
+          <m:t>w</m:t>
+        </m:r>
+        <m:r>
+          <m:rPr>
+            <m:sty m:val="p"/>
+          </m:rPr>
+          <m:t>∈</m:t>
+        </m:r>
+        <m:r>
+          <m:rPr>
+            <m:sty m:val="p"/>
+          </m:rPr>
+          <m:t>{</m:t>
+        </m:r>
+        <m:r>
+          <m:t>5</m:t>
+        </m:r>
+        <m:r>
+          <m:rPr>
+            <m:sty m:val="p"/>
+          </m:rPr>
+          <m:t>,</m:t>
+        </m:r>
+        <m:r>
+          <m:t>7</m:t>
+        </m:r>
+        <m:r>
+          <m:rPr>
+            <m:sty m:val="p"/>
+          </m:rPr>
+          <m:t>,</m:t>
+        </m:r>
+        <m:r>
+          <m:t>9</m:t>
+        </m:r>
+        <m:r>
+          <m:rPr>
+            <m:sty m:val="p"/>
+          </m:rPr>
+          <m:t>}</m:t>
+        </m:r>
+      </m:oMath>
+      <w:r>
+        <w:t xml:space="preserve"> </w:t>
+      </w:r>
+      <w:r>
+        <w:t xml:space="preserve">at pool = 8k per setting.</w:t>
       </w:r>
     </w:p>
-    <w:bookmarkEnd w:id="87"/>
-    <w:bookmarkStart w:id="88" w:name="Xb6072092ea42a165acd64a93a8c03ed445e5468"/>
+    <w:bookmarkEnd w:id="84"/>
+    <w:bookmarkStart w:id="85" w:name="m-scoremodel"/>
     <w:p>
       <w:pPr>
         <w:pStyle w:val="Heading3"/>
@@ -9302,11 +10467,76 @@
           <w:rPr>
             <w:rStyle w:val="Hyperlink"/>
           </w:rPr>
-          <w:t xml:space="preserve">29</w:t>
+          <w:t xml:space="preserve">28</w:t>
         </w:r>
       </w:hyperlink>
       <w:r>
-        <w:t xml:space="preserve">). Self-distillation refines the viability head over three rounds (round 0: 0 hard negatives; round 1: 137; round 2 / production: 918) by mining the model's own false-positive outputs against a chemist-defined held-out probe (seven anchors RDX, HMX, TNT, FOX-7, PETN, TATB, NTO must all reach probability</w:t>
+        <w:t xml:space="preserve">). Self-distillation refines the viability head over three rounds (round 0: 0 hard negatives; round 1: 137; round 2 / production: 918), executing a five-step protocol per round. (i)</w:t>
+      </w:r>
+      <w:r>
+        <w:t xml:space="preserve"> </w:t>
+      </w:r>
+      <w:r>
+        <w:rPr>
+          <w:i/>
+          <w:iCs/>
+        </w:rPr>
+        <w:t xml:space="preserve">Sample</w:t>
+      </w:r>
+      <w:r>
+        <w:t xml:space="preserve">: draw 5,000 candidates with the current score-model checkpoint at the production sampling configuration. (ii)</w:t>
+      </w:r>
+      <w:r>
+        <w:t xml:space="preserve"> </w:t>
+      </w:r>
+      <w:r>
+        <w:rPr>
+          <w:i/>
+          <w:iCs/>
+        </w:rPr>
+        <w:t xml:space="preserve">Filter</w:t>
+      </w:r>
+      <w:r>
+        <w:t xml:space="preserve">: pass candidates through Stages 1+2 of the validation funnel and retain only those scored above the round's viability threshold but flagged by chemist review as non-viable (false positives that the current viability head fails to demote). (iii)</w:t>
+      </w:r>
+      <w:r>
+        <w:t xml:space="preserve"> </w:t>
+      </w:r>
+      <w:r>
+        <w:rPr>
+          <w:i/>
+          <w:iCs/>
+        </w:rPr>
+        <w:t xml:space="preserve">Encode</w:t>
+      </w:r>
+      <w:r>
+        <w:t xml:space="preserve">: pass each false-positive through the frozen LIMO encoder to produce its latent. (iv)</w:t>
+      </w:r>
+      <w:r>
+        <w:t xml:space="preserve"> </w:t>
+      </w:r>
+      <w:r>
+        <w:rPr>
+          <w:i/>
+          <w:iCs/>
+        </w:rPr>
+        <w:t xml:space="preserve">Append</w:t>
+      </w:r>
+      <w:r>
+        <w:t xml:space="preserve">: add these latents to the score-model training set with viability label set to zero (other heads marked as availability = 0 since their labels are unmodified by the sampling correction). (v)</w:t>
+      </w:r>
+      <w:r>
+        <w:t xml:space="preserve"> </w:t>
+      </w:r>
+      <w:r>
+        <w:rPr>
+          <w:i/>
+          <w:iCs/>
+        </w:rPr>
+        <w:t xml:space="preserve">Retrain</w:t>
+      </w:r>
+      <w:r>
+        <w:t xml:space="preserve">: train the next round's score model from scratch on the augmented dataset. Convergence is determined by a chemist-defined held-out probe consisting of seven anchors (RDX, HMX, TNT, FOX-7, PETN, TATB, NTO) that must all reach probability</w:t>
       </w:r>
       <w:r>
         <w:t xml:space="preserve"> </w:t>
@@ -9323,7 +10553,10 @@
         </m:r>
       </m:oMath>
       <w:r>
-        <w:t xml:space="preserve">; five chemist cheats must all stay</w:t>
+        <w:t xml:space="preserve"> </w:t>
+      </w:r>
+      <w:r>
+        <w:t xml:space="preserve">and five chemist-defined “cheats” (canonical model-cheat motifs such as gem-tetranitromethyl on aromatic carbons; deliberately constructed to exploit known surrogate weaknesses) that must all stay</w:t>
       </w:r>
       <w:r>
         <w:t xml:space="preserve"> </w:t>
@@ -9340,14 +10573,14 @@
         </m:r>
       </m:oMath>
       <w:r>
-        <w:t xml:space="preserve">). Three rounds satisfy this jointly. Sensitivity labels are derived from a Politzer–Murray</w:t>
+        <w:t xml:space="preserve">. Three rounds satisfy this jointly; no fourth round was needed. Sensitivity labels are derived from a Politzer–Murray</w:t>
       </w:r>
       <w:hyperlink w:anchor="ref-politzer2014">
         <w:r>
           <w:rPr>
             <w:rStyle w:val="Hyperlink"/>
           </w:rPr>
-          <w:t xml:space="preserve">32</w:t>
+          <w:t xml:space="preserve">31</w:t>
         </w:r>
       </w:hyperlink>
       <w:r>
@@ -9361,7 +10594,7 @@
           <w:rPr>
             <w:rStyle w:val="Hyperlink"/>
           </w:rPr>
-          <w:t xml:space="preserve">31</w:t>
+          <w:t xml:space="preserve">30</w:t>
         </w:r>
       </w:hyperlink>
       <w:r>
@@ -9391,25 +10624,115 @@
         <w:t xml:space="preserve"> </w:t>
       </w:r>
       <w:r>
-        <w:t xml:space="preserve">data; hazard labels combine the chemist-curated SMARTS catalogue with the Bruns–Watson</w:t>
+        <w:t xml:space="preserve">data: BDE values are computed by relaxed scans along the weakest C–NO</w:t>
+      </w:r>
+      <m:oMath>
+        <m:sSub>
+          <m:e>
+            <m:r>
+              <m:t>​</m:t>
+            </m:r>
+          </m:e>
+          <m:sub>
+            <m:r>
+              <m:t>2</m:t>
+            </m:r>
+          </m:sub>
+        </m:sSub>
+      </m:oMath>
+      <w:r>
+        <w:t xml:space="preserve"> </w:t>
+      </w:r>
+      <w:r>
+        <w:t xml:space="preserve">or N–NO</w:t>
+      </w:r>
+      <m:oMath>
+        <m:sSub>
+          <m:e>
+            <m:r>
+              <m:t>​</m:t>
+            </m:r>
+          </m:e>
+          <m:sub>
+            <m:r>
+              <m:t>2</m:t>
+            </m:r>
+          </m:sub>
+        </m:sSub>
+      </m:oMath>
+      <w:r>
+        <w:t xml:space="preserve"> </w:t>
+      </w:r>
+      <w:r>
+        <w:t xml:space="preserve">bond, regressed against tabulated</w:t>
+      </w:r>
+      <w:r>
+        <w:t xml:space="preserve"> </w:t>
+      </w:r>
+      <m:oMath>
+        <m:sSub>
+          <m:e>
+            <m:r>
+              <m:t>h</m:t>
+            </m:r>
+          </m:e>
+          <m:sub>
+            <m:r>
+              <m:t>50</m:t>
+            </m:r>
+          </m:sub>
+        </m:sSub>
+      </m:oMath>
+      <w:r>
+        <w:t xml:space="preserve"> </w:t>
+      </w:r>
+      <w:r>
+        <w:t xml:space="preserve">within chemotype classes, and the regressor is then applied corpus-wide to label every row. Hazard labels combine the chemist-curated SMARTS catalogue (a domain-expert list of motifs flagged as shock-, friction-, or thermally sensitive beyond what gas-phase electronic structure can capture) with the Bruns–Watson</w:t>
       </w:r>
       <w:hyperlink w:anchor="ref-bruns2012">
         <w:r>
           <w:rPr>
             <w:rStyle w:val="Hyperlink"/>
           </w:rPr>
-          <w:t xml:space="preserve">30</w:t>
+          <w:t xml:space="preserve">29</w:t>
         </w:r>
       </w:hyperlink>
       <w:r>
         <w:t xml:space="preserve"> </w:t>
       </w:r>
       <w:r>
-        <w:t xml:space="preserve">demerit list.</w:t>
+        <w:t xml:space="preserve">demerit list (a published reactivity rule-set originally compiled for medicinal chemistry filtering). The synthetic-accessibility (SA) and synthetic-complexity (SC) heads use SAScore and SCScore labels respectively (computed corpus-wide), trained as auxiliary multi-task signals; their gradients during sampling are zeroed in production because a drug-domain SA gradient worsens the energetic-materials composite by 13% in head-to-head ablation. Per-head loss weights are hand-set so each</w:t>
+      </w:r>
+      <w:r>
+        <w:t xml:space="preserve"> </w:t>
+      </w:r>
+      <m:oMath>
+        <m:sSub>
+          <m:e>
+            <m:r>
+              <m:rPr>
+                <m:scr m:val="script"/>
+                <m:sty m:val="p"/>
+              </m:rPr>
+              <m:t>L</m:t>
+            </m:r>
+          </m:e>
+          <m:sub>
+            <m:r>
+              <m:t>k</m:t>
+            </m:r>
+          </m:sub>
+        </m:sSub>
+      </m:oMath>
+      <w:r>
+        <w:t xml:space="preserve"> </w:t>
+      </w:r>
+      <w:r>
+        <w:t xml:space="preserve">sits at order one at convergence: viability and hazard at 1.0, sensitivity and SA at 0.5, SC at 0.3, performance at 0.7.</w:t>
       </w:r>
     </w:p>
-    <w:bookmarkEnd w:id="88"/>
-    <w:bookmarkStart w:id="89" w:name="sampling-with-multi-task-steering"/>
+    <w:bookmarkEnd w:id="85"/>
+    <w:bookmarkStart w:id="86" w:name="m-sampling"/>
     <w:p>
       <w:pPr>
         <w:pStyle w:val="Heading3"/>
@@ -10059,7 +11382,35 @@
         <w:t xml:space="preserve"> </w:t>
       </w:r>
       <w:r>
-        <w:t xml:space="preserve">versus the image-domain default 5.0). The final</w:t>
+        <w:t xml:space="preserve">versus the image-domain default 5.0); a four-test grid-norm diagnostic across both configurations confirmed that the production setting recovers per-step gradient magnitudes consistent with the score-model's training distribution, while the unmodified image-domain recipe zeroes the bus during the first</w:t>
+      </w:r>
+      <w:r>
+        <w:t xml:space="preserve"> </w:t>
+      </w:r>
+      <m:oMath>
+        <m:r>
+          <m:rPr>
+            <m:sty m:val="p"/>
+          </m:rPr>
+          <m:t>∼</m:t>
+        </m:r>
+      </m:oMath>
+      <w:r>
+        <w:t xml:space="preserve">10 of 40 DDIM steps (where the anneal multiplier sits near zero) and saturates the clamp during the last</w:t>
+      </w:r>
+      <w:r>
+        <w:t xml:space="preserve"> </w:t>
+      </w:r>
+      <m:oMath>
+        <m:r>
+          <m:rPr>
+            <m:sty m:val="p"/>
+          </m:rPr>
+          <m:t>∼</m:t>
+        </m:r>
+      </m:oMath>
+      <w:r>
+        <w:t xml:space="preserve">10 (where natural per-row gradient magnitudes are 8–30, well above 5). The final</w:t>
       </w:r>
       <w:r>
         <w:t xml:space="preserve"> </w:t>
@@ -10082,7 +11433,7 @@
         <w:t xml:space="preserve"> </w:t>
       </w:r>
       <w:r>
-        <w:t xml:space="preserve">decodes through the frozen LIMO decoder. Pool fusion runs two production lanes in parallel (one per denoiser, both at viability+sensitivity+hazard guidance, both at</w:t>
+        <w:t xml:space="preserve">decodes through the frozen LIMO decoder to a SMILES pool. Pool fusion runs two production lanes in parallel (one per denoiser, both at viability+sensitivity+hazard guidance, both at</w:t>
       </w:r>
       <w:r>
         <w:t xml:space="preserve"> </w:t>
@@ -10119,11 +11470,11 @@
         <w:t xml:space="preserve"> </w:t>
       </w:r>
       <w:r>
-        <w:t xml:space="preserve">40k each); the pools are unioned, canonical-SMILES deduplicated, and fed to the validation funnel.</w:t>
+        <w:t xml:space="preserve">40k each); the pools are unioned, canonical-SMILES deduplicated, and fed to the validation funnel. An optional five-lane configuration (two production lanes plus three diversity-axis lanes varying conditioning targets and guidance configurations) lifts post-filter yield approximately fivefold and surfaces 24 distinct Bemis–Murcko scaffolds versus seven in a single lane, at proportional compute cost.</w:t>
       </w:r>
     </w:p>
-    <w:bookmarkEnd w:id="89"/>
-    <w:bookmarkStart w:id="90" w:name="validation-funnel"/>
+    <w:bookmarkEnd w:id="86"/>
+    <w:bookmarkStart w:id="87" w:name="m-funnel"/>
     <w:p>
       <w:pPr>
         <w:pStyle w:val="Heading3"/>
@@ -10164,7 +11515,7 @@
           <w:rPr>
             <w:rStyle w:val="Hyperlink"/>
           </w:rPr>
-          <w:t xml:space="preserve">44</w:t>
+          <w:t xml:space="preserve">41</w:t>
         </w:r>
       </w:hyperlink>
       <w:r>
@@ -10178,7 +11529,7 @@
           <w:rPr>
             <w:rStyle w:val="Hyperlink"/>
           </w:rPr>
-          <w:t xml:space="preserve">26</w:t>
+          <w:t xml:space="preserve">25</w:t>
         </w:r>
       </w:hyperlink>
       <w:r>
@@ -10206,7 +11557,7 @@
           <w:rPr>
             <w:rStyle w:val="Hyperlink"/>
           </w:rPr>
-          <w:t xml:space="preserve">27</w:t>
+          <w:t xml:space="preserve">26</w:t>
         </w:r>
       </w:hyperlink>
       <w:r>
@@ -10624,7 +11975,7 @@
           <w:rPr>
             <w:rStyle w:val="Hyperlink"/>
           </w:rPr>
-          <w:t xml:space="preserve">17</w:t>
+          <w:t xml:space="preserve">16</w:t>
         </w:r>
       </w:hyperlink>
       <w:hyperlink w:anchor="ref-lyp1988">
@@ -10632,24 +11983,92 @@
           <w:rPr>
             <w:rStyle w:val="Hyperlink"/>
           </w:rPr>
+          <w:t xml:space="preserve">17</w:t>
+        </w:r>
+      </w:hyperlink>
+      <w:hyperlink w:anchor="ref-stephens1994">
+        <w:r>
+          <w:rPr>
+            <w:rStyle w:val="Hyperlink"/>
+          </w:rPr>
+          <w:t xml:space="preserve">47</w:t>
+        </w:r>
+      </w:hyperlink>
+      <w:r>
+        <w:t xml:space="preserve">/6-31G(d) optimisation followed by</w:t>
+      </w:r>
+      <w:r>
+        <w:t xml:space="preserve"> </w:t>
+      </w:r>
+      <m:oMath>
+        <m:r>
+          <m:t>ω</m:t>
+        </m:r>
+      </m:oMath>
+      <w:r>
+        <w:t xml:space="preserve">B97X-D3BJ</w:t>
+      </w:r>
+      <w:hyperlink w:anchor="ref-mardirossian2014">
+        <w:r>
+          <w:rPr>
+            <w:rStyle w:val="Hyperlink"/>
+          </w:rPr>
           <w:t xml:space="preserve">18</w:t>
         </w:r>
       </w:hyperlink>
-      <w:r>
-        <w:t xml:space="preserve">/6-31G(d) optimisation followed by</w:t>
-      </w:r>
-      <w:r>
-        <w:t xml:space="preserve"> </w:t>
-      </w:r>
-      <m:oMath>
-        <m:r>
-          <m:t>ω</m:t>
-        </m:r>
-      </m:oMath>
-      <w:r>
-        <w:t xml:space="preserve">B97X-D3BJ</w:t>
-      </w:r>
-      <w:hyperlink w:anchor="ref-mardirossian2014">
+      <w:hyperlink w:anchor="ref-grimme2010d3">
+        <w:r>
+          <w:rPr>
+            <w:rStyle w:val="Hyperlink"/>
+          </w:rPr>
+          <w:t xml:space="preserve">44</w:t>
+        </w:r>
+      </w:hyperlink>
+      <w:hyperlink w:anchor="ref-becke2011">
+        <w:r>
+          <w:rPr>
+            <w:rStyle w:val="Hyperlink"/>
+          </w:rPr>
+          <w:t xml:space="preserve">45</w:t>
+        </w:r>
+      </w:hyperlink>
+      <w:r>
+        <w:t xml:space="preserve">/def2-TZVP</w:t>
+      </w:r>
+      <w:hyperlink w:anchor="ref-weigend2005">
+        <w:r>
+          <w:rPr>
+            <w:rStyle w:val="Hyperlink"/>
+          </w:rPr>
+          <w:t xml:space="preserve">46</w:t>
+        </w:r>
+      </w:hyperlink>
+      <w:r>
+        <w:t xml:space="preserve"> </w:t>
+      </w:r>
+      <w:r>
+        <w:t xml:space="preserve">single-points on GPU4PySCF</w:t>
+      </w:r>
+      <w:hyperlink w:anchor="ref-gpu4pyscf">
+        <w:r>
+          <w:rPr>
+            <w:rStyle w:val="Hyperlink"/>
+          </w:rPr>
+          <w:t xml:space="preserve">42</w:t>
+        </w:r>
+      </w:hyperlink>
+      <w:hyperlink w:anchor="ref-sun2018">
+        <w:r>
+          <w:rPr>
+            <w:rStyle w:val="Hyperlink"/>
+          </w:rPr>
+          <w:t xml:space="preserve">43</w:t>
+        </w:r>
+      </w:hyperlink>
+      <w:r>
+        <w:t xml:space="preserve">. Vibrational frequency analysis is performed at the optimised geometry; structures with any imaginary frequency are rejected as transition-state-like rather than true minima. Density is computed from Bondi</w:t>
+      </w:r>
+      <w:hyperlink w:anchor="ref-bondi1964">
         <w:r>
           <w:rPr>
             <w:rStyle w:val="Hyperlink"/>
@@ -10658,54 +12077,10 @@
         </w:r>
       </w:hyperlink>
       <w:r>
-        <w:t xml:space="preserve">/def2-TZVP</w:t>
-      </w:r>
-      <w:hyperlink w:anchor="ref-weigend2005">
-        <w:r>
-          <w:rPr>
-            <w:rStyle w:val="Hyperlink"/>
-          </w:rPr>
-          <w:t xml:space="preserve">49</w:t>
-        </w:r>
-      </w:hyperlink>
-      <w:r>
-        <w:t xml:space="preserve"> </w:t>
-      </w:r>
-      <w:r>
-        <w:t xml:space="preserve">single-points on GPU4PySCF</w:t>
-      </w:r>
-      <w:hyperlink w:anchor="ref-gpu4pyscf">
-        <w:r>
-          <w:rPr>
-            <w:rStyle w:val="Hyperlink"/>
-          </w:rPr>
-          <w:t xml:space="preserve">45</w:t>
-        </w:r>
-      </w:hyperlink>
-      <w:hyperlink w:anchor="ref-sun2018">
-        <w:r>
-          <w:rPr>
-            <w:rStyle w:val="Hyperlink"/>
-          </w:rPr>
-          <w:t xml:space="preserve">46</w:t>
-        </w:r>
-      </w:hyperlink>
-      <w:r>
-        <w:t xml:space="preserve">. Density is computed from Bondi</w:t>
-      </w:r>
-      <w:hyperlink w:anchor="ref-bondi1964">
-        <w:r>
-          <w:rPr>
-            <w:rStyle w:val="Hyperlink"/>
-          </w:rPr>
-          <w:t xml:space="preserve">20</w:t>
-        </w:r>
-      </w:hyperlink>
-      <w:r>
-        <w:t xml:space="preserve"> </w:t>
-      </w:r>
-      <w:r>
-        <w:t xml:space="preserve">van-der-Waals integration with a packing factor of 0.69. At the production setting (pool = 40k), illustrative survivors are pool 40k</w:t>
+        <w:t xml:space="preserve"> </w:t>
+      </w:r>
+      <w:r>
+        <w:t xml:space="preserve">van-der-Waals volume integration over the optimised electron density with a packing factor of 0.69 (within the 0.65–0.72 range typical for organic CHNO crystals; the 6-anchor calibration absorbs the systematic average packing-factor offset). Heat of formation is computed from the optimised electronic energy via standard atomisation-energy decomposition with literature reference enthalpies for the constituent atoms. At the production setting (pool = 40k per denoiser), illustrative survivors are pool 40k</w:t>
       </w:r>
       <w:r>
         <w:t xml:space="preserve"> </w:t>
@@ -10764,11 +12139,45 @@
         <w:t xml:space="preserve"> </w:t>
       </w:r>
       <w:r>
-        <w:t xml:space="preserve">12 DFT-validated leads.</w:t>
+        <w:t xml:space="preserve">85 of 100 surviving xTB</w:t>
+      </w:r>
+      <w:r>
+        <w:t xml:space="preserve"> </w:t>
+      </w:r>
+      <m:oMath>
+        <m:r>
+          <m:rPr>
+            <m:sty m:val="p"/>
+          </m:rPr>
+          <m:t>→</m:t>
+        </m:r>
+      </m:oMath>
+      <w:r>
+        <w:t xml:space="preserve"> </w:t>
+      </w:r>
+      <w:r>
+        <w:t xml:space="preserve">12 leads selected for full DFT audit (highest composite scores combined with chemist review for chemotype diversity)</w:t>
+      </w:r>
+      <w:r>
+        <w:t xml:space="preserve"> </w:t>
+      </w:r>
+      <m:oMath>
+        <m:r>
+          <m:rPr>
+            <m:sty m:val="p"/>
+          </m:rPr>
+          <m:t>→</m:t>
+        </m:r>
+      </m:oMath>
+      <w:r>
+        <w:t xml:space="preserve"> </w:t>
+      </w:r>
+      <w:r>
+        <w:t xml:space="preserve">all 12 confirmed as real local minima.</w:t>
       </w:r>
     </w:p>
-    <w:bookmarkEnd w:id="90"/>
-    <w:bookmarkStart w:id="91" w:name="X433123d4aacf20f169581d8028ce24141e77383"/>
+    <w:bookmarkEnd w:id="87"/>
+    <w:bookmarkStart w:id="88" w:name="m-calibration"/>
     <w:p>
       <w:pPr>
         <w:pStyle w:val="Heading3"/>
@@ -10841,7 +12250,7 @@
           <w:rPr>
             <w:rStyle w:val="Hyperlink"/>
           </w:rPr>
-          <w:t xml:space="preserve">36</w:t>
+          <w:t xml:space="preserve">35</w:t>
         </w:r>
       </w:hyperlink>
       <w:r>
@@ -11213,9 +12622,28 @@
         </m:sSub>
       </m:oMath>
       <w:r>
-        <w:t xml:space="preserve">. Absolute-grade detonation velocities require a thermochemical-equilibrium Chapman–Jouguet code</w:t>
+        <w:t xml:space="preserve">. The six anchors were chosen to span the densely-populated experimentally-anchored region of the energetic-materials composition space at production-grade purity: RDX and HMX (canonical military explosives, ring nitramines), TATB (insensitive aromatic, low</w:t>
+      </w:r>
+      <w:r>
+        <w:t xml:space="preserve"> </w:t>
+      </w:r>
+      <m:oMath>
+        <m:r>
+          <m:t>D</m:t>
+        </m:r>
+      </m:oMath>
+      <w:r>
+        <w:t xml:space="preserve">), PETN (oxygen-rich nitrate ester), FOX-7 (push–pull nitroamine), and NTO (nitrotriazolone). A 7th-anchor extension with DNTF (a dinitrofurazanofurazan candidate intended to extend the calibration into the high-density furazan family) failed to optimise to a stable minimum under the same DFT protocol and was retained as a known limitation rather than included in the calibration. Absolute-grade detonation velocities require a thermochemical-equilibrium Chapman–Jouguet code</w:t>
       </w:r>
       <w:hyperlink w:anchor="ref-suceska2007explo5">
+        <w:r>
+          <w:rPr>
+            <w:rStyle w:val="Hyperlink"/>
+          </w:rPr>
+          <w:t xml:space="preserve">36</w:t>
+        </w:r>
+      </w:hyperlink>
+      <w:hyperlink w:anchor="ref-fried1996cheetah">
         <w:r>
           <w:rPr>
             <w:rStyle w:val="Hyperlink"/>
@@ -11223,7 +12651,7 @@
           <w:t xml:space="preserve">37</w:t>
         </w:r>
       </w:hyperlink>
-      <w:hyperlink w:anchor="ref-fried1996cheetah">
+      <w:hyperlink w:anchor="ref-cantera">
         <w:r>
           <w:rPr>
             <w:rStyle w:val="Hyperlink"/>
@@ -11231,20 +12659,12 @@
           <w:t xml:space="preserve">38</w:t>
         </w:r>
       </w:hyperlink>
-      <w:hyperlink w:anchor="ref-cantera">
-        <w:r>
-          <w:rPr>
-            <w:rStyle w:val="Hyperlink"/>
-          </w:rPr>
-          <w:t xml:space="preserve">39</w:t>
-        </w:r>
-      </w:hyperlink>
-      <w:r>
-        <w:t xml:space="preserve">, which we do not run; we report relative ranking against the six anchors and quantify the regime residual.</w:t>
+      <w:r>
+        <w:t xml:space="preserve">, which we do not run; we report relative ranking against the six anchors and quantify the regime residual on 575 Tier-A experimental rows.</w:t>
       </w:r>
     </w:p>
-    <w:bookmarkEnd w:id="91"/>
-    <w:bookmarkStart w:id="92" w:name="compute-footprint"/>
+    <w:bookmarkEnd w:id="88"/>
+    <w:bookmarkStart w:id="89" w:name="m-compute"/>
     <w:p>
       <w:pPr>
         <w:pStyle w:val="Heading3"/>
@@ -11388,11 +12808,11 @@
         </m:r>
       </m:oMath>
       <w:r>
-        <w:t xml:space="preserve">4 CPU-hours, all on consumer-class A100 instances.</w:t>
+        <w:t xml:space="preserve">4 CPU-hours, all on rented datacenter A100 instances at standard commercial pay-per-use rates (Modal and vast.ai).</w:t>
       </w:r>
     </w:p>
-    <w:bookmarkEnd w:id="92"/>
-    <w:bookmarkStart w:id="94" w:name="data-availability"/>
+    <w:bookmarkEnd w:id="89"/>
+    <w:bookmarkStart w:id="91" w:name="m-data"/>
     <w:p>
       <w:pPr>
         <w:pStyle w:val="Heading3"/>
@@ -11418,7 +12838,7 @@
       <w:r>
         <w:t xml:space="preserve"> </w:t>
       </w:r>
-      <w:hyperlink r:id="rId93">
+      <w:hyperlink r:id="rId90">
         <w:r>
           <w:rPr>
             <w:rStyle w:val="Hyperlink"/>
@@ -11447,8 +12867,8 @@
         <w:t xml:space="preserve">queries used the public PUG REST endpoint.</w:t>
       </w:r>
     </w:p>
-    <w:bookmarkEnd w:id="94"/>
-    <w:bookmarkStart w:id="96" w:name="code-availability"/>
+    <w:bookmarkEnd w:id="91"/>
+    <w:bookmarkStart w:id="93" w:name="m-code"/>
     <w:p>
       <w:pPr>
         <w:pStyle w:val="Heading3"/>
@@ -11474,7 +12894,7 @@
       <w:r>
         <w:t xml:space="preserve"> </w:t>
       </w:r>
-      <w:hyperlink r:id="rId95">
+      <w:hyperlink r:id="rId92">
         <w:r>
           <w:rPr>
             <w:rStyle w:val="Hyperlink"/>
@@ -11489,9 +12909,9 @@
         <w:t xml:space="preserve">under Apache-2.0. Trained model checkpoints (LIMO encoder, two denoisers, multi-task score model at rounds 0/1/2 of self-distillation) are released on Zenodo under CC-BY-4.0 in the same deposit as the data. Reproduction of Figure 1 takes approximately ten minutes on commodity hardware following the README quick-start; full re-derivation of the twelve DFT-confirmed leads takes approximately 45 GPU-hours.</w:t>
       </w:r>
     </w:p>
-    <w:bookmarkEnd w:id="96"/>
-    <w:bookmarkEnd w:id="97"/>
-    <w:bookmarkStart w:id="98" w:name="sec-acks"/>
+    <w:bookmarkEnd w:id="93"/>
+    <w:bookmarkEnd w:id="94"/>
+    <w:bookmarkStart w:id="95" w:name="sec-acks"/>
     <w:p>
       <w:pPr>
         <w:pStyle w:val="Heading2"/>
@@ -11512,11 +12932,11 @@
         <w:widowControl w:val="1"/>
       </w:pPr>
       <w:r>
-        <w:t xml:space="preserve">We thank the open-source maintainers of RDKit, GFN2-xTB, PySCF and GPU4PySCF, whose tools form the validation backbone of this paper. Cloud GPU compute was procured at standard commercial rates from Modal and vast.ai; we acknowledge their pay-per-use platforms for making first-principles audit accessible to small research groups. We thank the LIMO and Uni-Mol authors for releasing their pretrained checkpoints.</w:t>
+        <w:t xml:space="preserve">We thank the open-source maintainers of RDKit, GFN2-xTB, PySCF and GPU4PySCF, whose tools form the validation backbone of this paper. Cloud GPU compute was procured at standard commercial rates from Modal and vast.ai; we acknowledge their pay-per-use platforms for making first-principles audit accessible to small research groups. We thank the LIMO authors for releasing their pretrained checkpoint, which we fine-tune in this work.</w:t>
       </w:r>
     </w:p>
-    <w:bookmarkEnd w:id="98"/>
-    <w:bookmarkStart w:id="99" w:name="sec-funding"/>
+    <w:bookmarkEnd w:id="95"/>
+    <w:bookmarkStart w:id="96" w:name="sec-funding"/>
     <w:p>
       <w:pPr>
         <w:pStyle w:val="Heading2"/>
@@ -11540,8 +12960,8 @@
         <w:t xml:space="preserve">This work received no specific external funding.</w:t>
       </w:r>
     </w:p>
-    <w:bookmarkEnd w:id="99"/>
-    <w:bookmarkStart w:id="100" w:name="sec-contrib"/>
+    <w:bookmarkEnd w:id="96"/>
+    <w:bookmarkStart w:id="97" w:name="sec-contrib"/>
     <w:p>
       <w:pPr>
         <w:pStyle w:val="Heading2"/>
@@ -11565,8 +12985,8 @@
         <w:t xml:space="preserve">Y.A. and A.A. contributed equally to all aspects of this work, including conception, methodology design, model implementation, experiments, validation, and manuscript preparation.</w:t>
       </w:r>
     </w:p>
-    <w:bookmarkEnd w:id="100"/>
-    <w:bookmarkStart w:id="101" w:name="sec-coi"/>
+    <w:bookmarkEnd w:id="97"/>
+    <w:bookmarkStart w:id="98" w:name="sec-coi"/>
     <w:p>
       <w:pPr>
         <w:pStyle w:val="Heading2"/>
@@ -11590,8 +13010,8 @@
         <w:t xml:space="preserve">The authors declare no competing interests.</w:t>
       </w:r>
     </w:p>
-    <w:bookmarkEnd w:id="101"/>
-    <w:bookmarkStart w:id="104" w:name="sec-addinfo"/>
+    <w:bookmarkEnd w:id="98"/>
+    <w:bookmarkStart w:id="99" w:name="sec-addinfo"/>
     <w:p>
       <w:pPr>
         <w:pStyle w:val="Heading2"/>
@@ -11622,41 +13042,7 @@
         <w:t xml:space="preserve"> </w:t>
       </w:r>
       <w:r>
-        <w:t xml:space="preserve">is available for this paper at</w:t>
-      </w:r>
-      <w:r>
-        <w:t xml:space="preserve"> </w:t>
-      </w:r>
-      <w:hyperlink r:id="rId102">
-        <w:r>
-          <w:rPr>
-            <w:rStyle w:val="Hyperlink"/>
-          </w:rPr>
-          <w:t xml:space="preserve">NMIPaperSI.html</w:t>
-        </w:r>
-      </w:hyperlink>
-      <w:r>
-        <w:t xml:space="preserve"> </w:t>
-      </w:r>
-      <w:r>
-        <w:t xml:space="preserve">(HTML) and</w:t>
-      </w:r>
-      <w:r>
-        <w:t xml:space="preserve"> </w:t>
-      </w:r>
-      <w:hyperlink r:id="rId103">
-        <w:r>
-          <w:rPr>
-            <w:rStyle w:val="Hyperlink"/>
-          </w:rPr>
-          <w:t xml:space="preserve">NMIPaperSI.docx</w:t>
-        </w:r>
-      </w:hyperlink>
-      <w:r>
-        <w:t xml:space="preserve"> </w:t>
-      </w:r>
-      <w:r>
-        <w:t xml:space="preserve">(Word).</w:t>
+        <w:t xml:space="preserve">is available for this paper at NMIPaperSI.docx.</w:t>
       </w:r>
       <w:r>
         <w:t xml:space="preserve"> </w:t>
@@ -11675,804 +13061,7 @@
         <w:t xml:space="preserve">should be addressed to A.A.</w:t>
       </w:r>
     </w:p>
-    <w:bookmarkEnd w:id="104"/>
-    <w:bookmarkStart w:id="105" w:name="sec-edlegends"/>
-    <w:p>
-      <w:pPr>
-        <w:pStyle w:val="Heading2"/>
-        <w:keepNext/>
-        <w:keepLines/>
-        <w:widowControl w:val="1"/>
-      </w:pPr>
-      <w:r>
-        <w:t xml:space="preserve">Extended Data figure and table legends</w:t>
-      </w:r>
-    </w:p>
-    <w:p>
-      <w:pPr>
-        <w:pStyle w:val="FirstParagraph"/>
-        <w:jc w:val="both"/>
-        <w:keepNext w:val="0"/>
-        <w:keepLines w:val="0"/>
-        <w:widowControl w:val="1"/>
-      </w:pPr>
-      <w:r>
-        <w:rPr>
-          <w:b/>
-          <w:bCs/>
-        </w:rPr>
-        <w:t xml:space="preserve">Extended Data Fig. 1</w:t>
-      </w:r>
-      <w:r>
-        <w:t xml:space="preserve"> </w:t>
-      </w:r>
-      <w:r>
-        <w:t xml:space="preserve">|</w:t>
-      </w:r>
-      <w:r>
-        <w:t xml:space="preserve"> </w:t>
-      </w:r>
-      <w:r>
-        <w:rPr>
-          <w:b/>
-          <w:bCs/>
-        </w:rPr>
-        <w:t xml:space="preserve">DGLD pipeline overview.</w:t>
-      </w:r>
-      <w:r>
-        <w:t xml:space="preserve"> </w:t>
-      </w:r>
-      <w:r>
-        <w:t xml:space="preserve">Encode (LIMO VAE)</w:t>
-      </w:r>
-      <w:r>
-        <w:t xml:space="preserve"> </w:t>
-      </w:r>
-      <m:oMath>
-        <m:r>
-          <m:rPr>
-            <m:sty m:val="p"/>
-          </m:rPr>
-          <m:t>→</m:t>
-        </m:r>
-      </m:oMath>
-      <w:r>
-        <w:t xml:space="preserve"> </w:t>
-      </w:r>
-      <w:r>
-        <w:t xml:space="preserve">generate (conditional latent DDPM)</w:t>
-      </w:r>
-      <w:r>
-        <w:t xml:space="preserve"> </w:t>
-      </w:r>
-      <m:oMath>
-        <m:r>
-          <m:rPr>
-            <m:sty m:val="p"/>
-          </m:rPr>
-          <m:t>→</m:t>
-        </m:r>
-      </m:oMath>
-      <w:r>
-        <w:t xml:space="preserve"> </w:t>
-      </w:r>
-      <w:r>
-        <w:t xml:space="preserve">guide (multi-task score model)</w:t>
-      </w:r>
-      <w:r>
-        <w:t xml:space="preserve"> </w:t>
-      </w:r>
-      <m:oMath>
-        <m:r>
-          <m:rPr>
-            <m:sty m:val="p"/>
-          </m:rPr>
-          <m:t>→</m:t>
-        </m:r>
-      </m:oMath>
-      <w:r>
-        <w:t xml:space="preserve"> </w:t>
-      </w:r>
-      <w:r>
-        <w:t xml:space="preserve">filter (SMARTS, Pareto, GFN2-xTB, DFT). Tier-A/B labels drive the conditional gradient; Tier-C/D labels drive the unconditional CFG branch only.</w:t>
-      </w:r>
-    </w:p>
-    <w:p>
-      <w:pPr>
-        <w:pStyle w:val="BodyText"/>
-        <w:jc w:val="both"/>
-        <w:keepNext w:val="0"/>
-        <w:keepLines w:val="0"/>
-        <w:widowControl w:val="1"/>
-      </w:pPr>
-      <w:r>
-        <w:rPr>
-          <w:b/>
-          <w:bCs/>
-        </w:rPr>
-        <w:t xml:space="preserve">Extended Data Fig. 2</w:t>
-      </w:r>
-      <w:r>
-        <w:t xml:space="preserve"> </w:t>
-      </w:r>
-      <w:r>
-        <w:t xml:space="preserve">|</w:t>
-      </w:r>
-      <w:r>
-        <w:t xml:space="preserve"> </w:t>
-      </w:r>
-      <w:r>
-        <w:rPr>
-          <w:b/>
-          <w:bCs/>
-        </w:rPr>
-        <w:t xml:space="preserve">Pool-size scaling.</w:t>
-      </w:r>
-      <w:r>
-        <w:t xml:space="preserve"> </w:t>
-      </w:r>
-      <w:r>
-        <w:t xml:space="preserve">Best composite score over top-1 and number of candidates passing every filter versus pool size from 1.5k to 100k. Both curves are still moving at pool = 40k; an M7 five-lane 100k run confirms the trend with 4,639 passing candidates (</w:t>
-      </w:r>
-      <m:oMath>
-        <m:r>
-          <m:t>5.1</m:t>
-        </m:r>
-        <m:r>
-          <m:rPr>
-            <m:sty m:val="p"/>
-          </m:rPr>
-          <m:t>×</m:t>
-        </m:r>
-      </m:oMath>
-      <w:r>
-        <w:t xml:space="preserve"> </w:t>
-      </w:r>
-      <w:r>
-        <w:t xml:space="preserve">more than the 40k baseline) and scaffold count expanding from 7 to 24.</w:t>
-      </w:r>
-    </w:p>
-    <w:p>
-      <w:pPr>
-        <w:pStyle w:val="BodyText"/>
-        <w:jc w:val="both"/>
-        <w:keepNext w:val="0"/>
-        <w:keepLines w:val="0"/>
-        <w:widowControl w:val="1"/>
-      </w:pPr>
-      <w:r>
-        <w:rPr>
-          <w:b/>
-          <w:bCs/>
-        </w:rPr>
-        <w:t xml:space="preserve">Extended Data Fig. 3</w:t>
-      </w:r>
-      <w:r>
-        <w:t xml:space="preserve"> </w:t>
-      </w:r>
-      <w:r>
-        <w:t xml:space="preserve">|</w:t>
-      </w:r>
-      <w:r>
-        <w:t xml:space="preserve"> </w:t>
-      </w:r>
-      <w:r>
-        <w:rPr>
-          <w:b/>
-          <w:bCs/>
-        </w:rPr>
-        <w:t xml:space="preserve">Classifier-free guidance scale sweep.</w:t>
-      </w:r>
-      <w:r>
-        <w:t xml:space="preserve"> </w:t>
-      </w:r>
-      <w:r>
-        <w:t xml:space="preserve">CFG scale</w:t>
-      </w:r>
-      <w:r>
-        <w:t xml:space="preserve"> </w:t>
-      </w:r>
-      <m:oMath>
-        <m:r>
-          <m:t>w</m:t>
-        </m:r>
-        <m:r>
-          <m:rPr>
-            <m:sty m:val="p"/>
-          </m:rPr>
-          <m:t>∈</m:t>
-        </m:r>
-        <m:r>
-          <m:rPr>
-            <m:sty m:val="p"/>
-          </m:rPr>
-          <m:t>{</m:t>
-        </m:r>
-        <m:r>
-          <m:t>5</m:t>
-        </m:r>
-        <m:r>
-          <m:rPr>
-            <m:sty m:val="p"/>
-          </m:rPr>
-          <m:t>,</m:t>
-        </m:r>
-        <m:r>
-          <m:t>7</m:t>
-        </m:r>
-        <m:r>
-          <m:rPr>
-            <m:sty m:val="p"/>
-          </m:rPr>
-          <m:t>,</m:t>
-        </m:r>
-        <m:r>
-          <m:t>9</m:t>
-        </m:r>
-        <m:r>
-          <m:rPr>
-            <m:sty m:val="p"/>
-          </m:rPr>
-          <m:t>}</m:t>
-        </m:r>
-      </m:oMath>
-      <w:r>
-        <w:t xml:space="preserve"> </w:t>
-      </w:r>
-      <w:r>
-        <w:t xml:space="preserve">at pool = 8k per setting, ranked by post-filter yield over the two-denoiser pool.</w:t>
-      </w:r>
-      <w:r>
-        <w:t xml:space="preserve"> </w:t>
-      </w:r>
-      <m:oMath>
-        <m:r>
-          <m:t>w</m:t>
-        </m:r>
-        <m:r>
-          <m:rPr>
-            <m:sty m:val="p"/>
-          </m:rPr>
-          <m:t>=</m:t>
-        </m:r>
-        <m:r>
-          <m:t>7</m:t>
-        </m:r>
-      </m:oMath>
-      <w:r>
-        <w:t xml:space="preserve"> </w:t>
-      </w:r>
-      <w:r>
-        <w:t xml:space="preserve">is the empirical sweet spot.</w:t>
-      </w:r>
-    </w:p>
-    <w:p>
-      <w:pPr>
-        <w:pStyle w:val="BodyText"/>
-        <w:jc w:val="both"/>
-        <w:keepNext w:val="0"/>
-        <w:keepLines w:val="0"/>
-        <w:widowControl w:val="1"/>
-      </w:pPr>
-      <w:r>
-        <w:rPr>
-          <w:b/>
-          <w:bCs/>
-        </w:rPr>
-        <w:t xml:space="preserve">Extended Data Fig. 4</w:t>
-      </w:r>
-      <w:r>
-        <w:t xml:space="preserve"> </w:t>
-      </w:r>
-      <w:r>
-        <w:t xml:space="preserve">|</w:t>
-      </w:r>
-      <w:r>
-        <w:t xml:space="preserve"> </w:t>
-      </w:r>
-      <w:r>
-        <w:rPr>
-          <w:b/>
-          <w:bCs/>
-        </w:rPr>
-        <w:t xml:space="preserve">Score-model loss curves and head-scale sweep.</w:t>
-      </w:r>
-      <w:r>
-        <w:t xml:space="preserve"> </w:t>
-      </w:r>
-      <w:r>
-        <w:t xml:space="preserve">Per-head training and validation loss across the six heads (viability, sensitivity, hazard, performance, SA, SC) over 40k steps. Per-head sample-time scale grid showing the matrix of</w:t>
-      </w:r>
-      <w:r>
-        <w:t xml:space="preserve"> </w:t>
-      </w:r>
-      <m:oMath>
-        <m:r>
-          <m:rPr>
-            <m:sty m:val="p"/>
-          </m:rPr>
-          <m:t>(</m:t>
-        </m:r>
-        <m:sSub>
-          <m:e>
-            <m:r>
-              <m:t>s</m:t>
-            </m:r>
-          </m:e>
-          <m:sub>
-            <m:r>
-              <m:rPr>
-                <m:nor/>
-                <m:sty m:val="p"/>
-              </m:rPr>
-              <m:t>viab</m:t>
-            </m:r>
-          </m:sub>
-        </m:sSub>
-        <m:r>
-          <m:rPr>
-            <m:sty m:val="p"/>
-          </m:rPr>
-          <m:t>,</m:t>
-        </m:r>
-        <m:sSub>
-          <m:e>
-            <m:r>
-              <m:t>s</m:t>
-            </m:r>
-          </m:e>
-          <m:sub>
-            <m:r>
-              <m:rPr>
-                <m:nor/>
-                <m:sty m:val="p"/>
-              </m:rPr>
-              <m:t>sens</m:t>
-            </m:r>
-          </m:sub>
-        </m:sSub>
-        <m:r>
-          <m:rPr>
-            <m:sty m:val="p"/>
-          </m:rPr>
-          <m:t>,</m:t>
-        </m:r>
-        <m:sSub>
-          <m:e>
-            <m:r>
-              <m:t>s</m:t>
-            </m:r>
-          </m:e>
-          <m:sub>
-            <m:r>
-              <m:rPr>
-                <m:nor/>
-                <m:sty m:val="p"/>
-              </m:rPr>
-              <m:t>hazard</m:t>
-            </m:r>
-          </m:sub>
-        </m:sSub>
-        <m:r>
-          <m:rPr>
-            <m:sty m:val="p"/>
-          </m:rPr>
-          <m:t>)</m:t>
-        </m:r>
-      </m:oMath>
-      <w:r>
-        <w:t xml:space="preserve"> </w:t>
-      </w:r>
-      <w:r>
-        <w:t xml:space="preserve">combinations evaluated for production-condition selection.</w:t>
-      </w:r>
-    </w:p>
-    <w:p>
-      <w:pPr>
-        <w:pStyle w:val="BodyText"/>
-        <w:jc w:val="both"/>
-        <w:keepNext w:val="0"/>
-        <w:keepLines w:val="0"/>
-        <w:widowControl w:val="1"/>
-      </w:pPr>
-      <w:r>
-        <w:rPr>
-          <w:b/>
-          <w:bCs/>
-        </w:rPr>
-        <w:t xml:space="preserve">Extended Data Fig. 5</w:t>
-      </w:r>
-      <w:r>
-        <w:t xml:space="preserve"> </w:t>
-      </w:r>
-      <w:r>
-        <w:t xml:space="preserve">|</w:t>
-      </w:r>
-      <w:r>
-        <w:t xml:space="preserve"> </w:t>
-      </w:r>
-      <w:r>
-        <w:rPr>
-          <w:b/>
-          <w:bCs/>
-        </w:rPr>
-        <w:t xml:space="preserve">Self-distillation refinement of the viability head.</w:t>
-      </w:r>
-      <w:r>
-        <w:t xml:space="preserve"> </w:t>
-      </w:r>
-      <w:r>
-        <w:t xml:space="preserve">Three rounds of mine-then-retrain on the score-model viability head only; the LIMO encoder and denoiser are frozen across rounds. Hard-negative count cumulates 0</w:t>
-      </w:r>
-      <w:r>
-        <w:t xml:space="preserve"> </w:t>
-      </w:r>
-      <m:oMath>
-        <m:r>
-          <m:rPr>
-            <m:sty m:val="p"/>
-          </m:rPr>
-          <m:t>→</m:t>
-        </m:r>
-      </m:oMath>
-      <w:r>
-        <w:t xml:space="preserve"> </w:t>
-      </w:r>
-      <w:r>
-        <w:t xml:space="preserve">137</w:t>
-      </w:r>
-      <w:r>
-        <w:t xml:space="preserve"> </w:t>
-      </w:r>
-      <m:oMath>
-        <m:r>
-          <m:rPr>
-            <m:sty m:val="p"/>
-          </m:rPr>
-          <m:t>→</m:t>
-        </m:r>
-      </m:oMath>
-      <w:r>
-        <w:t xml:space="preserve"> </w:t>
-      </w:r>
-      <w:r>
-        <w:t xml:space="preserve">918. The held-out probe stopping criterion (anchors</w:t>
-      </w:r>
-      <w:r>
-        <w:t xml:space="preserve"> </w:t>
-      </w:r>
-      <m:oMath>
-        <m:r>
-          <m:rPr>
-            <m:sty m:val="p"/>
-          </m:rPr>
-          <m:t>≥</m:t>
-        </m:r>
-        <m:r>
-          <m:t>0.86</m:t>
-        </m:r>
-      </m:oMath>
-      <w:r>
-        <w:t xml:space="preserve"> </w:t>
-      </w:r>
-      <w:r>
-        <w:t xml:space="preserve">AND cheats</w:t>
-      </w:r>
-      <w:r>
-        <w:t xml:space="preserve"> </w:t>
-      </w:r>
-      <m:oMath>
-        <m:r>
-          <m:rPr>
-            <m:sty m:val="p"/>
-          </m:rPr>
-          <m:t>≤</m:t>
-        </m:r>
-        <m:r>
-          <m:t>0.84</m:t>
-        </m:r>
-      </m:oMath>
-      <w:r>
-        <w:t xml:space="preserve">) is satisfied at round 2.</w:t>
-      </w:r>
-    </w:p>
-    <w:p>
-      <w:pPr>
-        <w:pStyle w:val="BodyText"/>
-        <w:jc w:val="both"/>
-        <w:keepNext w:val="0"/>
-        <w:keepLines w:val="0"/>
-        <w:widowControl w:val="1"/>
-      </w:pPr>
-      <w:r>
-        <w:rPr>
-          <w:b/>
-          <w:bCs/>
-        </w:rPr>
-        <w:t xml:space="preserve">Extended Data Fig. 6</w:t>
-      </w:r>
-      <w:r>
-        <w:t xml:space="preserve"> </w:t>
-      </w:r>
-      <w:r>
-        <w:t xml:space="preserve">|</w:t>
-      </w:r>
-      <w:r>
-        <w:t xml:space="preserve"> </w:t>
-      </w:r>
-      <w:r>
-        <w:rPr>
-          <w:b/>
-          <w:bCs/>
-        </w:rPr>
-        <w:t xml:space="preserve">Twelve confirmed leads gallery.</w:t>
-      </w:r>
-      <w:r>
-        <w:t xml:space="preserve"> </w:t>
-      </w:r>
-      <w:r>
-        <w:t xml:space="preserve">Per-lead RDKit 2D depiction, chemotype label, molecular formula, and 6-anchor-calibrated DFT/Kamlet–Jacobs values. Border colour: green = xTB HOMO–LUMO gap</w:t>
-      </w:r>
-      <w:r>
-        <w:t xml:space="preserve"> </w:t>
-      </w:r>
-      <m:oMath>
-        <m:r>
-          <m:rPr>
-            <m:sty m:val="p"/>
-          </m:rPr>
-          <m:t>≥</m:t>
-        </m:r>
-        <m:r>
-          <m:t>1.5</m:t>
-        </m:r>
-      </m:oMath>
-      <w:r>
-        <w:t xml:space="preserve"> </w:t>
-      </w:r>
-      <w:r>
-        <w:t xml:space="preserve">eV; red = gap below threshold.</w:t>
-      </w:r>
-    </w:p>
-    <w:p>
-      <w:pPr>
-        <w:pStyle w:val="BodyText"/>
-        <w:jc w:val="both"/>
-        <w:keepNext w:val="0"/>
-        <w:keepLines w:val="0"/>
-        <w:widowControl w:val="1"/>
-      </w:pPr>
-      <w:r>
-        <w:rPr>
-          <w:b/>
-          <w:bCs/>
-        </w:rPr>
-        <w:t xml:space="preserve">Extended Data Fig. 7</w:t>
-      </w:r>
-      <w:r>
-        <w:t xml:space="preserve"> </w:t>
-      </w:r>
-      <w:r>
-        <w:t xml:space="preserve">|</w:t>
-      </w:r>
-      <w:r>
-        <w:t xml:space="preserve"> </w:t>
-      </w:r>
-      <w:r>
-        <w:rPr>
-          <w:b/>
-          <w:bCs/>
-        </w:rPr>
-        <w:t xml:space="preserve">Productive-quadrant scatter.</w:t>
-      </w:r>
-      <w:r>
-        <w:t xml:space="preserve"> </w:t>
-      </w:r>
-      <w:r>
-        <w:t xml:space="preserve">Composite score</w:t>
-      </w:r>
-      <w:r>
-        <w:t xml:space="preserve"> </w:t>
-      </w:r>
-      <m:oMath>
-        <m:r>
-          <m:t>S</m:t>
-        </m:r>
-      </m:oMath>
-      <w:r>
-        <w:t xml:space="preserve"> </w:t>
-      </w:r>
-      <w:r>
-        <w:t xml:space="preserve">versus viability probability for the twelve DFT-confirmed leads, with the four no-diffusion baselines as reference markers. Marker area is proportional to drop-weight impact sensitivity</w:t>
-      </w:r>
-      <w:r>
-        <w:t xml:space="preserve"> </w:t>
-      </w:r>
-      <m:oMath>
-        <m:sSub>
-          <m:e>
-            <m:r>
-              <m:t>h</m:t>
-            </m:r>
-          </m:e>
-          <m:sub>
-            <m:r>
-              <m:t>50</m:t>
-            </m:r>
-          </m:sub>
-        </m:sSub>
-      </m:oMath>
-      <w:r>
-        <w:t xml:space="preserve">. The green-tinted upper-right quadrant is the productive zone (novel and HMX-class).</w:t>
-      </w:r>
-    </w:p>
-    <w:p>
-      <w:pPr>
-        <w:pStyle w:val="BodyText"/>
-        <w:jc w:val="both"/>
-        <w:keepNext w:val="0"/>
-        <w:keepLines w:val="0"/>
-        <w:widowControl w:val="1"/>
-      </w:pPr>
-      <w:r>
-        <w:rPr>
-          <w:b/>
-          <w:bCs/>
-        </w:rPr>
-        <w:t xml:space="preserve">Extended Data Fig. 8</w:t>
-      </w:r>
-      <w:r>
-        <w:t xml:space="preserve"> </w:t>
-      </w:r>
-      <w:r>
-        <w:t xml:space="preserve">|</w:t>
-      </w:r>
-      <w:r>
-        <w:t xml:space="preserve"> </w:t>
-      </w:r>
-      <w:r>
-        <w:rPr>
-          <w:b/>
-          <w:bCs/>
-        </w:rPr>
-        <w:t xml:space="preserve">Merged top-100 source-pool provenance.</w:t>
-      </w:r>
-      <w:r>
-        <w:t xml:space="preserve"> </w:t>
-      </w:r>
-      <w:r>
-        <w:t xml:space="preserve">Per-condition provenance of the merged top-100 across guided and unguided lanes, showing that 89/100 originate from the smallest unguided pool reranked by the Pareto scaffold composite; guidance acts as a high-precision lever on the top of the funnel rather than as the source of bulk Pareto coverage.</w:t>
-      </w:r>
-    </w:p>
-    <w:p>
-      <w:pPr>
-        <w:pStyle w:val="BodyText"/>
-        <w:jc w:val="both"/>
-        <w:keepNext w:val="0"/>
-        <w:keepLines w:val="0"/>
-        <w:widowControl w:val="1"/>
-      </w:pPr>
-      <w:r>
-        <w:rPr>
-          <w:b/>
-          <w:bCs/>
-        </w:rPr>
-        <w:t xml:space="preserve">Extended Data Fig. 9</w:t>
-      </w:r>
-      <w:r>
-        <w:t xml:space="preserve"> </w:t>
-      </w:r>
-      <w:r>
-        <w:t xml:space="preserve">|</w:t>
-      </w:r>
-      <w:r>
-        <w:t xml:space="preserve"> </w:t>
-      </w:r>
-      <w:r>
-        <w:rPr>
-          <w:b/>
-          <w:bCs/>
-        </w:rPr>
-        <w:t xml:space="preserve">Distribution-learning small multiples.</w:t>
-      </w:r>
-      <w:r>
-        <w:t xml:space="preserve"> </w:t>
-      </w:r>
-      <w:r>
-        <w:t xml:space="preserve">Validity proxy, top-100 scaffold uniqueness, internal diversity, and Fréchet ChemNet Distance versus the labelled master, comparing SMILES-LSTM (red) against seven DGLD conditions (blue).</w:t>
-      </w:r>
-    </w:p>
-    <w:p>
-      <w:pPr>
-        <w:pStyle w:val="BodyText"/>
-        <w:jc w:val="both"/>
-        <w:keepNext w:val="0"/>
-        <w:keepLines w:val="0"/>
-        <w:widowControl w:val="1"/>
-      </w:pPr>
-      <w:r>
-        <w:rPr>
-          <w:b/>
-          <w:bCs/>
-        </w:rPr>
-        <w:t xml:space="preserve">Extended Data Table 1</w:t>
-      </w:r>
-      <w:r>
-        <w:t xml:space="preserve"> </w:t>
-      </w:r>
-      <w:r>
-        <w:t xml:space="preserve">|</w:t>
-      </w:r>
-      <w:r>
-        <w:t xml:space="preserve"> </w:t>
-      </w:r>
-      <w:r>
-        <w:rPr>
-          <w:b/>
-          <w:bCs/>
-        </w:rPr>
-        <w:t xml:space="preserve">Six-anchor DFT calibration.</w:t>
-      </w:r>
-      <w:r>
-        <w:t xml:space="preserve"> </w:t>
-      </w:r>
-      <w:r>
-        <w:t xml:space="preserve">Anchor compounds RDX, TATB, HMX, PETN, FOX-7, NTO with experimental densities, condensed-phase heats of formation, raw DFT outputs, and the linear correction. Leave-one-out RMS</w:t>
-      </w:r>
-      <w:r>
-        <w:t xml:space="preserve"> </w:t>
-      </w:r>
-      <m:oMath>
-        <m:r>
-          <m:rPr>
-            <m:sty m:val="p"/>
-          </m:rPr>
-          <m:t>±</m:t>
-        </m:r>
-        <m:r>
-          <m:t>0.078</m:t>
-        </m:r>
-      </m:oMath>
-      <w:r>
-        <w:t xml:space="preserve"> </w:t>
-      </w:r>
-      <w:r>
-        <w:t xml:space="preserve">g/cm</w:t>
-      </w:r>
-      <w:r>
-        <w:rPr>
-          <w:vertAlign w:val="superscript"/>
-        </w:rPr>
-        <w:t xml:space="preserve">3</w:t>
-      </w:r>
-      <w:r>
-        <w:t xml:space="preserve"> </w:t>
-      </w:r>
-      <w:r>
-        <w:t xml:space="preserve">on density and</w:t>
-      </w:r>
-      <w:r>
-        <w:t xml:space="preserve"> </w:t>
-      </w:r>
-      <m:oMath>
-        <m:r>
-          <m:rPr>
-            <m:sty m:val="p"/>
-          </m:rPr>
-          <m:t>±</m:t>
-        </m:r>
-        <m:r>
-          <m:t>64.6</m:t>
-        </m:r>
-      </m:oMath>
-      <w:r>
-        <w:t xml:space="preserve"> </w:t>
-      </w:r>
-      <w:r>
-        <w:t xml:space="preserve">kJ/mol on heat of formation.</w:t>
-      </w:r>
-    </w:p>
-    <w:bookmarkEnd w:id="105"/>
+    <w:bookmarkEnd w:id="99"/>
     <w:sectPr>
       <w:footerReference w:type="default" r:id="rId9"/>
       <w:pgSz w:h="15840" w:w="12240"/>
@@ -12895,6 +13484,96 @@
     <w:abstractNumId w:val="990"/>
   </w:num>
   <w:num w:numId="1001">
+    <w:abstractNumId w:val="99201"/>
+    <w:lvlOverride w:ilvl="0">
+      <w:startOverride w:val="1"/>
+    </w:lvlOverride>
+    <w:lvlOverride w:ilvl="1">
+      <w:startOverride w:val="1"/>
+    </w:lvlOverride>
+    <w:lvlOverride w:ilvl="2">
+      <w:startOverride w:val="1"/>
+    </w:lvlOverride>
+    <w:lvlOverride w:ilvl="3">
+      <w:startOverride w:val="1"/>
+    </w:lvlOverride>
+    <w:lvlOverride w:ilvl="4">
+      <w:startOverride w:val="1"/>
+    </w:lvlOverride>
+    <w:lvlOverride w:ilvl="5">
+      <w:startOverride w:val="1"/>
+    </w:lvlOverride>
+    <w:lvlOverride w:ilvl="6">
+      <w:startOverride w:val="1"/>
+    </w:lvlOverride>
+    <w:lvlOverride w:ilvl="7">
+      <w:startOverride w:val="1"/>
+    </w:lvlOverride>
+    <w:lvlOverride w:ilvl="8">
+      <w:startOverride w:val="1"/>
+    </w:lvlOverride>
+  </w:num>
+  <w:num w:numId="1002">
+    <w:abstractNumId w:val="99201"/>
+    <w:lvlOverride w:ilvl="0">
+      <w:startOverride w:val="1"/>
+    </w:lvlOverride>
+    <w:lvlOverride w:ilvl="1">
+      <w:startOverride w:val="1"/>
+    </w:lvlOverride>
+    <w:lvlOverride w:ilvl="2">
+      <w:startOverride w:val="1"/>
+    </w:lvlOverride>
+    <w:lvlOverride w:ilvl="3">
+      <w:startOverride w:val="1"/>
+    </w:lvlOverride>
+    <w:lvlOverride w:ilvl="4">
+      <w:startOverride w:val="1"/>
+    </w:lvlOverride>
+    <w:lvlOverride w:ilvl="5">
+      <w:startOverride w:val="1"/>
+    </w:lvlOverride>
+    <w:lvlOverride w:ilvl="6">
+      <w:startOverride w:val="1"/>
+    </w:lvlOverride>
+    <w:lvlOverride w:ilvl="7">
+      <w:startOverride w:val="1"/>
+    </w:lvlOverride>
+    <w:lvlOverride w:ilvl="8">
+      <w:startOverride w:val="1"/>
+    </w:lvlOverride>
+  </w:num>
+  <w:num w:numId="1003">
+    <w:abstractNumId w:val="99201"/>
+    <w:lvlOverride w:ilvl="0">
+      <w:startOverride w:val="1"/>
+    </w:lvlOverride>
+    <w:lvlOverride w:ilvl="1">
+      <w:startOverride w:val="1"/>
+    </w:lvlOverride>
+    <w:lvlOverride w:ilvl="2">
+      <w:startOverride w:val="1"/>
+    </w:lvlOverride>
+    <w:lvlOverride w:ilvl="3">
+      <w:startOverride w:val="1"/>
+    </w:lvlOverride>
+    <w:lvlOverride w:ilvl="4">
+      <w:startOverride w:val="1"/>
+    </w:lvlOverride>
+    <w:lvlOverride w:ilvl="5">
+      <w:startOverride w:val="1"/>
+    </w:lvlOverride>
+    <w:lvlOverride w:ilvl="6">
+      <w:startOverride w:val="1"/>
+    </w:lvlOverride>
+    <w:lvlOverride w:ilvl="7">
+      <w:startOverride w:val="1"/>
+    </w:lvlOverride>
+    <w:lvlOverride w:ilvl="8">
+      <w:startOverride w:val="1"/>
+    </w:lvlOverride>
+  </w:num>
+  <w:num w:numId="1004">
     <w:abstractNumId w:val="99201"/>
     <w:lvlOverride w:ilvl="0">
       <w:startOverride w:val="1"/>

--- a/paper/NMIPaper.docx
+++ b/paper/NMIPaper.docx
@@ -153,440 +153,6 @@
       <w:pPr>
         <w:pStyle w:val="BodyText"/>
         <w:jc w:val="both"/>
-        <w:keepNext w:val="0"/>
-        <w:keepLines w:val="0"/>
-        <w:widowControl w:val="1"/>
-      </w:pPr>
-      <w:r>
-        <w:t xml:space="preserve">Article contents</w:t>
-      </w:r>
-    </w:p>
-    <w:p>
-      <w:pPr>
-        <w:pStyle w:val="Compact"/>
-        <w:numPr>
-          <w:ilvl w:val="0"/>
-          <w:numId w:val="1001"/>
-        </w:numPr>
-        <w:jc w:val="both"/>
-        <w:keepNext w:val="0"/>
-        <w:keepLines w:val="0"/>
-        <w:widowControl w:val="1"/>
-      </w:pPr>
-      <w:hyperlink w:anchor="sec-results">
-        <w:r>
-          <w:rPr>
-            <w:rStyle w:val="Hyperlink"/>
-          </w:rPr>
-          <w:t xml:space="preserve">Results</w:t>
-        </w:r>
-      </w:hyperlink>
-    </w:p>
-    <w:p>
-      <w:pPr>
-        <w:pStyle w:val="Compact"/>
-        <w:numPr>
-          <w:ilvl w:val="1"/>
-          <w:numId w:val="1002"/>
-        </w:numPr>
-        <w:jc w:val="both"/>
-        <w:keepNext w:val="0"/>
-        <w:keepLines w:val="0"/>
-        <w:widowControl w:val="1"/>
-      </w:pPr>
-      <w:hyperlink w:anchor="res-pq">
-        <w:r>
-          <w:rPr>
-            <w:rStyle w:val="Hyperlink"/>
-          </w:rPr>
-          <w:t xml:space="preserve">Productive-quadrant generation</w:t>
-        </w:r>
-      </w:hyperlink>
-    </w:p>
-    <w:p>
-      <w:pPr>
-        <w:pStyle w:val="Compact"/>
-        <w:numPr>
-          <w:ilvl w:val="1"/>
-          <w:numId w:val="1002"/>
-        </w:numPr>
-        <w:jc w:val="both"/>
-        <w:keepNext w:val="0"/>
-        <w:keepLines w:val="0"/>
-        <w:widowControl w:val="1"/>
-      </w:pPr>
-      <w:hyperlink w:anchor="res-leads">
-        <w:r>
-          <w:rPr>
-            <w:rStyle w:val="Hyperlink"/>
-          </w:rPr>
-          <w:t xml:space="preserve">Twelve DFT-confirmed leads</w:t>
-        </w:r>
-      </w:hyperlink>
-    </w:p>
-    <w:p>
-      <w:pPr>
-        <w:pStyle w:val="Compact"/>
-        <w:numPr>
-          <w:ilvl w:val="1"/>
-          <w:numId w:val="1002"/>
-        </w:numPr>
-        <w:jc w:val="both"/>
-        <w:keepNext w:val="0"/>
-        <w:keepLines w:val="0"/>
-        <w:widowControl w:val="1"/>
-      </w:pPr>
-      <w:hyperlink w:anchor="res-dft">
-        <w:r>
-          <w:rPr>
-            <w:rStyle w:val="Hyperlink"/>
-          </w:rPr>
-          <w:t xml:space="preserve">Calibrated DFT validation</w:t>
-        </w:r>
-      </w:hyperlink>
-    </w:p>
-    <w:p>
-      <w:pPr>
-        <w:pStyle w:val="Compact"/>
-        <w:numPr>
-          <w:ilvl w:val="1"/>
-          <w:numId w:val="1002"/>
-        </w:numPr>
-        <w:jc w:val="both"/>
-        <w:keepNext w:val="0"/>
-        <w:keepLines w:val="0"/>
-        <w:widowControl w:val="1"/>
-      </w:pPr>
-      <w:hyperlink w:anchor="res-novelty">
-        <w:r>
-          <w:rPr>
-            <w:rStyle w:val="Hyperlink"/>
-          </w:rPr>
-          <w:t xml:space="preserve">Novelty and synthesisability</w:t>
-        </w:r>
-      </w:hyperlink>
-    </w:p>
-    <w:p>
-      <w:pPr>
-        <w:pStyle w:val="Compact"/>
-        <w:numPr>
-          <w:ilvl w:val="1"/>
-          <w:numId w:val="1002"/>
-        </w:numPr>
-        <w:jc w:val="both"/>
-        <w:keepNext w:val="0"/>
-        <w:keepLines w:val="0"/>
-        <w:widowControl w:val="1"/>
-      </w:pPr>
-      <w:hyperlink w:anchor="res-ablations">
-        <w:r>
-          <w:rPr>
-            <w:rStyle w:val="Hyperlink"/>
-          </w:rPr>
-          <w:t xml:space="preserve">Component contributions</w:t>
-        </w:r>
-      </w:hyperlink>
-    </w:p>
-    <w:p>
-      <w:pPr>
-        <w:pStyle w:val="Compact"/>
-        <w:numPr>
-          <w:ilvl w:val="0"/>
-          <w:numId w:val="1001"/>
-        </w:numPr>
-        <w:jc w:val="both"/>
-        <w:keepNext w:val="0"/>
-        <w:keepLines w:val="0"/>
-        <w:widowControl w:val="1"/>
-      </w:pPr>
-      <w:hyperlink w:anchor="sec-disc">
-        <w:r>
-          <w:rPr>
-            <w:rStyle w:val="Hyperlink"/>
-          </w:rPr>
-          <w:t xml:space="preserve">Discussion</w:t>
-        </w:r>
-      </w:hyperlink>
-    </w:p>
-    <w:p>
-      <w:pPr>
-        <w:pStyle w:val="ReferencesHeading"/>
-        <w:numPr>
-          <w:ilvl w:val="0"/>
-          <w:numId w:val="1001"/>
-        </w:numPr>
-        <w:jc w:val="left"/>
-        <w:keepNext/>
-        <w:keepLines/>
-        <w:widowControl w:val="1"/>
-      </w:pPr>
-      <w:hyperlink w:anchor="sec-refs">
-        <w:r>
-          <w:rPr>
-            <w:rStyle w:val="Hyperlink"/>
-          </w:rPr>
-          <w:t xml:space="preserve">References</w:t>
-        </w:r>
-      </w:hyperlink>
-    </w:p>
-    <w:p>
-      <w:pPr>
-        <w:pStyle w:val="ReferenceEntry"/>
-        <w:numPr>
-          <w:ilvl w:val="0"/>
-          <w:numId w:val="1001"/>
-        </w:numPr>
-        <w:jc w:val="left"/>
-        <w:keepNext w:val="0"/>
-        <w:keepLines w:val="0"/>
-        <w:widowControl w:val="1"/>
-      </w:pPr>
-      <w:hyperlink w:anchor="sec-methods">
-        <w:r>
-          <w:rPr>
-            <w:rStyle w:val="Hyperlink"/>
-            <w:b/>
-            <w:bCs/>
-          </w:rPr>
-          <w:t xml:space="preserve">Methods</w:t>
-        </w:r>
-      </w:hyperlink>
-    </w:p>
-    <w:p>
-      <w:pPr>
-        <w:pStyle w:val="ReferenceEntry"/>
-        <w:numPr>
-          <w:ilvl w:val="1"/>
-          <w:numId w:val="1003"/>
-        </w:numPr>
-        <w:jc w:val="left"/>
-        <w:keepNext w:val="0"/>
-        <w:keepLines w:val="0"/>
-        <w:widowControl w:val="1"/>
-      </w:pPr>
-      <w:hyperlink w:anchor="m-dataset">
-        <w:r>
-          <w:rPr>
-            <w:rStyle w:val="Hyperlink"/>
-          </w:rPr>
-          <w:t xml:space="preserve">Dataset and four-tier label hierarchy</w:t>
-        </w:r>
-      </w:hyperlink>
-    </w:p>
-    <w:p>
-      <w:pPr>
-        <w:pStyle w:val="ReferenceEntry"/>
-        <w:numPr>
-          <w:ilvl w:val="1"/>
-          <w:numId w:val="1003"/>
-        </w:numPr>
-        <w:jc w:val="left"/>
-        <w:keepNext w:val="0"/>
-        <w:keepLines w:val="0"/>
-        <w:widowControl w:val="1"/>
-      </w:pPr>
-      <w:hyperlink w:anchor="m-limo">
-        <w:r>
-          <w:rPr>
-            <w:rStyle w:val="Hyperlink"/>
-          </w:rPr>
-          <w:t xml:space="preserve">Latent encoder (LIMO)</w:t>
-        </w:r>
-      </w:hyperlink>
-    </w:p>
-    <w:p>
-      <w:pPr>
-        <w:pStyle w:val="ReferenceEntry"/>
-        <w:numPr>
-          <w:ilvl w:val="1"/>
-          <w:numId w:val="1003"/>
-        </w:numPr>
-        <w:jc w:val="left"/>
-        <w:keepNext w:val="0"/>
-        <w:keepLines w:val="0"/>
-        <w:widowControl w:val="1"/>
-      </w:pPr>
-      <w:hyperlink w:anchor="m-denoisers">
-        <w:r>
-          <w:rPr>
-            <w:rStyle w:val="Hyperlink"/>
-          </w:rPr>
-          <w:t xml:space="preserve">Two complementary denoisers</w:t>
-        </w:r>
-      </w:hyperlink>
-    </w:p>
-    <w:p>
-      <w:pPr>
-        <w:pStyle w:val="ReferenceEntry"/>
-        <w:numPr>
-          <w:ilvl w:val="1"/>
-          <w:numId w:val="1003"/>
-        </w:numPr>
-        <w:jc w:val="left"/>
-        <w:keepNext w:val="0"/>
-        <w:keepLines w:val="0"/>
-        <w:widowControl w:val="1"/>
-      </w:pPr>
-      <w:hyperlink w:anchor="m-scoremodel">
-        <w:r>
-          <w:rPr>
-            <w:rStyle w:val="Hyperlink"/>
-          </w:rPr>
-          <w:t xml:space="preserve">Multi-task score model and self-distillation</w:t>
-        </w:r>
-      </w:hyperlink>
-    </w:p>
-    <w:p>
-      <w:pPr>
-        <w:pStyle w:val="ReferenceEntry"/>
-        <w:numPr>
-          <w:ilvl w:val="1"/>
-          <w:numId w:val="1003"/>
-        </w:numPr>
-        <w:jc w:val="left"/>
-        <w:keepNext w:val="0"/>
-        <w:keepLines w:val="0"/>
-        <w:widowControl w:val="1"/>
-      </w:pPr>
-      <w:hyperlink w:anchor="m-sampling">
-        <w:r>
-          <w:rPr>
-            <w:rStyle w:val="Hyperlink"/>
-          </w:rPr>
-          <w:t xml:space="preserve">Sampling with multi-task steering</w:t>
-        </w:r>
-      </w:hyperlink>
-    </w:p>
-    <w:p>
-      <w:pPr>
-        <w:pStyle w:val="ReferenceEntry"/>
-        <w:numPr>
-          <w:ilvl w:val="1"/>
-          <w:numId w:val="1003"/>
-        </w:numPr>
-        <w:jc w:val="left"/>
-        <w:keepNext w:val="0"/>
-        <w:keepLines w:val="0"/>
-        <w:widowControl w:val="1"/>
-      </w:pPr>
-      <w:hyperlink w:anchor="m-funnel">
-        <w:r>
-          <w:rPr>
-            <w:rStyle w:val="Hyperlink"/>
-          </w:rPr>
-          <w:t xml:space="preserve">Validation funnel</w:t>
-        </w:r>
-      </w:hyperlink>
-    </w:p>
-    <w:p>
-      <w:pPr>
-        <w:pStyle w:val="ReferenceEntry"/>
-        <w:numPr>
-          <w:ilvl w:val="1"/>
-          <w:numId w:val="1003"/>
-        </w:numPr>
-        <w:jc w:val="left"/>
-        <w:keepNext w:val="0"/>
-        <w:keepLines w:val="0"/>
-        <w:widowControl w:val="1"/>
-      </w:pPr>
-      <w:hyperlink w:anchor="m-calibration">
-        <w:r>
-          <w:rPr>
-            <w:rStyle w:val="Hyperlink"/>
-          </w:rPr>
-          <w:t xml:space="preserve">Six-anchor DFT calibration</w:t>
-        </w:r>
-      </w:hyperlink>
-    </w:p>
-    <w:p>
-      <w:pPr>
-        <w:pStyle w:val="ReferenceEntry"/>
-        <w:numPr>
-          <w:ilvl w:val="1"/>
-          <w:numId w:val="1003"/>
-        </w:numPr>
-        <w:jc w:val="left"/>
-        <w:keepNext w:val="0"/>
-        <w:keepLines w:val="0"/>
-        <w:widowControl w:val="1"/>
-      </w:pPr>
-      <w:hyperlink w:anchor="m-compute">
-        <w:r>
-          <w:rPr>
-            <w:rStyle w:val="Hyperlink"/>
-          </w:rPr>
-          <w:t xml:space="preserve">Compute footprint</w:t>
-        </w:r>
-      </w:hyperlink>
-    </w:p>
-    <w:p>
-      <w:pPr>
-        <w:pStyle w:val="ReferenceEntry"/>
-        <w:numPr>
-          <w:ilvl w:val="1"/>
-          <w:numId w:val="1003"/>
-        </w:numPr>
-        <w:jc w:val="left"/>
-        <w:keepNext w:val="0"/>
-        <w:keepLines w:val="0"/>
-        <w:widowControl w:val="1"/>
-      </w:pPr>
-      <w:hyperlink w:anchor="m-data">
-        <w:r>
-          <w:rPr>
-            <w:rStyle w:val="Hyperlink"/>
-          </w:rPr>
-          <w:t xml:space="preserve">Data and code availability</w:t>
-        </w:r>
-      </w:hyperlink>
-    </w:p>
-    <w:p>
-      <w:pPr>
-        <w:pStyle w:val="ReferenceEntry"/>
-        <w:numPr>
-          <w:ilvl w:val="0"/>
-          <w:numId w:val="1001"/>
-        </w:numPr>
-        <w:jc w:val="left"/>
-        <w:keepNext w:val="0"/>
-        <w:keepLines w:val="0"/>
-        <w:widowControl w:val="1"/>
-      </w:pPr>
-      <w:hyperlink w:anchor="sec-acks">
-        <w:r>
-          <w:rPr>
-            <w:rStyle w:val="Hyperlink"/>
-          </w:rPr>
-          <w:t xml:space="preserve">Acknowledgements, contributions, additional information</w:t>
-        </w:r>
-      </w:hyperlink>
-    </w:p>
-    <w:p>
-      <w:pPr>
-        <w:pStyle w:val="ReferenceEntry"/>
-        <w:numPr>
-          <w:ilvl w:val="0"/>
-          <w:numId w:val="1001"/>
-        </w:numPr>
-        <w:jc w:val="left"/>
-        <w:keepNext w:val="0"/>
-        <w:keepLines w:val="0"/>
-        <w:widowControl w:val="1"/>
-      </w:pPr>
-      <w:hyperlink w:anchor="sec-edlegends">
-        <w:r>
-          <w:rPr>
-            <w:rStyle w:val="Hyperlink"/>
-          </w:rPr>
-          <w:t xml:space="preserve">Extended Data legends</w:t>
-        </w:r>
-      </w:hyperlink>
-    </w:p>
-    <w:p>
-      <w:pPr>
-        <w:pStyle w:val="ReferenceEntry"/>
-        <w:jc w:val="left"/>
         <w:keepNext w:val="0"/>
         <w:keepLines w:val="0"/>
         <w:widowControl w:val="1"/>
@@ -683,8 +249,8 @@
     </w:p>
     <w:p>
       <w:pPr>
-        <w:pStyle w:val="ReferenceEntry"/>
-        <w:jc w:val="left"/>
+        <w:pStyle w:val="BodyText"/>
+        <w:jc w:val="both"/>
         <w:keepNext w:val="0"/>
         <w:keepLines w:val="0"/>
         <w:widowControl w:val="1"/>
@@ -706,8 +272,8 @@
     </w:p>
     <w:p>
       <w:pPr>
-        <w:pStyle w:val="ReferenceEntry"/>
-        <w:jc w:val="left"/>
+        <w:pStyle w:val="BodyText"/>
+        <w:jc w:val="both"/>
         <w:keepNext w:val="0"/>
         <w:keepLines w:val="0"/>
         <w:widowControl w:val="1"/>
@@ -5753,7 +5319,7 @@
         <w:pStyle w:val="ReferenceEntry"/>
         <w:numPr>
           <w:ilvl w:val="0"/>
-          <w:numId w:val="1004"/>
+          <w:numId w:val="1001"/>
         </w:numPr>
         <w:jc w:val="left"/>
         <w:keepNext w:val="0"/>
@@ -5794,7 +5360,7 @@
         <w:pStyle w:val="ReferenceEntry"/>
         <w:numPr>
           <w:ilvl w:val="0"/>
-          <w:numId w:val="1004"/>
+          <w:numId w:val="1001"/>
         </w:numPr>
         <w:jc w:val="left"/>
         <w:keepNext w:val="0"/>
@@ -5835,7 +5401,7 @@
         <w:pStyle w:val="ReferenceEntry"/>
         <w:numPr>
           <w:ilvl w:val="0"/>
-          <w:numId w:val="1004"/>
+          <w:numId w:val="1001"/>
         </w:numPr>
         <w:jc w:val="left"/>
         <w:keepNext w:val="0"/>
@@ -5885,7 +5451,7 @@
         <w:pStyle w:val="ReferenceEntry"/>
         <w:numPr>
           <w:ilvl w:val="0"/>
-          <w:numId w:val="1004"/>
+          <w:numId w:val="1001"/>
         </w:numPr>
         <w:jc w:val="left"/>
         <w:keepNext w:val="0"/>
@@ -5919,7 +5485,7 @@
         <w:pStyle w:val="ReferenceEntry"/>
         <w:numPr>
           <w:ilvl w:val="0"/>
-          <w:numId w:val="1004"/>
+          <w:numId w:val="1001"/>
         </w:numPr>
         <w:jc w:val="left"/>
         <w:keepNext w:val="0"/>
@@ -5960,7 +5526,7 @@
         <w:pStyle w:val="ReferenceEntry"/>
         <w:numPr>
           <w:ilvl w:val="0"/>
-          <w:numId w:val="1004"/>
+          <w:numId w:val="1001"/>
         </w:numPr>
         <w:jc w:val="left"/>
         <w:keepNext w:val="0"/>
@@ -6001,7 +5567,7 @@
         <w:pStyle w:val="ReferenceEntry"/>
         <w:numPr>
           <w:ilvl w:val="0"/>
-          <w:numId w:val="1004"/>
+          <w:numId w:val="1001"/>
         </w:numPr>
         <w:jc w:val="left"/>
         <w:keepNext w:val="0"/>
@@ -6058,7 +5624,7 @@
         <w:pStyle w:val="ReferenceEntry"/>
         <w:numPr>
           <w:ilvl w:val="0"/>
-          <w:numId w:val="1004"/>
+          <w:numId w:val="1001"/>
         </w:numPr>
         <w:jc w:val="left"/>
         <w:keepNext w:val="0"/>
@@ -6115,7 +5681,7 @@
         <w:pStyle w:val="ReferenceEntry"/>
         <w:numPr>
           <w:ilvl w:val="0"/>
-          <w:numId w:val="1004"/>
+          <w:numId w:val="1001"/>
         </w:numPr>
         <w:jc w:val="left"/>
         <w:keepNext w:val="0"/>
@@ -6165,7 +5731,7 @@
         <w:pStyle w:val="ReferenceEntry"/>
         <w:numPr>
           <w:ilvl w:val="0"/>
-          <w:numId w:val="1004"/>
+          <w:numId w:val="1001"/>
         </w:numPr>
         <w:jc w:val="left"/>
         <w:keepNext w:val="0"/>
@@ -6206,7 +5772,7 @@
         <w:pStyle w:val="ReferenceEntry"/>
         <w:numPr>
           <w:ilvl w:val="0"/>
-          <w:numId w:val="1004"/>
+          <w:numId w:val="1001"/>
         </w:numPr>
         <w:jc w:val="left"/>
         <w:keepNext w:val="0"/>
@@ -6240,7 +5806,7 @@
         <w:pStyle w:val="ReferenceEntry"/>
         <w:numPr>
           <w:ilvl w:val="0"/>
-          <w:numId w:val="1004"/>
+          <w:numId w:val="1001"/>
         </w:numPr>
         <w:jc w:val="left"/>
         <w:keepNext w:val="0"/>
@@ -6297,7 +5863,7 @@
         <w:pStyle w:val="ReferenceEntry"/>
         <w:numPr>
           <w:ilvl w:val="0"/>
-          <w:numId w:val="1004"/>
+          <w:numId w:val="1001"/>
         </w:numPr>
         <w:jc w:val="left"/>
         <w:keepNext w:val="0"/>
@@ -6331,7 +5897,7 @@
         <w:pStyle w:val="ReferenceEntry"/>
         <w:numPr>
           <w:ilvl w:val="0"/>
-          <w:numId w:val="1004"/>
+          <w:numId w:val="1001"/>
         </w:numPr>
         <w:jc w:val="left"/>
         <w:keepNext w:val="0"/>
@@ -6365,7 +5931,7 @@
         <w:pStyle w:val="ReferenceEntry"/>
         <w:numPr>
           <w:ilvl w:val="0"/>
-          <w:numId w:val="1004"/>
+          <w:numId w:val="1001"/>
         </w:numPr>
         <w:jc w:val="left"/>
         <w:keepNext w:val="0"/>
@@ -6406,7 +5972,7 @@
         <w:pStyle w:val="ReferenceEntry"/>
         <w:numPr>
           <w:ilvl w:val="0"/>
-          <w:numId w:val="1004"/>
+          <w:numId w:val="1001"/>
         </w:numPr>
         <w:jc w:val="left"/>
         <w:keepNext w:val="0"/>
@@ -6447,7 +6013,7 @@
         <w:pStyle w:val="ReferenceEntry"/>
         <w:numPr>
           <w:ilvl w:val="0"/>
-          <w:numId w:val="1004"/>
+          <w:numId w:val="1001"/>
         </w:numPr>
         <w:jc w:val="left"/>
         <w:keepNext w:val="0"/>
@@ -6488,7 +6054,7 @@
         <w:pStyle w:val="ReferenceEntry"/>
         <w:numPr>
           <w:ilvl w:val="0"/>
-          <w:numId w:val="1004"/>
+          <w:numId w:val="1001"/>
         </w:numPr>
         <w:jc w:val="left"/>
         <w:keepNext w:val="0"/>
@@ -6540,7 +6106,7 @@
         <w:pStyle w:val="ReferenceEntry"/>
         <w:numPr>
           <w:ilvl w:val="0"/>
-          <w:numId w:val="1004"/>
+          <w:numId w:val="1001"/>
         </w:numPr>
         <w:jc w:val="left"/>
         <w:keepNext w:val="0"/>
@@ -6581,7 +6147,7 @@
         <w:pStyle w:val="ReferenceEntry"/>
         <w:numPr>
           <w:ilvl w:val="0"/>
-          <w:numId w:val="1004"/>
+          <w:numId w:val="1001"/>
         </w:numPr>
         <w:jc w:val="left"/>
         <w:keepNext w:val="0"/>
@@ -6631,7 +6197,7 @@
         <w:pStyle w:val="ReferenceEntry"/>
         <w:numPr>
           <w:ilvl w:val="0"/>
-          <w:numId w:val="1004"/>
+          <w:numId w:val="1001"/>
         </w:numPr>
         <w:jc w:val="left"/>
         <w:keepNext w:val="0"/>
@@ -6688,7 +6254,7 @@
         <w:pStyle w:val="ReferenceEntry"/>
         <w:numPr>
           <w:ilvl w:val="0"/>
-          <w:numId w:val="1004"/>
+          <w:numId w:val="1001"/>
         </w:numPr>
         <w:jc w:val="left"/>
         <w:keepNext w:val="0"/>
@@ -6738,7 +6304,7 @@
         <w:pStyle w:val="ReferenceEntry"/>
         <w:numPr>
           <w:ilvl w:val="0"/>
-          <w:numId w:val="1004"/>
+          <w:numId w:val="1001"/>
         </w:numPr>
         <w:jc w:val="left"/>
         <w:keepNext w:val="0"/>
@@ -6795,7 +6361,7 @@
         <w:pStyle w:val="ReferenceEntry"/>
         <w:numPr>
           <w:ilvl w:val="0"/>
-          <w:numId w:val="1004"/>
+          <w:numId w:val="1001"/>
         </w:numPr>
         <w:jc w:val="left"/>
         <w:keepNext w:val="0"/>
@@ -6829,7 +6395,7 @@
         <w:pStyle w:val="ReferenceEntry"/>
         <w:numPr>
           <w:ilvl w:val="0"/>
-          <w:numId w:val="1004"/>
+          <w:numId w:val="1001"/>
         </w:numPr>
         <w:jc w:val="left"/>
         <w:keepNext w:val="0"/>
@@ -6870,7 +6436,7 @@
         <w:pStyle w:val="ReferenceEntry"/>
         <w:numPr>
           <w:ilvl w:val="0"/>
-          <w:numId w:val="1004"/>
+          <w:numId w:val="1001"/>
         </w:numPr>
         <w:jc w:val="left"/>
         <w:keepNext w:val="0"/>
@@ -6911,7 +6477,7 @@
         <w:pStyle w:val="ReferenceEntry"/>
         <w:numPr>
           <w:ilvl w:val="0"/>
-          <w:numId w:val="1004"/>
+          <w:numId w:val="1001"/>
         </w:numPr>
         <w:jc w:val="left"/>
         <w:keepNext w:val="0"/>
@@ -6968,7 +6534,7 @@
         <w:pStyle w:val="ReferenceEntry"/>
         <w:numPr>
           <w:ilvl w:val="0"/>
-          <w:numId w:val="1004"/>
+          <w:numId w:val="1001"/>
         </w:numPr>
         <w:jc w:val="left"/>
         <w:keepNext w:val="0"/>
@@ -7025,7 +6591,7 @@
         <w:pStyle w:val="ReferenceEntry"/>
         <w:numPr>
           <w:ilvl w:val="0"/>
-          <w:numId w:val="1004"/>
+          <w:numId w:val="1001"/>
         </w:numPr>
         <w:jc w:val="left"/>
         <w:keepNext w:val="0"/>
@@ -7066,7 +6632,7 @@
         <w:pStyle w:val="ReferenceEntry"/>
         <w:numPr>
           <w:ilvl w:val="0"/>
-          <w:numId w:val="1004"/>
+          <w:numId w:val="1001"/>
         </w:numPr>
         <w:jc w:val="left"/>
         <w:keepNext w:val="0"/>
@@ -7107,7 +6673,7 @@
         <w:pStyle w:val="ReferenceEntry"/>
         <w:numPr>
           <w:ilvl w:val="0"/>
-          <w:numId w:val="1004"/>
+          <w:numId w:val="1001"/>
         </w:numPr>
         <w:jc w:val="left"/>
         <w:keepNext w:val="0"/>
@@ -7148,7 +6714,7 @@
         <w:pStyle w:val="ReferenceEntry"/>
         <w:numPr>
           <w:ilvl w:val="0"/>
-          <w:numId w:val="1004"/>
+          <w:numId w:val="1001"/>
         </w:numPr>
         <w:jc w:val="left"/>
         <w:keepNext w:val="0"/>
@@ -7189,7 +6755,7 @@
         <w:pStyle w:val="ReferenceEntry"/>
         <w:numPr>
           <w:ilvl w:val="0"/>
-          <w:numId w:val="1004"/>
+          <w:numId w:val="1001"/>
         </w:numPr>
         <w:jc w:val="left"/>
         <w:keepNext w:val="0"/>
@@ -7246,7 +6812,7 @@
         <w:pStyle w:val="ReferenceEntry"/>
         <w:numPr>
           <w:ilvl w:val="0"/>
-          <w:numId w:val="1004"/>
+          <w:numId w:val="1001"/>
         </w:numPr>
         <w:jc w:val="left"/>
         <w:keepNext w:val="0"/>
@@ -7287,7 +6853,7 @@
         <w:pStyle w:val="ReferenceEntry"/>
         <w:numPr>
           <w:ilvl w:val="0"/>
-          <w:numId w:val="1004"/>
+          <w:numId w:val="1001"/>
         </w:numPr>
         <w:jc w:val="left"/>
         <w:keepNext w:val="0"/>
@@ -7318,7 +6884,7 @@
         <w:pStyle w:val="ReferenceEntry"/>
         <w:numPr>
           <w:ilvl w:val="0"/>
-          <w:numId w:val="1004"/>
+          <w:numId w:val="1001"/>
         </w:numPr>
         <w:jc w:val="left"/>
         <w:keepNext w:val="0"/>
@@ -7336,7 +6902,7 @@
         <w:pStyle w:val="ReferenceEntry"/>
         <w:numPr>
           <w:ilvl w:val="0"/>
-          <w:numId w:val="1004"/>
+          <w:numId w:val="1001"/>
         </w:numPr>
         <w:jc w:val="left"/>
         <w:keepNext w:val="0"/>
@@ -7354,7 +6920,7 @@
         <w:pStyle w:val="ReferenceEntry"/>
         <w:numPr>
           <w:ilvl w:val="0"/>
-          <w:numId w:val="1004"/>
+          <w:numId w:val="1001"/>
         </w:numPr>
         <w:jc w:val="left"/>
         <w:keepNext w:val="0"/>
@@ -7404,7 +6970,7 @@
         <w:pStyle w:val="ReferenceEntry"/>
         <w:numPr>
           <w:ilvl w:val="0"/>
-          <w:numId w:val="1004"/>
+          <w:numId w:val="1001"/>
         </w:numPr>
         <w:jc w:val="left"/>
         <w:keepNext w:val="0"/>
@@ -7445,7 +7011,7 @@
         <w:pStyle w:val="ReferenceEntry"/>
         <w:numPr>
           <w:ilvl w:val="0"/>
-          <w:numId w:val="1004"/>
+          <w:numId w:val="1001"/>
         </w:numPr>
         <w:jc w:val="left"/>
         <w:keepNext w:val="0"/>
@@ -7502,7 +7068,7 @@
         <w:pStyle w:val="ReferenceEntry"/>
         <w:numPr>
           <w:ilvl w:val="0"/>
-          <w:numId w:val="1004"/>
+          <w:numId w:val="1001"/>
         </w:numPr>
         <w:jc w:val="left"/>
         <w:keepNext w:val="0"/>
@@ -7537,7 +7103,7 @@
         <w:pStyle w:val="ReferenceEntry"/>
         <w:numPr>
           <w:ilvl w:val="0"/>
-          <w:numId w:val="1004"/>
+          <w:numId w:val="1001"/>
         </w:numPr>
         <w:jc w:val="left"/>
         <w:keepNext w:val="0"/>
@@ -7594,7 +7160,7 @@
         <w:pStyle w:val="ReferenceEntry"/>
         <w:numPr>
           <w:ilvl w:val="0"/>
-          <w:numId w:val="1004"/>
+          <w:numId w:val="1001"/>
         </w:numPr>
         <w:jc w:val="left"/>
         <w:keepNext w:val="0"/>
@@ -7651,7 +7217,7 @@
         <w:pStyle w:val="ReferenceEntry"/>
         <w:numPr>
           <w:ilvl w:val="0"/>
-          <w:numId w:val="1004"/>
+          <w:numId w:val="1001"/>
         </w:numPr>
         <w:jc w:val="left"/>
         <w:keepNext w:val="0"/>
@@ -7692,7 +7258,7 @@
         <w:pStyle w:val="ReferenceEntry"/>
         <w:numPr>
           <w:ilvl w:val="0"/>
-          <w:numId w:val="1004"/>
+          <w:numId w:val="1001"/>
         </w:numPr>
         <w:jc w:val="left"/>
         <w:keepNext w:val="0"/>
@@ -7733,7 +7299,7 @@
         <w:pStyle w:val="ReferenceEntry"/>
         <w:numPr>
           <w:ilvl w:val="0"/>
-          <w:numId w:val="1004"/>
+          <w:numId w:val="1001"/>
         </w:numPr>
         <w:jc w:val="left"/>
         <w:keepNext w:val="0"/>
@@ -7774,7 +7340,7 @@
         <w:pStyle w:val="ReferenceEntry"/>
         <w:numPr>
           <w:ilvl w:val="0"/>
-          <w:numId w:val="1004"/>
+          <w:numId w:val="1001"/>
         </w:numPr>
         <w:jc w:val="left"/>
         <w:keepNext w:val="0"/>
@@ -13011,7 +12577,7 @@
       </w:r>
     </w:p>
     <w:bookmarkEnd w:id="98"/>
-    <w:bookmarkStart w:id="99" w:name="sec-addinfo"/>
+    <w:bookmarkStart w:id="101" w:name="sec-addinfo"/>
     <w:p>
       <w:pPr>
         <w:pStyle w:val="Heading2"/>
@@ -13042,7 +12608,41 @@
         <w:t xml:space="preserve"> </w:t>
       </w:r>
       <w:r>
-        <w:t xml:space="preserve">is available for this paper at NMIPaperSI.docx.</w:t>
+        <w:t xml:space="preserve">is available for this paper at</w:t>
+      </w:r>
+      <w:r>
+        <w:t xml:space="preserve"> </w:t>
+      </w:r>
+      <w:hyperlink r:id="rId99">
+        <w:r>
+          <w:rPr>
+            <w:rStyle w:val="Hyperlink"/>
+          </w:rPr>
+          <w:t xml:space="preserve">NMIPaperSI.html</w:t>
+        </w:r>
+      </w:hyperlink>
+      <w:r>
+        <w:t xml:space="preserve"> </w:t>
+      </w:r>
+      <w:r>
+        <w:t xml:space="preserve">(HTML) and</w:t>
+      </w:r>
+      <w:r>
+        <w:t xml:space="preserve"> </w:t>
+      </w:r>
+      <w:hyperlink r:id="rId100">
+        <w:r>
+          <w:rPr>
+            <w:rStyle w:val="Hyperlink"/>
+          </w:rPr>
+          <w:t xml:space="preserve">NMIPaperSI.docx</w:t>
+        </w:r>
+      </w:hyperlink>
+      <w:r>
+        <w:t xml:space="preserve"> </w:t>
+      </w:r>
+      <w:r>
+        <w:t xml:space="preserve">(Word).</w:t>
       </w:r>
       <w:r>
         <w:t xml:space="preserve"> </w:t>
@@ -13061,7 +12661,7 @@
         <w:t xml:space="preserve">should be addressed to A.A.</w:t>
       </w:r>
     </w:p>
-    <w:bookmarkEnd w:id="99"/>
+    <w:bookmarkEnd w:id="101"/>
     <w:sectPr>
       <w:footerReference w:type="default" r:id="rId9"/>
       <w:pgSz w:h="15840" w:w="12240"/>
@@ -13484,96 +13084,6 @@
     <w:abstractNumId w:val="990"/>
   </w:num>
   <w:num w:numId="1001">
-    <w:abstractNumId w:val="99201"/>
-    <w:lvlOverride w:ilvl="0">
-      <w:startOverride w:val="1"/>
-    </w:lvlOverride>
-    <w:lvlOverride w:ilvl="1">
-      <w:startOverride w:val="1"/>
-    </w:lvlOverride>
-    <w:lvlOverride w:ilvl="2">
-      <w:startOverride w:val="1"/>
-    </w:lvlOverride>
-    <w:lvlOverride w:ilvl="3">
-      <w:startOverride w:val="1"/>
-    </w:lvlOverride>
-    <w:lvlOverride w:ilvl="4">
-      <w:startOverride w:val="1"/>
-    </w:lvlOverride>
-    <w:lvlOverride w:ilvl="5">
-      <w:startOverride w:val="1"/>
-    </w:lvlOverride>
-    <w:lvlOverride w:ilvl="6">
-      <w:startOverride w:val="1"/>
-    </w:lvlOverride>
-    <w:lvlOverride w:ilvl="7">
-      <w:startOverride w:val="1"/>
-    </w:lvlOverride>
-    <w:lvlOverride w:ilvl="8">
-      <w:startOverride w:val="1"/>
-    </w:lvlOverride>
-  </w:num>
-  <w:num w:numId="1002">
-    <w:abstractNumId w:val="99201"/>
-    <w:lvlOverride w:ilvl="0">
-      <w:startOverride w:val="1"/>
-    </w:lvlOverride>
-    <w:lvlOverride w:ilvl="1">
-      <w:startOverride w:val="1"/>
-    </w:lvlOverride>
-    <w:lvlOverride w:ilvl="2">
-      <w:startOverride w:val="1"/>
-    </w:lvlOverride>
-    <w:lvlOverride w:ilvl="3">
-      <w:startOverride w:val="1"/>
-    </w:lvlOverride>
-    <w:lvlOverride w:ilvl="4">
-      <w:startOverride w:val="1"/>
-    </w:lvlOverride>
-    <w:lvlOverride w:ilvl="5">
-      <w:startOverride w:val="1"/>
-    </w:lvlOverride>
-    <w:lvlOverride w:ilvl="6">
-      <w:startOverride w:val="1"/>
-    </w:lvlOverride>
-    <w:lvlOverride w:ilvl="7">
-      <w:startOverride w:val="1"/>
-    </w:lvlOverride>
-    <w:lvlOverride w:ilvl="8">
-      <w:startOverride w:val="1"/>
-    </w:lvlOverride>
-  </w:num>
-  <w:num w:numId="1003">
-    <w:abstractNumId w:val="99201"/>
-    <w:lvlOverride w:ilvl="0">
-      <w:startOverride w:val="1"/>
-    </w:lvlOverride>
-    <w:lvlOverride w:ilvl="1">
-      <w:startOverride w:val="1"/>
-    </w:lvlOverride>
-    <w:lvlOverride w:ilvl="2">
-      <w:startOverride w:val="1"/>
-    </w:lvlOverride>
-    <w:lvlOverride w:ilvl="3">
-      <w:startOverride w:val="1"/>
-    </w:lvlOverride>
-    <w:lvlOverride w:ilvl="4">
-      <w:startOverride w:val="1"/>
-    </w:lvlOverride>
-    <w:lvlOverride w:ilvl="5">
-      <w:startOverride w:val="1"/>
-    </w:lvlOverride>
-    <w:lvlOverride w:ilvl="6">
-      <w:startOverride w:val="1"/>
-    </w:lvlOverride>
-    <w:lvlOverride w:ilvl="7">
-      <w:startOverride w:val="1"/>
-    </w:lvlOverride>
-    <w:lvlOverride w:ilvl="8">
-      <w:startOverride w:val="1"/>
-    </w:lvlOverride>
-  </w:num>
-  <w:num w:numId="1004">
     <w:abstractNumId w:val="99201"/>
     <w:lvlOverride w:ilvl="0">
       <w:startOverride w:val="1"/>

--- a/paper/NMIPaper.docx
+++ b/paper/NMIPaper.docx
@@ -41,7 +41,7 @@
         <w:rPr>
           <w:vertAlign w:val="superscript"/>
         </w:rPr>
-        <w:t xml:space="preserve">2,*</w:t>
+        <w:t xml:space="preserve">2,*†</w:t>
       </w:r>
     </w:p>
     <w:p>
@@ -58,13 +58,13 @@
           <w:sz w:val="20"/>
           <w:vertAlign w:val="superscript"/>
         </w:rPr>
-        <w:t xml:space="preserve">*</w:t>
+        <w:t xml:space="preserve">1</w:t>
       </w:r>
       <w:r>
         <w:rPr>
           <w:sz w:val="20"/>
         </w:rPr>
-        <w:t xml:space="preserve">These authors contributed equally to this work.</w:t>
+        <w:t xml:space="preserve">Department of Intelligent Systems, Afeka Tel-Aviv College of Engineering, Israel.</w:t>
       </w:r>
     </w:p>
     <w:p>
@@ -79,22 +79,56 @@
         <w:rPr>
           <w:vertAlign w:val="superscript"/>
         </w:rPr>
-        <w:t xml:space="preserve">1</w:t>
-      </w:r>
-      <w:r>
-        <w:t xml:space="preserve">Department of Intelligent Systems, Afeka Tel-Aviv College of Engineering, Israel.</w:t>
-      </w:r>
-      <w:r>
-        <w:br/>
-      </w:r>
+        <w:t xml:space="preserve">2</w:t>
+      </w:r>
+      <w:r>
+        <w:t xml:space="preserve">School of Computer Science, Faculty of Sciences, HIT–Holon Institute of Technology, Israel.</w:t>
+      </w:r>
+    </w:p>
+    <w:p>
+      <w:pPr>
+        <w:pStyle w:val="BodyText"/>
+        <w:jc w:val="both"/>
+        <w:keepNext w:val="0"/>
+        <w:keepLines w:val="0"/>
+        <w:widowControl w:val="1"/>
+      </w:pPr>
       <w:r>
         <w:rPr>
           <w:vertAlign w:val="superscript"/>
         </w:rPr>
-        <w:t xml:space="preserve">2</w:t>
-      </w:r>
-      <w:r>
-        <w:t xml:space="preserve">School of Computer Science, Faculty of Sciences, HIT–Holon Institute of Technology, Israel.</w:t>
+        <w:t xml:space="preserve">*</w:t>
+      </w:r>
+      <w:r>
+        <w:t xml:space="preserve">These authors contributed equally to this work.</w:t>
+      </w:r>
+    </w:p>
+    <w:p>
+      <w:pPr>
+        <w:pStyle w:val="BodyText"/>
+        <w:jc w:val="both"/>
+        <w:keepNext w:val="0"/>
+        <w:keepLines w:val="0"/>
+        <w:widowControl w:val="1"/>
+      </w:pPr>
+      <w:r>
+        <w:rPr>
+          <w:vertAlign w:val="superscript"/>
+        </w:rPr>
+        <w:t xml:space="preserve">†</w:t>
+      </w:r>
+      <w:r>
+        <w:t xml:space="preserve">Corresponding author. Email:</w:t>
+      </w:r>
+      <w:r>
+        <w:t xml:space="preserve"> </w:t>
+      </w:r>
+      <w:r>
+        <w:rPr>
+          <w:i/>
+          <w:iCs/>
+        </w:rPr>
+        <w:t xml:space="preserve">[to be added]</w:t>
       </w:r>
     </w:p>
     <w:bookmarkEnd w:id="9"/>
@@ -12577,7 +12611,7 @@
       </w:r>
     </w:p>
     <w:bookmarkEnd w:id="98"/>
-    <w:bookmarkStart w:id="101" w:name="sec-addinfo"/>
+    <w:bookmarkStart w:id="99" w:name="sec-addinfo"/>
     <w:p>
       <w:pPr>
         <w:pStyle w:val="Heading2"/>
@@ -12608,41 +12642,7 @@
         <w:t xml:space="preserve"> </w:t>
       </w:r>
       <w:r>
-        <w:t xml:space="preserve">is available for this paper at</w:t>
-      </w:r>
-      <w:r>
-        <w:t xml:space="preserve"> </w:t>
-      </w:r>
-      <w:hyperlink r:id="rId99">
-        <w:r>
-          <w:rPr>
-            <w:rStyle w:val="Hyperlink"/>
-          </w:rPr>
-          <w:t xml:space="preserve">NMIPaperSI.html</w:t>
-        </w:r>
-      </w:hyperlink>
-      <w:r>
-        <w:t xml:space="preserve"> </w:t>
-      </w:r>
-      <w:r>
-        <w:t xml:space="preserve">(HTML) and</w:t>
-      </w:r>
-      <w:r>
-        <w:t xml:space="preserve"> </w:t>
-      </w:r>
-      <w:hyperlink r:id="rId100">
-        <w:r>
-          <w:rPr>
-            <w:rStyle w:val="Hyperlink"/>
-          </w:rPr>
-          <w:t xml:space="preserve">NMIPaperSI.docx</w:t>
-        </w:r>
-      </w:hyperlink>
-      <w:r>
-        <w:t xml:space="preserve"> </w:t>
-      </w:r>
-      <w:r>
-        <w:t xml:space="preserve">(Word).</w:t>
+        <w:t xml:space="preserve">accompanies this paper.</w:t>
       </w:r>
       <w:r>
         <w:t xml:space="preserve"> </w:t>
@@ -12661,7 +12661,7 @@
         <w:t xml:space="preserve">should be addressed to A.A.</w:t>
       </w:r>
     </w:p>
-    <w:bookmarkEnd w:id="101"/>
+    <w:bookmarkEnd w:id="99"/>
     <w:sectPr>
       <w:footerReference w:type="default" r:id="rId9"/>
       <w:pgSz w:h="15840" w:w="12240"/>

--- a/paper/NMIPaper.docx
+++ b/paper/NMIPaper.docx
@@ -32,7 +32,7 @@
         <w:rPr>
           <w:vertAlign w:val="superscript"/>
         </w:rPr>
-        <w:t xml:space="preserve">1,*</w:t>
+        <w:t xml:space="preserve">1,*†</w:t>
       </w:r>
       <w:r>
         <w:t xml:space="preserve">, Alexander Apartsin</w:t>
@@ -41,7 +41,7 @@
         <w:rPr>
           <w:vertAlign w:val="superscript"/>
         </w:rPr>
-        <w:t xml:space="preserve">2,*†</w:t>
+        <w:t xml:space="preserve">2,*</w:t>
       </w:r>
     </w:p>
     <w:p>
@@ -118,17 +118,7 @@
         <w:t xml:space="preserve">†</w:t>
       </w:r>
       <w:r>
-        <w:t xml:space="preserve">Corresponding author. Email:</w:t>
-      </w:r>
-      <w:r>
-        <w:t xml:space="preserve"> </w:t>
-      </w:r>
-      <w:r>
-        <w:rPr>
-          <w:i/>
-          <w:iCs/>
-        </w:rPr>
-        <w:t xml:space="preserve">[to be added]</w:t>
+        <w:t xml:space="preserve">Corresponding author. Email: apersteiny@afeka.ac.il</w:t>
       </w:r>
     </w:p>
     <w:bookmarkEnd w:id="9"/>
@@ -12658,7 +12648,7 @@
         <w:t xml:space="preserve"> </w:t>
       </w:r>
       <w:r>
-        <w:t xml:space="preserve">should be addressed to A.A.</w:t>
+        <w:t xml:space="preserve">should be addressed to Y.A.</w:t>
       </w:r>
     </w:p>
     <w:bookmarkEnd w:id="99"/>

--- a/paper/NMIPaper.docx
+++ b/paper/NMIPaper.docx
@@ -218,7 +218,46 @@
         <w:t xml:space="preserve"> </w:t>
       </w:r>
       <w:r>
-        <w:t xml:space="preserve">score candidates but do not propose them. Generative language models trained on energetic corpora memorise training molecules. Standard diffusion guidance</w:t>
+        <w:t xml:space="preserve">score candidates but do not propose them. Targeted generative models exist for inorganic crystals</w:t>
+      </w:r>
+      <w:hyperlink w:anchor="ref-zeni2025mattergen">
+        <w:r>
+          <w:rPr>
+            <w:rStyle w:val="Hyperlink"/>
+          </w:rPr>
+          <w:t xml:space="preserve">48</w:t>
+        </w:r>
+      </w:hyperlink>
+      <w:r>
+        <w:t xml:space="preserve"> </w:t>
+      </w:r>
+      <w:r>
+        <w:t xml:space="preserve">and for pharmaceutical scaffolds via shape-conditioned 3D diffusion</w:t>
+      </w:r>
+      <w:hyperlink w:anchor="ref-chen2025diffsmol">
+        <w:r>
+          <w:rPr>
+            <w:rStyle w:val="Hyperlink"/>
+          </w:rPr>
+          <w:t xml:space="preserve">50</w:t>
+        </w:r>
+      </w:hyperlink>
+      <w:r>
+        <w:t xml:space="preserve">, but neither addresses the tier-stratified label-quality problem distinctive to energetic materials. Generative language models trained on energetic corpora memorise training molecules; the closest recent in-domain attempt</w:t>
+      </w:r>
+      <w:hyperlink w:anchor="ref-liu2025denovohedm">
+        <w:r>
+          <w:rPr>
+            <w:rStyle w:val="Hyperlink"/>
+          </w:rPr>
+          <w:t xml:space="preserve">49</w:t>
+        </w:r>
+      </w:hyperlink>
+      <w:r>
+        <w:t xml:space="preserve"> </w:t>
+      </w:r>
+      <w:r>
+        <w:t xml:space="preserve">uses recurrent-network plus transfer-learning enumeration to surface Pareto-front CL-20-class candidates by heat of explosion, but lacks property-targeted sample-time steering and a tier-gating mechanism for label heterogeneity. Standard diffusion guidance</w:t>
       </w:r>
       <w:hyperlink w:anchor="ref-ho2022cfg">
         <w:r>
@@ -5309,11 +5348,65 @@
         <w:widowControl w:val="1"/>
       </w:pPr>
       <w:r>
+        <w:t xml:space="preserve">Two recent precedents bracket DGLD's contribution. MatterGen</w:t>
+      </w:r>
+      <w:hyperlink w:anchor="ref-zeni2025mattergen">
+        <w:r>
+          <w:rPr>
+            <w:rStyle w:val="Hyperlink"/>
+          </w:rPr>
+          <w:t xml:space="preserve">48</w:t>
+        </w:r>
+      </w:hyperlink>
+      <w:r>
+        <w:t xml:space="preserve"> </w:t>
+      </w:r>
+      <w:r>
+        <w:t xml:space="preserve">demonstrates that property-conditioned diffusion plus first-principles validation produces novel inorganic crystals when labels are uniformly DFT-quality; DGLD extends this recipe to label-stratified domains via the tier-gating mechanism. In energetic materials specifically, the closest recent generative work</w:t>
+      </w:r>
+      <w:hyperlink w:anchor="ref-liu2025denovohedm">
+        <w:r>
+          <w:rPr>
+            <w:rStyle w:val="Hyperlink"/>
+          </w:rPr>
+          <w:t xml:space="preserve">49</w:t>
+        </w:r>
+      </w:hyperlink>
+      <w:r>
+        <w:t xml:space="preserve"> </w:t>
+      </w:r>
+      <w:r>
+        <w:t xml:space="preserve">uses RNN enumeration with Pareto post-filtering and reports heat-of-explosion gains, but lacks property-targeted sample-time steering and a full DFT-calibrated validation funnel. A drop-in replacement of the GFN2-xTB triage stage with the recent CHNO-specialised neural-network potential EMFF-2025</w:t>
+      </w:r>
+      <w:hyperlink w:anchor="ref-wen2025emff">
+        <w:r>
+          <w:rPr>
+            <w:rStyle w:val="Hyperlink"/>
+          </w:rPr>
+          <w:t xml:space="preserve">51</w:t>
+        </w:r>
+      </w:hyperlink>
+      <w:r>
+        <w:t xml:space="preserve"> </w:t>
+      </w:r>
+      <w:r>
+        <w:t xml:space="preserve">would reduce per-candidate compute by roughly an order of magnitude while preserving the geometry and HOMO–LUMO sanity check.</w:t>
+      </w:r>
+    </w:p>
+    <w:p>
+      <w:pPr>
+        <w:pStyle w:val="BodyText"/>
+        <w:jc w:val="both"/>
+        <w:keepNext w:val="0"/>
+        <w:keepLines w:val="0"/>
+        <w:widowControl w:val="1"/>
+      </w:pPr>
+      <w:r>
         <w:t xml:space="preserve">The tier-gating recipe is in principle domain-agnostic. Many generative-ML problems share the same structural feature: labels stratified by experimental confidence (pharmaceutical bioactivity assay versus literature versus QSAR surrogate; materials property prediction measured versus computed versus inferred). The same four-tier mechanism — trusted labels driving the conditional gradient, noisy labels training only the unconditional prior — should apply directly, with only the validation funnel changing per application. Whether the recipe transfers cleanly outside energetic materials remains to be demonstrated empirically. Code, checkpoints and the 918 mined hard negatives are released openly under permissive licences (Methods, "Code availability") to enable both reproduction within energetic materials and re-use of the tier-gating mechanism in other label-stratified domains.</w:t>
       </w:r>
     </w:p>
     <w:bookmarkEnd w:id="32"/>
-    <w:bookmarkStart w:id="81" w:name="sec-refs"/>
+    <w:bookmarkStart w:id="87" w:name="sec-refs"/>
     <w:p>
       <w:pPr>
         <w:pStyle w:val="ReferencesHeading"/>
@@ -7400,8 +7493,250 @@
       </w:r>
       <w:bookmarkEnd w:id="80"/>
     </w:p>
-    <w:bookmarkEnd w:id="81"/>
-    <w:bookmarkStart w:id="94" w:name="sec-methods"/>
+    <w:p>
+      <w:pPr>
+        <w:pStyle w:val="ReferenceEntry"/>
+        <w:numPr>
+          <w:ilvl w:val="0"/>
+          <w:numId w:val="1001"/>
+        </w:numPr>
+        <w:jc w:val="left"/>
+        <w:keepNext w:val="0"/>
+        <w:keepLines w:val="0"/>
+        <w:widowControl w:val="1"/>
+      </w:pPr>
+      <w:bookmarkStart w:id="81" w:name="ref-zeni2025mattergen"/>
+      <w:r>
+        <w:t xml:space="preserve">Zeni, C.</w:t>
+      </w:r>
+      <w:r>
+        <w:t xml:space="preserve"> </w:t>
+      </w:r>
+      <w:r>
+        <w:rPr>
+          <w:i/>
+          <w:iCs/>
+        </w:rPr>
+        <w:t xml:space="preserve">et al.</w:t>
+      </w:r>
+      <w:r>
+        <w:t xml:space="preserve"> </w:t>
+      </w:r>
+      <w:r>
+        <w:t xml:space="preserve">A generative model for inorganic materials design.</w:t>
+      </w:r>
+      <w:r>
+        <w:t xml:space="preserve"> </w:t>
+      </w:r>
+      <w:r>
+        <w:rPr>
+          <w:i/>
+          <w:iCs/>
+        </w:rPr>
+        <w:t xml:space="preserve">Nature</w:t>
+      </w:r>
+      <w:r>
+        <w:t xml:space="preserve"> </w:t>
+      </w:r>
+      <w:r>
+        <w:rPr>
+          <w:b/>
+          <w:bCs/>
+        </w:rPr>
+        <w:t xml:space="preserve">639</w:t>
+      </w:r>
+      <w:r>
+        <w:t xml:space="preserve">, 624–632 (2025).</w:t>
+      </w:r>
+      <w:bookmarkEnd w:id="81"/>
+    </w:p>
+    <w:p>
+      <w:pPr>
+        <w:pStyle w:val="ReferenceEntry"/>
+        <w:numPr>
+          <w:ilvl w:val="0"/>
+          <w:numId w:val="1001"/>
+        </w:numPr>
+        <w:jc w:val="left"/>
+        <w:keepNext w:val="0"/>
+        <w:keepLines w:val="0"/>
+        <w:widowControl w:val="1"/>
+      </w:pPr>
+      <w:bookmarkStart w:id="83" w:name="ref-liu2025denovohedm"/>
+      <w:r>
+        <w:t xml:space="preserve">Liu, J.</w:t>
+      </w:r>
+      <w:r>
+        <w:t xml:space="preserve"> </w:t>
+      </w:r>
+      <w:r>
+        <w:rPr>
+          <w:i/>
+          <w:iCs/>
+        </w:rPr>
+        <w:t xml:space="preserve">et al.</w:t>
+      </w:r>
+      <w:r>
+        <w:t xml:space="preserve"> </w:t>
+      </w:r>
+      <w:r>
+        <w:t xml:space="preserve">De novo multi-objective generation framework for energetic materials with trading off energy and stability.</w:t>
+      </w:r>
+      <w:r>
+        <w:t xml:space="preserve"> </w:t>
+      </w:r>
+      <w:r>
+        <w:rPr>
+          <w:i/>
+          <w:iCs/>
+        </w:rPr>
+        <w:t xml:space="preserve">npj Comput. Mater.</w:t>
+      </w:r>
+      <w:r>
+        <w:t xml:space="preserve"> </w:t>
+      </w:r>
+      <w:r>
+        <w:t xml:space="preserve">(2025).</w:t>
+      </w:r>
+      <w:r>
+        <w:t xml:space="preserve"> </w:t>
+      </w:r>
+      <w:hyperlink r:id="rId82">
+        <w:r>
+          <w:rPr>
+            <w:rStyle w:val="Hyperlink"/>
+          </w:rPr>
+          <w:t xml:space="preserve">https://doi.org/10.1038/s41524-025-01845-6</w:t>
+        </w:r>
+      </w:hyperlink>
+      <w:r>
+        <w:t xml:space="preserve">.</w:t>
+      </w:r>
+      <w:bookmarkEnd w:id="83"/>
+    </w:p>
+    <w:p>
+      <w:pPr>
+        <w:pStyle w:val="ReferenceEntry"/>
+        <w:numPr>
+          <w:ilvl w:val="0"/>
+          <w:numId w:val="1001"/>
+        </w:numPr>
+        <w:jc w:val="left"/>
+        <w:keepNext w:val="0"/>
+        <w:keepLines w:val="0"/>
+        <w:widowControl w:val="1"/>
+      </w:pPr>
+      <w:bookmarkStart w:id="84" w:name="ref-chen2025diffsmol"/>
+      <w:r>
+        <w:t xml:space="preserve">Chen, Z., Peng, B., Zhai, T.</w:t>
+      </w:r>
+      <w:r>
+        <w:t xml:space="preserve"> </w:t>
+      </w:r>
+      <w:r>
+        <w:rPr>
+          <w:i/>
+          <w:iCs/>
+        </w:rPr>
+        <w:t xml:space="preserve">et al.</w:t>
+      </w:r>
+      <w:r>
+        <w:t xml:space="preserve"> </w:t>
+      </w:r>
+      <w:r>
+        <w:t xml:space="preserve">Generating 3D small binding molecules using shape-conditioned diffusion models with guidance.</w:t>
+      </w:r>
+      <w:r>
+        <w:t xml:space="preserve"> </w:t>
+      </w:r>
+      <w:r>
+        <w:rPr>
+          <w:i/>
+          <w:iCs/>
+        </w:rPr>
+        <w:t xml:space="preserve">Nat. Mach. Intell.</w:t>
+      </w:r>
+      <w:r>
+        <w:t xml:space="preserve"> </w:t>
+      </w:r>
+      <w:r>
+        <w:rPr>
+          <w:b/>
+          <w:bCs/>
+        </w:rPr>
+        <w:t xml:space="preserve">7</w:t>
+      </w:r>
+      <w:r>
+        <w:t xml:space="preserve">, 758–770 (2025).</w:t>
+      </w:r>
+      <w:bookmarkEnd w:id="84"/>
+    </w:p>
+    <w:p>
+      <w:pPr>
+        <w:pStyle w:val="ReferenceEntry"/>
+        <w:numPr>
+          <w:ilvl w:val="0"/>
+          <w:numId w:val="1001"/>
+        </w:numPr>
+        <w:jc w:val="left"/>
+        <w:keepNext w:val="0"/>
+        <w:keepLines w:val="0"/>
+        <w:widowControl w:val="1"/>
+      </w:pPr>
+      <w:bookmarkStart w:id="86" w:name="ref-wen2025emff"/>
+      <w:r>
+        <w:t xml:space="preserve">Wen, M.</w:t>
+      </w:r>
+      <w:r>
+        <w:t xml:space="preserve"> </w:t>
+      </w:r>
+      <w:r>
+        <w:rPr>
+          <w:i/>
+          <w:iCs/>
+        </w:rPr>
+        <w:t xml:space="preserve">et al.</w:t>
+      </w:r>
+      <w:r>
+        <w:t xml:space="preserve"> </w:t>
+      </w:r>
+      <w:r>
+        <w:t xml:space="preserve">EMFF-2025: a general neural network potential for energetic materials with C, H, N, and O elements.</w:t>
+      </w:r>
+      <w:r>
+        <w:t xml:space="preserve"> </w:t>
+      </w:r>
+      <w:r>
+        <w:rPr>
+          <w:i/>
+          <w:iCs/>
+        </w:rPr>
+        <w:t xml:space="preserve">npj Comput. Mater.</w:t>
+      </w:r>
+      <w:r>
+        <w:t xml:space="preserve"> </w:t>
+      </w:r>
+      <w:r>
+        <w:t xml:space="preserve">(2025).</w:t>
+      </w:r>
+      <w:r>
+        <w:t xml:space="preserve"> </w:t>
+      </w:r>
+      <w:hyperlink r:id="rId85">
+        <w:r>
+          <w:rPr>
+            <w:rStyle w:val="Hyperlink"/>
+          </w:rPr>
+          <w:t xml:space="preserve">https://doi.org/10.1038/s41524-025-01809-w</w:t>
+        </w:r>
+      </w:hyperlink>
+      <w:r>
+        <w:t xml:space="preserve">.</w:t>
+      </w:r>
+      <w:bookmarkEnd w:id="86"/>
+    </w:p>
+    <w:bookmarkEnd w:id="87"/>
+    <w:bookmarkStart w:id="100" w:name="sec-methods"/>
     <w:p>
       <w:pPr>
         <w:pStyle w:val="Heading2"/>
@@ -7413,7 +7748,7 @@
         <w:t xml:space="preserve">Methods</w:t>
       </w:r>
     </w:p>
-    <w:bookmarkStart w:id="82" w:name="m-dataset"/>
+    <w:bookmarkStart w:id="88" w:name="m-dataset"/>
     <w:p>
       <w:pPr>
         <w:pStyle w:val="Heading3"/>
@@ -7823,8 +8158,8 @@
         <w:t xml:space="preserve">tail) is described under "Two complementary denoisers" below. Combined with the tier-gated conditional gradient, the asymmetric oversampling raises the mean predicted detonation velocity of the top leads by 0.4 km/s relative to a uniform-sampling control.</w:t>
       </w:r>
     </w:p>
-    <w:bookmarkEnd w:id="82"/>
-    <w:bookmarkStart w:id="83" w:name="m-limo"/>
+    <w:bookmarkEnd w:id="88"/>
+    <w:bookmarkStart w:id="89" w:name="m-limo"/>
     <w:p>
       <w:pPr>
         <w:pStyle w:val="Heading3"/>
@@ -8392,8 +8727,8 @@
         <w:t xml:space="preserve">, the per-row tier weight, the per-property availability mask, and per-property normalisation statistics (mean and standard deviation over the trusted Tier-A and Tier-B subset).</w:t>
       </w:r>
     </w:p>
-    <w:bookmarkEnd w:id="83"/>
-    <w:bookmarkStart w:id="84" w:name="m-denoisers"/>
+    <w:bookmarkEnd w:id="89"/>
+    <w:bookmarkStart w:id="90" w:name="m-denoisers"/>
     <w:p>
       <w:pPr>
         <w:pStyle w:val="Heading3"/>
@@ -9507,8 +9842,8 @@
         <w:t xml:space="preserve">at pool = 8k per setting.</w:t>
       </w:r>
     </w:p>
-    <w:bookmarkEnd w:id="84"/>
-    <w:bookmarkStart w:id="85" w:name="m-scoremodel"/>
+    <w:bookmarkEnd w:id="90"/>
+    <w:bookmarkStart w:id="91" w:name="m-scoremodel"/>
     <w:p>
       <w:pPr>
         <w:pStyle w:val="Heading3"/>
@@ -10321,8 +10656,8 @@
         <w:t xml:space="preserve">sits at order one at convergence: viability and hazard at 1.0, sensitivity and SA at 0.5, SC at 0.3, performance at 0.7.</w:t>
       </w:r>
     </w:p>
-    <w:bookmarkEnd w:id="85"/>
-    <w:bookmarkStart w:id="86" w:name="m-sampling"/>
+    <w:bookmarkEnd w:id="91"/>
+    <w:bookmarkStart w:id="92" w:name="m-sampling"/>
     <w:p>
       <w:pPr>
         <w:pStyle w:val="Heading3"/>
@@ -11063,8 +11398,8 @@
         <w:t xml:space="preserve">40k each); the pools are unioned, canonical-SMILES deduplicated, and fed to the validation funnel. An optional five-lane configuration (two production lanes plus three diversity-axis lanes varying conditioning targets and guidance configurations) lifts post-filter yield approximately fivefold and surfaces 24 distinct Bemis–Murcko scaffolds versus seven in a single lane, at proportional compute cost.</w:t>
       </w:r>
     </w:p>
-    <w:bookmarkEnd w:id="86"/>
-    <w:bookmarkStart w:id="87" w:name="m-funnel"/>
+    <w:bookmarkEnd w:id="92"/>
+    <w:bookmarkStart w:id="93" w:name="m-funnel"/>
     <w:p>
       <w:pPr>
         <w:pStyle w:val="Heading3"/>
@@ -11766,8 +12101,8 @@
         <w:t xml:space="preserve">all 12 confirmed as real local minima.</w:t>
       </w:r>
     </w:p>
-    <w:bookmarkEnd w:id="87"/>
-    <w:bookmarkStart w:id="88" w:name="m-calibration"/>
+    <w:bookmarkEnd w:id="93"/>
+    <w:bookmarkStart w:id="94" w:name="m-calibration"/>
     <w:p>
       <w:pPr>
         <w:pStyle w:val="Heading3"/>
@@ -12253,8 +12588,8 @@
         <w:t xml:space="preserve">, which we do not run; we report relative ranking against the six anchors and quantify the regime residual on 575 Tier-A experimental rows.</w:t>
       </w:r>
     </w:p>
-    <w:bookmarkEnd w:id="88"/>
-    <w:bookmarkStart w:id="89" w:name="m-compute"/>
+    <w:bookmarkEnd w:id="94"/>
+    <w:bookmarkStart w:id="95" w:name="m-compute"/>
     <w:p>
       <w:pPr>
         <w:pStyle w:val="Heading3"/>
@@ -12401,8 +12736,8 @@
         <w:t xml:space="preserve">4 CPU-hours, all on rented datacenter A100 instances at standard commercial pay-per-use rates (Modal and vast.ai).</w:t>
       </w:r>
     </w:p>
-    <w:bookmarkEnd w:id="89"/>
-    <w:bookmarkStart w:id="91" w:name="m-data"/>
+    <w:bookmarkEnd w:id="95"/>
+    <w:bookmarkStart w:id="97" w:name="m-data"/>
     <w:p>
       <w:pPr>
         <w:pStyle w:val="Heading3"/>
@@ -12428,7 +12763,7 @@
       <w:r>
         <w:t xml:space="preserve"> </w:t>
       </w:r>
-      <w:hyperlink r:id="rId90">
+      <w:hyperlink r:id="rId96">
         <w:r>
           <w:rPr>
             <w:rStyle w:val="Hyperlink"/>
@@ -12457,8 +12792,8 @@
         <w:t xml:space="preserve">queries used the public PUG REST endpoint.</w:t>
       </w:r>
     </w:p>
-    <w:bookmarkEnd w:id="91"/>
-    <w:bookmarkStart w:id="93" w:name="m-code"/>
+    <w:bookmarkEnd w:id="97"/>
+    <w:bookmarkStart w:id="99" w:name="m-code"/>
     <w:p>
       <w:pPr>
         <w:pStyle w:val="Heading3"/>
@@ -12484,7 +12819,7 @@
       <w:r>
         <w:t xml:space="preserve"> </w:t>
       </w:r>
-      <w:hyperlink r:id="rId92">
+      <w:hyperlink r:id="rId98">
         <w:r>
           <w:rPr>
             <w:rStyle w:val="Hyperlink"/>
@@ -12499,9 +12834,9 @@
         <w:t xml:space="preserve">under Apache-2.0. Trained model checkpoints (LIMO encoder, two denoisers, multi-task score model at rounds 0/1/2 of self-distillation) are released on Zenodo under CC-BY-4.0 in the same deposit as the data. Reproduction of Figure 1 takes approximately ten minutes on commodity hardware following the README quick-start; full re-derivation of the twelve DFT-confirmed leads takes approximately 45 GPU-hours.</w:t>
       </w:r>
     </w:p>
-    <w:bookmarkEnd w:id="93"/>
-    <w:bookmarkEnd w:id="94"/>
-    <w:bookmarkStart w:id="95" w:name="sec-acks"/>
+    <w:bookmarkEnd w:id="99"/>
+    <w:bookmarkEnd w:id="100"/>
+    <w:bookmarkStart w:id="101" w:name="sec-acks"/>
     <w:p>
       <w:pPr>
         <w:pStyle w:val="Heading2"/>
@@ -12525,8 +12860,8 @@
         <w:t xml:space="preserve">We thank the open-source maintainers of RDKit, GFN2-xTB, PySCF and GPU4PySCF, whose tools form the validation backbone of this paper. Cloud GPU compute was procured at standard commercial rates from Modal and vast.ai; we acknowledge their pay-per-use platforms for making first-principles audit accessible to small research groups. We thank the LIMO authors for releasing their pretrained checkpoint, which we fine-tune in this work.</w:t>
       </w:r>
     </w:p>
-    <w:bookmarkEnd w:id="95"/>
-    <w:bookmarkStart w:id="96" w:name="sec-funding"/>
+    <w:bookmarkEnd w:id="101"/>
+    <w:bookmarkStart w:id="102" w:name="sec-funding"/>
     <w:p>
       <w:pPr>
         <w:pStyle w:val="Heading2"/>
@@ -12550,8 +12885,8 @@
         <w:t xml:space="preserve">This work received no specific external funding.</w:t>
       </w:r>
     </w:p>
-    <w:bookmarkEnd w:id="96"/>
-    <w:bookmarkStart w:id="97" w:name="sec-contrib"/>
+    <w:bookmarkEnd w:id="102"/>
+    <w:bookmarkStart w:id="103" w:name="sec-contrib"/>
     <w:p>
       <w:pPr>
         <w:pStyle w:val="Heading2"/>
@@ -12575,8 +12910,8 @@
         <w:t xml:space="preserve">Y.A. and A.A. contributed equally to all aspects of this work, including conception, methodology design, model implementation, experiments, validation, and manuscript preparation.</w:t>
       </w:r>
     </w:p>
-    <w:bookmarkEnd w:id="97"/>
-    <w:bookmarkStart w:id="98" w:name="sec-coi"/>
+    <w:bookmarkEnd w:id="103"/>
+    <w:bookmarkStart w:id="104" w:name="sec-coi"/>
     <w:p>
       <w:pPr>
         <w:pStyle w:val="Heading2"/>
@@ -12600,8 +12935,8 @@
         <w:t xml:space="preserve">The authors declare no competing interests.</w:t>
       </w:r>
     </w:p>
-    <w:bookmarkEnd w:id="98"/>
-    <w:bookmarkStart w:id="99" w:name="sec-addinfo"/>
+    <w:bookmarkEnd w:id="104"/>
+    <w:bookmarkStart w:id="105" w:name="sec-addinfo"/>
     <w:p>
       <w:pPr>
         <w:pStyle w:val="Heading2"/>
@@ -12651,7 +12986,7 @@
         <w:t xml:space="preserve">should be addressed to Y.A.</w:t>
       </w:r>
     </w:p>
-    <w:bookmarkEnd w:id="99"/>
+    <w:bookmarkEnd w:id="105"/>
     <w:sectPr>
       <w:footerReference w:type="default" r:id="rId9"/>
       <w:pgSz w:h="15840" w:w="12240"/>

--- a/paper/NMIPaper.docx
+++ b/paper/NMIPaper.docx
@@ -225,7 +225,7 @@
           <w:rPr>
             <w:rStyle w:val="Hyperlink"/>
           </w:rPr>
-          <w:t xml:space="preserve">48</w:t>
+          <w:t xml:space="preserve">47</w:t>
         </w:r>
       </w:hyperlink>
       <w:r>
@@ -239,7 +239,7 @@
           <w:rPr>
             <w:rStyle w:val="Hyperlink"/>
           </w:rPr>
-          <w:t xml:space="preserve">50</w:t>
+          <w:t xml:space="preserve">49</w:t>
         </w:r>
       </w:hyperlink>
       <w:r>
@@ -250,7 +250,7 @@
           <w:rPr>
             <w:rStyle w:val="Hyperlink"/>
           </w:rPr>
-          <w:t xml:space="preserve">49</w:t>
+          <w:t xml:space="preserve">48</w:t>
         </w:r>
       </w:hyperlink>
       <w:r>
@@ -5355,7 +5355,7 @@
           <w:rPr>
             <w:rStyle w:val="Hyperlink"/>
           </w:rPr>
-          <w:t xml:space="preserve">48</w:t>
+          <w:t xml:space="preserve">47</w:t>
         </w:r>
       </w:hyperlink>
       <w:r>
@@ -5369,7 +5369,7 @@
           <w:rPr>
             <w:rStyle w:val="Hyperlink"/>
           </w:rPr>
-          <w:t xml:space="preserve">49</w:t>
+          <w:t xml:space="preserve">48</w:t>
         </w:r>
       </w:hyperlink>
       <w:r>
@@ -5383,7 +5383,7 @@
           <w:rPr>
             <w:rStyle w:val="Hyperlink"/>
           </w:rPr>
-          <w:t xml:space="preserve">51</w:t>
+          <w:t xml:space="preserve">50</w:t>
         </w:r>
       </w:hyperlink>
       <w:r>
@@ -5406,7 +5406,7 @@
       </w:r>
     </w:p>
     <w:bookmarkEnd w:id="32"/>
-    <w:bookmarkStart w:id="87" w:name="sec-refs"/>
+    <w:bookmarkStart w:id="86" w:name="sec-refs"/>
     <w:p>
       <w:pPr>
         <w:pStyle w:val="ReferencesHeading"/>
@@ -7464,9 +7464,9 @@
         <w:keepLines w:val="0"/>
         <w:widowControl w:val="1"/>
       </w:pPr>
-      <w:bookmarkStart w:id="80" w:name="ref-stephens1994"/>
-      <w:r>
-        <w:t xml:space="preserve">Stephens, P. J., Devlin, F. J., Chabalowski, C. F. &amp; Frisch, M. J. Ab initio calculation of vibrational absorption and circular dichroism spectra using density functional force fields.</w:t>
+      <w:bookmarkStart w:id="80" w:name="ref-zeni2025mattergen"/>
+      <w:r>
+        <w:t xml:space="preserve">Zeni, C.</w:t>
       </w:r>
       <w:r>
         <w:t xml:space="preserve"> </w:t>
@@ -7476,7 +7476,23 @@
           <w:i/>
           <w:iCs/>
         </w:rPr>
-        <w:t xml:space="preserve">J. Phys. Chem.</w:t>
+        <w:t xml:space="preserve">et al.</w:t>
+      </w:r>
+      <w:r>
+        <w:t xml:space="preserve"> </w:t>
+      </w:r>
+      <w:r>
+        <w:t xml:space="preserve">A generative model for inorganic materials design.</w:t>
+      </w:r>
+      <w:r>
+        <w:t xml:space="preserve"> </w:t>
+      </w:r>
+      <w:r>
+        <w:rPr>
+          <w:i/>
+          <w:iCs/>
+        </w:rPr>
+        <w:t xml:space="preserve">Nature</w:t>
       </w:r>
       <w:r>
         <w:t xml:space="preserve"> </w:t>
@@ -7486,10 +7502,10 @@
           <w:b/>
           <w:bCs/>
         </w:rPr>
-        <w:t xml:space="preserve">98</w:t>
-      </w:r>
-      <w:r>
-        <w:t xml:space="preserve">, 11623–11627 (1994).</w:t>
+        <w:t xml:space="preserve">639</w:t>
+      </w:r>
+      <w:r>
+        <w:t xml:space="preserve">, 624–632 (2025).</w:t>
       </w:r>
       <w:bookmarkEnd w:id="80"/>
     </w:p>
@@ -7505,9 +7521,9 @@
         <w:keepLines w:val="0"/>
         <w:widowControl w:val="1"/>
       </w:pPr>
-      <w:bookmarkStart w:id="81" w:name="ref-zeni2025mattergen"/>
-      <w:r>
-        <w:t xml:space="preserve">Zeni, C.</w:t>
+      <w:bookmarkStart w:id="82" w:name="ref-liu2025denovohedm"/>
+      <w:r>
+        <w:t xml:space="preserve">Liu, J.</w:t>
       </w:r>
       <w:r>
         <w:t xml:space="preserve"> </w:t>
@@ -7523,7 +7539,7 @@
         <w:t xml:space="preserve"> </w:t>
       </w:r>
       <w:r>
-        <w:t xml:space="preserve">A generative model for inorganic materials design.</w:t>
+        <w:t xml:space="preserve">De novo multi-objective generation framework for energetic materials with trading off energy and stability.</w:t>
       </w:r>
       <w:r>
         <w:t xml:space="preserve"> </w:t>
@@ -7533,22 +7549,29 @@
           <w:i/>
           <w:iCs/>
         </w:rPr>
-        <w:t xml:space="preserve">Nature</w:t>
-      </w:r>
-      <w:r>
-        <w:t xml:space="preserve"> </w:t>
-      </w:r>
-      <w:r>
-        <w:rPr>
-          <w:b/>
-          <w:bCs/>
-        </w:rPr>
-        <w:t xml:space="preserve">639</w:t>
-      </w:r>
-      <w:r>
-        <w:t xml:space="preserve">, 624–632 (2025).</w:t>
-      </w:r>
-      <w:bookmarkEnd w:id="81"/>
+        <w:t xml:space="preserve">npj Comput. Mater.</w:t>
+      </w:r>
+      <w:r>
+        <w:t xml:space="preserve"> </w:t>
+      </w:r>
+      <w:r>
+        <w:t xml:space="preserve">(2025).</w:t>
+      </w:r>
+      <w:r>
+        <w:t xml:space="preserve"> </w:t>
+      </w:r>
+      <w:hyperlink r:id="rId81">
+        <w:r>
+          <w:rPr>
+            <w:rStyle w:val="Hyperlink"/>
+          </w:rPr>
+          <w:t xml:space="preserve">https://doi.org/10.1038/s41524-025-01845-6</w:t>
+        </w:r>
+      </w:hyperlink>
+      <w:r>
+        <w:t xml:space="preserve">.</w:t>
+      </w:r>
+      <w:bookmarkEnd w:id="82"/>
     </w:p>
     <w:p>
       <w:pPr>
@@ -7562,9 +7585,9 @@
         <w:keepLines w:val="0"/>
         <w:widowControl w:val="1"/>
       </w:pPr>
-      <w:bookmarkStart w:id="83" w:name="ref-liu2025denovohedm"/>
-      <w:r>
-        <w:t xml:space="preserve">Liu, J.</w:t>
+      <w:bookmarkStart w:id="83" w:name="ref-chen2025diffsmol"/>
+      <w:r>
+        <w:t xml:space="preserve">Chen, Z., Peng, B., Zhai, T.</w:t>
       </w:r>
       <w:r>
         <w:t xml:space="preserve"> </w:t>
@@ -7580,7 +7603,7 @@
         <w:t xml:space="preserve"> </w:t>
       </w:r>
       <w:r>
-        <w:t xml:space="preserve">De novo multi-objective generation framework for energetic materials with trading off energy and stability.</w:t>
+        <w:t xml:space="preserve">Generating 3D small binding molecules using shape-conditioned diffusion models with guidance.</w:t>
       </w:r>
       <w:r>
         <w:t xml:space="preserve"> </w:t>
@@ -7590,27 +7613,20 @@
           <w:i/>
           <w:iCs/>
         </w:rPr>
-        <w:t xml:space="preserve">npj Comput. Mater.</w:t>
-      </w:r>
-      <w:r>
-        <w:t xml:space="preserve"> </w:t>
-      </w:r>
-      <w:r>
-        <w:t xml:space="preserve">(2025).</w:t>
-      </w:r>
-      <w:r>
-        <w:t xml:space="preserve"> </w:t>
-      </w:r>
-      <w:hyperlink r:id="rId82">
-        <w:r>
-          <w:rPr>
-            <w:rStyle w:val="Hyperlink"/>
-          </w:rPr>
-          <w:t xml:space="preserve">https://doi.org/10.1038/s41524-025-01845-6</w:t>
-        </w:r>
-      </w:hyperlink>
-      <w:r>
-        <w:t xml:space="preserve">.</w:t>
+        <w:t xml:space="preserve">Nat. Mach. Intell.</w:t>
+      </w:r>
+      <w:r>
+        <w:t xml:space="preserve"> </w:t>
+      </w:r>
+      <w:r>
+        <w:rPr>
+          <w:b/>
+          <w:bCs/>
+        </w:rPr>
+        <w:t xml:space="preserve">7</w:t>
+      </w:r>
+      <w:r>
+        <w:t xml:space="preserve">, 758–770 (2025).</w:t>
       </w:r>
       <w:bookmarkEnd w:id="83"/>
     </w:p>
@@ -7626,9 +7642,9 @@
         <w:keepLines w:val="0"/>
         <w:widowControl w:val="1"/>
       </w:pPr>
-      <w:bookmarkStart w:id="84" w:name="ref-chen2025diffsmol"/>
-      <w:r>
-        <w:t xml:space="preserve">Chen, Z., Peng, B., Zhai, T.</w:t>
+      <w:bookmarkStart w:id="85" w:name="ref-wen2025emff"/>
+      <w:r>
+        <w:t xml:space="preserve">Wen, M.</w:t>
       </w:r>
       <w:r>
         <w:t xml:space="preserve"> </w:t>
@@ -7644,63 +7660,6 @@
         <w:t xml:space="preserve"> </w:t>
       </w:r>
       <w:r>
-        <w:t xml:space="preserve">Generating 3D small binding molecules using shape-conditioned diffusion models with guidance.</w:t>
-      </w:r>
-      <w:r>
-        <w:t xml:space="preserve"> </w:t>
-      </w:r>
-      <w:r>
-        <w:rPr>
-          <w:i/>
-          <w:iCs/>
-        </w:rPr>
-        <w:t xml:space="preserve">Nat. Mach. Intell.</w:t>
-      </w:r>
-      <w:r>
-        <w:t xml:space="preserve"> </w:t>
-      </w:r>
-      <w:r>
-        <w:rPr>
-          <w:b/>
-          <w:bCs/>
-        </w:rPr>
-        <w:t xml:space="preserve">7</w:t>
-      </w:r>
-      <w:r>
-        <w:t xml:space="preserve">, 758–770 (2025).</w:t>
-      </w:r>
-      <w:bookmarkEnd w:id="84"/>
-    </w:p>
-    <w:p>
-      <w:pPr>
-        <w:pStyle w:val="ReferenceEntry"/>
-        <w:numPr>
-          <w:ilvl w:val="0"/>
-          <w:numId w:val="1001"/>
-        </w:numPr>
-        <w:jc w:val="left"/>
-        <w:keepNext w:val="0"/>
-        <w:keepLines w:val="0"/>
-        <w:widowControl w:val="1"/>
-      </w:pPr>
-      <w:bookmarkStart w:id="86" w:name="ref-wen2025emff"/>
-      <w:r>
-        <w:t xml:space="preserve">Wen, M.</w:t>
-      </w:r>
-      <w:r>
-        <w:t xml:space="preserve"> </w:t>
-      </w:r>
-      <w:r>
-        <w:rPr>
-          <w:i/>
-          <w:iCs/>
-        </w:rPr>
-        <w:t xml:space="preserve">et al.</w:t>
-      </w:r>
-      <w:r>
-        <w:t xml:space="preserve"> </w:t>
-      </w:r>
-      <w:r>
         <w:t xml:space="preserve">EMFF-2025: a general neural network potential for energetic materials with C, H, N, and O elements.</w:t>
       </w:r>
       <w:r>
@@ -7722,7 +7681,7 @@
       <w:r>
         <w:t xml:space="preserve"> </w:t>
       </w:r>
-      <w:hyperlink r:id="rId85">
+      <w:hyperlink r:id="rId84">
         <w:r>
           <w:rPr>
             <w:rStyle w:val="Hyperlink"/>
@@ -7733,10 +7692,10 @@
       <w:r>
         <w:t xml:space="preserve">.</w:t>
       </w:r>
-      <w:bookmarkEnd w:id="86"/>
+      <w:bookmarkEnd w:id="85"/>
     </w:p>
-    <w:bookmarkEnd w:id="87"/>
-    <w:bookmarkStart w:id="100" w:name="sec-methods"/>
+    <w:bookmarkEnd w:id="86"/>
+    <w:bookmarkStart w:id="99" w:name="sec-methods"/>
     <w:p>
       <w:pPr>
         <w:pStyle w:val="Heading2"/>
@@ -7748,7 +7707,7 @@
         <w:t xml:space="preserve">Methods</w:t>
       </w:r>
     </w:p>
-    <w:bookmarkStart w:id="88" w:name="m-dataset"/>
+    <w:bookmarkStart w:id="87" w:name="m-dataset"/>
     <w:p>
       <w:pPr>
         <w:pStyle w:val="Heading3"/>
@@ -8158,8 +8117,8 @@
         <w:t xml:space="preserve">tail) is described under "Two complementary denoisers" below. Combined with the tier-gated conditional gradient, the asymmetric oversampling raises the mean predicted detonation velocity of the top leads by 0.4 km/s relative to a uniform-sampling control.</w:t>
       </w:r>
     </w:p>
-    <w:bookmarkEnd w:id="88"/>
-    <w:bookmarkStart w:id="89" w:name="m-limo"/>
+    <w:bookmarkEnd w:id="87"/>
+    <w:bookmarkStart w:id="88" w:name="m-limo"/>
     <w:p>
       <w:pPr>
         <w:pStyle w:val="Heading3"/>
@@ -8727,8 +8686,8 @@
         <w:t xml:space="preserve">, the per-row tier weight, the per-property availability mask, and per-property normalisation statistics (mean and standard deviation over the trusted Tier-A and Tier-B subset).</w:t>
       </w:r>
     </w:p>
-    <w:bookmarkEnd w:id="89"/>
-    <w:bookmarkStart w:id="90" w:name="m-denoisers"/>
+    <w:bookmarkEnd w:id="88"/>
+    <w:bookmarkStart w:id="89" w:name="m-denoisers"/>
     <w:p>
       <w:pPr>
         <w:pStyle w:val="Heading3"/>
@@ -9842,8 +9801,8 @@
         <w:t xml:space="preserve">at pool = 8k per setting.</w:t>
       </w:r>
     </w:p>
-    <w:bookmarkEnd w:id="90"/>
-    <w:bookmarkStart w:id="91" w:name="m-scoremodel"/>
+    <w:bookmarkEnd w:id="89"/>
+    <w:bookmarkStart w:id="90" w:name="m-scoremodel"/>
     <w:p>
       <w:pPr>
         <w:pStyle w:val="Heading3"/>
@@ -10656,8 +10615,8 @@
         <w:t xml:space="preserve">sits at order one at convergence: viability and hazard at 1.0, sensitivity and SA at 0.5, SC at 0.3, performance at 0.7.</w:t>
       </w:r>
     </w:p>
-    <w:bookmarkEnd w:id="91"/>
-    <w:bookmarkStart w:id="92" w:name="m-sampling"/>
+    <w:bookmarkEnd w:id="90"/>
+    <w:bookmarkStart w:id="91" w:name="m-sampling"/>
     <w:p>
       <w:pPr>
         <w:pStyle w:val="Heading3"/>
@@ -11398,8 +11357,8 @@
         <w:t xml:space="preserve">40k each); the pools are unioned, canonical-SMILES deduplicated, and fed to the validation funnel. An optional five-lane configuration (two production lanes plus three diversity-axis lanes varying conditioning targets and guidance configurations) lifts post-filter yield approximately fivefold and surfaces 24 distinct Bemis–Murcko scaffolds versus seven in a single lane, at proportional compute cost.</w:t>
       </w:r>
     </w:p>
-    <w:bookmarkEnd w:id="92"/>
-    <w:bookmarkStart w:id="93" w:name="m-funnel"/>
+    <w:bookmarkEnd w:id="91"/>
+    <w:bookmarkStart w:id="92" w:name="m-funnel"/>
     <w:p>
       <w:pPr>
         <w:pStyle w:val="Heading3"/>
@@ -11911,14 +11870,6 @@
           <w:t xml:space="preserve">17</w:t>
         </w:r>
       </w:hyperlink>
-      <w:hyperlink w:anchor="ref-stephens1994">
-        <w:r>
-          <w:rPr>
-            <w:rStyle w:val="Hyperlink"/>
-          </w:rPr>
-          <w:t xml:space="preserve">47</w:t>
-        </w:r>
-      </w:hyperlink>
       <w:r>
         <w:t xml:space="preserve">/6-31G(d) optimisation followed by</w:t>
       </w:r>
@@ -12101,8 +12052,8 @@
         <w:t xml:space="preserve">all 12 confirmed as real local minima.</w:t>
       </w:r>
     </w:p>
-    <w:bookmarkEnd w:id="93"/>
-    <w:bookmarkStart w:id="94" w:name="m-calibration"/>
+    <w:bookmarkEnd w:id="92"/>
+    <w:bookmarkStart w:id="93" w:name="m-calibration"/>
     <w:p>
       <w:pPr>
         <w:pStyle w:val="Heading3"/>
@@ -12588,8 +12539,8 @@
         <w:t xml:space="preserve">, which we do not run; we report relative ranking against the six anchors and quantify the regime residual on 575 Tier-A experimental rows.</w:t>
       </w:r>
     </w:p>
-    <w:bookmarkEnd w:id="94"/>
-    <w:bookmarkStart w:id="95" w:name="m-compute"/>
+    <w:bookmarkEnd w:id="93"/>
+    <w:bookmarkStart w:id="94" w:name="m-compute"/>
     <w:p>
       <w:pPr>
         <w:pStyle w:val="Heading3"/>
@@ -12736,8 +12687,8 @@
         <w:t xml:space="preserve">4 CPU-hours, all on rented datacenter A100 instances at standard commercial pay-per-use rates (Modal and vast.ai).</w:t>
       </w:r>
     </w:p>
-    <w:bookmarkEnd w:id="95"/>
-    <w:bookmarkStart w:id="97" w:name="m-data"/>
+    <w:bookmarkEnd w:id="94"/>
+    <w:bookmarkStart w:id="96" w:name="m-data"/>
     <w:p>
       <w:pPr>
         <w:pStyle w:val="Heading3"/>
@@ -12763,7 +12714,7 @@
       <w:r>
         <w:t xml:space="preserve"> </w:t>
       </w:r>
-      <w:hyperlink r:id="rId96">
+      <w:hyperlink r:id="rId95">
         <w:r>
           <w:rPr>
             <w:rStyle w:val="Hyperlink"/>
@@ -12792,8 +12743,8 @@
         <w:t xml:space="preserve">queries used the public PUG REST endpoint.</w:t>
       </w:r>
     </w:p>
-    <w:bookmarkEnd w:id="97"/>
-    <w:bookmarkStart w:id="99" w:name="m-code"/>
+    <w:bookmarkEnd w:id="96"/>
+    <w:bookmarkStart w:id="98" w:name="m-code"/>
     <w:p>
       <w:pPr>
         <w:pStyle w:val="Heading3"/>
@@ -12819,7 +12770,7 @@
       <w:r>
         <w:t xml:space="preserve"> </w:t>
       </w:r>
-      <w:hyperlink r:id="rId98">
+      <w:hyperlink r:id="rId97">
         <w:r>
           <w:rPr>
             <w:rStyle w:val="Hyperlink"/>
@@ -12834,9 +12785,9 @@
         <w:t xml:space="preserve">under Apache-2.0. Trained model checkpoints (LIMO encoder, two denoisers, multi-task score model at rounds 0/1/2 of self-distillation) are released on Zenodo under CC-BY-4.0 in the same deposit as the data. Reproduction of Figure 1 takes approximately ten minutes on commodity hardware following the README quick-start; full re-derivation of the twelve DFT-confirmed leads takes approximately 45 GPU-hours.</w:t>
       </w:r>
     </w:p>
+    <w:bookmarkEnd w:id="98"/>
     <w:bookmarkEnd w:id="99"/>
-    <w:bookmarkEnd w:id="100"/>
-    <w:bookmarkStart w:id="101" w:name="sec-acks"/>
+    <w:bookmarkStart w:id="100" w:name="sec-acks"/>
     <w:p>
       <w:pPr>
         <w:pStyle w:val="Heading2"/>
@@ -12860,8 +12811,8 @@
         <w:t xml:space="preserve">We thank the open-source maintainers of RDKit, GFN2-xTB, PySCF and GPU4PySCF, whose tools form the validation backbone of this paper. Cloud GPU compute was procured at standard commercial rates from Modal and vast.ai; we acknowledge their pay-per-use platforms for making first-principles audit accessible to small research groups. We thank the LIMO authors for releasing their pretrained checkpoint, which we fine-tune in this work.</w:t>
       </w:r>
     </w:p>
-    <w:bookmarkEnd w:id="101"/>
-    <w:bookmarkStart w:id="102" w:name="sec-funding"/>
+    <w:bookmarkEnd w:id="100"/>
+    <w:bookmarkStart w:id="101" w:name="sec-funding"/>
     <w:p>
       <w:pPr>
         <w:pStyle w:val="Heading2"/>
@@ -12885,8 +12836,8 @@
         <w:t xml:space="preserve">This work received no specific external funding.</w:t>
       </w:r>
     </w:p>
-    <w:bookmarkEnd w:id="102"/>
-    <w:bookmarkStart w:id="103" w:name="sec-contrib"/>
+    <w:bookmarkEnd w:id="101"/>
+    <w:bookmarkStart w:id="102" w:name="sec-contrib"/>
     <w:p>
       <w:pPr>
         <w:pStyle w:val="Heading2"/>
@@ -12910,8 +12861,8 @@
         <w:t xml:space="preserve">Y.A. and A.A. contributed equally to all aspects of this work, including conception, methodology design, model implementation, experiments, validation, and manuscript preparation.</w:t>
       </w:r>
     </w:p>
-    <w:bookmarkEnd w:id="103"/>
-    <w:bookmarkStart w:id="104" w:name="sec-coi"/>
+    <w:bookmarkEnd w:id="102"/>
+    <w:bookmarkStart w:id="103" w:name="sec-coi"/>
     <w:p>
       <w:pPr>
         <w:pStyle w:val="Heading2"/>
@@ -12935,8 +12886,8 @@
         <w:t xml:space="preserve">The authors declare no competing interests.</w:t>
       </w:r>
     </w:p>
-    <w:bookmarkEnd w:id="104"/>
-    <w:bookmarkStart w:id="105" w:name="sec-addinfo"/>
+    <w:bookmarkEnd w:id="103"/>
+    <w:bookmarkStart w:id="104" w:name="sec-addinfo"/>
     <w:p>
       <w:pPr>
         <w:pStyle w:val="Heading2"/>
@@ -12986,7 +12937,7 @@
         <w:t xml:space="preserve">should be addressed to Y.A.</w:t>
       </w:r>
     </w:p>
-    <w:bookmarkEnd w:id="105"/>
+    <w:bookmarkEnd w:id="104"/>
     <w:sectPr>
       <w:footerReference w:type="default" r:id="rId9"/>
       <w:pgSz w:h="15840" w:w="12240"/>

--- a/paper/NMIPaper.docx
+++ b/paper/NMIPaper.docx
@@ -225,7 +225,7 @@
           <w:rPr>
             <w:rStyle w:val="Hyperlink"/>
           </w:rPr>
-          <w:t xml:space="preserve">47</w:t>
+          <w:t xml:space="preserve">46</w:t>
         </w:r>
       </w:hyperlink>
       <w:r>
@@ -239,7 +239,7 @@
           <w:rPr>
             <w:rStyle w:val="Hyperlink"/>
           </w:rPr>
-          <w:t xml:space="preserve">49</w:t>
+          <w:t xml:space="preserve">48</w:t>
         </w:r>
       </w:hyperlink>
       <w:r>
@@ -250,7 +250,7 @@
           <w:rPr>
             <w:rStyle w:val="Hyperlink"/>
           </w:rPr>
-          <w:t xml:space="preserve">48</w:t>
+          <w:t xml:space="preserve">47</w:t>
         </w:r>
       </w:hyperlink>
       <w:r>
@@ -1154,7 +1154,7 @@
           <w:t xml:space="preserve">32</w:t>
         </w:r>
       </w:hyperlink>
-      <w:hyperlink w:anchor="ref-tang2017">
+      <w:hyperlink w:anchor="ref-konnov2025nitroisoxazole">
         <w:r>
           <w:rPr>
             <w:rStyle w:val="Hyperlink"/>
@@ -3828,20 +3828,12 @@
       <w:r>
         <w:t xml:space="preserve">km/s (0.75 km/s above L1), from a chemotype family disjoint from L1's. The 1,2,3,5-oxatriazole ring system has known thermal and Lewis-acid ring-opening pathways</w:t>
       </w:r>
-      <w:hyperlink w:anchor="ref-sheremetev2007">
+      <w:hyperlink w:anchor="ref-gaoshreeve2011">
         <w:r>
           <w:rPr>
             <w:rStyle w:val="Hyperlink"/>
           </w:rPr>
           <w:t xml:space="preserve">6</w:t>
-        </w:r>
-      </w:hyperlink>
-      <w:hyperlink w:anchor="ref-katritzky2010">
-        <w:r>
-          <w:rPr>
-            <w:rStyle w:val="Hyperlink"/>
-          </w:rPr>
-          <w:t xml:space="preserve">40</w:t>
         </w:r>
       </w:hyperlink>
       <w:r>
@@ -5355,7 +5347,7 @@
           <w:rPr>
             <w:rStyle w:val="Hyperlink"/>
           </w:rPr>
-          <w:t xml:space="preserve">47</w:t>
+          <w:t xml:space="preserve">46</w:t>
         </w:r>
       </w:hyperlink>
       <w:r>
@@ -5369,7 +5361,7 @@
           <w:rPr>
             <w:rStyle w:val="Hyperlink"/>
           </w:rPr>
-          <w:t xml:space="preserve">48</w:t>
+          <w:t xml:space="preserve">47</w:t>
         </w:r>
       </w:hyperlink>
       <w:r>
@@ -5383,7 +5375,7 @@
           <w:rPr>
             <w:rStyle w:val="Hyperlink"/>
           </w:rPr>
-          <w:t xml:space="preserve">50</w:t>
+          <w:t xml:space="preserve">49</w:t>
         </w:r>
       </w:hyperlink>
       <w:r>
@@ -5486,7 +5478,7 @@
       </w:pPr>
       <w:bookmarkStart w:id="34" w:name="ref-casey2020"/>
       <w:r>
-        <w:t xml:space="preserve">Casey, A. D., Son, S. F., Bilionis, I. &amp; Barnes, B. C. Prediction of energetic-material detonation properties with machine learning.</w:t>
+        <w:t xml:space="preserve">Casey, A. D., Son, S. F., Bilionis, I. &amp; Barnes, B. C. Prediction of energetic material properties from electronic structure using 3D convolutional neural networks.</w:t>
       </w:r>
       <w:r>
         <w:t xml:space="preserve"> </w:t>
@@ -5650,9 +5642,9 @@
         <w:keepLines w:val="0"/>
         <w:widowControl w:val="1"/>
       </w:pPr>
-      <w:bookmarkStart w:id="38" w:name="ref-sheremetev2007"/>
-      <w:r>
-        <w:t xml:space="preserve">Sheremetev, A. B., Aleksandrova, N. S. &amp; Suponitsky, K. Y. Synthesis and properties of 1,2,3,5-oxatriazoles.</w:t>
+      <w:bookmarkStart w:id="38" w:name="ref-gaoshreeve2011"/>
+      <w:r>
+        <w:t xml:space="preserve">Gao, H. &amp; Shreeve, J. M. Azole-based energetic salts.</w:t>
       </w:r>
       <w:r>
         <w:t xml:space="preserve"> </w:t>
@@ -5662,7 +5654,7 @@
           <w:i/>
           <w:iCs/>
         </w:rPr>
-        <w:t xml:space="preserve">Russ. Chem. Rev.</w:t>
+        <w:t xml:space="preserve">Chem. Rev.</w:t>
       </w:r>
       <w:r>
         <w:t xml:space="preserve"> </w:t>
@@ -5672,10 +5664,10 @@
           <w:b/>
           <w:bCs/>
         </w:rPr>
-        <w:t xml:space="preserve">76</w:t>
-      </w:r>
-      <w:r>
-        <w:t xml:space="preserve">, 333–355 (2007).</w:t>
+        <w:t xml:space="preserve">111</w:t>
+      </w:r>
+      <w:r>
+        <w:t xml:space="preserve">, 7377–7436 (2011).</w:t>
       </w:r>
       <w:bookmarkEnd w:id="38"/>
     </w:p>
@@ -6039,7 +6031,7 @@
         <w:t xml:space="preserve"> </w:t>
       </w:r>
       <w:r>
-        <w:t xml:space="preserve">(2017).</w:t>
+        <w:t xml:space="preserve">(2019).</w:t>
       </w:r>
       <w:bookmarkEnd w:id="46"/>
     </w:p>
@@ -6396,7 +6388,7 @@
         <w:t xml:space="preserve"> </w:t>
       </w:r>
       <w:r>
-        <w:t xml:space="preserve">MolMIM: latent variable molecule pretraining at scale.</w:t>
+        <w:t xml:space="preserve">Improving small molecule generation using mutual information machine.</w:t>
       </w:r>
       <w:r>
         <w:t xml:space="preserve"> </w:t>
@@ -6406,13 +6398,13 @@
           <w:i/>
           <w:iCs/>
         </w:rPr>
-        <w:t xml:space="preserve">arXiv:2208.09017</w:t>
-      </w:r>
-      <w:r>
-        <w:t xml:space="preserve"> </w:t>
-      </w:r>
-      <w:r>
-        <w:t xml:space="preserve">(2023).</w:t>
+        <w:t xml:space="preserve">arXiv:2208.09016</w:t>
+      </w:r>
+      <w:r>
+        <w:t xml:space="preserve"> </w:t>
+      </w:r>
+      <w:r>
+        <w:t xml:space="preserve">(2022).</w:t>
       </w:r>
       <w:bookmarkEnd w:id="54"/>
     </w:p>
@@ -6758,7 +6750,7 @@
       </w:pPr>
       <w:bookmarkStart w:id="62" w:name="ref-huang2021bde"/>
       <w:r>
-        <w:t xml:space="preserve">Huang, X. &amp; Massa, L. Applying chemometric methods to the prediction of impact sensitivity.</w:t>
+        <w:t xml:space="preserve">Huang, X.</w:t>
       </w:r>
       <w:r>
         <w:t xml:space="preserve"> </w:t>
@@ -6768,7 +6760,23 @@
           <w:i/>
           <w:iCs/>
         </w:rPr>
-        <w:t xml:space="preserve">Propellants Explos. Pyrotech.</w:t>
+        <w:t xml:space="preserve">et al.</w:t>
+      </w:r>
+      <w:r>
+        <w:t xml:space="preserve"> </w:t>
+      </w:r>
+      <w:r>
+        <w:t xml:space="preserve">Applying machine learning to balance performance and stability of high energy density materials.</w:t>
+      </w:r>
+      <w:r>
+        <w:t xml:space="preserve"> </w:t>
+      </w:r>
+      <w:r>
+        <w:rPr>
+          <w:i/>
+          <w:iCs/>
+        </w:rPr>
+        <w:t xml:space="preserve">iScience</w:t>
       </w:r>
       <w:r>
         <w:t xml:space="preserve"> </w:t>
@@ -6778,10 +6786,10 @@
           <w:b/>
           <w:bCs/>
         </w:rPr>
-        <w:t xml:space="preserve">46</w:t>
-      </w:r>
-      <w:r>
-        <w:t xml:space="preserve">, 1175–1185 (2021).</w:t>
+        <w:t xml:space="preserve">24</w:t>
+      </w:r>
+      <w:r>
+        <w:t xml:space="preserve">, 102240 (2021).</w:t>
       </w:r>
       <w:bookmarkEnd w:id="62"/>
     </w:p>
@@ -6879,9 +6887,9 @@
         <w:keepLines w:val="0"/>
         <w:widowControl w:val="1"/>
       </w:pPr>
-      <w:bookmarkStart w:id="65" w:name="ref-tang2017"/>
-      <w:r>
-        <w:t xml:space="preserve">Tang, Y.</w:t>
+      <w:bookmarkStart w:id="65" w:name="ref-konnov2025nitroisoxazole"/>
+      <w:r>
+        <w:t xml:space="preserve">Konnov, A. A.</w:t>
       </w:r>
       <w:r>
         <w:t xml:space="preserve"> </w:t>
@@ -6897,7 +6905,7 @@
         <w:t xml:space="preserve"> </w:t>
       </w:r>
       <w:r>
-        <w:t xml:space="preserve">Polynitro-substituted pyrazoles and triazoles as potential energetic materials and oxidizers.</w:t>
+        <w:t xml:space="preserve">Synthesis of 4-nitroisoxazole-based energetic materials.</w:t>
       </w:r>
       <w:r>
         <w:t xml:space="preserve"> </w:t>
@@ -6907,7 +6915,7 @@
           <w:i/>
           <w:iCs/>
         </w:rPr>
-        <w:t xml:space="preserve">J. Mater. Chem. A</w:t>
+        <w:t xml:space="preserve">Org. Lett.</w:t>
       </w:r>
       <w:r>
         <w:t xml:space="preserve"> </w:t>
@@ -6917,10 +6925,10 @@
           <w:b/>
           <w:bCs/>
         </w:rPr>
-        <w:t xml:space="preserve">5</w:t>
-      </w:r>
-      <w:r>
-        <w:t xml:space="preserve">, 4314–4325 (2017).</w:t>
+        <w:t xml:space="preserve">27</w:t>
+      </w:r>
+      <w:r>
+        <w:t xml:space="preserve">, 3795–3799 (2025).</w:t>
       </w:r>
       <w:bookmarkEnd w:id="65"/>
     </w:p>
@@ -7135,71 +7143,14 @@
         <w:keepLines w:val="0"/>
         <w:widowControl w:val="1"/>
       </w:pPr>
-      <w:bookmarkStart w:id="72" w:name="ref-katritzky2010"/>
-      <w:r>
-        <w:t xml:space="preserve">Katritzky, A. R.</w:t>
-      </w:r>
-      <w:r>
-        <w:t xml:space="preserve"> </w:t>
-      </w:r>
-      <w:r>
-        <w:rPr>
-          <w:i/>
-          <w:iCs/>
-        </w:rPr>
-        <w:t xml:space="preserve">et al.</w:t>
-      </w:r>
-      <w:r>
-        <w:t xml:space="preserve"> </w:t>
-      </w:r>
-      <w:r>
-        <w:t xml:space="preserve">Heterocyclic chemistry of high-nitrogen energetic materials.</w:t>
-      </w:r>
-      <w:r>
-        <w:t xml:space="preserve"> </w:t>
-      </w:r>
-      <w:r>
-        <w:rPr>
-          <w:i/>
-          <w:iCs/>
-        </w:rPr>
-        <w:t xml:space="preserve">Chem. Rev.</w:t>
-      </w:r>
-      <w:r>
-        <w:t xml:space="preserve"> </w:t>
-      </w:r>
-      <w:r>
-        <w:rPr>
-          <w:b/>
-          <w:bCs/>
-        </w:rPr>
-        <w:t xml:space="preserve">110</w:t>
-      </w:r>
-      <w:r>
-        <w:t xml:space="preserve">, 5413–5432 (2010).</w:t>
-      </w:r>
-      <w:bookmarkEnd w:id="72"/>
-    </w:p>
-    <w:p>
-      <w:pPr>
-        <w:pStyle w:val="ReferenceEntry"/>
-        <w:numPr>
-          <w:ilvl w:val="0"/>
-          <w:numId w:val="1001"/>
-        </w:numPr>
-        <w:jc w:val="left"/>
-        <w:keepNext w:val="0"/>
-        <w:keepLines w:val="0"/>
-        <w:widowControl w:val="1"/>
-      </w:pPr>
-      <w:bookmarkStart w:id="74" w:name="ref-daylight-smarts"/>
+      <w:bookmarkStart w:id="73" w:name="ref-daylight-smarts"/>
       <w:r>
         <w:t xml:space="preserve">Daylight Chemical Information Systems. SMARTS — A language for describing molecular patterns.</w:t>
       </w:r>
       <w:r>
         <w:t xml:space="preserve"> </w:t>
       </w:r>
-      <w:hyperlink r:id="rId73">
+      <w:hyperlink r:id="rId72">
         <w:r>
           <w:rPr>
             <w:rStyle w:val="Hyperlink"/>
@@ -7213,7 +7164,7 @@
       <w:r>
         <w:t xml:space="preserve">(accessed 2025).</w:t>
       </w:r>
-      <w:bookmarkEnd w:id="74"/>
+      <w:bookmarkEnd w:id="73"/>
     </w:p>
     <w:p>
       <w:pPr>
@@ -7245,7 +7196,7 @@
         <w:t xml:space="preserve"> </w:t>
       </w:r>
       <w:r>
-        <w:t xml:space="preserve">Enhancing GPU-acceleration in the open-source PySCF quantum chemistry package.</w:t>
+        <w:t xml:space="preserve">Introducing GPU acceleration into the Python-based simulations of chemistry framework.</w:t>
       </w:r>
       <w:r>
         <w:t xml:space="preserve"> </w:t>
@@ -7255,20 +7206,27 @@
           <w:i/>
           <w:iCs/>
         </w:rPr>
-        <w:t xml:space="preserve">J. Chem. Theory Comput.</w:t>
-      </w:r>
-      <w:r>
-        <w:t xml:space="preserve"> </w:t>
-      </w:r>
-      <w:r>
-        <w:rPr>
-          <w:b/>
-          <w:bCs/>
-        </w:rPr>
-        <w:t xml:space="preserve">20</w:t>
-      </w:r>
-      <w:r>
-        <w:t xml:space="preserve">, 7388–7401 (2024).</w:t>
+        <w:t xml:space="preserve">J. Phys. Chem. A</w:t>
+      </w:r>
+      <w:r>
+        <w:t xml:space="preserve"> </w:t>
+      </w:r>
+      <w:r>
+        <w:t xml:space="preserve">(2025).</w:t>
+      </w:r>
+      <w:r>
+        <w:t xml:space="preserve"> </w:t>
+      </w:r>
+      <w:hyperlink r:id="rId74">
+        <w:r>
+          <w:rPr>
+            <w:rStyle w:val="Hyperlink"/>
+          </w:rPr>
+          <w:t xml:space="preserve">https://doi.org/10.1021/acs.jpca.4c05876</w:t>
+        </w:r>
+      </w:hyperlink>
+      <w:r>
+        <w:t xml:space="preserve">.</w:t>
       </w:r>
       <w:bookmarkEnd w:id="75"/>
     </w:p>
@@ -10471,7 +10429,17 @@
         <w:t xml:space="preserve"> </w:t>
       </w:r>
       <w:r>
-        <w:t xml:space="preserve">bond-dissociation-energy chemotype-class fit on the Huang &amp; Massa</w:t>
+        <w:t xml:space="preserve">bond-dissociation-energy chemotype-class fit on the Huang</w:t>
+      </w:r>
+      <w:r>
+        <w:t xml:space="preserve"> </w:t>
+      </w:r>
+      <w:r>
+        <w:rPr>
+          <w:i/>
+          <w:iCs/>
+        </w:rPr>
+        <w:t xml:space="preserve">et al.</w:t>
       </w:r>
       <w:hyperlink w:anchor="ref-huang2021bde">
         <w:r>
@@ -11399,7 +11367,7 @@
           <w:rPr>
             <w:rStyle w:val="Hyperlink"/>
           </w:rPr>
-          <w:t xml:space="preserve">41</w:t>
+          <w:t xml:space="preserve">40</w:t>
         </w:r>
       </w:hyperlink>
       <w:r>
@@ -11897,7 +11865,7 @@
           <w:rPr>
             <w:rStyle w:val="Hyperlink"/>
           </w:rPr>
-          <w:t xml:space="preserve">44</w:t>
+          <w:t xml:space="preserve">43</w:t>
         </w:r>
       </w:hyperlink>
       <w:hyperlink w:anchor="ref-becke2011">
@@ -11905,7 +11873,7 @@
           <w:rPr>
             <w:rStyle w:val="Hyperlink"/>
           </w:rPr>
-          <w:t xml:space="preserve">45</w:t>
+          <w:t xml:space="preserve">44</w:t>
         </w:r>
       </w:hyperlink>
       <w:r>
@@ -11916,7 +11884,7 @@
           <w:rPr>
             <w:rStyle w:val="Hyperlink"/>
           </w:rPr>
-          <w:t xml:space="preserve">46</w:t>
+          <w:t xml:space="preserve">45</w:t>
         </w:r>
       </w:hyperlink>
       <w:r>
@@ -11930,7 +11898,7 @@
           <w:rPr>
             <w:rStyle w:val="Hyperlink"/>
           </w:rPr>
-          <w:t xml:space="preserve">42</w:t>
+          <w:t xml:space="preserve">41</w:t>
         </w:r>
       </w:hyperlink>
       <w:hyperlink w:anchor="ref-sun2018">
@@ -11938,7 +11906,7 @@
           <w:rPr>
             <w:rStyle w:val="Hyperlink"/>
           </w:rPr>
-          <w:t xml:space="preserve">43</w:t>
+          <w:t xml:space="preserve">42</w:t>
         </w:r>
       </w:hyperlink>
       <w:r>

--- a/paper/NMIPaper.docx
+++ b/paper/NMIPaper.docx
@@ -2,7 +2,67 @@
 <file path=word/document.xml><?xml version="1.0" encoding="utf-8"?>
 <w:document xmlns:w="http://schemas.openxmlformats.org/wordprocessingml/2006/main" xmlns:m="http://schemas.openxmlformats.org/officeDocument/2006/math" xmlns:r="http://schemas.openxmlformats.org/officeDocument/2006/relationships" xmlns:o="urn:schemas-microsoft-com:office:office" xmlns:v="urn:schemas-microsoft-com:vml" xmlns:w10="urn:schemas-microsoft-com:office:word" xmlns:a="http://schemas.openxmlformats.org/drawingml/2006/main" xmlns:pic="http://schemas.openxmlformats.org/drawingml/2006/picture" xmlns:wp="http://schemas.openxmlformats.org/drawingml/2006/wordprocessingDrawing">
   <w:body>
-    <w:bookmarkStart w:id="9" w:name="Xab1f6d3bd6fdeece2a947672b17ee0276db1e5a"/>
+    <w:p>
+      <w:pPr>
+        <w:pStyle w:val="FirstParagraph"/>
+        <w:jc w:val="both"/>
+        <w:keepNext w:val="0"/>
+        <w:keepLines w:val="0"/>
+        <w:widowControl w:val="1"/>
+      </w:pPr>
+      <w:r>
+        <w:t xml:space="preserve">NMI submission</w:t>
+      </w:r>
+      <w:r>
+        <w:t xml:space="preserve"> </w:t>
+      </w:r>
+      <w:hyperlink r:id="rId9">
+        <w:r>
+          <w:rPr>
+            <w:rStyle w:val="Hyperlink"/>
+            <w:b/>
+            <w:bCs/>
+          </w:rPr>
+          <w:t xml:space="preserve">Article</w:t>
+        </w:r>
+        <w:r>
+          <w:rPr>
+            <w:rStyle w:val="Hyperlink"/>
+          </w:rPr>
+          <w:t xml:space="preserve"> </w:t>
+        </w:r>
+        <w:r>
+          <w:rPr>
+            <w:rStyle w:val="Hyperlink"/>
+          </w:rPr>
+          <w:t xml:space="preserve">(HTML, this page)</w:t>
+        </w:r>
+      </w:hyperlink>
+      <w:r>
+        <w:t xml:space="preserve"> </w:t>
+      </w:r>
+      <w:hyperlink r:id="rId10">
+        <w:r>
+          <w:rPr>
+            <w:rStyle w:val="Hyperlink"/>
+          </w:rPr>
+          <w:t xml:space="preserve">SI</w:t>
+        </w:r>
+        <w:r>
+          <w:rPr>
+            <w:rStyle w:val="Hyperlink"/>
+          </w:rPr>
+          <w:t xml:space="preserve"> </w:t>
+        </w:r>
+        <w:r>
+          <w:rPr>
+            <w:rStyle w:val="Hyperlink"/>
+          </w:rPr>
+          <w:t xml:space="preserve">(HTML)</w:t>
+        </w:r>
+      </w:hyperlink>
+    </w:p>
+    <w:bookmarkStart w:id="11" w:name="Xab1f6d3bd6fdeece2a947672b17ee0276db1e5a"/>
     <w:p>
       <w:pPr>
         <w:pStyle w:val="Title"/>
@@ -14,6 +74,112 @@
       </w:pPr>
       <w:r>
         <w:t xml:space="preserve">Domain-gated latent diffusion discovers novel HMX-class energetic materials with first-principles validation</w:t>
+      </w:r>
+    </w:p>
+    <w:p>
+      <w:pPr>
+        <w:pStyle w:val="Subtitle"/>
+        <w:spacing w:before="0" w:after="160"/>
+        <w:jc w:val="center"/>
+        <w:keepNext w:val="0"/>
+        <w:keepLines/>
+        <w:widowControl w:val="1"/>
+      </w:pPr>
+      <w:r>
+        <w:rPr>
+          <w:rFonts w:ascii="Times New Roman" w:hAnsi="Times New Roman"/>
+          <w:b w:val="0"/>
+          <w:i/>
+          <w:sz w:val="20"/>
+        </w:rPr>
+        <w:t xml:space="preserve">Yehudit Aperstein</w:t>
+      </w:r>
+      <w:r>
+        <w:rPr>
+          <w:rFonts w:ascii="Times New Roman" w:hAnsi="Times New Roman"/>
+          <w:b w:val="0"/>
+          <w:i/>
+          <w:sz w:val="20"/>
+          <w:vertAlign w:val="superscript"/>
+        </w:rPr>
+        <w:t xml:space="preserve">1,*†</w:t>
+      </w:r>
+      <w:r>
+        <w:rPr>
+          <w:rFonts w:ascii="Times New Roman" w:hAnsi="Times New Roman"/>
+          <w:b w:val="0"/>
+          <w:i/>
+          <w:sz w:val="20"/>
+        </w:rPr>
+        <w:t xml:space="preserve">, Alexander Apartsin</w:t>
+      </w:r>
+      <w:r>
+        <w:rPr>
+          <w:rFonts w:ascii="Times New Roman" w:hAnsi="Times New Roman"/>
+          <w:b w:val="0"/>
+          <w:i/>
+          <w:sz w:val="20"/>
+          <w:vertAlign w:val="superscript"/>
+        </w:rPr>
+        <w:t xml:space="preserve">2,*</w:t>
+      </w:r>
+    </w:p>
+    <w:p>
+      <w:pPr>
+        <w:pStyle w:val="Subtitle"/>
+        <w:spacing w:before="0" w:after="160"/>
+        <w:jc w:val="center"/>
+        <w:keepNext w:val="0"/>
+        <w:keepLines/>
+        <w:widowControl w:val="1"/>
+      </w:pPr>
+      <w:r>
+        <w:rPr>
+          <w:rFonts w:ascii="Times New Roman" w:hAnsi="Times New Roman"/>
+          <w:b w:val="0"/>
+          <w:i/>
+          <w:sz w:val="20"/>
+          <w:vertAlign w:val="superscript"/>
+        </w:rPr>
+        <w:t xml:space="preserve">1</w:t>
+      </w:r>
+      <w:r>
+        <w:rPr>
+          <w:rFonts w:ascii="Times New Roman" w:hAnsi="Times New Roman"/>
+          <w:b w:val="0"/>
+          <w:i/>
+          <w:sz w:val="20"/>
+        </w:rPr>
+        <w:t xml:space="preserve">Department of Intelligent Systems, Afeka Tel-Aviv College of Engineering, Israel.</w:t>
+      </w:r>
+    </w:p>
+    <w:p>
+      <w:pPr>
+        <w:pStyle w:val="Subtitle"/>
+        <w:spacing w:before="0" w:after="160"/>
+        <w:jc w:val="center"/>
+        <w:keepNext w:val="0"/>
+        <w:keepLines/>
+        <w:widowControl w:val="1"/>
+      </w:pPr>
+      <w:r>
+        <w:rPr>
+          <w:rFonts w:ascii="Times New Roman" w:hAnsi="Times New Roman"/>
+          <w:b w:val="0"/>
+          <w:i/>
+          <w:sz w:val="20"/>
+          <w:vertAlign w:val="superscript"/>
+        </w:rPr>
+        <w:t xml:space="preserve">2</w:t>
+      </w:r>
+      <w:r>
+        <w:rPr>
+          <w:rFonts w:ascii="Times New Roman" w:hAnsi="Times New Roman"/>
+          <w:b w:val="0"/>
+          <w:i/>
+          <w:sz w:val="20"/>
+        </w:rPr>
+        <w:t xml:space="preserve">School of Computer Science, Faculty of Sciences, HIT–Holon Institute of Technology, Israel.</w:t>
       </w:r>
     </w:p>
     <w:p>
@@ -26,103 +192,56 @@
         <w:widowControl w:val="1"/>
       </w:pPr>
       <w:r>
-        <w:t xml:space="preserve">Yehudit Aperstein</w:t>
-      </w:r>
-      <w:r>
         <w:rPr>
+          <w:rFonts w:ascii="Times New Roman" w:hAnsi="Times New Roman"/>
+          <w:b/>
+          <w:i w:val="0"/>
+          <w:sz w:val="24"/>
           <w:vertAlign w:val="superscript"/>
         </w:rPr>
-        <w:t xml:space="preserve">1,*†</w:t>
-      </w:r>
-      <w:r>
-        <w:t xml:space="preserve">, Alexander Apartsin</w:t>
+        <w:t xml:space="preserve">*</w:t>
       </w:r>
       <w:r>
         <w:rPr>
-          <w:vertAlign w:val="superscript"/>
+          <w:rFonts w:ascii="Times New Roman" w:hAnsi="Times New Roman"/>
+          <w:b/>
+          <w:i w:val="0"/>
+          <w:sz w:val="24"/>
         </w:rPr>
-        <w:t xml:space="preserve">2,*</w:t>
+        <w:t xml:space="preserve">These authors contributed equally to this work.</w:t>
       </w:r>
     </w:p>
     <w:p>
       <w:pPr>
         <w:pStyle w:val="Subtitle"/>
-        <w:spacing w:before="0" w:after="160"/>
+        <w:spacing w:before="0" w:after="40"/>
         <w:jc w:val="center"/>
-        <w:keepNext w:val="0"/>
+        <w:keepNext/>
         <w:keepLines/>
         <w:widowControl w:val="1"/>
       </w:pPr>
       <w:r>
         <w:rPr>
-          <w:sz w:val="20"/>
-          <w:vertAlign w:val="superscript"/>
-        </w:rPr>
-        <w:t xml:space="preserve">1</w:t>
-      </w:r>
-      <w:r>
-        <w:rPr>
-          <w:sz w:val="20"/>
-        </w:rPr>
-        <w:t xml:space="preserve">Department of Intelligent Systems, Afeka Tel-Aviv College of Engineering, Israel.</w:t>
-      </w:r>
-    </w:p>
-    <w:p>
-      <w:pPr>
-        <w:pStyle w:val="BodyText"/>
-        <w:jc w:val="both"/>
-        <w:keepNext w:val="0"/>
-        <w:keepLines w:val="0"/>
-        <w:widowControl w:val="1"/>
-      </w:pPr>
-      <w:r>
-        <w:rPr>
-          <w:vertAlign w:val="superscript"/>
-        </w:rPr>
-        <w:t xml:space="preserve">2</w:t>
-      </w:r>
-      <w:r>
-        <w:t xml:space="preserve">School of Computer Science, Faculty of Sciences, HIT–Holon Institute of Technology, Israel.</w:t>
-      </w:r>
-    </w:p>
-    <w:p>
-      <w:pPr>
-        <w:pStyle w:val="BodyText"/>
-        <w:jc w:val="both"/>
-        <w:keepNext w:val="0"/>
-        <w:keepLines w:val="0"/>
-        <w:widowControl w:val="1"/>
-      </w:pPr>
-      <w:r>
-        <w:rPr>
-          <w:vertAlign w:val="superscript"/>
-        </w:rPr>
-        <w:t xml:space="preserve">*</w:t>
-      </w:r>
-      <w:r>
-        <w:t xml:space="preserve">These authors contributed equally to this work.</w:t>
-      </w:r>
-    </w:p>
-    <w:p>
-      <w:pPr>
-        <w:pStyle w:val="BodyText"/>
-        <w:jc w:val="both"/>
-        <w:keepNext w:val="0"/>
-        <w:keepLines w:val="0"/>
-        <w:widowControl w:val="1"/>
-      </w:pPr>
-      <w:r>
-        <w:rPr>
+          <w:rFonts w:ascii="Times New Roman" w:hAnsi="Times New Roman"/>
+          <w:b/>
+          <w:i w:val="0"/>
+          <w:sz w:val="24"/>
           <w:vertAlign w:val="superscript"/>
         </w:rPr>
         <w:t xml:space="preserve">†</w:t>
       </w:r>
       <w:r>
+        <w:rPr>
+          <w:rFonts w:ascii="Times New Roman" w:hAnsi="Times New Roman"/>
+          <w:b/>
+          <w:i w:val="0"/>
+          <w:sz w:val="24"/>
+        </w:rPr>
         <w:t xml:space="preserve">Corresponding author. Email: apersteiny@afeka.ac.il</w:t>
       </w:r>
     </w:p>
-    <w:bookmarkEnd w:id="9"/>
-    <w:bookmarkStart w:id="10" w:name="abstract"/>
+    <w:bookmarkEnd w:id="11"/>
+    <w:bookmarkStart w:id="12" w:name="abstract"/>
     <w:p>
       <w:pPr>
         <w:pStyle w:val="AbstractLabel"/>
@@ -138,6 +257,7 @@
     <w:p>
       <w:pPr>
         <w:pStyle w:val="FirstParagraph"/>
+        <w:ind w:left="720" w:right="720" w:firstLine="0"/>
         <w:jc w:val="both"/>
         <w:keepNext w:val="0"/>
         <w:keepLines w:val="0"/>
@@ -160,10 +280,11 @@
         <w:t xml:space="preserve">: a latent diffusion model in which only trusted high-quality labels enter the conditional gradient, while noisy labels train the unconditional prior. Sampling is steered by a multi-task scoring network whose safety and viability heads can be switched independently. Every candidate passes a chemistry filter, semi-empirical screening, and a density-functional-theory (DFT) audit. DGLD yields twelve novel DFT-confirmed leads. The strongest, 3,4,5-trinitro-1,2-isoxazole, reaches calibrated detonation velocity 8.25 km/s, in the HMX-class performance band (HMX ≈ 9.1 km/s), and is structurally distinct from every training molecule. Four no-diffusion baselines fail novelty, performance, or both.</w:t>
       </w:r>
     </w:p>
-    <w:bookmarkEnd w:id="10"/>
+    <w:bookmarkEnd w:id="12"/>
     <w:p>
       <w:pPr>
         <w:pStyle w:val="BodyText"/>
+        <w:ind w:left="720" w:right="720" w:firstLine="0"/>
         <w:jc w:val="both"/>
         <w:keepNext w:val="0"/>
         <w:keepLines w:val="0"/>
@@ -176,6 +297,7 @@
     <w:p>
       <w:pPr>
         <w:pStyle w:val="BodyText"/>
+        <w:ind w:left="720" w:right="720" w:firstLine="0"/>
         <w:jc w:val="both"/>
         <w:keepNext w:val="0"/>
         <w:keepLines w:val="0"/>
@@ -313,6 +435,7 @@
     <w:p>
       <w:pPr>
         <w:pStyle w:val="BodyText"/>
+        <w:ind w:left="720" w:right="720" w:firstLine="0"/>
         <w:jc w:val="both"/>
         <w:keepNext w:val="0"/>
         <w:keepLines w:val="0"/>
@@ -336,6 +459,7 @@
     <w:p>
       <w:pPr>
         <w:pStyle w:val="BodyText"/>
+        <w:ind w:left="720" w:right="720" w:firstLine="0"/>
         <w:jc w:val="both"/>
         <w:keepNext w:val="0"/>
         <w:keepLines w:val="0"/>
@@ -345,7 +469,7 @@
         <w:t xml:space="preserve">The contribution is fourfold. (i) A tier-gated training recipe that handles label heterogeneity directly in the conditional gradient rather than via post-hoc filtering. (ii) A multi-task score model with selectable sample-time steering, where per-head scales act as on/off switches over chemistry classes without retraining. (iii) Self-distillation refinement of the viability head against chemist-defined hard negatives. (iv) Twelve DFT-confirmed novel HMX-class candidates, including the chemotype-class headline compound 3,4,5-trinitro-1,2-isoxazole and the chemically distinct co-headline 4-nitro-1,2,3,5-oxatriazole. The tier-gating recipe is domain-agnostic; only the validation funnel changes per application.</w:t>
       </w:r>
     </w:p>
-    <w:bookmarkStart w:id="31" w:name="sec-results"/>
+    <w:bookmarkStart w:id="33" w:name="sec-results"/>
     <w:p>
       <w:pPr>
         <w:pStyle w:val="Heading2"/>
@@ -357,7 +481,7 @@
         <w:t xml:space="preserve">Results</w:t>
       </w:r>
     </w:p>
-    <w:bookmarkStart w:id="14" w:name="res-pq"/>
+    <w:bookmarkStart w:id="16" w:name="res-pq"/>
     <w:p>
       <w:pPr>
         <w:pStyle w:val="Heading3"/>
@@ -372,6 +496,7 @@
     <w:p>
       <w:pPr>
         <w:pStyle w:val="FirstParagraph"/>
+        <w:ind w:left="720" w:right="720" w:firstLine="0"/>
         <w:jc w:val="both"/>
         <w:keepNext w:val="0"/>
         <w:keepLines w:val="0"/>
@@ -526,6 +651,7 @@
     <w:p>
       <w:pPr>
         <w:pStyle w:val="BodyText"/>
+        <w:ind w:left="720" w:right="720" w:firstLine="0"/>
         <w:jc w:val="both"/>
         <w:keepNext w:val="0"/>
         <w:keepLines w:val="0"/>
@@ -722,18 +848,18 @@
           <wp:inline>
             <wp:extent cx="5943600" cy="1844232"/>
             <wp:effectExtent b="0" l="0" r="0" t="0"/>
-            <wp:docPr descr="Top-1 candidate per method against novelty on three property axes" title="" id="12" name="Picture"/>
+            <wp:docPr descr="Top-1 candidate per method against novelty on three property axes" title="" id="14" name="Picture"/>
             <a:graphic>
               <a:graphicData uri="http://schemas.openxmlformats.org/drawingml/2006/picture">
                 <pic:pic>
                   <pic:nvPicPr>
-                    <pic:cNvPr descr="figs/novelty_vs_D.png" id="13" name="Picture"/>
+                    <pic:cNvPr descr="figs/novelty_vs_D.png" id="15" name="Picture"/>
                     <pic:cNvPicPr>
                       <a:picLocks noChangeArrowheads="1" noChangeAspect="1"/>
                     </pic:cNvPicPr>
                   </pic:nvPicPr>
                   <pic:blipFill>
-                    <a:blip r:embed="rId11"/>
+                    <a:blip r:embed="rId13"/>
                     <a:stretch>
                       <a:fillRect/>
                     </a:stretch>
@@ -763,6 +889,7 @@
     <w:p>
       <w:pPr>
         <w:pStyle w:val="BodyText"/>
+        <w:ind w:left="720" w:right="720" w:firstLine="0"/>
         <w:jc w:val="both"/>
         <w:keepNext w:val="0"/>
         <w:keepLines w:val="0"/>
@@ -907,8 +1034,8 @@
         <w:t xml:space="preserve">. Literature anchors (RDX, HMX, CL-20, TATB, PETN) at novelty = 0; green-tinted upper-right quadrant is the productive zone.</w:t>
       </w:r>
     </w:p>
-    <w:bookmarkEnd w:id="14"/>
-    <w:bookmarkStart w:id="18" w:name="res-leads"/>
+    <w:bookmarkEnd w:id="16"/>
+    <w:bookmarkStart w:id="20" w:name="res-leads"/>
     <w:p>
       <w:pPr>
         <w:pStyle w:val="Heading3"/>
@@ -923,6 +1050,7 @@
     <w:p>
       <w:pPr>
         <w:pStyle w:val="FirstParagraph"/>
+        <w:ind w:left="720" w:right="720" w:firstLine="0"/>
         <w:jc w:val="both"/>
         <w:keepNext w:val="0"/>
         <w:keepLines w:val="0"/>
@@ -1200,18 +1328,18 @@
           <wp:inline>
             <wp:extent cx="5943600" cy="2098833"/>
             <wp:effectExtent b="0" l="0" r="0" t="0"/>
-            <wp:docPr descr="Top-200 leads in the (D, P) plane, coloured by density and novelty" title="" id="16" name="Picture"/>
+            <wp:docPr descr="Top-200 leads in the (D, P) plane, coloured by density and novelty" title="" id="18" name="Picture"/>
             <a:graphic>
               <a:graphicData uri="http://schemas.openxmlformats.org/drawingml/2006/picture">
                 <pic:pic>
                   <pic:nvPicPr>
-                    <pic:cNvPr descr="figs/fig3_leads_dp_plane.png" id="17" name="Picture"/>
+                    <pic:cNvPr descr="figs/fig3_leads_dp_plane.png" id="19" name="Picture"/>
                     <pic:cNvPicPr>
                       <a:picLocks noChangeArrowheads="1" noChangeAspect="1"/>
                     </pic:cNvPicPr>
                   </pic:nvPicPr>
                   <pic:blipFill>
-                    <a:blip r:embed="rId15"/>
+                    <a:blip r:embed="rId17"/>
                     <a:stretch>
                       <a:fillRect/>
                     </a:stretch>
@@ -1241,6 +1369,7 @@
     <w:p>
       <w:pPr>
         <w:pStyle w:val="BodyText"/>
+        <w:ind w:left="720" w:right="720" w:firstLine="0"/>
         <w:jc w:val="both"/>
         <w:keepNext w:val="0"/>
         <w:keepLines w:val="0"/>
@@ -1407,6 +1536,7 @@
     <w:p>
       <w:pPr>
         <w:pStyle w:val="BodyText"/>
+        <w:ind w:left="720" w:right="720" w:firstLine="0"/>
         <w:jc w:val="both"/>
         <w:keepNext w:val="0"/>
         <w:keepLines w:val="0"/>
@@ -1475,11 +1605,12 @@
           <w:tcPr>
             <w:shd w:fill="EEF3F7"/>
             <w:tcBorders>
-              <w:left w:val="single" w:sz="4" w:color="D9E1E8"/>
-              <w:right w:val="single" w:sz="4" w:color="D9E1E8"/>
-              <w:top w:val="single" w:sz="4" w:color="D9E1E8"/>
+              <w:left w:val="nil"/>
+              <w:right w:val="nil"/>
+              <w:top w:val="nil"/>
               <w:bottom w:val="single" w:sz="8" w:color="9FB0C2"/>
             </w:tcBorders>
+            <w:vAlign w:val="center"/>
           </w:tcPr>
           <w:p>
             <w:pPr>
@@ -1504,11 +1635,12 @@
           <w:tcPr>
             <w:shd w:fill="EEF3F7"/>
             <w:tcBorders>
-              <w:left w:val="single" w:sz="4" w:color="D9E1E8"/>
-              <w:right w:val="single" w:sz="4" w:color="D9E1E8"/>
-              <w:top w:val="single" w:sz="4" w:color="D9E1E8"/>
+              <w:left w:val="nil"/>
+              <w:right w:val="nil"/>
+              <w:top w:val="nil"/>
               <w:bottom w:val="single" w:sz="8" w:color="9FB0C2"/>
             </w:tcBorders>
+            <w:vAlign w:val="center"/>
           </w:tcPr>
           <w:p>
             <w:pPr>
@@ -1576,11 +1708,12 @@
           <w:tcPr>
             <w:shd w:fill="EEF3F7"/>
             <w:tcBorders>
-              <w:left w:val="single" w:sz="4" w:color="D9E1E8"/>
-              <w:right w:val="single" w:sz="4" w:color="D9E1E8"/>
-              <w:top w:val="single" w:sz="4" w:color="D9E1E8"/>
+              <w:left w:val="nil"/>
+              <w:right w:val="nil"/>
+              <w:top w:val="nil"/>
               <w:bottom w:val="single" w:sz="8" w:color="9FB0C2"/>
             </w:tcBorders>
+            <w:vAlign w:val="center"/>
           </w:tcPr>
           <w:p>
             <w:pPr>
@@ -1631,11 +1764,12 @@
           <w:tcPr>
             <w:shd w:fill="EEF3F7"/>
             <w:tcBorders>
-              <w:left w:val="single" w:sz="4" w:color="D9E1E8"/>
-              <w:right w:val="single" w:sz="4" w:color="D9E1E8"/>
-              <w:top w:val="single" w:sz="4" w:color="D9E1E8"/>
+              <w:left w:val="nil"/>
+              <w:right w:val="nil"/>
+              <w:top w:val="nil"/>
               <w:bottom w:val="single" w:sz="8" w:color="9FB0C2"/>
             </w:tcBorders>
+            <w:vAlign w:val="center"/>
           </w:tcPr>
           <w:p>
             <w:pPr>
@@ -1686,11 +1820,12 @@
           <w:tcPr>
             <w:shd w:fill="EEF3F7"/>
             <w:tcBorders>
-              <w:left w:val="single" w:sz="4" w:color="D9E1E8"/>
-              <w:right w:val="single" w:sz="4" w:color="D9E1E8"/>
-              <w:top w:val="single" w:sz="4" w:color="D9E1E8"/>
+              <w:left w:val="nil"/>
+              <w:right w:val="nil"/>
+              <w:top w:val="nil"/>
               <w:bottom w:val="single" w:sz="8" w:color="9FB0C2"/>
             </w:tcBorders>
+            <w:vAlign w:val="center"/>
           </w:tcPr>
           <w:p>
             <w:pPr>
@@ -1715,11 +1850,12 @@
           <w:tcPr>
             <w:shd w:fill="EEF3F7"/>
             <w:tcBorders>
-              <w:left w:val="single" w:sz="4" w:color="D9E1E8"/>
-              <w:right w:val="single" w:sz="4" w:color="D9E1E8"/>
-              <w:top w:val="single" w:sz="4" w:color="D9E1E8"/>
+              <w:left w:val="nil"/>
+              <w:right w:val="nil"/>
+              <w:top w:val="nil"/>
               <w:bottom w:val="single" w:sz="8" w:color="9FB0C2"/>
             </w:tcBorders>
+            <w:vAlign w:val="center"/>
           </w:tcPr>
           <w:p>
             <w:pPr>
@@ -1745,11 +1881,12 @@
         <w:tc>
           <w:tcPr>
             <w:tcBorders>
-              <w:left w:val="single" w:sz="4" w:color="D9E1E8"/>
-              <w:right w:val="single" w:sz="4" w:color="D9E1E8"/>
-              <w:top w:val="single" w:sz="4" w:color="D9E1E8"/>
+              <w:left w:val="nil"/>
+              <w:right w:val="nil"/>
+              <w:top w:val="nil"/>
               <w:bottom w:val="single" w:sz="4" w:color="D9E1E8"/>
             </w:tcBorders>
+            <w:vAlign w:val="center"/>
           </w:tcPr>
           <w:p>
             <w:pPr>
@@ -1765,21 +1902,21 @@
                 <w:rFonts w:ascii="Times New Roman" w:hAnsi="Times New Roman"/>
                 <w:b/>
                 <w:bCs/>
-                <w:sz w:val="20"/>
+                <w:sz w:val="19"/>
               </w:rPr>
               <w:t xml:space="preserve">L1</w:t>
             </w:r>
             <w:r>
               <w:rPr>
                 <w:rFonts w:ascii="Times New Roman" w:hAnsi="Times New Roman"/>
-                <w:sz w:val="20"/>
+                <w:sz w:val="19"/>
               </w:rPr>
               <w:t xml:space="preserve"> </w:t>
             </w:r>
             <w:r>
               <w:rPr>
                 <w:rFonts w:ascii="Times New Roman" w:hAnsi="Times New Roman"/>
-                <w:sz w:val="20"/>
+                <w:sz w:val="19"/>
               </w:rPr>
               <w:t xml:space="preserve">(3,4,5-trinitro-1,2-isoxazole)</w:t>
             </w:r>
@@ -1788,11 +1925,12 @@
         <w:tc>
           <w:tcPr>
             <w:tcBorders>
-              <w:left w:val="single" w:sz="4" w:color="D9E1E8"/>
-              <w:right w:val="single" w:sz="4" w:color="D9E1E8"/>
-              <w:top w:val="single" w:sz="4" w:color="D9E1E8"/>
+              <w:left w:val="nil"/>
+              <w:right w:val="nil"/>
+              <w:top w:val="nil"/>
               <w:bottom w:val="single" w:sz="4" w:color="D9E1E8"/>
             </w:tcBorders>
+            <w:vAlign w:val="center"/>
           </w:tcPr>
           <w:p>
             <w:pPr>
@@ -1808,7 +1946,7 @@
                 <w:rFonts w:ascii="Times New Roman" w:hAnsi="Times New Roman"/>
                 <w:b/>
                 <w:bCs/>
-                <w:sz w:val="20"/>
+                <w:sz w:val="19"/>
               </w:rPr>
               <w:t xml:space="preserve">2.09</w:t>
             </w:r>
@@ -1817,11 +1955,12 @@
         <w:tc>
           <w:tcPr>
             <w:tcBorders>
-              <w:left w:val="single" w:sz="4" w:color="D9E1E8"/>
-              <w:right w:val="single" w:sz="4" w:color="D9E1E8"/>
-              <w:top w:val="single" w:sz="4" w:color="D9E1E8"/>
+              <w:left w:val="nil"/>
+              <w:right w:val="nil"/>
+              <w:top w:val="nil"/>
               <w:bottom w:val="single" w:sz="4" w:color="D9E1E8"/>
             </w:tcBorders>
+            <w:vAlign w:val="center"/>
           </w:tcPr>
           <w:p>
             <w:pPr>
@@ -1837,7 +1976,7 @@
                 <w:rFonts w:ascii="Times New Roman" w:hAnsi="Times New Roman"/>
                 <w:b/>
                 <w:bCs/>
-                <w:sz w:val="20"/>
+                <w:sz w:val="19"/>
               </w:rPr>
               <w:t xml:space="preserve">8.25</w:t>
             </w:r>
@@ -1846,11 +1985,12 @@
         <w:tc>
           <w:tcPr>
             <w:tcBorders>
-              <w:left w:val="single" w:sz="4" w:color="D9E1E8"/>
-              <w:right w:val="single" w:sz="4" w:color="D9E1E8"/>
-              <w:top w:val="single" w:sz="4" w:color="D9E1E8"/>
+              <w:left w:val="nil"/>
+              <w:right w:val="nil"/>
+              <w:top w:val="nil"/>
               <w:bottom w:val="single" w:sz="4" w:color="D9E1E8"/>
             </w:tcBorders>
+            <w:vAlign w:val="center"/>
           </w:tcPr>
           <w:p>
             <w:pPr>
@@ -1864,7 +2004,7 @@
             <w:r>
               <w:rPr>
                 <w:rFonts w:ascii="Times New Roman" w:hAnsi="Times New Roman"/>
-                <w:sz w:val="20"/>
+                <w:sz w:val="19"/>
               </w:rPr>
               <w:t xml:space="preserve">32.9</w:t>
             </w:r>
@@ -1873,11 +2013,12 @@
         <w:tc>
           <w:tcPr>
             <w:tcBorders>
-              <w:left w:val="single" w:sz="4" w:color="D9E1E8"/>
-              <w:right w:val="single" w:sz="4" w:color="D9E1E8"/>
-              <w:top w:val="single" w:sz="4" w:color="D9E1E8"/>
+              <w:left w:val="nil"/>
+              <w:right w:val="nil"/>
+              <w:top w:val="nil"/>
               <w:bottom w:val="single" w:sz="4" w:color="D9E1E8"/>
             </w:tcBorders>
+            <w:vAlign w:val="center"/>
           </w:tcPr>
           <w:p>
             <w:pPr>
@@ -1893,7 +2034,7 @@
                 <w:rFonts w:ascii="Times New Roman" w:hAnsi="Times New Roman"/>
                 <w:b/>
                 <w:bCs/>
-                <w:sz w:val="20"/>
+                <w:sz w:val="19"/>
               </w:rPr>
               <w:t xml:space="preserve">0.27</w:t>
             </w:r>
@@ -1902,11 +2043,12 @@
         <w:tc>
           <w:tcPr>
             <w:tcBorders>
-              <w:left w:val="single" w:sz="4" w:color="D9E1E8"/>
-              <w:right w:val="single" w:sz="4" w:color="D9E1E8"/>
-              <w:top w:val="single" w:sz="4" w:color="D9E1E8"/>
+              <w:left w:val="nil"/>
+              <w:right w:val="nil"/>
+              <w:top w:val="nil"/>
               <w:bottom w:val="single" w:sz="4" w:color="D9E1E8"/>
             </w:tcBorders>
+            <w:vAlign w:val="center"/>
           </w:tcPr>
           <w:p>
             <w:pPr>
@@ -1920,7 +2062,7 @@
             <w:r>
               <w:rPr>
                 <w:rFonts w:ascii="Times New Roman" w:hAnsi="Times New Roman"/>
-                <w:sz w:val="20"/>
+                <w:sz w:val="19"/>
               </w:rPr>
               <w:t xml:space="preserve">trinitroisoxazole</w:t>
             </w:r>
@@ -1931,11 +2073,12 @@
         <w:tc>
           <w:tcPr>
             <w:tcBorders>
-              <w:left w:val="single" w:sz="4" w:color="D9E1E8"/>
-              <w:right w:val="single" w:sz="4" w:color="D9E1E8"/>
-              <w:top w:val="single" w:sz="4" w:color="D9E1E8"/>
+              <w:left w:val="nil"/>
+              <w:right w:val="nil"/>
+              <w:top w:val="nil"/>
               <w:bottom w:val="single" w:sz="4" w:color="D9E1E8"/>
             </w:tcBorders>
+            <w:vAlign w:val="center"/>
           </w:tcPr>
           <w:p>
             <w:pPr>
@@ -1949,7 +2092,7 @@
             <w:r>
               <w:rPr>
                 <w:rFonts w:ascii="Times New Roman" w:hAnsi="Times New Roman"/>
-                <w:sz w:val="20"/>
+                <w:sz w:val="19"/>
               </w:rPr>
               <w:t xml:space="preserve">L2</w:t>
             </w:r>
@@ -1958,11 +2101,12 @@
         <w:tc>
           <w:tcPr>
             <w:tcBorders>
-              <w:left w:val="single" w:sz="4" w:color="D9E1E8"/>
-              <w:right w:val="single" w:sz="4" w:color="D9E1E8"/>
-              <w:top w:val="single" w:sz="4" w:color="D9E1E8"/>
+              <w:left w:val="nil"/>
+              <w:right w:val="nil"/>
+              <w:top w:val="nil"/>
               <w:bottom w:val="single" w:sz="4" w:color="D9E1E8"/>
             </w:tcBorders>
+            <w:vAlign w:val="center"/>
           </w:tcPr>
           <w:p>
             <w:pPr>
@@ -1976,7 +2120,7 @@
             <w:r>
               <w:rPr>
                 <w:rFonts w:ascii="Times New Roman" w:hAnsi="Times New Roman"/>
-                <w:sz w:val="20"/>
+                <w:sz w:val="19"/>
               </w:rPr>
               <w:t xml:space="preserve">1.95</w:t>
             </w:r>
@@ -1985,11 +2129,12 @@
         <w:tc>
           <w:tcPr>
             <w:tcBorders>
-              <w:left w:val="single" w:sz="4" w:color="D9E1E8"/>
-              <w:right w:val="single" w:sz="4" w:color="D9E1E8"/>
-              <w:top w:val="single" w:sz="4" w:color="D9E1E8"/>
+              <w:left w:val="nil"/>
+              <w:right w:val="nil"/>
+              <w:top w:val="nil"/>
               <w:bottom w:val="single" w:sz="4" w:color="D9E1E8"/>
             </w:tcBorders>
+            <w:vAlign w:val="center"/>
           </w:tcPr>
           <w:p>
             <w:pPr>
@@ -2003,7 +2148,7 @@
             <w:r>
               <w:rPr>
                 <w:rFonts w:ascii="Times New Roman" w:hAnsi="Times New Roman"/>
-                <w:sz w:val="20"/>
+                <w:sz w:val="19"/>
               </w:rPr>
               <w:t xml:space="preserve">7.78</w:t>
             </w:r>
@@ -2012,11 +2157,12 @@
         <w:tc>
           <w:tcPr>
             <w:tcBorders>
-              <w:left w:val="single" w:sz="4" w:color="D9E1E8"/>
-              <w:right w:val="single" w:sz="4" w:color="D9E1E8"/>
-              <w:top w:val="single" w:sz="4" w:color="D9E1E8"/>
+              <w:left w:val="nil"/>
+              <w:right w:val="nil"/>
+              <w:top w:val="nil"/>
               <w:bottom w:val="single" w:sz="4" w:color="D9E1E8"/>
             </w:tcBorders>
+            <w:vAlign w:val="center"/>
           </w:tcPr>
           <w:p>
             <w:pPr>
@@ -2030,7 +2176,7 @@
             <w:r>
               <w:rPr>
                 <w:rFonts w:ascii="Times New Roman" w:hAnsi="Times New Roman"/>
-                <w:sz w:val="20"/>
+                <w:sz w:val="19"/>
               </w:rPr>
               <w:t xml:space="preserve">28.1</w:t>
             </w:r>
@@ -2039,11 +2185,12 @@
         <w:tc>
           <w:tcPr>
             <w:tcBorders>
-              <w:left w:val="single" w:sz="4" w:color="D9E1E8"/>
-              <w:right w:val="single" w:sz="4" w:color="D9E1E8"/>
-              <w:top w:val="single" w:sz="4" w:color="D9E1E8"/>
+              <w:left w:val="nil"/>
+              <w:right w:val="nil"/>
+              <w:top w:val="nil"/>
               <w:bottom w:val="single" w:sz="4" w:color="D9E1E8"/>
             </w:tcBorders>
+            <w:vAlign w:val="center"/>
           </w:tcPr>
           <w:p>
             <w:pPr>
@@ -2057,7 +2204,7 @@
             <w:r>
               <w:rPr>
                 <w:rFonts w:ascii="Times New Roman" w:hAnsi="Times New Roman"/>
-                <w:sz w:val="20"/>
+                <w:sz w:val="19"/>
               </w:rPr>
               <w:t xml:space="preserve">0.34</w:t>
             </w:r>
@@ -2066,11 +2213,12 @@
         <w:tc>
           <w:tcPr>
             <w:tcBorders>
-              <w:left w:val="single" w:sz="4" w:color="D9E1E8"/>
-              <w:right w:val="single" w:sz="4" w:color="D9E1E8"/>
-              <w:top w:val="single" w:sz="4" w:color="D9E1E8"/>
+              <w:left w:val="nil"/>
+              <w:right w:val="nil"/>
+              <w:top w:val="nil"/>
               <w:bottom w:val="single" w:sz="4" w:color="D9E1E8"/>
             </w:tcBorders>
+            <w:vAlign w:val="center"/>
           </w:tcPr>
           <w:p>
             <w:pPr>
@@ -2084,7 +2232,7 @@
             <w:r>
               <w:rPr>
                 <w:rFonts w:ascii="Times New Roman" w:hAnsi="Times New Roman"/>
-                <w:sz w:val="20"/>
+                <w:sz w:val="19"/>
               </w:rPr>
               <w:t xml:space="preserve">nitramine</w:t>
             </w:r>
@@ -2095,11 +2243,12 @@
         <w:tc>
           <w:tcPr>
             <w:tcBorders>
-              <w:left w:val="single" w:sz="4" w:color="D9E1E8"/>
-              <w:right w:val="single" w:sz="4" w:color="D9E1E8"/>
-              <w:top w:val="single" w:sz="4" w:color="D9E1E8"/>
+              <w:left w:val="nil"/>
+              <w:right w:val="nil"/>
+              <w:top w:val="nil"/>
               <w:bottom w:val="single" w:sz="4" w:color="D9E1E8"/>
             </w:tcBorders>
+            <w:vAlign w:val="center"/>
           </w:tcPr>
           <w:p>
             <w:pPr>
@@ -2113,7 +2262,7 @@
             <w:r>
               <w:rPr>
                 <w:rFonts w:ascii="Times New Roman" w:hAnsi="Times New Roman"/>
-                <w:sz w:val="20"/>
+                <w:sz w:val="19"/>
               </w:rPr>
               <w:t xml:space="preserve">L3</w:t>
             </w:r>
@@ -2122,11 +2271,12 @@
         <w:tc>
           <w:tcPr>
             <w:tcBorders>
-              <w:left w:val="single" w:sz="4" w:color="D9E1E8"/>
-              <w:right w:val="single" w:sz="4" w:color="D9E1E8"/>
-              <w:top w:val="single" w:sz="4" w:color="D9E1E8"/>
+              <w:left w:val="nil"/>
+              <w:right w:val="nil"/>
+              <w:top w:val="nil"/>
               <w:bottom w:val="single" w:sz="4" w:color="D9E1E8"/>
             </w:tcBorders>
+            <w:vAlign w:val="center"/>
           </w:tcPr>
           <w:p>
             <w:pPr>
@@ -2140,7 +2290,7 @@
             <w:r>
               <w:rPr>
                 <w:rFonts w:ascii="Times New Roman" w:hAnsi="Times New Roman"/>
-                <w:sz w:val="20"/>
+                <w:sz w:val="19"/>
               </w:rPr>
               <w:t xml:space="preserve">2.00</w:t>
             </w:r>
@@ -2149,11 +2299,12 @@
         <w:tc>
           <w:tcPr>
             <w:tcBorders>
-              <w:left w:val="single" w:sz="4" w:color="D9E1E8"/>
-              <w:right w:val="single" w:sz="4" w:color="D9E1E8"/>
-              <w:top w:val="single" w:sz="4" w:color="D9E1E8"/>
+              <w:left w:val="nil"/>
+              <w:right w:val="nil"/>
+              <w:top w:val="nil"/>
               <w:bottom w:val="single" w:sz="4" w:color="D9E1E8"/>
             </w:tcBorders>
+            <w:vAlign w:val="center"/>
           </w:tcPr>
           <w:p>
             <w:pPr>
@@ -2167,7 +2318,7 @@
             <w:r>
               <w:rPr>
                 <w:rFonts w:ascii="Times New Roman" w:hAnsi="Times New Roman"/>
-                <w:sz w:val="20"/>
+                <w:sz w:val="19"/>
               </w:rPr>
               <w:t xml:space="preserve">7.50</w:t>
             </w:r>
@@ -2176,11 +2327,12 @@
         <w:tc>
           <w:tcPr>
             <w:tcBorders>
-              <w:left w:val="single" w:sz="4" w:color="D9E1E8"/>
-              <w:right w:val="single" w:sz="4" w:color="D9E1E8"/>
-              <w:top w:val="single" w:sz="4" w:color="D9E1E8"/>
+              <w:left w:val="nil"/>
+              <w:right w:val="nil"/>
+              <w:top w:val="nil"/>
               <w:bottom w:val="single" w:sz="4" w:color="D9E1E8"/>
             </w:tcBorders>
+            <w:vAlign w:val="center"/>
           </w:tcPr>
           <w:p>
             <w:pPr>
@@ -2194,7 +2346,7 @@
             <w:r>
               <w:rPr>
                 <w:rFonts w:ascii="Times New Roman" w:hAnsi="Times New Roman"/>
-                <w:sz w:val="20"/>
+                <w:sz w:val="19"/>
               </w:rPr>
               <w:t xml:space="preserve">26.5</w:t>
             </w:r>
@@ -2203,11 +2355,12 @@
         <w:tc>
           <w:tcPr>
             <w:tcBorders>
-              <w:left w:val="single" w:sz="4" w:color="D9E1E8"/>
-              <w:right w:val="single" w:sz="4" w:color="D9E1E8"/>
-              <w:top w:val="single" w:sz="4" w:color="D9E1E8"/>
+              <w:left w:val="nil"/>
+              <w:right w:val="nil"/>
+              <w:top w:val="nil"/>
               <w:bottom w:val="single" w:sz="4" w:color="D9E1E8"/>
             </w:tcBorders>
+            <w:vAlign w:val="center"/>
           </w:tcPr>
           <w:p>
             <w:pPr>
@@ -2221,7 +2374,7 @@
             <w:r>
               <w:rPr>
                 <w:rFonts w:ascii="Times New Roman" w:hAnsi="Times New Roman"/>
-                <w:sz w:val="20"/>
+                <w:sz w:val="19"/>
               </w:rPr>
               <w:t xml:space="preserve">0.31</w:t>
             </w:r>
@@ -2230,11 +2383,12 @@
         <w:tc>
           <w:tcPr>
             <w:tcBorders>
-              <w:left w:val="single" w:sz="4" w:color="D9E1E8"/>
-              <w:right w:val="single" w:sz="4" w:color="D9E1E8"/>
-              <w:top w:val="single" w:sz="4" w:color="D9E1E8"/>
+              <w:left w:val="nil"/>
+              <w:right w:val="nil"/>
+              <w:top w:val="nil"/>
               <w:bottom w:val="single" w:sz="4" w:color="D9E1E8"/>
             </w:tcBorders>
+            <w:vAlign w:val="center"/>
           </w:tcPr>
           <w:p>
             <w:pPr>
@@ -2248,7 +2402,7 @@
             <w:r>
               <w:rPr>
                 <w:rFonts w:ascii="Times New Roman" w:hAnsi="Times New Roman"/>
-                <w:sz w:val="20"/>
+                <w:sz w:val="19"/>
               </w:rPr>
               <w:t xml:space="preserve">polynitro carbocycle</w:t>
             </w:r>
@@ -2259,11 +2413,12 @@
         <w:tc>
           <w:tcPr>
             <w:tcBorders>
-              <w:left w:val="single" w:sz="4" w:color="D9E1E8"/>
-              <w:right w:val="single" w:sz="4" w:color="D9E1E8"/>
-              <w:top w:val="single" w:sz="4" w:color="D9E1E8"/>
+              <w:left w:val="nil"/>
+              <w:right w:val="nil"/>
+              <w:top w:val="nil"/>
               <w:bottom w:val="single" w:sz="4" w:color="D9E1E8"/>
             </w:tcBorders>
+            <w:vAlign w:val="center"/>
           </w:tcPr>
           <w:p>
             <w:pPr>
@@ -2277,7 +2432,7 @@
             <w:r>
               <w:rPr>
                 <w:rFonts w:ascii="Times New Roman" w:hAnsi="Times New Roman"/>
-                <w:sz w:val="20"/>
+                <w:sz w:val="19"/>
               </w:rPr>
               <w:t xml:space="preserve">L4</w:t>
             </w:r>
@@ -2286,11 +2441,12 @@
         <w:tc>
           <w:tcPr>
             <w:tcBorders>
-              <w:left w:val="single" w:sz="4" w:color="D9E1E8"/>
-              <w:right w:val="single" w:sz="4" w:color="D9E1E8"/>
-              <w:top w:val="single" w:sz="4" w:color="D9E1E8"/>
+              <w:left w:val="nil"/>
+              <w:right w:val="nil"/>
+              <w:top w:val="nil"/>
               <w:bottom w:val="single" w:sz="4" w:color="D9E1E8"/>
             </w:tcBorders>
+            <w:vAlign w:val="center"/>
           </w:tcPr>
           <w:p>
             <w:pPr>
@@ -2304,7 +2460,7 @@
             <w:r>
               <w:rPr>
                 <w:rFonts w:ascii="Times New Roman" w:hAnsi="Times New Roman"/>
-                <w:sz w:val="20"/>
+                <w:sz w:val="19"/>
               </w:rPr>
               <w:t xml:space="preserve">1.94</w:t>
             </w:r>
@@ -2313,11 +2469,12 @@
         <w:tc>
           <w:tcPr>
             <w:tcBorders>
-              <w:left w:val="single" w:sz="4" w:color="D9E1E8"/>
-              <w:right w:val="single" w:sz="4" w:color="D9E1E8"/>
-              <w:top w:val="single" w:sz="4" w:color="D9E1E8"/>
+              <w:left w:val="nil"/>
+              <w:right w:val="nil"/>
+              <w:top w:val="nil"/>
               <w:bottom w:val="single" w:sz="4" w:color="D9E1E8"/>
             </w:tcBorders>
+            <w:vAlign w:val="center"/>
           </w:tcPr>
           <w:p>
             <w:pPr>
@@ -2331,7 +2488,7 @@
             <w:r>
               <w:rPr>
                 <w:rFonts w:ascii="Times New Roman" w:hAnsi="Times New Roman"/>
-                <w:sz w:val="20"/>
+                <w:sz w:val="19"/>
               </w:rPr>
               <w:t xml:space="preserve">6.71</w:t>
             </w:r>
@@ -2340,11 +2497,12 @@
         <w:tc>
           <w:tcPr>
             <w:tcBorders>
-              <w:left w:val="single" w:sz="4" w:color="D9E1E8"/>
-              <w:right w:val="single" w:sz="4" w:color="D9E1E8"/>
-              <w:top w:val="single" w:sz="4" w:color="D9E1E8"/>
+              <w:left w:val="nil"/>
+              <w:right w:val="nil"/>
+              <w:top w:val="nil"/>
               <w:bottom w:val="single" w:sz="4" w:color="D9E1E8"/>
             </w:tcBorders>
+            <w:vAlign w:val="center"/>
           </w:tcPr>
           <w:p>
             <w:pPr>
@@ -2358,7 +2516,7 @@
             <w:r>
               <w:rPr>
                 <w:rFonts w:ascii="Times New Roman" w:hAnsi="Times New Roman"/>
-                <w:sz w:val="20"/>
+                <w:sz w:val="19"/>
               </w:rPr>
               <w:t xml:space="preserve">20.9</w:t>
             </w:r>
@@ -2367,11 +2525,12 @@
         <w:tc>
           <w:tcPr>
             <w:tcBorders>
-              <w:left w:val="single" w:sz="4" w:color="D9E1E8"/>
-              <w:right w:val="single" w:sz="4" w:color="D9E1E8"/>
-              <w:top w:val="single" w:sz="4" w:color="D9E1E8"/>
+              <w:left w:val="nil"/>
+              <w:right w:val="nil"/>
+              <w:top w:val="nil"/>
               <w:bottom w:val="single" w:sz="4" w:color="D9E1E8"/>
             </w:tcBorders>
+            <w:vAlign w:val="center"/>
           </w:tcPr>
           <w:p>
             <w:pPr>
@@ -2385,7 +2544,7 @@
             <w:r>
               <w:rPr>
                 <w:rFonts w:ascii="Times New Roman" w:hAnsi="Times New Roman"/>
-                <w:sz w:val="20"/>
+                <w:sz w:val="19"/>
               </w:rPr>
               <w:t xml:space="preserve">0.36</w:t>
             </w:r>
@@ -2394,11 +2553,12 @@
         <w:tc>
           <w:tcPr>
             <w:tcBorders>
-              <w:left w:val="single" w:sz="4" w:color="D9E1E8"/>
-              <w:right w:val="single" w:sz="4" w:color="D9E1E8"/>
-              <w:top w:val="single" w:sz="4" w:color="D9E1E8"/>
+              <w:left w:val="nil"/>
+              <w:right w:val="nil"/>
+              <w:top w:val="nil"/>
               <w:bottom w:val="single" w:sz="4" w:color="D9E1E8"/>
             </w:tcBorders>
+            <w:vAlign w:val="center"/>
           </w:tcPr>
           <w:p>
             <w:pPr>
@@ -2412,7 +2572,7 @@
             <w:r>
               <w:rPr>
                 <w:rFonts w:ascii="Times New Roman" w:hAnsi="Times New Roman"/>
-                <w:sz w:val="20"/>
+                <w:sz w:val="19"/>
               </w:rPr>
               <w:t xml:space="preserve">tetrazoline nitramine</w:t>
             </w:r>
@@ -2423,11 +2583,12 @@
         <w:tc>
           <w:tcPr>
             <w:tcBorders>
-              <w:left w:val="single" w:sz="4" w:color="D9E1E8"/>
-              <w:right w:val="single" w:sz="4" w:color="D9E1E8"/>
-              <w:top w:val="single" w:sz="4" w:color="D9E1E8"/>
+              <w:left w:val="nil"/>
+              <w:right w:val="nil"/>
+              <w:top w:val="nil"/>
               <w:bottom w:val="single" w:sz="4" w:color="D9E1E8"/>
             </w:tcBorders>
+            <w:vAlign w:val="center"/>
           </w:tcPr>
           <w:p>
             <w:pPr>
@@ -2441,7 +2602,7 @@
             <w:r>
               <w:rPr>
                 <w:rFonts w:ascii="Times New Roman" w:hAnsi="Times New Roman"/>
-                <w:sz w:val="20"/>
+                <w:sz w:val="19"/>
               </w:rPr>
               <w:t xml:space="preserve">L5</w:t>
             </w:r>
@@ -2450,11 +2611,12 @@
         <w:tc>
           <w:tcPr>
             <w:tcBorders>
-              <w:left w:val="single" w:sz="4" w:color="D9E1E8"/>
-              <w:right w:val="single" w:sz="4" w:color="D9E1E8"/>
-              <w:top w:val="single" w:sz="4" w:color="D9E1E8"/>
+              <w:left w:val="nil"/>
+              <w:right w:val="nil"/>
+              <w:top w:val="nil"/>
               <w:bottom w:val="single" w:sz="4" w:color="D9E1E8"/>
             </w:tcBorders>
+            <w:vAlign w:val="center"/>
           </w:tcPr>
           <w:p>
             <w:pPr>
@@ -2468,7 +2630,7 @@
             <w:r>
               <w:rPr>
                 <w:rFonts w:ascii="Times New Roman" w:hAnsi="Times New Roman"/>
-                <w:sz w:val="20"/>
+                <w:sz w:val="19"/>
               </w:rPr>
               <w:t xml:space="preserve">1.94</w:t>
             </w:r>
@@ -2477,11 +2639,12 @@
         <w:tc>
           <w:tcPr>
             <w:tcBorders>
-              <w:left w:val="single" w:sz="4" w:color="D9E1E8"/>
-              <w:right w:val="single" w:sz="4" w:color="D9E1E8"/>
-              <w:top w:val="single" w:sz="4" w:color="D9E1E8"/>
+              <w:left w:val="nil"/>
+              <w:right w:val="nil"/>
+              <w:top w:val="nil"/>
               <w:bottom w:val="single" w:sz="4" w:color="D9E1E8"/>
             </w:tcBorders>
+            <w:vAlign w:val="center"/>
           </w:tcPr>
           <w:p>
             <w:pPr>
@@ -2495,7 +2658,7 @@
             <w:r>
               <w:rPr>
                 <w:rFonts w:ascii="Times New Roman" w:hAnsi="Times New Roman"/>
-                <w:sz w:val="20"/>
+                <w:sz w:val="19"/>
               </w:rPr>
               <w:t xml:space="preserve">7.99</w:t>
             </w:r>
@@ -2504,11 +2667,12 @@
         <w:tc>
           <w:tcPr>
             <w:tcBorders>
-              <w:left w:val="single" w:sz="4" w:color="D9E1E8"/>
-              <w:right w:val="single" w:sz="4" w:color="D9E1E8"/>
-              <w:top w:val="single" w:sz="4" w:color="D9E1E8"/>
+              <w:left w:val="nil"/>
+              <w:right w:val="nil"/>
+              <w:top w:val="nil"/>
               <w:bottom w:val="single" w:sz="4" w:color="D9E1E8"/>
             </w:tcBorders>
+            <w:vAlign w:val="center"/>
           </w:tcPr>
           <w:p>
             <w:pPr>
@@ -2522,7 +2686,7 @@
             <w:r>
               <w:rPr>
                 <w:rFonts w:ascii="Times New Roman" w:hAnsi="Times New Roman"/>
-                <w:sz w:val="20"/>
+                <w:sz w:val="19"/>
               </w:rPr>
               <w:t xml:space="preserve">29.6</w:t>
             </w:r>
@@ -2531,11 +2695,12 @@
         <w:tc>
           <w:tcPr>
             <w:tcBorders>
-              <w:left w:val="single" w:sz="4" w:color="D9E1E8"/>
-              <w:right w:val="single" w:sz="4" w:color="D9E1E8"/>
-              <w:top w:val="single" w:sz="4" w:color="D9E1E8"/>
+              <w:left w:val="nil"/>
+              <w:right w:val="nil"/>
+              <w:top w:val="nil"/>
               <w:bottom w:val="single" w:sz="4" w:color="D9E1E8"/>
             </w:tcBorders>
+            <w:vAlign w:val="center"/>
           </w:tcPr>
           <w:p>
             <w:pPr>
@@ -2549,7 +2714,7 @@
             <w:r>
               <w:rPr>
                 <w:rFonts w:ascii="Times New Roman" w:hAnsi="Times New Roman"/>
-                <w:sz w:val="20"/>
+                <w:sz w:val="19"/>
               </w:rPr>
               <w:t xml:space="preserve">0.42</w:t>
             </w:r>
@@ -2558,11 +2723,12 @@
         <w:tc>
           <w:tcPr>
             <w:tcBorders>
-              <w:left w:val="single" w:sz="4" w:color="D9E1E8"/>
-              <w:right w:val="single" w:sz="4" w:color="D9E1E8"/>
-              <w:top w:val="single" w:sz="4" w:color="D9E1E8"/>
+              <w:left w:val="nil"/>
+              <w:right w:val="nil"/>
+              <w:top w:val="nil"/>
               <w:bottom w:val="single" w:sz="4" w:color="D9E1E8"/>
             </w:tcBorders>
+            <w:vAlign w:val="center"/>
           </w:tcPr>
           <w:p>
             <w:pPr>
@@ -2576,7 +2742,7 @@
             <w:r>
               <w:rPr>
                 <w:rFonts w:ascii="Times New Roman" w:hAnsi="Times New Roman"/>
-                <w:sz w:val="20"/>
+                <w:sz w:val="19"/>
               </w:rPr>
               <w:t xml:space="preserve">acyl oxime nitrate</w:t>
             </w:r>
@@ -2587,11 +2753,12 @@
         <w:tc>
           <w:tcPr>
             <w:tcBorders>
-              <w:left w:val="single" w:sz="4" w:color="D9E1E8"/>
-              <w:right w:val="single" w:sz="4" w:color="D9E1E8"/>
-              <w:top w:val="single" w:sz="4" w:color="D9E1E8"/>
+              <w:left w:val="nil"/>
+              <w:right w:val="nil"/>
+              <w:top w:val="nil"/>
               <w:bottom w:val="single" w:sz="4" w:color="D9E1E8"/>
             </w:tcBorders>
+            <w:vAlign w:val="center"/>
           </w:tcPr>
           <w:p>
             <w:pPr>
@@ -2605,7 +2772,7 @@
             <w:r>
               <w:rPr>
                 <w:rFonts w:ascii="Times New Roman" w:hAnsi="Times New Roman"/>
-                <w:sz w:val="20"/>
+                <w:sz w:val="19"/>
               </w:rPr>
               <w:t xml:space="preserve">L9</w:t>
             </w:r>
@@ -2614,11 +2781,12 @@
         <w:tc>
           <w:tcPr>
             <w:tcBorders>
-              <w:left w:val="single" w:sz="4" w:color="D9E1E8"/>
-              <w:right w:val="single" w:sz="4" w:color="D9E1E8"/>
-              <w:top w:val="single" w:sz="4" w:color="D9E1E8"/>
+              <w:left w:val="nil"/>
+              <w:right w:val="nil"/>
+              <w:top w:val="nil"/>
               <w:bottom w:val="single" w:sz="4" w:color="D9E1E8"/>
             </w:tcBorders>
+            <w:vAlign w:val="center"/>
           </w:tcPr>
           <w:p>
             <w:pPr>
@@ -2632,7 +2800,7 @@
             <w:r>
               <w:rPr>
                 <w:rFonts w:ascii="Times New Roman" w:hAnsi="Times New Roman"/>
-                <w:sz w:val="20"/>
+                <w:sz w:val="19"/>
               </w:rPr>
               <w:t xml:space="preserve">1.91</w:t>
             </w:r>
@@ -2641,11 +2809,12 @@
         <w:tc>
           <w:tcPr>
             <w:tcBorders>
-              <w:left w:val="single" w:sz="4" w:color="D9E1E8"/>
-              <w:right w:val="single" w:sz="4" w:color="D9E1E8"/>
-              <w:top w:val="single" w:sz="4" w:color="D9E1E8"/>
+              <w:left w:val="nil"/>
+              <w:right w:val="nil"/>
+              <w:top w:val="nil"/>
               <w:bottom w:val="single" w:sz="4" w:color="D9E1E8"/>
             </w:tcBorders>
+            <w:vAlign w:val="center"/>
           </w:tcPr>
           <w:p>
             <w:pPr>
@@ -2659,7 +2828,7 @@
             <w:r>
               <w:rPr>
                 <w:rFonts w:ascii="Times New Roman" w:hAnsi="Times New Roman"/>
-                <w:sz w:val="20"/>
+                <w:sz w:val="19"/>
               </w:rPr>
               <w:t xml:space="preserve">7.33</w:t>
             </w:r>
@@ -2668,11 +2837,12 @@
         <w:tc>
           <w:tcPr>
             <w:tcBorders>
-              <w:left w:val="single" w:sz="4" w:color="D9E1E8"/>
-              <w:right w:val="single" w:sz="4" w:color="D9E1E8"/>
-              <w:top w:val="single" w:sz="4" w:color="D9E1E8"/>
+              <w:left w:val="nil"/>
+              <w:right w:val="nil"/>
+              <w:top w:val="nil"/>
               <w:bottom w:val="single" w:sz="4" w:color="D9E1E8"/>
             </w:tcBorders>
+            <w:vAlign w:val="center"/>
           </w:tcPr>
           <w:p>
             <w:pPr>
@@ -2686,7 +2856,7 @@
             <w:r>
               <w:rPr>
                 <w:rFonts w:ascii="Times New Roman" w:hAnsi="Times New Roman"/>
-                <w:sz w:val="20"/>
+                <w:sz w:val="19"/>
               </w:rPr>
               <w:t xml:space="preserve">24.6</w:t>
             </w:r>
@@ -2695,11 +2865,12 @@
         <w:tc>
           <w:tcPr>
             <w:tcBorders>
-              <w:left w:val="single" w:sz="4" w:color="D9E1E8"/>
-              <w:right w:val="single" w:sz="4" w:color="D9E1E8"/>
-              <w:top w:val="single" w:sz="4" w:color="D9E1E8"/>
+              <w:left w:val="nil"/>
+              <w:right w:val="nil"/>
+              <w:top w:val="nil"/>
               <w:bottom w:val="single" w:sz="4" w:color="D9E1E8"/>
             </w:tcBorders>
+            <w:vAlign w:val="center"/>
           </w:tcPr>
           <w:p>
             <w:pPr>
@@ -2713,7 +2884,7 @@
             <w:r>
               <w:rPr>
                 <w:rFonts w:ascii="Times New Roman" w:hAnsi="Times New Roman"/>
-                <w:sz w:val="20"/>
+                <w:sz w:val="19"/>
               </w:rPr>
               <w:t xml:space="preserve">0.39</w:t>
             </w:r>
@@ -2722,11 +2893,12 @@
         <w:tc>
           <w:tcPr>
             <w:tcBorders>
-              <w:left w:val="single" w:sz="4" w:color="D9E1E8"/>
-              <w:right w:val="single" w:sz="4" w:color="D9E1E8"/>
-              <w:top w:val="single" w:sz="4" w:color="D9E1E8"/>
+              <w:left w:val="nil"/>
+              <w:right w:val="nil"/>
+              <w:top w:val="nil"/>
               <w:bottom w:val="single" w:sz="4" w:color="D9E1E8"/>
             </w:tcBorders>
+            <w:vAlign w:val="center"/>
           </w:tcPr>
           <w:p>
             <w:pPr>
@@ -2740,7 +2912,7 @@
             <w:r>
               <w:rPr>
                 <w:rFonts w:ascii="Times New Roman" w:hAnsi="Times New Roman"/>
-                <w:sz w:val="20"/>
+                <w:sz w:val="19"/>
               </w:rPr>
               <w:t xml:space="preserve">small-ring nitramine</w:t>
             </w:r>
@@ -2751,11 +2923,12 @@
         <w:tc>
           <w:tcPr>
             <w:tcBorders>
-              <w:left w:val="single" w:sz="4" w:color="D9E1E8"/>
-              <w:right w:val="single" w:sz="4" w:color="D9E1E8"/>
-              <w:top w:val="single" w:sz="4" w:color="D9E1E8"/>
+              <w:left w:val="nil"/>
+              <w:right w:val="nil"/>
+              <w:top w:val="nil"/>
               <w:bottom w:val="single" w:sz="4" w:color="D9E1E8"/>
             </w:tcBorders>
+            <w:vAlign w:val="center"/>
           </w:tcPr>
           <w:p>
             <w:pPr>
@@ -2769,7 +2942,7 @@
             <w:r>
               <w:rPr>
                 <w:rFonts w:ascii="Times New Roman" w:hAnsi="Times New Roman"/>
-                <w:sz w:val="20"/>
+                <w:sz w:val="19"/>
               </w:rPr>
               <w:t xml:space="preserve">L11</w:t>
             </w:r>
@@ -2778,11 +2951,12 @@
         <w:tc>
           <w:tcPr>
             <w:tcBorders>
-              <w:left w:val="single" w:sz="4" w:color="D9E1E8"/>
-              <w:right w:val="single" w:sz="4" w:color="D9E1E8"/>
-              <w:top w:val="single" w:sz="4" w:color="D9E1E8"/>
+              <w:left w:val="nil"/>
+              <w:right w:val="nil"/>
+              <w:top w:val="nil"/>
               <w:bottom w:val="single" w:sz="4" w:color="D9E1E8"/>
             </w:tcBorders>
+            <w:vAlign w:val="center"/>
           </w:tcPr>
           <w:p>
             <w:pPr>
@@ -2796,7 +2970,7 @@
             <w:r>
               <w:rPr>
                 <w:rFonts w:ascii="Times New Roman" w:hAnsi="Times New Roman"/>
-                <w:sz w:val="20"/>
+                <w:sz w:val="19"/>
               </w:rPr>
               <w:t xml:space="preserve">1.90</w:t>
             </w:r>
@@ -2805,11 +2979,12 @@
         <w:tc>
           <w:tcPr>
             <w:tcBorders>
-              <w:left w:val="single" w:sz="4" w:color="D9E1E8"/>
-              <w:right w:val="single" w:sz="4" w:color="D9E1E8"/>
-              <w:top w:val="single" w:sz="4" w:color="D9E1E8"/>
+              <w:left w:val="nil"/>
+              <w:right w:val="nil"/>
+              <w:top w:val="nil"/>
               <w:bottom w:val="single" w:sz="4" w:color="D9E1E8"/>
             </w:tcBorders>
+            <w:vAlign w:val="center"/>
           </w:tcPr>
           <w:p>
             <w:pPr>
@@ -2823,7 +2998,7 @@
             <w:r>
               <w:rPr>
                 <w:rFonts w:ascii="Times New Roman" w:hAnsi="Times New Roman"/>
-                <w:sz w:val="20"/>
+                <w:sz w:val="19"/>
               </w:rPr>
               <w:t xml:space="preserve">7.88</w:t>
             </w:r>
@@ -2832,11 +3007,12 @@
         <w:tc>
           <w:tcPr>
             <w:tcBorders>
-              <w:left w:val="single" w:sz="4" w:color="D9E1E8"/>
-              <w:right w:val="single" w:sz="4" w:color="D9E1E8"/>
-              <w:top w:val="single" w:sz="4" w:color="D9E1E8"/>
+              <w:left w:val="nil"/>
+              <w:right w:val="nil"/>
+              <w:top w:val="nil"/>
               <w:bottom w:val="single" w:sz="4" w:color="D9E1E8"/>
             </w:tcBorders>
+            <w:vAlign w:val="center"/>
           </w:tcPr>
           <w:p>
             <w:pPr>
@@ -2850,7 +3026,7 @@
             <w:r>
               <w:rPr>
                 <w:rFonts w:ascii="Times New Roman" w:hAnsi="Times New Roman"/>
-                <w:sz w:val="20"/>
+                <w:sz w:val="19"/>
               </w:rPr>
               <w:t xml:space="preserve">28.5</w:t>
             </w:r>
@@ -2859,11 +3035,12 @@
         <w:tc>
           <w:tcPr>
             <w:tcBorders>
-              <w:left w:val="single" w:sz="4" w:color="D9E1E8"/>
-              <w:right w:val="single" w:sz="4" w:color="D9E1E8"/>
-              <w:top w:val="single" w:sz="4" w:color="D9E1E8"/>
+              <w:left w:val="nil"/>
+              <w:right w:val="nil"/>
+              <w:top w:val="nil"/>
               <w:bottom w:val="single" w:sz="4" w:color="D9E1E8"/>
             </w:tcBorders>
+            <w:vAlign w:val="center"/>
           </w:tcPr>
           <w:p>
             <w:pPr>
@@ -2877,7 +3054,7 @@
             <w:r>
               <w:rPr>
                 <w:rFonts w:ascii="Times New Roman" w:hAnsi="Times New Roman"/>
-                <w:sz w:val="20"/>
+                <w:sz w:val="19"/>
               </w:rPr>
               <w:t xml:space="preserve">0.41</w:t>
             </w:r>
@@ -2886,11 +3063,12 @@
         <w:tc>
           <w:tcPr>
             <w:tcBorders>
-              <w:left w:val="single" w:sz="4" w:color="D9E1E8"/>
-              <w:right w:val="single" w:sz="4" w:color="D9E1E8"/>
-              <w:top w:val="single" w:sz="4" w:color="D9E1E8"/>
+              <w:left w:val="nil"/>
+              <w:right w:val="nil"/>
+              <w:top w:val="nil"/>
               <w:bottom w:val="single" w:sz="4" w:color="D9E1E8"/>
             </w:tcBorders>
+            <w:vAlign w:val="center"/>
           </w:tcPr>
           <w:p>
             <w:pPr>
@@ -2904,7 +3082,7 @@
             <w:r>
               <w:rPr>
                 <w:rFonts w:ascii="Times New Roman" w:hAnsi="Times New Roman"/>
-                <w:sz w:val="20"/>
+                <w:sz w:val="19"/>
               </w:rPr>
               <w:t xml:space="preserve">furazan nitro</w:t>
             </w:r>
@@ -2915,11 +3093,12 @@
         <w:tc>
           <w:tcPr>
             <w:tcBorders>
-              <w:left w:val="single" w:sz="4" w:color="D9E1E8"/>
-              <w:right w:val="single" w:sz="4" w:color="D9E1E8"/>
-              <w:top w:val="single" w:sz="4" w:color="D9E1E8"/>
+              <w:left w:val="nil"/>
+              <w:right w:val="nil"/>
+              <w:top w:val="nil"/>
               <w:bottom w:val="single" w:sz="4" w:color="D9E1E8"/>
             </w:tcBorders>
+            <w:vAlign w:val="center"/>
           </w:tcPr>
           <w:p>
             <w:pPr>
@@ -2933,7 +3112,7 @@
             <w:r>
               <w:rPr>
                 <w:rFonts w:ascii="Times New Roman" w:hAnsi="Times New Roman"/>
-                <w:sz w:val="20"/>
+                <w:sz w:val="19"/>
               </w:rPr>
               <w:t xml:space="preserve">L13</w:t>
             </w:r>
@@ -2942,11 +3121,12 @@
         <w:tc>
           <w:tcPr>
             <w:tcBorders>
-              <w:left w:val="single" w:sz="4" w:color="D9E1E8"/>
-              <w:right w:val="single" w:sz="4" w:color="D9E1E8"/>
-              <w:top w:val="single" w:sz="4" w:color="D9E1E8"/>
+              <w:left w:val="nil"/>
+              <w:right w:val="nil"/>
+              <w:top w:val="nil"/>
               <w:bottom w:val="single" w:sz="4" w:color="D9E1E8"/>
             </w:tcBorders>
+            <w:vAlign w:val="center"/>
           </w:tcPr>
           <w:p>
             <w:pPr>
@@ -2960,7 +3140,7 @@
             <w:r>
               <w:rPr>
                 <w:rFonts w:ascii="Times New Roman" w:hAnsi="Times New Roman"/>
-                <w:sz w:val="20"/>
+                <w:sz w:val="19"/>
               </w:rPr>
               <w:t xml:space="preserve">1.86</w:t>
             </w:r>
@@ -2969,11 +3149,12 @@
         <w:tc>
           <w:tcPr>
             <w:tcBorders>
-              <w:left w:val="single" w:sz="4" w:color="D9E1E8"/>
-              <w:right w:val="single" w:sz="4" w:color="D9E1E8"/>
-              <w:top w:val="single" w:sz="4" w:color="D9E1E8"/>
+              <w:left w:val="nil"/>
+              <w:right w:val="nil"/>
+              <w:top w:val="nil"/>
               <w:bottom w:val="single" w:sz="4" w:color="D9E1E8"/>
             </w:tcBorders>
+            <w:vAlign w:val="center"/>
           </w:tcPr>
           <w:p>
             <w:pPr>
@@ -2987,7 +3168,7 @@
             <w:r>
               <w:rPr>
                 <w:rFonts w:ascii="Times New Roman" w:hAnsi="Times New Roman"/>
-                <w:sz w:val="20"/>
+                <w:sz w:val="19"/>
               </w:rPr>
               <w:t xml:space="preserve">7.36</w:t>
             </w:r>
@@ -2996,11 +3177,12 @@
         <w:tc>
           <w:tcPr>
             <w:tcBorders>
-              <w:left w:val="single" w:sz="4" w:color="D9E1E8"/>
-              <w:right w:val="single" w:sz="4" w:color="D9E1E8"/>
-              <w:top w:val="single" w:sz="4" w:color="D9E1E8"/>
+              <w:left w:val="nil"/>
+              <w:right w:val="nil"/>
+              <w:top w:val="nil"/>
               <w:bottom w:val="single" w:sz="4" w:color="D9E1E8"/>
             </w:tcBorders>
+            <w:vAlign w:val="center"/>
           </w:tcPr>
           <w:p>
             <w:pPr>
@@ -3014,7 +3196,7 @@
             <w:r>
               <w:rPr>
                 <w:rFonts w:ascii="Times New Roman" w:hAnsi="Times New Roman"/>
-                <w:sz w:val="20"/>
+                <w:sz w:val="19"/>
               </w:rPr>
               <w:t xml:space="preserve">24.5</w:t>
             </w:r>
@@ -3023,11 +3205,12 @@
         <w:tc>
           <w:tcPr>
             <w:tcBorders>
-              <w:left w:val="single" w:sz="4" w:color="D9E1E8"/>
-              <w:right w:val="single" w:sz="4" w:color="D9E1E8"/>
-              <w:top w:val="single" w:sz="4" w:color="D9E1E8"/>
+              <w:left w:val="nil"/>
+              <w:right w:val="nil"/>
+              <w:top w:val="nil"/>
               <w:bottom w:val="single" w:sz="4" w:color="D9E1E8"/>
             </w:tcBorders>
+            <w:vAlign w:val="center"/>
           </w:tcPr>
           <w:p>
             <w:pPr>
@@ -3041,7 +3224,7 @@
             <w:r>
               <w:rPr>
                 <w:rFonts w:ascii="Times New Roman" w:hAnsi="Times New Roman"/>
-                <w:sz w:val="20"/>
+                <w:sz w:val="19"/>
               </w:rPr>
               <w:t xml:space="preserve">0.43</w:t>
             </w:r>
@@ -3050,11 +3233,12 @@
         <w:tc>
           <w:tcPr>
             <w:tcBorders>
-              <w:left w:val="single" w:sz="4" w:color="D9E1E8"/>
-              <w:right w:val="single" w:sz="4" w:color="D9E1E8"/>
-              <w:top w:val="single" w:sz="4" w:color="D9E1E8"/>
+              <w:left w:val="nil"/>
+              <w:right w:val="nil"/>
+              <w:top w:val="nil"/>
               <w:bottom w:val="single" w:sz="4" w:color="D9E1E8"/>
             </w:tcBorders>
+            <w:vAlign w:val="center"/>
           </w:tcPr>
           <w:p>
             <w:pPr>
@@ -3068,7 +3252,7 @@
             <w:r>
               <w:rPr>
                 <w:rFonts w:ascii="Times New Roman" w:hAnsi="Times New Roman"/>
-                <w:sz w:val="20"/>
+                <w:sz w:val="19"/>
               </w:rPr>
               <w:t xml:space="preserve">nitrotriazole</w:t>
             </w:r>
@@ -3079,11 +3263,12 @@
         <w:tc>
           <w:tcPr>
             <w:tcBorders>
-              <w:left w:val="single" w:sz="4" w:color="D9E1E8"/>
-              <w:right w:val="single" w:sz="4" w:color="D9E1E8"/>
-              <w:top w:val="single" w:sz="4" w:color="D9E1E8"/>
+              <w:left w:val="nil"/>
+              <w:right w:val="nil"/>
+              <w:top w:val="nil"/>
               <w:bottom w:val="single" w:sz="4" w:color="D9E1E8"/>
             </w:tcBorders>
+            <w:vAlign w:val="center"/>
           </w:tcPr>
           <w:p>
             <w:pPr>
@@ -3097,7 +3282,7 @@
             <w:r>
               <w:rPr>
                 <w:rFonts w:ascii="Times New Roman" w:hAnsi="Times New Roman"/>
-                <w:sz w:val="20"/>
+                <w:sz w:val="19"/>
               </w:rPr>
               <w:t xml:space="preserve">L16</w:t>
             </w:r>
@@ -3106,11 +3291,12 @@
         <w:tc>
           <w:tcPr>
             <w:tcBorders>
-              <w:left w:val="single" w:sz="4" w:color="D9E1E8"/>
-              <w:right w:val="single" w:sz="4" w:color="D9E1E8"/>
-              <w:top w:val="single" w:sz="4" w:color="D9E1E8"/>
+              <w:left w:val="nil"/>
+              <w:right w:val="nil"/>
+              <w:top w:val="nil"/>
               <w:bottom w:val="single" w:sz="4" w:color="D9E1E8"/>
             </w:tcBorders>
+            <w:vAlign w:val="center"/>
           </w:tcPr>
           <w:p>
             <w:pPr>
@@ -3124,7 +3310,7 @@
             <w:r>
               <w:rPr>
                 <w:rFonts w:ascii="Times New Roman" w:hAnsi="Times New Roman"/>
-                <w:sz w:val="20"/>
+                <w:sz w:val="19"/>
               </w:rPr>
               <w:t xml:space="preserve">2.00</w:t>
             </w:r>
@@ -3133,11 +3319,12 @@
         <w:tc>
           <w:tcPr>
             <w:tcBorders>
-              <w:left w:val="single" w:sz="4" w:color="D9E1E8"/>
-              <w:right w:val="single" w:sz="4" w:color="D9E1E8"/>
-              <w:top w:val="single" w:sz="4" w:color="D9E1E8"/>
+              <w:left w:val="nil"/>
+              <w:right w:val="nil"/>
+              <w:top w:val="nil"/>
               <w:bottom w:val="single" w:sz="4" w:color="D9E1E8"/>
             </w:tcBorders>
+            <w:vAlign w:val="center"/>
           </w:tcPr>
           <w:p>
             <w:pPr>
@@ -3151,7 +3338,7 @@
             <w:r>
               <w:rPr>
                 <w:rFonts w:ascii="Times New Roman" w:hAnsi="Times New Roman"/>
-                <w:sz w:val="20"/>
+                <w:sz w:val="19"/>
               </w:rPr>
               <w:t xml:space="preserve">7.50</w:t>
             </w:r>
@@ -3160,11 +3347,12 @@
         <w:tc>
           <w:tcPr>
             <w:tcBorders>
-              <w:left w:val="single" w:sz="4" w:color="D9E1E8"/>
-              <w:right w:val="single" w:sz="4" w:color="D9E1E8"/>
-              <w:top w:val="single" w:sz="4" w:color="D9E1E8"/>
+              <w:left w:val="nil"/>
+              <w:right w:val="nil"/>
+              <w:top w:val="nil"/>
               <w:bottom w:val="single" w:sz="4" w:color="D9E1E8"/>
             </w:tcBorders>
+            <w:vAlign w:val="center"/>
           </w:tcPr>
           <w:p>
             <w:pPr>
@@ -3178,7 +3366,7 @@
             <w:r>
               <w:rPr>
                 <w:rFonts w:ascii="Times New Roman" w:hAnsi="Times New Roman"/>
-                <w:sz w:val="20"/>
+                <w:sz w:val="19"/>
               </w:rPr>
               <w:t xml:space="preserve">26.5</w:t>
             </w:r>
@@ -3187,11 +3375,12 @@
         <w:tc>
           <w:tcPr>
             <w:tcBorders>
-              <w:left w:val="single" w:sz="4" w:color="D9E1E8"/>
-              <w:right w:val="single" w:sz="4" w:color="D9E1E8"/>
-              <w:top w:val="single" w:sz="4" w:color="D9E1E8"/>
+              <w:left w:val="nil"/>
+              <w:right w:val="nil"/>
+              <w:top w:val="nil"/>
               <w:bottom w:val="single" w:sz="4" w:color="D9E1E8"/>
             </w:tcBorders>
+            <w:vAlign w:val="center"/>
           </w:tcPr>
           <w:p>
             <w:pPr>
@@ -3205,7 +3394,7 @@
             <w:r>
               <w:rPr>
                 <w:rFonts w:ascii="Times New Roman" w:hAnsi="Times New Roman"/>
-                <w:sz w:val="20"/>
+                <w:sz w:val="19"/>
               </w:rPr>
               <w:t xml:space="preserve">0.32</w:t>
             </w:r>
@@ -3214,11 +3403,12 @@
         <w:tc>
           <w:tcPr>
             <w:tcBorders>
-              <w:left w:val="single" w:sz="4" w:color="D9E1E8"/>
-              <w:right w:val="single" w:sz="4" w:color="D9E1E8"/>
-              <w:top w:val="single" w:sz="4" w:color="D9E1E8"/>
+              <w:left w:val="nil"/>
+              <w:right w:val="nil"/>
+              <w:top w:val="nil"/>
               <w:bottom w:val="single" w:sz="4" w:color="D9E1E8"/>
             </w:tcBorders>
+            <w:vAlign w:val="center"/>
           </w:tcPr>
           <w:p>
             <w:pPr>
@@ -3232,7 +3422,7 @@
             <w:r>
               <w:rPr>
                 <w:rFonts w:ascii="Times New Roman" w:hAnsi="Times New Roman"/>
-                <w:sz w:val="20"/>
+                <w:sz w:val="19"/>
               </w:rPr>
               <w:t xml:space="preserve">polynitro carbocycle</w:t>
             </w:r>
@@ -3243,11 +3433,12 @@
         <w:tc>
           <w:tcPr>
             <w:tcBorders>
-              <w:left w:val="single" w:sz="4" w:color="D9E1E8"/>
-              <w:right w:val="single" w:sz="4" w:color="D9E1E8"/>
-              <w:top w:val="single" w:sz="4" w:color="D9E1E8"/>
+              <w:left w:val="nil"/>
+              <w:right w:val="nil"/>
+              <w:top w:val="nil"/>
               <w:bottom w:val="single" w:sz="4" w:color="D9E1E8"/>
             </w:tcBorders>
+            <w:vAlign w:val="center"/>
           </w:tcPr>
           <w:p>
             <w:pPr>
@@ -3261,7 +3452,7 @@
             <w:r>
               <w:rPr>
                 <w:rFonts w:ascii="Times New Roman" w:hAnsi="Times New Roman"/>
-                <w:sz w:val="20"/>
+                <w:sz w:val="19"/>
               </w:rPr>
               <w:t xml:space="preserve">L18</w:t>
             </w:r>
@@ -3270,11 +3461,12 @@
         <w:tc>
           <w:tcPr>
             <w:tcBorders>
-              <w:left w:val="single" w:sz="4" w:color="D9E1E8"/>
-              <w:right w:val="single" w:sz="4" w:color="D9E1E8"/>
-              <w:top w:val="single" w:sz="4" w:color="D9E1E8"/>
+              <w:left w:val="nil"/>
+              <w:right w:val="nil"/>
+              <w:top w:val="nil"/>
               <w:bottom w:val="single" w:sz="4" w:color="D9E1E8"/>
             </w:tcBorders>
+            <w:vAlign w:val="center"/>
           </w:tcPr>
           <w:p>
             <w:pPr>
@@ -3288,7 +3480,7 @@
             <w:r>
               <w:rPr>
                 <w:rFonts w:ascii="Times New Roman" w:hAnsi="Times New Roman"/>
-                <w:sz w:val="20"/>
+                <w:sz w:val="19"/>
               </w:rPr>
               <w:t xml:space="preserve">1.84</w:t>
             </w:r>
@@ -3297,11 +3489,12 @@
         <w:tc>
           <w:tcPr>
             <w:tcBorders>
-              <w:left w:val="single" w:sz="4" w:color="D9E1E8"/>
-              <w:right w:val="single" w:sz="4" w:color="D9E1E8"/>
-              <w:top w:val="single" w:sz="4" w:color="D9E1E8"/>
+              <w:left w:val="nil"/>
+              <w:right w:val="nil"/>
+              <w:top w:val="nil"/>
               <w:bottom w:val="single" w:sz="4" w:color="D9E1E8"/>
             </w:tcBorders>
+            <w:vAlign w:val="center"/>
           </w:tcPr>
           <w:p>
             <w:pPr>
@@ -3315,7 +3508,7 @@
             <w:r>
               <w:rPr>
                 <w:rFonts w:ascii="Times New Roman" w:hAnsi="Times New Roman"/>
-                <w:sz w:val="20"/>
+                <w:sz w:val="19"/>
               </w:rPr>
               <w:t xml:space="preserve">7.09</w:t>
             </w:r>
@@ -3324,11 +3517,12 @@
         <w:tc>
           <w:tcPr>
             <w:tcBorders>
-              <w:left w:val="single" w:sz="4" w:color="D9E1E8"/>
-              <w:right w:val="single" w:sz="4" w:color="D9E1E8"/>
-              <w:top w:val="single" w:sz="4" w:color="D9E1E8"/>
+              <w:left w:val="nil"/>
+              <w:right w:val="nil"/>
+              <w:top w:val="nil"/>
               <w:bottom w:val="single" w:sz="4" w:color="D9E1E8"/>
             </w:tcBorders>
+            <w:vAlign w:val="center"/>
           </w:tcPr>
           <w:p>
             <w:pPr>
@@ -3342,7 +3536,7 @@
             <w:r>
               <w:rPr>
                 <w:rFonts w:ascii="Times New Roman" w:hAnsi="Times New Roman"/>
-                <w:sz w:val="20"/>
+                <w:sz w:val="19"/>
               </w:rPr>
               <w:t xml:space="preserve">22.6</w:t>
             </w:r>
@@ -3351,11 +3545,12 @@
         <w:tc>
           <w:tcPr>
             <w:tcBorders>
-              <w:left w:val="single" w:sz="4" w:color="D9E1E8"/>
-              <w:right w:val="single" w:sz="4" w:color="D9E1E8"/>
-              <w:top w:val="single" w:sz="4" w:color="D9E1E8"/>
+              <w:left w:val="nil"/>
+              <w:right w:val="nil"/>
+              <w:top w:val="nil"/>
               <w:bottom w:val="single" w:sz="4" w:color="D9E1E8"/>
             </w:tcBorders>
+            <w:vAlign w:val="center"/>
           </w:tcPr>
           <w:p>
             <w:pPr>
@@ -3369,7 +3564,7 @@
             <w:r>
               <w:rPr>
                 <w:rFonts w:ascii="Times New Roman" w:hAnsi="Times New Roman"/>
-                <w:sz w:val="20"/>
+                <w:sz w:val="19"/>
               </w:rPr>
               <w:t xml:space="preserve">0.46</w:t>
             </w:r>
@@ -3378,11 +3573,12 @@
         <w:tc>
           <w:tcPr>
             <w:tcBorders>
-              <w:left w:val="single" w:sz="4" w:color="D9E1E8"/>
-              <w:right w:val="single" w:sz="4" w:color="D9E1E8"/>
-              <w:top w:val="single" w:sz="4" w:color="D9E1E8"/>
+              <w:left w:val="nil"/>
+              <w:right w:val="nil"/>
+              <w:top w:val="nil"/>
               <w:bottom w:val="single" w:sz="4" w:color="D9E1E8"/>
             </w:tcBorders>
+            <w:vAlign w:val="center"/>
           </w:tcPr>
           <w:p>
             <w:pPr>
@@ -3396,7 +3592,7 @@
             <w:r>
               <w:rPr>
                 <w:rFonts w:ascii="Times New Roman" w:hAnsi="Times New Roman"/>
-                <w:sz w:val="20"/>
+                <w:sz w:val="19"/>
               </w:rPr>
               <w:t xml:space="preserve">nitramine</w:t>
             </w:r>
@@ -3407,11 +3603,12 @@
         <w:tc>
           <w:tcPr>
             <w:tcBorders>
-              <w:left w:val="single" w:sz="4" w:color="D9E1E8"/>
-              <w:right w:val="single" w:sz="4" w:color="D9E1E8"/>
-              <w:top w:val="single" w:sz="4" w:color="D9E1E8"/>
+              <w:left w:val="nil"/>
+              <w:right w:val="nil"/>
+              <w:top w:val="nil"/>
               <w:bottom w:val="single" w:sz="4" w:color="D9E1E8"/>
             </w:tcBorders>
+            <w:vAlign w:val="center"/>
           </w:tcPr>
           <w:p>
             <w:pPr>
@@ -3425,7 +3622,7 @@
             <w:r>
               <w:rPr>
                 <w:rFonts w:ascii="Times New Roman" w:hAnsi="Times New Roman"/>
-                <w:sz w:val="20"/>
+                <w:sz w:val="19"/>
               </w:rPr>
               <w:t xml:space="preserve">L19</w:t>
             </w:r>
@@ -3434,11 +3631,12 @@
         <w:tc>
           <w:tcPr>
             <w:tcBorders>
-              <w:left w:val="single" w:sz="4" w:color="D9E1E8"/>
-              <w:right w:val="single" w:sz="4" w:color="D9E1E8"/>
-              <w:top w:val="single" w:sz="4" w:color="D9E1E8"/>
+              <w:left w:val="nil"/>
+              <w:right w:val="nil"/>
+              <w:top w:val="nil"/>
               <w:bottom w:val="single" w:sz="4" w:color="D9E1E8"/>
             </w:tcBorders>
+            <w:vAlign w:val="center"/>
           </w:tcPr>
           <w:p>
             <w:pPr>
@@ -3452,7 +3650,7 @@
             <w:r>
               <w:rPr>
                 <w:rFonts w:ascii="Times New Roman" w:hAnsi="Times New Roman"/>
-                <w:sz w:val="20"/>
+                <w:sz w:val="19"/>
               </w:rPr>
               <w:t xml:space="preserve">1.91</w:t>
             </w:r>
@@ -3461,11 +3659,12 @@
         <w:tc>
           <w:tcPr>
             <w:tcBorders>
-              <w:left w:val="single" w:sz="4" w:color="D9E1E8"/>
-              <w:right w:val="single" w:sz="4" w:color="D9E1E8"/>
-              <w:top w:val="single" w:sz="4" w:color="D9E1E8"/>
+              <w:left w:val="nil"/>
+              <w:right w:val="nil"/>
+              <w:top w:val="nil"/>
               <w:bottom w:val="single" w:sz="4" w:color="D9E1E8"/>
             </w:tcBorders>
+            <w:vAlign w:val="center"/>
           </w:tcPr>
           <w:p>
             <w:pPr>
@@ -3479,7 +3678,7 @@
             <w:r>
               <w:rPr>
                 <w:rFonts w:ascii="Times New Roman" w:hAnsi="Times New Roman"/>
-                <w:sz w:val="20"/>
+                <w:sz w:val="19"/>
               </w:rPr>
               <w:t xml:space="preserve">7.24</w:t>
             </w:r>
@@ -3488,11 +3687,12 @@
         <w:tc>
           <w:tcPr>
             <w:tcBorders>
-              <w:left w:val="single" w:sz="4" w:color="D9E1E8"/>
-              <w:right w:val="single" w:sz="4" w:color="D9E1E8"/>
-              <w:top w:val="single" w:sz="4" w:color="D9E1E8"/>
+              <w:left w:val="nil"/>
+              <w:right w:val="nil"/>
+              <w:top w:val="nil"/>
               <w:bottom w:val="single" w:sz="4" w:color="D9E1E8"/>
             </w:tcBorders>
+            <w:vAlign w:val="center"/>
           </w:tcPr>
           <w:p>
             <w:pPr>
@@ -3506,7 +3706,7 @@
             <w:r>
               <w:rPr>
                 <w:rFonts w:ascii="Times New Roman" w:hAnsi="Times New Roman"/>
-                <w:sz w:val="20"/>
+                <w:sz w:val="19"/>
               </w:rPr>
               <w:t xml:space="preserve">24.0</w:t>
             </w:r>
@@ -3515,11 +3715,12 @@
         <w:tc>
           <w:tcPr>
             <w:tcBorders>
-              <w:left w:val="single" w:sz="4" w:color="D9E1E8"/>
-              <w:right w:val="single" w:sz="4" w:color="D9E1E8"/>
-              <w:top w:val="single" w:sz="4" w:color="D9E1E8"/>
+              <w:left w:val="nil"/>
+              <w:right w:val="nil"/>
+              <w:top w:val="nil"/>
               <w:bottom w:val="single" w:sz="4" w:color="D9E1E8"/>
             </w:tcBorders>
+            <w:vAlign w:val="center"/>
           </w:tcPr>
           <w:p>
             <w:pPr>
@@ -3533,7 +3734,7 @@
             <w:r>
               <w:rPr>
                 <w:rFonts w:ascii="Times New Roman" w:hAnsi="Times New Roman"/>
-                <w:sz w:val="20"/>
+                <w:sz w:val="19"/>
               </w:rPr>
               <w:t xml:space="preserve">0.40</w:t>
             </w:r>
@@ -3542,11 +3743,12 @@
         <w:tc>
           <w:tcPr>
             <w:tcBorders>
-              <w:left w:val="single" w:sz="4" w:color="D9E1E8"/>
-              <w:right w:val="single" w:sz="4" w:color="D9E1E8"/>
-              <w:top w:val="single" w:sz="4" w:color="D9E1E8"/>
+              <w:left w:val="nil"/>
+              <w:right w:val="nil"/>
+              <w:top w:val="nil"/>
               <w:bottom w:val="single" w:sz="4" w:color="D9E1E8"/>
             </w:tcBorders>
+            <w:vAlign w:val="center"/>
           </w:tcPr>
           <w:p>
             <w:pPr>
@@ -3560,7 +3762,7 @@
             <w:r>
               <w:rPr>
                 <w:rFonts w:ascii="Times New Roman" w:hAnsi="Times New Roman"/>
-                <w:sz w:val="20"/>
+                <w:sz w:val="19"/>
               </w:rPr>
               <w:t xml:space="preserve">nitrotetrazole</w:t>
             </w:r>
@@ -3571,11 +3773,12 @@
         <w:tc>
           <w:tcPr>
             <w:tcBorders>
-              <w:left w:val="single" w:sz="4" w:color="D9E1E8"/>
-              <w:right w:val="single" w:sz="4" w:color="D9E1E8"/>
-              <w:top w:val="single" w:sz="4" w:color="D9E1E8"/>
+              <w:left w:val="nil"/>
+              <w:right w:val="nil"/>
+              <w:top w:val="nil"/>
               <w:bottom w:val="nil"/>
             </w:tcBorders>
+            <w:vAlign w:val="center"/>
           </w:tcPr>
           <w:p>
             <w:pPr>
@@ -3589,7 +3792,7 @@
             <w:r>
               <w:rPr>
                 <w:rFonts w:ascii="Times New Roman" w:hAnsi="Times New Roman"/>
-                <w:sz w:val="20"/>
+                <w:sz w:val="19"/>
               </w:rPr>
               <w:t xml:space="preserve">L20</w:t>
             </w:r>
@@ -3598,11 +3801,12 @@
         <w:tc>
           <w:tcPr>
             <w:tcBorders>
-              <w:left w:val="single" w:sz="4" w:color="D9E1E8"/>
-              <w:right w:val="single" w:sz="4" w:color="D9E1E8"/>
-              <w:top w:val="single" w:sz="4" w:color="D9E1E8"/>
+              <w:left w:val="nil"/>
+              <w:right w:val="nil"/>
+              <w:top w:val="nil"/>
               <w:bottom w:val="nil"/>
             </w:tcBorders>
+            <w:vAlign w:val="center"/>
           </w:tcPr>
           <w:p>
             <w:pPr>
@@ -3616,7 +3820,7 @@
             <w:r>
               <w:rPr>
                 <w:rFonts w:ascii="Times New Roman" w:hAnsi="Times New Roman"/>
-                <w:sz w:val="20"/>
+                <w:sz w:val="19"/>
               </w:rPr>
               <w:t xml:space="preserve">1.98</w:t>
             </w:r>
@@ -3625,11 +3829,12 @@
         <w:tc>
           <w:tcPr>
             <w:tcBorders>
-              <w:left w:val="single" w:sz="4" w:color="D9E1E8"/>
-              <w:right w:val="single" w:sz="4" w:color="D9E1E8"/>
-              <w:top w:val="single" w:sz="4" w:color="D9E1E8"/>
+              <w:left w:val="nil"/>
+              <w:right w:val="nil"/>
+              <w:top w:val="nil"/>
               <w:bottom w:val="nil"/>
             </w:tcBorders>
+            <w:vAlign w:val="center"/>
           </w:tcPr>
           <w:p>
             <w:pPr>
@@ -3643,7 +3848,7 @@
             <w:r>
               <w:rPr>
                 <w:rFonts w:ascii="Times New Roman" w:hAnsi="Times New Roman"/>
-                <w:sz w:val="20"/>
+                <w:sz w:val="19"/>
               </w:rPr>
               <w:t xml:space="preserve">7.41</w:t>
             </w:r>
@@ -3652,11 +3857,12 @@
         <w:tc>
           <w:tcPr>
             <w:tcBorders>
-              <w:left w:val="single" w:sz="4" w:color="D9E1E8"/>
-              <w:right w:val="single" w:sz="4" w:color="D9E1E8"/>
-              <w:top w:val="single" w:sz="4" w:color="D9E1E8"/>
+              <w:left w:val="nil"/>
+              <w:right w:val="nil"/>
+              <w:top w:val="nil"/>
               <w:bottom w:val="nil"/>
             </w:tcBorders>
+            <w:vAlign w:val="center"/>
           </w:tcPr>
           <w:p>
             <w:pPr>
@@ -3670,7 +3876,7 @@
             <w:r>
               <w:rPr>
                 <w:rFonts w:ascii="Times New Roman" w:hAnsi="Times New Roman"/>
-                <w:sz w:val="20"/>
+                <w:sz w:val="19"/>
               </w:rPr>
               <w:t xml:space="preserve">25.8</w:t>
             </w:r>
@@ -3679,11 +3885,12 @@
         <w:tc>
           <w:tcPr>
             <w:tcBorders>
-              <w:left w:val="single" w:sz="4" w:color="D9E1E8"/>
-              <w:right w:val="single" w:sz="4" w:color="D9E1E8"/>
-              <w:top w:val="single" w:sz="4" w:color="D9E1E8"/>
+              <w:left w:val="nil"/>
+              <w:right w:val="nil"/>
+              <w:top w:val="nil"/>
               <w:bottom w:val="nil"/>
             </w:tcBorders>
+            <w:vAlign w:val="center"/>
           </w:tcPr>
           <w:p>
             <w:pPr>
@@ -3697,7 +3904,7 @@
             <w:r>
               <w:rPr>
                 <w:rFonts w:ascii="Times New Roman" w:hAnsi="Times New Roman"/>
-                <w:sz w:val="20"/>
+                <w:sz w:val="19"/>
               </w:rPr>
               <w:t xml:space="preserve">0.49</w:t>
             </w:r>
@@ -3706,11 +3913,12 @@
         <w:tc>
           <w:tcPr>
             <w:tcBorders>
-              <w:left w:val="single" w:sz="4" w:color="D9E1E8"/>
-              <w:right w:val="single" w:sz="4" w:color="D9E1E8"/>
-              <w:top w:val="single" w:sz="4" w:color="D9E1E8"/>
+              <w:left w:val="nil"/>
+              <w:right w:val="nil"/>
+              <w:top w:val="nil"/>
               <w:bottom w:val="nil"/>
             </w:tcBorders>
+            <w:vAlign w:val="center"/>
           </w:tcPr>
           <w:p>
             <w:pPr>
@@ -3724,7 +3932,7 @@
             <w:r>
               <w:rPr>
                 <w:rFonts w:ascii="Times New Roman" w:hAnsi="Times New Roman"/>
-                <w:sz w:val="20"/>
+                <w:sz w:val="19"/>
               </w:rPr>
               <w:t xml:space="preserve">nitramine (extension)</w:t>
             </w:r>
@@ -3735,7 +3943,8 @@
     <w:p>
       <w:pPr>
         <w:pStyle w:val="BodyText"/>
-        <w:spacing w:before="160"/>
+        <w:spacing w:before="240"/>
+        <w:ind w:left="720" w:right="720" w:firstLine="0"/>
         <w:jc w:val="both"/>
         <w:keepNext w:val="0"/>
         <w:keepLines w:val="0"/>
@@ -3854,8 +4063,8 @@
         <w:t xml:space="preserve">is an extrapolation outside the anchor chemical space.</w:t>
       </w:r>
     </w:p>
-    <w:bookmarkEnd w:id="18"/>
-    <w:bookmarkStart w:id="22" w:name="res-dft"/>
+    <w:bookmarkEnd w:id="20"/>
+    <w:bookmarkStart w:id="24" w:name="res-dft"/>
     <w:p>
       <w:pPr>
         <w:pStyle w:val="Heading3"/>
@@ -3870,6 +4079,7 @@
     <w:p>
       <w:pPr>
         <w:pStyle w:val="FirstParagraph"/>
+        <w:ind w:left="720" w:right="720" w:firstLine="0"/>
         <w:jc w:val="both"/>
         <w:keepNext w:val="0"/>
         <w:keepLines w:val="0"/>
@@ -4158,18 +4368,18 @@
           <wp:inline>
             <wp:extent cx="5943600" cy="2589160"/>
             <wp:effectExtent b="0" l="0" r="0" t="0"/>
-            <wp:docPr descr="DFT calibration dumbbell and N-fraction residual scatter" title="" id="20" name="Picture"/>
+            <wp:docPr descr="DFT calibration dumbbell and N-fraction residual scatter" title="" id="22" name="Picture"/>
             <a:graphic>
               <a:graphicData uri="http://schemas.openxmlformats.org/drawingml/2006/picture">
                 <pic:pic>
                   <pic:nvPicPr>
-                    <pic:cNvPr descr="figs/fig_dft_dumbbell.png" id="21" name="Picture"/>
+                    <pic:cNvPr descr="figs/fig_dft_dumbbell.png" id="23" name="Picture"/>
                     <pic:cNvPicPr>
                       <a:picLocks noChangeArrowheads="1" noChangeAspect="1"/>
                     </pic:cNvPicPr>
                   </pic:nvPicPr>
                   <pic:blipFill>
-                    <a:blip r:embed="rId19"/>
+                    <a:blip r:embed="rId21"/>
                     <a:stretch>
                       <a:fillRect/>
                     </a:stretch>
@@ -4199,6 +4409,7 @@
     <w:p>
       <w:pPr>
         <w:pStyle w:val="BodyText"/>
+        <w:ind w:left="720" w:right="720" w:firstLine="0"/>
         <w:jc w:val="both"/>
         <w:keepNext w:val="0"/>
         <w:keepLines w:val="0"/>
@@ -4367,8 +4578,8 @@
         <w:t xml:space="preserve">(where the assumed gas-product distribution deviates from the actual high-N CHNO product mix) consistent with prior literature; L1 sits in the PETN-reliable band.</w:t>
       </w:r>
     </w:p>
-    <w:bookmarkEnd w:id="22"/>
-    <w:bookmarkStart w:id="26" w:name="res-novelty"/>
+    <w:bookmarkEnd w:id="24"/>
+    <w:bookmarkStart w:id="28" w:name="res-novelty"/>
     <w:p>
       <w:pPr>
         <w:pStyle w:val="Heading3"/>
@@ -4383,6 +4594,7 @@
     <w:p>
       <w:pPr>
         <w:pStyle w:val="FirstParagraph"/>
+        <w:ind w:left="720" w:right="720" w:firstLine="0"/>
         <w:jc w:val="both"/>
         <w:keepNext w:val="0"/>
         <w:keepLines w:val="0"/>
@@ -4488,18 +4700,18 @@
           <wp:inline>
             <wp:extent cx="5943600" cy="3274158"/>
             <wp:effectExtent b="0" l="0" r="0" t="0"/>
-            <wp:docPr descr="Forest plot of top-1 composite penalty across DGLD conditions and four no-diffusion baselines" title="" id="24" name="Picture"/>
+            <wp:docPr descr="Forest plot of top-1 composite penalty across DGLD conditions and four no-diffusion baselines" title="" id="26" name="Picture"/>
             <a:graphic>
               <a:graphicData uri="http://schemas.openxmlformats.org/drawingml/2006/picture">
                 <pic:pic>
                   <pic:nvPicPr>
-                    <pic:cNvPr descr="figs/fig_baseline_forest.png" id="25" name="Picture"/>
+                    <pic:cNvPr descr="figs/fig_baseline_forest.png" id="27" name="Picture"/>
                     <pic:cNvPicPr>
                       <a:picLocks noChangeArrowheads="1" noChangeAspect="1"/>
                     </pic:cNvPicPr>
                   </pic:nvPicPr>
                   <pic:blipFill>
-                    <a:blip r:embed="rId23"/>
+                    <a:blip r:embed="rId25"/>
                     <a:stretch>
                       <a:fillRect/>
                     </a:stretch>
@@ -4529,6 +4741,7 @@
     <w:p>
       <w:pPr>
         <w:pStyle w:val="BodyText"/>
+        <w:ind w:left="720" w:right="720" w:firstLine="0"/>
         <w:jc w:val="both"/>
         <w:keepNext w:val="0"/>
         <w:keepLines w:val="0"/>
@@ -4584,6 +4797,7 @@
     <w:p>
       <w:pPr>
         <w:pStyle w:val="BodyText"/>
+        <w:ind w:left="720" w:right="720" w:firstLine="0"/>
         <w:jc w:val="both"/>
         <w:keepNext w:val="0"/>
         <w:keepLines w:val="0"/>
@@ -4777,8 +4991,8 @@
         <w:t xml:space="preserve">confirm the design intent: SMILES-LSTM has Fréchet ChemNet Distance (FCD) 0.52 against a 5,000-row labelled master sample (distributionally indistinguishable because it reproduces labelled rows), while DGLD has FCD 24–26 across guidance conditions, with anti-correlation between FCD and Pareto-reranker composite within DGLD — the diffusion sampler performs a targeted search off the prior, not corpus mimicry.</w:t>
       </w:r>
     </w:p>
-    <w:bookmarkEnd w:id="26"/>
-    <w:bookmarkStart w:id="30" w:name="res-ablations"/>
+    <w:bookmarkEnd w:id="28"/>
+    <w:bookmarkStart w:id="32" w:name="res-ablations"/>
     <w:p>
       <w:pPr>
         <w:pStyle w:val="Heading3"/>
@@ -4793,6 +5007,7 @@
     <w:p>
       <w:pPr>
         <w:pStyle w:val="FirstParagraph"/>
+        <w:ind w:left="720" w:right="720" w:firstLine="0"/>
         <w:jc w:val="both"/>
         <w:keepNext w:val="0"/>
         <w:keepLines w:val="0"/>
@@ -4948,18 +5163,18 @@
           <wp:inline>
             <wp:extent cx="5943600" cy="2095370"/>
             <wp:effectExtent b="0" l="0" r="0" t="0"/>
-            <wp:docPr descr="Guidance-axis ablation forest plot" title="" id="28" name="Picture"/>
+            <wp:docPr descr="Guidance-axis ablation forest plot" title="" id="30" name="Picture"/>
             <a:graphic>
               <a:graphicData uri="http://schemas.openxmlformats.org/drawingml/2006/picture">
                 <pic:pic>
                   <pic:nvPicPr>
-                    <pic:cNvPr descr="figs/fig_forest_ablation.png" id="29" name="Picture"/>
+                    <pic:cNvPr descr="figs/fig_forest_ablation.png" id="31" name="Picture"/>
                     <pic:cNvPicPr>
                       <a:picLocks noChangeArrowheads="1" noChangeAspect="1"/>
                     </pic:cNvPicPr>
                   </pic:nvPicPr>
                   <pic:blipFill>
-                    <a:blip r:embed="rId27"/>
+                    <a:blip r:embed="rId29"/>
                     <a:stretch>
                       <a:fillRect/>
                     </a:stretch>
@@ -4989,6 +5204,7 @@
     <w:p>
       <w:pPr>
         <w:pStyle w:val="BodyText"/>
+        <w:ind w:left="720" w:right="720" w:firstLine="0"/>
         <w:jc w:val="both"/>
         <w:keepNext w:val="0"/>
         <w:keepLines w:val="0"/>
@@ -5119,9 +5335,9 @@
         <w:t xml:space="preserve">.</w:t>
       </w:r>
     </w:p>
-    <w:bookmarkEnd w:id="30"/>
-    <w:bookmarkEnd w:id="31"/>
-    <w:bookmarkStart w:id="32" w:name="sec-disc"/>
+    <w:bookmarkEnd w:id="32"/>
+    <w:bookmarkEnd w:id="33"/>
+    <w:bookmarkStart w:id="34" w:name="sec-disc"/>
     <w:p>
       <w:pPr>
         <w:pStyle w:val="Heading2"/>
@@ -5136,13 +5352,14 @@
     <w:p>
       <w:pPr>
         <w:pStyle w:val="FirstParagraph"/>
+        <w:ind w:left="720" w:right="720" w:firstLine="0"/>
         <w:jc w:val="both"/>
         <w:keepNext w:val="0"/>
         <w:keepLines w:val="0"/>
         <w:widowControl w:val="1"/>
       </w:pPr>
       <w:r>
-        <w:t xml:space="preserve">DGLD demonstrates that a label-quality gate at training time, multi-head score-model guidance at sample time and a four-stage chemistry-validation funnel are sufficient to produce novel CHNO leads in the HMX/CL-20 performance band on commodity hardware. Twelve leads are DFT-confirmed local minima at calibrated densities of 1.84–2.09 g/cm</w:t>
+        <w:t xml:space="preserve">DGLD demonstrates that a label-quality gate at training time, multi-head score-model guidance at sample time and a four-stage chemistry-validation funnel are sufficient to produce novel CHNO leads in the HMX/CL-20 performance band on commodity hardware. Twelve lead cards (eleven unique compounds; L3 and L16 are the same molecule) are DFT-confirmed local minima at calibrated densities of 1.84–2.09 g/cm</w:t>
       </w:r>
       <w:r>
         <w:rPr>
@@ -5157,6 +5374,7 @@
     <w:p>
       <w:pPr>
         <w:pStyle w:val="BodyText"/>
+        <w:ind w:left="720" w:right="720" w:firstLine="0"/>
         <w:jc w:val="both"/>
         <w:keepNext w:val="0"/>
         <w:keepLines w:val="0"/>
@@ -5322,6 +5540,7 @@
     <w:p>
       <w:pPr>
         <w:pStyle w:val="BodyText"/>
+        <w:ind w:left="720" w:right="720" w:firstLine="0"/>
         <w:jc w:val="both"/>
         <w:keepNext w:val="0"/>
         <w:keepLines w:val="0"/>
@@ -5334,6 +5553,7 @@
     <w:p>
       <w:pPr>
         <w:pStyle w:val="BodyText"/>
+        <w:ind w:left="720" w:right="720" w:firstLine="0"/>
         <w:jc w:val="both"/>
         <w:keepNext w:val="0"/>
         <w:keepLines w:val="0"/>
@@ -5388,6 +5608,7 @@
     <w:p>
       <w:pPr>
         <w:pStyle w:val="BodyText"/>
+        <w:ind w:left="720" w:right="720" w:firstLine="0"/>
         <w:jc w:val="both"/>
         <w:keepNext w:val="0"/>
         <w:keepLines w:val="0"/>
@@ -5397,8 +5618,8 @@
         <w:t xml:space="preserve">The tier-gating recipe is in principle domain-agnostic. Many generative-ML problems share the same structural feature: labels stratified by experimental confidence (pharmaceutical bioactivity assay versus literature versus QSAR surrogate; materials property prediction measured versus computed versus inferred). The same four-tier mechanism — trusted labels driving the conditional gradient, noisy labels training only the unconditional prior — should apply directly, with only the validation funnel changing per application. Whether the recipe transfers cleanly outside energetic materials remains to be demonstrated empirically. Code, checkpoints and the 918 mined hard negatives are released openly under permissive licences (Methods, "Code availability") to enable both reproduction within energetic materials and re-use of the tier-gating mechanism in other label-stratified domains.</w:t>
       </w:r>
     </w:p>
-    <w:bookmarkEnd w:id="32"/>
-    <w:bookmarkStart w:id="86" w:name="sec-refs"/>
+    <w:bookmarkEnd w:id="34"/>
+    <w:bookmarkStart w:id="88" w:name="sec-refs"/>
     <w:p>
       <w:pPr>
         <w:pStyle w:val="ReferencesHeading"/>
@@ -5414,28 +5635,42 @@
     <w:p>
       <w:pPr>
         <w:pStyle w:val="ReferenceEntry"/>
+        <w:spacing w:after="100"/>
+        <w:ind w:left="475" w:hanging="475"/>
         <w:jc w:val="left"/>
         <w:keepNext w:val="0"/>
         <w:keepLines w:val="0"/>
         <w:widowControl w:val="1"/>
       </w:pPr>
       <w:r>
+        <w:rPr>
+          <w:rFonts w:ascii="Times New Roman" w:hAnsi="Times New Roman"/>
+          <w:sz w:val="20"/>
+        </w:rPr>
+        <w:t xml:space="preserve">1. </w:t>
+      </w:r>
+      <w:r>
         <w:t xml:space="preserve">References cited in the main text and in Methods are merged into a single numbered list below.</w:t>
       </w:r>
     </w:p>
     <w:p>
       <w:pPr>
         <w:pStyle w:val="ReferenceEntry"/>
-        <w:numPr>
-          <w:ilvl w:val="0"/>
-          <w:numId w:val="1001"/>
-        </w:numPr>
+        <w:spacing w:after="100"/>
+        <w:ind w:left="475" w:hanging="475"/>
         <w:jc w:val="left"/>
         <w:keepNext w:val="0"/>
         <w:keepLines w:val="0"/>
         <w:widowControl w:val="1"/>
       </w:pPr>
-      <w:bookmarkStart w:id="33" w:name="ref-kamlet1968"/>
+      <w:r>
+        <w:rPr>
+          <w:rFonts w:ascii="Times New Roman" w:hAnsi="Times New Roman"/>
+          <w:sz w:val="20"/>
+        </w:rPr>
+        <w:t xml:space="preserve">2. </w:t>
+      </w:r>
+      <w:bookmarkStart w:id="35" w:name="ref-kamlet1968"/>
       <w:r>
         <w:t xml:space="preserve">Kamlet, M. J. &amp; Jacobs, S. J. Chemistry of detonations. I. A simple method for calculating detonation properties of C–H–N–O explosives.</w:t>
       </w:r>
@@ -5462,21 +5697,26 @@
       <w:r>
         <w:t xml:space="preserve">, 23–35 (1968).</w:t>
       </w:r>
-      <w:bookmarkEnd w:id="33"/>
+      <w:bookmarkEnd w:id="35"/>
     </w:p>
     <w:p>
       <w:pPr>
         <w:pStyle w:val="ReferenceEntry"/>
-        <w:numPr>
-          <w:ilvl w:val="0"/>
-          <w:numId w:val="1001"/>
-        </w:numPr>
+        <w:spacing w:after="100"/>
+        <w:ind w:left="475" w:hanging="475"/>
         <w:jc w:val="left"/>
         <w:keepNext w:val="0"/>
         <w:keepLines w:val="0"/>
         <w:widowControl w:val="1"/>
       </w:pPr>
-      <w:bookmarkStart w:id="34" w:name="ref-casey2020"/>
+      <w:r>
+        <w:rPr>
+          <w:rFonts w:ascii="Times New Roman" w:hAnsi="Times New Roman"/>
+          <w:sz w:val="20"/>
+        </w:rPr>
+        <w:t xml:space="preserve">3. </w:t>
+      </w:r>
+      <w:bookmarkStart w:id="36" w:name="ref-casey2020"/>
       <w:r>
         <w:t xml:space="preserve">Casey, A. D., Son, S. F., Bilionis, I. &amp; Barnes, B. C. Prediction of energetic material properties from electronic structure using 3D convolutional neural networks.</w:t>
       </w:r>
@@ -5503,21 +5743,26 @@
       <w:r>
         <w:t xml:space="preserve">, 4457–4473 (2020).</w:t>
       </w:r>
-      <w:bookmarkEnd w:id="34"/>
+      <w:bookmarkEnd w:id="36"/>
     </w:p>
     <w:p>
       <w:pPr>
         <w:pStyle w:val="ReferenceEntry"/>
-        <w:numPr>
-          <w:ilvl w:val="0"/>
-          <w:numId w:val="1001"/>
-        </w:numPr>
+        <w:spacing w:after="100"/>
+        <w:ind w:left="475" w:hanging="475"/>
         <w:jc w:val="left"/>
         <w:keepNext w:val="0"/>
         <w:keepLines w:val="0"/>
         <w:widowControl w:val="1"/>
       </w:pPr>
-      <w:bookmarkStart w:id="35" w:name="ref-zhou2023unimol"/>
+      <w:r>
+        <w:rPr>
+          <w:rFonts w:ascii="Times New Roman" w:hAnsi="Times New Roman"/>
+          <w:sz w:val="20"/>
+        </w:rPr>
+        <w:t xml:space="preserve">4. </w:t>
+      </w:r>
+      <w:bookmarkStart w:id="37" w:name="ref-zhou2023unimol"/>
       <w:r>
         <w:t xml:space="preserve">Zhou, G.</w:t>
       </w:r>
@@ -5553,21 +5798,26 @@
       <w:r>
         <w:t xml:space="preserve">(2023).</w:t>
       </w:r>
-      <w:bookmarkEnd w:id="35"/>
+      <w:bookmarkEnd w:id="37"/>
     </w:p>
     <w:p>
       <w:pPr>
         <w:pStyle w:val="ReferenceEntry"/>
-        <w:numPr>
-          <w:ilvl w:val="0"/>
-          <w:numId w:val="1001"/>
-        </w:numPr>
+        <w:spacing w:after="100"/>
+        <w:ind w:left="475" w:hanging="475"/>
         <w:jc w:val="left"/>
         <w:keepNext w:val="0"/>
         <w:keepLines w:val="0"/>
         <w:widowControl w:val="1"/>
       </w:pPr>
-      <w:bookmarkStart w:id="36" w:name="ref-ho2022cfg"/>
+      <w:r>
+        <w:rPr>
+          <w:rFonts w:ascii="Times New Roman" w:hAnsi="Times New Roman"/>
+          <w:sz w:val="20"/>
+        </w:rPr>
+        <w:t xml:space="preserve">5. </w:t>
+      </w:r>
+      <w:bookmarkStart w:id="38" w:name="ref-ho2022cfg"/>
       <w:r>
         <w:t xml:space="preserve">Ho, J. &amp; Salimans, T. Classifier-free diffusion guidance.</w:t>
       </w:r>
@@ -5587,21 +5837,26 @@
       <w:r>
         <w:t xml:space="preserve">(2022).</w:t>
       </w:r>
-      <w:bookmarkEnd w:id="36"/>
+      <w:bookmarkEnd w:id="38"/>
     </w:p>
     <w:p>
       <w:pPr>
         <w:pStyle w:val="ReferenceEntry"/>
-        <w:numPr>
-          <w:ilvl w:val="0"/>
-          <w:numId w:val="1001"/>
-        </w:numPr>
+        <w:spacing w:after="100"/>
+        <w:ind w:left="475" w:hanging="475"/>
         <w:jc w:val="left"/>
         <w:keepNext w:val="0"/>
         <w:keepLines w:val="0"/>
         <w:widowControl w:val="1"/>
       </w:pPr>
-      <w:bookmarkStart w:id="37" w:name="ref-dhariwal2021"/>
+      <w:r>
+        <w:rPr>
+          <w:rFonts w:ascii="Times New Roman" w:hAnsi="Times New Roman"/>
+          <w:sz w:val="20"/>
+        </w:rPr>
+        <w:t xml:space="preserve">6. </w:t>
+      </w:r>
+      <w:bookmarkStart w:id="39" w:name="ref-dhariwal2021"/>
       <w:r>
         <w:t xml:space="preserve">Dhariwal, P. &amp; Nichol, A. Diffusion models beat GANs on image synthesis.</w:t>
       </w:r>
@@ -5628,21 +5883,26 @@
       <w:r>
         <w:t xml:space="preserve">, 8780–8794 (2021).</w:t>
       </w:r>
-      <w:bookmarkEnd w:id="37"/>
+      <w:bookmarkEnd w:id="39"/>
     </w:p>
     <w:p>
       <w:pPr>
         <w:pStyle w:val="ReferenceEntry"/>
-        <w:numPr>
-          <w:ilvl w:val="0"/>
-          <w:numId w:val="1001"/>
-        </w:numPr>
+        <w:spacing w:after="100"/>
+        <w:ind w:left="475" w:hanging="475"/>
         <w:jc w:val="left"/>
         <w:keepNext w:val="0"/>
         <w:keepLines w:val="0"/>
         <w:widowControl w:val="1"/>
       </w:pPr>
-      <w:bookmarkStart w:id="38" w:name="ref-gaoshreeve2011"/>
+      <w:r>
+        <w:rPr>
+          <w:rFonts w:ascii="Times New Roman" w:hAnsi="Times New Roman"/>
+          <w:sz w:val="20"/>
+        </w:rPr>
+        <w:t xml:space="preserve">7. </w:t>
+      </w:r>
+      <w:bookmarkStart w:id="40" w:name="ref-gaoshreeve2011"/>
       <w:r>
         <w:t xml:space="preserve">Gao, H. &amp; Shreeve, J. M. Azole-based energetic salts.</w:t>
       </w:r>
@@ -5669,21 +5929,26 @@
       <w:r>
         <w:t xml:space="preserve">, 7377–7436 (2011).</w:t>
       </w:r>
-      <w:bookmarkEnd w:id="38"/>
+      <w:bookmarkEnd w:id="40"/>
     </w:p>
     <w:p>
       <w:pPr>
         <w:pStyle w:val="ReferenceEntry"/>
-        <w:numPr>
-          <w:ilvl w:val="0"/>
-          <w:numId w:val="1001"/>
-        </w:numPr>
+        <w:spacing w:after="100"/>
+        <w:ind w:left="475" w:hanging="475"/>
         <w:jc w:val="left"/>
         <w:keepNext w:val="0"/>
         <w:keepLines w:val="0"/>
         <w:widowControl w:val="1"/>
       </w:pPr>
-      <w:bookmarkStart w:id="39" w:name="ref-kim2023pubchem"/>
+      <w:r>
+        <w:rPr>
+          <w:rFonts w:ascii="Times New Roman" w:hAnsi="Times New Roman"/>
+          <w:sz w:val="20"/>
+        </w:rPr>
+        <w:t xml:space="preserve">8. </w:t>
+      </w:r>
+      <w:bookmarkStart w:id="41" w:name="ref-kim2023pubchem"/>
       <w:r>
         <w:t xml:space="preserve">Kim, S.</w:t>
       </w:r>
@@ -5726,21 +5991,26 @@
       <w:r>
         <w:t xml:space="preserve">, D1373–D1380 (2023).</w:t>
       </w:r>
-      <w:bookmarkEnd w:id="39"/>
+      <w:bookmarkEnd w:id="41"/>
     </w:p>
     <w:p>
       <w:pPr>
         <w:pStyle w:val="ReferenceEntry"/>
-        <w:numPr>
-          <w:ilvl w:val="0"/>
-          <w:numId w:val="1001"/>
-        </w:numPr>
+        <w:spacing w:after="100"/>
+        <w:ind w:left="475" w:hanging="475"/>
         <w:jc w:val="left"/>
         <w:keepNext w:val="0"/>
         <w:keepLines w:val="0"/>
         <w:widowControl w:val="1"/>
       </w:pPr>
-      <w:bookmarkStart w:id="40" w:name="ref-genheden2020aizynth"/>
+      <w:r>
+        <w:rPr>
+          <w:rFonts w:ascii="Times New Roman" w:hAnsi="Times New Roman"/>
+          <w:sz w:val="20"/>
+        </w:rPr>
+        <w:t xml:space="preserve">9. </w:t>
+      </w:r>
+      <w:bookmarkStart w:id="42" w:name="ref-genheden2020aizynth"/>
       <w:r>
         <w:t xml:space="preserve">Genheden, S.</w:t>
       </w:r>
@@ -5783,21 +6053,26 @@
       <w:r>
         <w:t xml:space="preserve">, 70 (2020).</w:t>
       </w:r>
-      <w:bookmarkEnd w:id="40"/>
+      <w:bookmarkEnd w:id="42"/>
     </w:p>
     <w:p>
       <w:pPr>
         <w:pStyle w:val="ReferenceEntry"/>
-        <w:numPr>
-          <w:ilvl w:val="0"/>
-          <w:numId w:val="1001"/>
-        </w:numPr>
+        <w:spacing w:after="100"/>
+        <w:ind w:left="475" w:hanging="475"/>
         <w:jc w:val="left"/>
         <w:keepNext w:val="0"/>
         <w:keepLines w:val="0"/>
         <w:widowControl w:val="1"/>
       </w:pPr>
-      <w:bookmarkStart w:id="41" w:name="ref-eckmann2022limo"/>
+      <w:r>
+        <w:rPr>
+          <w:rFonts w:ascii="Times New Roman" w:hAnsi="Times New Roman"/>
+          <w:sz w:val="20"/>
+        </w:rPr>
+        <w:t xml:space="preserve">10. </w:t>
+      </w:r>
+      <w:bookmarkStart w:id="43" w:name="ref-eckmann2022limo"/>
       <w:r>
         <w:t xml:space="preserve">Eckmann, P.</w:t>
       </w:r>
@@ -5833,21 +6108,26 @@
       <w:r>
         <w:t xml:space="preserve">(2022).</w:t>
       </w:r>
-      <w:bookmarkEnd w:id="41"/>
+      <w:bookmarkEnd w:id="43"/>
     </w:p>
     <w:p>
       <w:pPr>
         <w:pStyle w:val="ReferenceEntry"/>
-        <w:numPr>
-          <w:ilvl w:val="0"/>
-          <w:numId w:val="1001"/>
-        </w:numPr>
+        <w:spacing w:after="100"/>
+        <w:ind w:left="475" w:hanging="475"/>
         <w:jc w:val="left"/>
         <w:keepNext w:val="0"/>
         <w:keepLines w:val="0"/>
         <w:widowControl w:val="1"/>
       </w:pPr>
-      <w:bookmarkStart w:id="42" w:name="ref-ho2020ddpm"/>
+      <w:r>
+        <w:rPr>
+          <w:rFonts w:ascii="Times New Roman" w:hAnsi="Times New Roman"/>
+          <w:sz w:val="20"/>
+        </w:rPr>
+        <w:t xml:space="preserve">11. </w:t>
+      </w:r>
+      <w:bookmarkStart w:id="44" w:name="ref-ho2020ddpm"/>
       <w:r>
         <w:t xml:space="preserve">Ho, J., Jain, A. &amp; Abbeel, P. Denoising diffusion probabilistic models.</w:t>
       </w:r>
@@ -5874,21 +6154,26 @@
       <w:r>
         <w:t xml:space="preserve">, 6840–6851 (2020).</w:t>
       </w:r>
-      <w:bookmarkEnd w:id="42"/>
+      <w:bookmarkEnd w:id="44"/>
     </w:p>
     <w:p>
       <w:pPr>
         <w:pStyle w:val="ReferenceEntry"/>
-        <w:numPr>
-          <w:ilvl w:val="0"/>
-          <w:numId w:val="1001"/>
-        </w:numPr>
+        <w:spacing w:after="100"/>
+        <w:ind w:left="475" w:hanging="475"/>
         <w:jc w:val="left"/>
         <w:keepNext w:val="0"/>
         <w:keepLines w:val="0"/>
         <w:widowControl w:val="1"/>
       </w:pPr>
-      <w:bookmarkStart w:id="43" w:name="ref-nichol2021ddpm"/>
+      <w:r>
+        <w:rPr>
+          <w:rFonts w:ascii="Times New Roman" w:hAnsi="Times New Roman"/>
+          <w:sz w:val="20"/>
+        </w:rPr>
+        <w:t xml:space="preserve">12. </w:t>
+      </w:r>
+      <w:bookmarkStart w:id="45" w:name="ref-nichol2021ddpm"/>
       <w:r>
         <w:t xml:space="preserve">Nichol, A. Q. &amp; Dhariwal, P. Improved denoising diffusion probabilistic models.</w:t>
       </w:r>
@@ -5908,21 +6193,26 @@
       <w:r>
         <w:t xml:space="preserve">(2021).</w:t>
       </w:r>
-      <w:bookmarkEnd w:id="43"/>
+      <w:bookmarkEnd w:id="45"/>
     </w:p>
     <w:p>
       <w:pPr>
         <w:pStyle w:val="ReferenceEntry"/>
-        <w:numPr>
-          <w:ilvl w:val="0"/>
-          <w:numId w:val="1001"/>
-        </w:numPr>
+        <w:spacing w:after="100"/>
+        <w:ind w:left="475" w:hanging="475"/>
         <w:jc w:val="left"/>
         <w:keepNext w:val="0"/>
         <w:keepLines w:val="0"/>
         <w:widowControl w:val="1"/>
       </w:pPr>
-      <w:bookmarkStart w:id="44" w:name="ref-krenn2020selfies"/>
+      <w:r>
+        <w:rPr>
+          <w:rFonts w:ascii="Times New Roman" w:hAnsi="Times New Roman"/>
+          <w:sz w:val="20"/>
+        </w:rPr>
+        <w:t xml:space="preserve">13. </w:t>
+      </w:r>
+      <w:bookmarkStart w:id="46" w:name="ref-krenn2020selfies"/>
       <w:r>
         <w:t xml:space="preserve">Krenn, M.</w:t>
       </w:r>
@@ -5965,21 +6255,26 @@
       <w:r>
         <w:t xml:space="preserve">, 045024 (2020).</w:t>
       </w:r>
-      <w:bookmarkEnd w:id="44"/>
+      <w:bookmarkEnd w:id="46"/>
     </w:p>
     <w:p>
       <w:pPr>
         <w:pStyle w:val="ReferenceEntry"/>
-        <w:numPr>
-          <w:ilvl w:val="0"/>
-          <w:numId w:val="1001"/>
-        </w:numPr>
+        <w:spacing w:after="100"/>
+        <w:ind w:left="475" w:hanging="475"/>
         <w:jc w:val="left"/>
         <w:keepNext w:val="0"/>
         <w:keepLines w:val="0"/>
         <w:widowControl w:val="1"/>
       </w:pPr>
-      <w:bookmarkStart w:id="45" w:name="ref-perez2018film"/>
+      <w:r>
+        <w:rPr>
+          <w:rFonts w:ascii="Times New Roman" w:hAnsi="Times New Roman"/>
+          <w:sz w:val="20"/>
+        </w:rPr>
+        <w:t xml:space="preserve">14. </w:t>
+      </w:r>
+      <w:bookmarkStart w:id="47" w:name="ref-perez2018film"/>
       <w:r>
         <w:t xml:space="preserve">Perez, E., Strub, F., de Vries, H., Dumoulin, V. &amp; Courville, A. FiLM: visual reasoning with a general conditioning layer.</w:t>
       </w:r>
@@ -5999,21 +6294,26 @@
       <w:r>
         <w:t xml:space="preserve">(2018).</w:t>
       </w:r>
-      <w:bookmarkEnd w:id="45"/>
+      <w:bookmarkEnd w:id="47"/>
     </w:p>
     <w:p>
       <w:pPr>
         <w:pStyle w:val="ReferenceEntry"/>
-        <w:numPr>
-          <w:ilvl w:val="0"/>
-          <w:numId w:val="1001"/>
-        </w:numPr>
+        <w:spacing w:after="100"/>
+        <w:ind w:left="475" w:hanging="475"/>
         <w:jc w:val="left"/>
         <w:keepNext w:val="0"/>
         <w:keepLines w:val="0"/>
         <w:widowControl w:val="1"/>
       </w:pPr>
-      <w:bookmarkStart w:id="46" w:name="ref-loshchilov2017adamw"/>
+      <w:r>
+        <w:rPr>
+          <w:rFonts w:ascii="Times New Roman" w:hAnsi="Times New Roman"/>
+          <w:sz w:val="20"/>
+        </w:rPr>
+        <w:t xml:space="preserve">15. </w:t>
+      </w:r>
+      <w:bookmarkStart w:id="48" w:name="ref-loshchilov2017adamw"/>
       <w:r>
         <w:t xml:space="preserve">Loshchilov, I. &amp; Hutter, F. Decoupled weight decay regularization.</w:t>
       </w:r>
@@ -6033,21 +6333,26 @@
       <w:r>
         <w:t xml:space="preserve">(2019).</w:t>
       </w:r>
-      <w:bookmarkEnd w:id="46"/>
+      <w:bookmarkEnd w:id="48"/>
     </w:p>
     <w:p>
       <w:pPr>
         <w:pStyle w:val="ReferenceEntry"/>
-        <w:numPr>
-          <w:ilvl w:val="0"/>
-          <w:numId w:val="1001"/>
-        </w:numPr>
+        <w:spacing w:after="100"/>
+        <w:ind w:left="475" w:hanging="475"/>
         <w:jc w:val="left"/>
         <w:keepNext w:val="0"/>
         <w:keepLines w:val="0"/>
         <w:widowControl w:val="1"/>
       </w:pPr>
-      <w:bookmarkStart w:id="47" w:name="ref-bannwarth2019xtb"/>
+      <w:r>
+        <w:rPr>
+          <w:rFonts w:ascii="Times New Roman" w:hAnsi="Times New Roman"/>
+          <w:sz w:val="20"/>
+        </w:rPr>
+        <w:t xml:space="preserve">16. </w:t>
+      </w:r>
+      <w:bookmarkStart w:id="49" w:name="ref-bannwarth2019xtb"/>
       <w:r>
         <w:t xml:space="preserve">Bannwarth, C., Ehlert, S. &amp; Grimme, S. GFN2-xTB: an accurate and broadly parametrized self-consistent tight-binding quantum chemical method.</w:t>
       </w:r>
@@ -6074,21 +6379,26 @@
       <w:r>
         <w:t xml:space="preserve">, 1652–1671 (2019).</w:t>
       </w:r>
-      <w:bookmarkEnd w:id="47"/>
+      <w:bookmarkEnd w:id="49"/>
     </w:p>
     <w:p>
       <w:pPr>
         <w:pStyle w:val="ReferenceEntry"/>
-        <w:numPr>
-          <w:ilvl w:val="0"/>
-          <w:numId w:val="1001"/>
-        </w:numPr>
+        <w:spacing w:after="100"/>
+        <w:ind w:left="475" w:hanging="475"/>
         <w:jc w:val="left"/>
         <w:keepNext w:val="0"/>
         <w:keepLines w:val="0"/>
         <w:widowControl w:val="1"/>
       </w:pPr>
-      <w:bookmarkStart w:id="48" w:name="ref-becke1993"/>
+      <w:r>
+        <w:rPr>
+          <w:rFonts w:ascii="Times New Roman" w:hAnsi="Times New Roman"/>
+          <w:sz w:val="20"/>
+        </w:rPr>
+        <w:t xml:space="preserve">17. </w:t>
+      </w:r>
+      <w:bookmarkStart w:id="50" w:name="ref-becke1993"/>
       <w:r>
         <w:t xml:space="preserve">Becke, A. D. Density-functional thermochemistry. III. The role of exact exchange.</w:t>
       </w:r>
@@ -6115,21 +6425,26 @@
       <w:r>
         <w:t xml:space="preserve">, 5648–5652 (1993).</w:t>
       </w:r>
-      <w:bookmarkEnd w:id="48"/>
+      <w:bookmarkEnd w:id="50"/>
     </w:p>
     <w:p>
       <w:pPr>
         <w:pStyle w:val="ReferenceEntry"/>
-        <w:numPr>
-          <w:ilvl w:val="0"/>
-          <w:numId w:val="1001"/>
-        </w:numPr>
+        <w:spacing w:after="100"/>
+        <w:ind w:left="475" w:hanging="475"/>
         <w:jc w:val="left"/>
         <w:keepNext w:val="0"/>
         <w:keepLines w:val="0"/>
         <w:widowControl w:val="1"/>
       </w:pPr>
-      <w:bookmarkStart w:id="49" w:name="ref-lyp1988"/>
+      <w:r>
+        <w:rPr>
+          <w:rFonts w:ascii="Times New Roman" w:hAnsi="Times New Roman"/>
+          <w:sz w:val="20"/>
+        </w:rPr>
+        <w:t xml:space="preserve">18. </w:t>
+      </w:r>
+      <w:bookmarkStart w:id="51" w:name="ref-lyp1988"/>
       <w:r>
         <w:t xml:space="preserve">Lee, C., Yang, W. &amp; Parr, R. G. Development of the Colle–Salvetti correlation-energy formula into a functional of the electron density.</w:t>
       </w:r>
@@ -6156,21 +6471,26 @@
       <w:r>
         <w:t xml:space="preserve">, 785–789 (1988).</w:t>
       </w:r>
-      <w:bookmarkEnd w:id="49"/>
+      <w:bookmarkEnd w:id="51"/>
     </w:p>
     <w:p>
       <w:pPr>
         <w:pStyle w:val="ReferenceEntry"/>
-        <w:numPr>
-          <w:ilvl w:val="0"/>
-          <w:numId w:val="1001"/>
-        </w:numPr>
+        <w:spacing w:after="100"/>
+        <w:ind w:left="475" w:hanging="475"/>
         <w:jc w:val="left"/>
         <w:keepNext w:val="0"/>
         <w:keepLines w:val="0"/>
         <w:widowControl w:val="1"/>
       </w:pPr>
-      <w:bookmarkStart w:id="50" w:name="ref-mardirossian2014"/>
+      <w:r>
+        <w:rPr>
+          <w:rFonts w:ascii="Times New Roman" w:hAnsi="Times New Roman"/>
+          <w:sz w:val="20"/>
+        </w:rPr>
+        <w:t xml:space="preserve">19. </w:t>
+      </w:r>
+      <w:bookmarkStart w:id="52" w:name="ref-mardirossian2014"/>
       <w:r>
         <w:t xml:space="preserve">Mardirossian, N. &amp; Head-Gordon, M.</w:t>
       </w:r>
@@ -6208,21 +6528,26 @@
       <w:r>
         <w:t xml:space="preserve">, 9904–9924 (2014).</w:t>
       </w:r>
-      <w:bookmarkEnd w:id="50"/>
+      <w:bookmarkEnd w:id="52"/>
     </w:p>
     <w:p>
       <w:pPr>
         <w:pStyle w:val="ReferenceEntry"/>
-        <w:numPr>
-          <w:ilvl w:val="0"/>
-          <w:numId w:val="1001"/>
-        </w:numPr>
+        <w:spacing w:after="100"/>
+        <w:ind w:left="475" w:hanging="475"/>
         <w:jc w:val="left"/>
         <w:keepNext w:val="0"/>
         <w:keepLines w:val="0"/>
         <w:widowControl w:val="1"/>
       </w:pPr>
-      <w:bookmarkStart w:id="51" w:name="ref-bondi1964"/>
+      <w:r>
+        <w:rPr>
+          <w:rFonts w:ascii="Times New Roman" w:hAnsi="Times New Roman"/>
+          <w:sz w:val="20"/>
+        </w:rPr>
+        <w:t xml:space="preserve">20. </w:t>
+      </w:r>
+      <w:bookmarkStart w:id="53" w:name="ref-bondi1964"/>
       <w:r>
         <w:t xml:space="preserve">Bondi, A. van der Waals volumes and radii.</w:t>
       </w:r>
@@ -6249,21 +6574,26 @@
       <w:r>
         <w:t xml:space="preserve">, 441–451 (1964).</w:t>
       </w:r>
-      <w:bookmarkEnd w:id="51"/>
+      <w:bookmarkEnd w:id="53"/>
     </w:p>
     <w:p>
       <w:pPr>
         <w:pStyle w:val="ReferenceEntry"/>
-        <w:numPr>
-          <w:ilvl w:val="0"/>
-          <w:numId w:val="1001"/>
-        </w:numPr>
+        <w:spacing w:after="100"/>
+        <w:ind w:left="475" w:hanging="475"/>
         <w:jc w:val="left"/>
         <w:keepNext w:val="0"/>
         <w:keepLines w:val="0"/>
         <w:widowControl w:val="1"/>
       </w:pPr>
-      <w:bookmarkStart w:id="52" w:name="ref-landrum2024rdkit"/>
+      <w:r>
+        <w:rPr>
+          <w:rFonts w:ascii="Times New Roman" w:hAnsi="Times New Roman"/>
+          <w:sz w:val="20"/>
+        </w:rPr>
+        <w:t xml:space="preserve">21. </w:t>
+      </w:r>
+      <w:bookmarkStart w:id="54" w:name="ref-landrum2024rdkit"/>
       <w:r>
         <w:t xml:space="preserve">Landrum, G.</w:t>
       </w:r>
@@ -6299,21 +6629,26 @@
       <w:r>
         <w:t xml:space="preserve">(2024).</w:t>
       </w:r>
-      <w:bookmarkEnd w:id="52"/>
+      <w:bookmarkEnd w:id="54"/>
     </w:p>
     <w:p>
       <w:pPr>
         <w:pStyle w:val="ReferenceEntry"/>
-        <w:numPr>
-          <w:ilvl w:val="0"/>
-          <w:numId w:val="1001"/>
-        </w:numPr>
+        <w:spacing w:after="100"/>
+        <w:ind w:left="475" w:hanging="475"/>
         <w:jc w:val="left"/>
         <w:keepNext w:val="0"/>
         <w:keepLines w:val="0"/>
         <w:widowControl w:val="1"/>
       </w:pPr>
-      <w:bookmarkStart w:id="53" w:name="ref-segler2018smileslstm"/>
+      <w:r>
+        <w:rPr>
+          <w:rFonts w:ascii="Times New Roman" w:hAnsi="Times New Roman"/>
+          <w:sz w:val="20"/>
+        </w:rPr>
+        <w:t xml:space="preserve">22. </w:t>
+      </w:r>
+      <w:bookmarkStart w:id="55" w:name="ref-segler2018smileslstm"/>
       <w:r>
         <w:t xml:space="preserve">Segler, M. H. S.</w:t>
       </w:r>
@@ -6356,21 +6691,26 @@
       <w:r>
         <w:t xml:space="preserve">, 120–131 (2018).</w:t>
       </w:r>
-      <w:bookmarkEnd w:id="53"/>
+      <w:bookmarkEnd w:id="55"/>
     </w:p>
     <w:p>
       <w:pPr>
         <w:pStyle w:val="ReferenceEntry"/>
-        <w:numPr>
-          <w:ilvl w:val="0"/>
-          <w:numId w:val="1001"/>
-        </w:numPr>
+        <w:spacing w:after="100"/>
+        <w:ind w:left="475" w:hanging="475"/>
         <w:jc w:val="left"/>
         <w:keepNext w:val="0"/>
         <w:keepLines w:val="0"/>
         <w:widowControl w:val="1"/>
       </w:pPr>
-      <w:bookmarkStart w:id="54" w:name="ref-molmim2023"/>
+      <w:r>
+        <w:rPr>
+          <w:rFonts w:ascii="Times New Roman" w:hAnsi="Times New Roman"/>
+          <w:sz w:val="20"/>
+        </w:rPr>
+        <w:t xml:space="preserve">23. </w:t>
+      </w:r>
+      <w:bookmarkStart w:id="56" w:name="ref-molmim2023"/>
       <w:r>
         <w:t xml:space="preserve">Reidenbach, D.</w:t>
       </w:r>
@@ -6406,21 +6746,26 @@
       <w:r>
         <w:t xml:space="preserve">(2022).</w:t>
       </w:r>
-      <w:bookmarkEnd w:id="54"/>
+      <w:bookmarkEnd w:id="56"/>
     </w:p>
     <w:p>
       <w:pPr>
         <w:pStyle w:val="ReferenceEntry"/>
-        <w:numPr>
-          <w:ilvl w:val="0"/>
-          <w:numId w:val="1001"/>
-        </w:numPr>
+        <w:spacing w:after="100"/>
+        <w:ind w:left="475" w:hanging="475"/>
         <w:jc w:val="left"/>
         <w:keepNext w:val="0"/>
         <w:keepLines w:val="0"/>
         <w:widowControl w:val="1"/>
       </w:pPr>
-      <w:bookmarkStart w:id="55" w:name="ref-loeffler2024reinvent"/>
+      <w:r>
+        <w:rPr>
+          <w:rFonts w:ascii="Times New Roman" w:hAnsi="Times New Roman"/>
+          <w:sz w:val="20"/>
+        </w:rPr>
+        <w:t xml:space="preserve">24. </w:t>
+      </w:r>
+      <w:bookmarkStart w:id="57" w:name="ref-loeffler2024reinvent"/>
       <w:r>
         <w:t xml:space="preserve">Loeffler, H. H.</w:t>
       </w:r>
@@ -6463,21 +6808,26 @@
       <w:r>
         <w:t xml:space="preserve">, 20 (2024).</w:t>
       </w:r>
-      <w:bookmarkEnd w:id="55"/>
+      <w:bookmarkEnd w:id="57"/>
     </w:p>
     <w:p>
       <w:pPr>
         <w:pStyle w:val="ReferenceEntry"/>
-        <w:numPr>
-          <w:ilvl w:val="0"/>
-          <w:numId w:val="1001"/>
-        </w:numPr>
+        <w:spacing w:after="100"/>
+        <w:ind w:left="475" w:hanging="475"/>
         <w:jc w:val="left"/>
         <w:keepNext w:val="0"/>
         <w:keepLines w:val="0"/>
         <w:widowControl w:val="1"/>
       </w:pPr>
-      <w:bookmarkStart w:id="56" w:name="ref-nigam2020selfies-ga"/>
+      <w:r>
+        <w:rPr>
+          <w:rFonts w:ascii="Times New Roman" w:hAnsi="Times New Roman"/>
+          <w:sz w:val="20"/>
+        </w:rPr>
+        <w:t xml:space="preserve">25. </w:t>
+      </w:r>
+      <w:bookmarkStart w:id="58" w:name="ref-nigam2020selfies-ga"/>
       <w:r>
         <w:t xml:space="preserve">Nigam, A., Friederich, P., Krenn, M. &amp; Aspuru-Guzik, A. Augmenting genetic algorithms with deep neural networks for exploring the chemical space.</w:t>
       </w:r>
@@ -6497,21 +6847,26 @@
       <w:r>
         <w:t xml:space="preserve">(2020).</w:t>
       </w:r>
-      <w:bookmarkEnd w:id="56"/>
+      <w:bookmarkEnd w:id="58"/>
     </w:p>
     <w:p>
       <w:pPr>
         <w:pStyle w:val="ReferenceEntry"/>
-        <w:numPr>
-          <w:ilvl w:val="0"/>
-          <w:numId w:val="1001"/>
-        </w:numPr>
+        <w:spacing w:after="100"/>
+        <w:ind w:left="475" w:hanging="475"/>
         <w:jc w:val="left"/>
         <w:keepNext w:val="0"/>
         <w:keepLines w:val="0"/>
         <w:widowControl w:val="1"/>
       </w:pPr>
-      <w:bookmarkStart w:id="57" w:name="ref-ertl2009sa"/>
+      <w:r>
+        <w:rPr>
+          <w:rFonts w:ascii="Times New Roman" w:hAnsi="Times New Roman"/>
+          <w:sz w:val="20"/>
+        </w:rPr>
+        <w:t xml:space="preserve">26. </w:t>
+      </w:r>
+      <w:bookmarkStart w:id="59" w:name="ref-ertl2009sa"/>
       <w:r>
         <w:t xml:space="preserve">Ertl, P. &amp; Schuffenhauer, A. Estimation of synthetic accessibility score of drug-like molecules.</w:t>
       </w:r>
@@ -6538,21 +6893,26 @@
       <w:r>
         <w:t xml:space="preserve">, 8 (2009).</w:t>
       </w:r>
-      <w:bookmarkEnd w:id="57"/>
+      <w:bookmarkEnd w:id="59"/>
     </w:p>
     <w:p>
       <w:pPr>
         <w:pStyle w:val="ReferenceEntry"/>
-        <w:numPr>
-          <w:ilvl w:val="0"/>
-          <w:numId w:val="1001"/>
-        </w:numPr>
+        <w:spacing w:after="100"/>
+        <w:ind w:left="475" w:hanging="475"/>
         <w:jc w:val="left"/>
         <w:keepNext w:val="0"/>
         <w:keepLines w:val="0"/>
         <w:widowControl w:val="1"/>
       </w:pPr>
-      <w:bookmarkStart w:id="58" w:name="ref-coley2018scscore"/>
+      <w:r>
+        <w:rPr>
+          <w:rFonts w:ascii="Times New Roman" w:hAnsi="Times New Roman"/>
+          <w:sz w:val="20"/>
+        </w:rPr>
+        <w:t xml:space="preserve">27. </w:t>
+      </w:r>
+      <w:bookmarkStart w:id="60" w:name="ref-coley2018scscore"/>
       <w:r>
         <w:t xml:space="preserve">Coley, C. W., Rogers, L., Green, W. H. &amp; Jensen, K. F. SCScore: synthetic complexity learned from a reaction corpus.</w:t>
       </w:r>
@@ -6579,21 +6939,26 @@
       <w:r>
         <w:t xml:space="preserve">, 252–261 (2018).</w:t>
       </w:r>
-      <w:bookmarkEnd w:id="58"/>
+      <w:bookmarkEnd w:id="60"/>
     </w:p>
     <w:p>
       <w:pPr>
         <w:pStyle w:val="ReferenceEntry"/>
-        <w:numPr>
-          <w:ilvl w:val="0"/>
-          <w:numId w:val="1001"/>
-        </w:numPr>
+        <w:spacing w:after="100"/>
+        <w:ind w:left="475" w:hanging="475"/>
         <w:jc w:val="left"/>
         <w:keepNext w:val="0"/>
         <w:keepLines w:val="0"/>
         <w:widowControl w:val="1"/>
       </w:pPr>
-      <w:bookmarkStart w:id="59" w:name="ref-polykovskiy2020moses"/>
+      <w:r>
+        <w:rPr>
+          <w:rFonts w:ascii="Times New Roman" w:hAnsi="Times New Roman"/>
+          <w:sz w:val="20"/>
+        </w:rPr>
+        <w:t xml:space="preserve">28. </w:t>
+      </w:r>
+      <w:bookmarkStart w:id="61" w:name="ref-polykovskiy2020moses"/>
       <w:r>
         <w:t xml:space="preserve">Polykovskiy, D.</w:t>
       </w:r>
@@ -6636,21 +7001,26 @@
       <w:r>
         <w:t xml:space="preserve">, 565644 (2020).</w:t>
       </w:r>
-      <w:bookmarkEnd w:id="59"/>
+      <w:bookmarkEnd w:id="61"/>
     </w:p>
     <w:p>
       <w:pPr>
         <w:pStyle w:val="ReferenceEntry"/>
-        <w:numPr>
-          <w:ilvl w:val="0"/>
-          <w:numId w:val="1001"/>
-        </w:numPr>
+        <w:spacing w:after="100"/>
+        <w:ind w:left="475" w:hanging="475"/>
         <w:jc w:val="left"/>
         <w:keepNext w:val="0"/>
         <w:keepLines w:val="0"/>
         <w:widowControl w:val="1"/>
       </w:pPr>
-      <w:bookmarkStart w:id="60" w:name="ref-irwin2020zinc20"/>
+      <w:r>
+        <w:rPr>
+          <w:rFonts w:ascii="Times New Roman" w:hAnsi="Times New Roman"/>
+          <w:sz w:val="20"/>
+        </w:rPr>
+        <w:t xml:space="preserve">29. </w:t>
+      </w:r>
+      <w:bookmarkStart w:id="62" w:name="ref-irwin2020zinc20"/>
       <w:r>
         <w:t xml:space="preserve">Irwin, J. J.</w:t>
       </w:r>
@@ -6693,21 +7063,26 @@
       <w:r>
         <w:t xml:space="preserve">, 6065–6073 (2020).</w:t>
       </w:r>
-      <w:bookmarkEnd w:id="60"/>
+      <w:bookmarkEnd w:id="62"/>
     </w:p>
     <w:p>
       <w:pPr>
         <w:pStyle w:val="ReferenceEntry"/>
-        <w:numPr>
-          <w:ilvl w:val="0"/>
-          <w:numId w:val="1001"/>
-        </w:numPr>
+        <w:spacing w:after="100"/>
+        <w:ind w:left="475" w:hanging="475"/>
         <w:jc w:val="left"/>
         <w:keepNext w:val="0"/>
         <w:keepLines w:val="0"/>
         <w:widowControl w:val="1"/>
       </w:pPr>
-      <w:bookmarkStart w:id="61" w:name="ref-bruns2012"/>
+      <w:r>
+        <w:rPr>
+          <w:rFonts w:ascii="Times New Roman" w:hAnsi="Times New Roman"/>
+          <w:sz w:val="20"/>
+        </w:rPr>
+        <w:t xml:space="preserve">30. </w:t>
+      </w:r>
+      <w:bookmarkStart w:id="63" w:name="ref-bruns2012"/>
       <w:r>
         <w:t xml:space="preserve">Bruns, R. F. &amp; Watson, I. A. Rules for identifying potentially reactive or promiscuous compounds.</w:t>
       </w:r>
@@ -6734,21 +7109,26 @@
       <w:r>
         <w:t xml:space="preserve">, 9763–9772 (2012).</w:t>
       </w:r>
-      <w:bookmarkEnd w:id="61"/>
+      <w:bookmarkEnd w:id="63"/>
     </w:p>
     <w:p>
       <w:pPr>
         <w:pStyle w:val="ReferenceEntry"/>
-        <w:numPr>
-          <w:ilvl w:val="0"/>
-          <w:numId w:val="1001"/>
-        </w:numPr>
+        <w:spacing w:after="100"/>
+        <w:ind w:left="475" w:hanging="475"/>
         <w:jc w:val="left"/>
         <w:keepNext w:val="0"/>
         <w:keepLines w:val="0"/>
         <w:widowControl w:val="1"/>
       </w:pPr>
-      <w:bookmarkStart w:id="62" w:name="ref-huang2021bde"/>
+      <w:r>
+        <w:rPr>
+          <w:rFonts w:ascii="Times New Roman" w:hAnsi="Times New Roman"/>
+          <w:sz w:val="20"/>
+        </w:rPr>
+        <w:t xml:space="preserve">31. </w:t>
+      </w:r>
+      <w:bookmarkStart w:id="64" w:name="ref-huang2021bde"/>
       <w:r>
         <w:t xml:space="preserve">Huang, X.</w:t>
       </w:r>
@@ -6791,21 +7171,26 @@
       <w:r>
         <w:t xml:space="preserve">, 102240 (2021).</w:t>
       </w:r>
-      <w:bookmarkEnd w:id="62"/>
+      <w:bookmarkEnd w:id="64"/>
     </w:p>
     <w:p>
       <w:pPr>
         <w:pStyle w:val="ReferenceEntry"/>
-        <w:numPr>
-          <w:ilvl w:val="0"/>
-          <w:numId w:val="1001"/>
-        </w:numPr>
+        <w:spacing w:after="100"/>
+        <w:ind w:left="475" w:hanging="475"/>
         <w:jc w:val="left"/>
         <w:keepNext w:val="0"/>
         <w:keepLines w:val="0"/>
         <w:widowControl w:val="1"/>
       </w:pPr>
-      <w:bookmarkStart w:id="63" w:name="ref-politzer2014"/>
+      <w:r>
+        <w:rPr>
+          <w:rFonts w:ascii="Times New Roman" w:hAnsi="Times New Roman"/>
+          <w:sz w:val="20"/>
+        </w:rPr>
+        <w:t xml:space="preserve">32. </w:t>
+      </w:r>
+      <w:bookmarkStart w:id="65" w:name="ref-politzer2014"/>
       <w:r>
         <w:t xml:space="preserve">Politzer, P. &amp; Murray, J. S. Impact sensitivity and crystal lattice compressibility/free space.</w:t>
       </w:r>
@@ -6832,21 +7217,26 @@
       <w:r>
         <w:t xml:space="preserve">, 2223 (2014).</w:t>
       </w:r>
-      <w:bookmarkEnd w:id="63"/>
+      <w:bookmarkEnd w:id="65"/>
     </w:p>
     <w:p>
       <w:pPr>
         <w:pStyle w:val="ReferenceEntry"/>
-        <w:numPr>
-          <w:ilvl w:val="0"/>
-          <w:numId w:val="1001"/>
-        </w:numPr>
+        <w:spacing w:after="100"/>
+        <w:ind w:left="475" w:hanging="475"/>
         <w:jc w:val="left"/>
         <w:keepNext w:val="0"/>
         <w:keepLines w:val="0"/>
         <w:widowControl w:val="1"/>
       </w:pPr>
-      <w:bookmarkStart w:id="64" w:name="ref-sabatini2018"/>
+      <w:r>
+        <w:rPr>
+          <w:rFonts w:ascii="Times New Roman" w:hAnsi="Times New Roman"/>
+          <w:sz w:val="20"/>
+        </w:rPr>
+        <w:t xml:space="preserve">33. </w:t>
+      </w:r>
+      <w:bookmarkStart w:id="66" w:name="ref-sabatini2018"/>
       <w:r>
         <w:t xml:space="preserve">Sabatini, J. J. &amp; Oyler, K. D. Recent advances in the synthesis of high explosive materials.</w:t>
       </w:r>
@@ -6873,21 +7263,26 @@
       <w:r>
         <w:t xml:space="preserve">, 5 (2016).</w:t>
       </w:r>
-      <w:bookmarkEnd w:id="64"/>
+      <w:bookmarkEnd w:id="66"/>
     </w:p>
     <w:p>
       <w:pPr>
         <w:pStyle w:val="ReferenceEntry"/>
-        <w:numPr>
-          <w:ilvl w:val="0"/>
-          <w:numId w:val="1001"/>
-        </w:numPr>
+        <w:spacing w:after="100"/>
+        <w:ind w:left="475" w:hanging="475"/>
         <w:jc w:val="left"/>
         <w:keepNext w:val="0"/>
         <w:keepLines w:val="0"/>
         <w:widowControl w:val="1"/>
       </w:pPr>
-      <w:bookmarkStart w:id="65" w:name="ref-konnov2025nitroisoxazole"/>
+      <w:r>
+        <w:rPr>
+          <w:rFonts w:ascii="Times New Roman" w:hAnsi="Times New Roman"/>
+          <w:sz w:val="20"/>
+        </w:rPr>
+        <w:t xml:space="preserve">34. </w:t>
+      </w:r>
+      <w:bookmarkStart w:id="67" w:name="ref-konnov2025nitroisoxazole"/>
       <w:r>
         <w:t xml:space="preserve">Konnov, A. A.</w:t>
       </w:r>
@@ -6930,21 +7325,26 @@
       <w:r>
         <w:t xml:space="preserve">, 3795–3799 (2025).</w:t>
       </w:r>
-      <w:bookmarkEnd w:id="65"/>
+      <w:bookmarkEnd w:id="67"/>
     </w:p>
     <w:p>
       <w:pPr>
         <w:pStyle w:val="ReferenceEntry"/>
-        <w:numPr>
-          <w:ilvl w:val="0"/>
-          <w:numId w:val="1001"/>
-        </w:numPr>
+        <w:spacing w:after="100"/>
+        <w:ind w:left="475" w:hanging="475"/>
         <w:jc w:val="left"/>
         <w:keepNext w:val="0"/>
         <w:keepLines w:val="0"/>
         <w:widowControl w:val="1"/>
       </w:pPr>
-      <w:bookmarkStart w:id="66" w:name="ref-herve2010"/>
+      <w:r>
+        <w:rPr>
+          <w:rFonts w:ascii="Times New Roman" w:hAnsi="Times New Roman"/>
+          <w:sz w:val="20"/>
+        </w:rPr>
+        <w:t xml:space="preserve">35. </w:t>
+      </w:r>
+      <w:bookmarkStart w:id="68" w:name="ref-herve2010"/>
       <w:r>
         <w:t xml:space="preserve">Hervé, G., Roussel, C. &amp; Graindorge, H. Selective preparation of 3,4,5-trinitro-1H-pyrazole: a stable all-carbon-nitrated arene.</w:t>
       </w:r>
@@ -6971,21 +7371,26 @@
       <w:r>
         <w:t xml:space="preserve">, 3177–3181 (2010).</w:t>
       </w:r>
-      <w:bookmarkEnd w:id="66"/>
+      <w:bookmarkEnd w:id="68"/>
     </w:p>
     <w:p>
       <w:pPr>
         <w:pStyle w:val="ReferenceEntry"/>
-        <w:numPr>
-          <w:ilvl w:val="0"/>
-          <w:numId w:val="1001"/>
-        </w:numPr>
+        <w:spacing w:after="100"/>
+        <w:ind w:left="475" w:hanging="475"/>
         <w:jc w:val="left"/>
         <w:keepNext w:val="0"/>
         <w:keepLines w:val="0"/>
         <w:widowControl w:val="1"/>
       </w:pPr>
-      <w:bookmarkStart w:id="67" w:name="ref-dobratz1981"/>
+      <w:r>
+        <w:rPr>
+          <w:rFonts w:ascii="Times New Roman" w:hAnsi="Times New Roman"/>
+          <w:sz w:val="20"/>
+        </w:rPr>
+        <w:t xml:space="preserve">36. </w:t>
+      </w:r>
+      <w:bookmarkStart w:id="69" w:name="ref-dobratz1981"/>
       <w:r>
         <w:t xml:space="preserve">Dobratz, B. M.</w:t>
       </w:r>
@@ -7002,57 +7407,72 @@
       <w:r>
         <w:t xml:space="preserve">. UCRL-52997, Lawrence Livermore National Laboratory (1981).</w:t>
       </w:r>
-      <w:bookmarkEnd w:id="67"/>
+      <w:bookmarkEnd w:id="69"/>
     </w:p>
     <w:p>
       <w:pPr>
         <w:pStyle w:val="ReferenceEntry"/>
-        <w:numPr>
-          <w:ilvl w:val="0"/>
-          <w:numId w:val="1001"/>
-        </w:numPr>
+        <w:spacing w:after="100"/>
+        <w:ind w:left="475" w:hanging="475"/>
         <w:jc w:val="left"/>
         <w:keepNext w:val="0"/>
         <w:keepLines w:val="0"/>
         <w:widowControl w:val="1"/>
       </w:pPr>
-      <w:bookmarkStart w:id="68" w:name="ref-suceska2007explo5"/>
+      <w:r>
+        <w:rPr>
+          <w:rFonts w:ascii="Times New Roman" w:hAnsi="Times New Roman"/>
+          <w:sz w:val="20"/>
+        </w:rPr>
+        <w:t xml:space="preserve">37. </w:t>
+      </w:r>
+      <w:bookmarkStart w:id="70" w:name="ref-suceska2007explo5"/>
       <w:r>
         <w:t xml:space="preserve">Suceška, M. EXPLO5 user's guide v6. Brodarski Institute, Zagreb (2014).</w:t>
       </w:r>
-      <w:bookmarkEnd w:id="68"/>
+      <w:bookmarkEnd w:id="70"/>
     </w:p>
     <w:p>
       <w:pPr>
         <w:pStyle w:val="ReferenceEntry"/>
-        <w:numPr>
-          <w:ilvl w:val="0"/>
-          <w:numId w:val="1001"/>
-        </w:numPr>
+        <w:spacing w:after="100"/>
+        <w:ind w:left="475" w:hanging="475"/>
         <w:jc w:val="left"/>
         <w:keepNext w:val="0"/>
         <w:keepLines w:val="0"/>
         <w:widowControl w:val="1"/>
       </w:pPr>
-      <w:bookmarkStart w:id="69" w:name="ref-fried1996cheetah"/>
+      <w:r>
+        <w:rPr>
+          <w:rFonts w:ascii="Times New Roman" w:hAnsi="Times New Roman"/>
+          <w:sz w:val="20"/>
+        </w:rPr>
+        <w:t xml:space="preserve">38. </w:t>
+      </w:r>
+      <w:bookmarkStart w:id="71" w:name="ref-fried1996cheetah"/>
       <w:r>
         <w:t xml:space="preserve">Fried, L. E., Howard, W. M. &amp; Souers, P. C. Cheetah 2.0 user's manual. UCRL-MA-117541, Lawrence Livermore National Laboratory (1996).</w:t>
       </w:r>
-      <w:bookmarkEnd w:id="69"/>
+      <w:bookmarkEnd w:id="71"/>
     </w:p>
     <w:p>
       <w:pPr>
         <w:pStyle w:val="ReferenceEntry"/>
-        <w:numPr>
-          <w:ilvl w:val="0"/>
-          <w:numId w:val="1001"/>
-        </w:numPr>
+        <w:spacing w:after="100"/>
+        <w:ind w:left="475" w:hanging="475"/>
         <w:jc w:val="left"/>
         <w:keepNext w:val="0"/>
         <w:keepLines w:val="0"/>
         <w:widowControl w:val="1"/>
       </w:pPr>
-      <w:bookmarkStart w:id="70" w:name="ref-cantera"/>
+      <w:r>
+        <w:rPr>
+          <w:rFonts w:ascii="Times New Roman" w:hAnsi="Times New Roman"/>
+          <w:sz w:val="20"/>
+        </w:rPr>
+        <w:t xml:space="preserve">39. </w:t>
+      </w:r>
+      <w:bookmarkStart w:id="72" w:name="ref-cantera"/>
       <w:r>
         <w:t xml:space="preserve">Goodwin, D. G.</w:t>
       </w:r>
@@ -7088,21 +7508,26 @@
       <w:r>
         <w:t xml:space="preserve">(2023).</w:t>
       </w:r>
-      <w:bookmarkEnd w:id="70"/>
+      <w:bookmarkEnd w:id="72"/>
     </w:p>
     <w:p>
       <w:pPr>
         <w:pStyle w:val="ReferenceEntry"/>
-        <w:numPr>
-          <w:ilvl w:val="0"/>
-          <w:numId w:val="1001"/>
-        </w:numPr>
+        <w:spacing w:after="100"/>
+        <w:ind w:left="475" w:hanging="475"/>
         <w:jc w:val="left"/>
         <w:keepNext w:val="0"/>
         <w:keepLines w:val="0"/>
         <w:widowControl w:val="1"/>
       </w:pPr>
-      <w:bookmarkStart w:id="71" w:name="ref-csp2023"/>
+      <w:r>
+        <w:rPr>
+          <w:rFonts w:ascii="Times New Roman" w:hAnsi="Times New Roman"/>
+          <w:sz w:val="20"/>
+        </w:rPr>
+        <w:t xml:space="preserve">40. </w:t>
+      </w:r>
+      <w:bookmarkStart w:id="73" w:name="ref-csp2023"/>
       <w:r>
         <w:t xml:space="preserve">Bowskill, D. H., Sugden, I. J., Konstantinopoulos, S., Adjiman, C. S. &amp; Pantelides, C. C. Crystal structure prediction methods for organic molecules.</w:t>
       </w:r>
@@ -7129,28 +7554,33 @@
       <w:r>
         <w:t xml:space="preserve">, 1006–1023 (2023).</w:t>
       </w:r>
-      <w:bookmarkEnd w:id="71"/>
+      <w:bookmarkEnd w:id="73"/>
     </w:p>
     <w:p>
       <w:pPr>
         <w:pStyle w:val="ReferenceEntry"/>
-        <w:numPr>
-          <w:ilvl w:val="0"/>
-          <w:numId w:val="1001"/>
-        </w:numPr>
+        <w:spacing w:after="100"/>
+        <w:ind w:left="475" w:hanging="475"/>
         <w:jc w:val="left"/>
         <w:keepNext w:val="0"/>
         <w:keepLines w:val="0"/>
         <w:widowControl w:val="1"/>
       </w:pPr>
-      <w:bookmarkStart w:id="73" w:name="ref-daylight-smarts"/>
+      <w:r>
+        <w:rPr>
+          <w:rFonts w:ascii="Times New Roman" w:hAnsi="Times New Roman"/>
+          <w:sz w:val="20"/>
+        </w:rPr>
+        <w:t xml:space="preserve">41. </w:t>
+      </w:r>
+      <w:bookmarkStart w:id="75" w:name="ref-daylight-smarts"/>
       <w:r>
         <w:t xml:space="preserve">Daylight Chemical Information Systems. SMARTS — A language for describing molecular patterns.</w:t>
       </w:r>
       <w:r>
         <w:t xml:space="preserve"> </w:t>
       </w:r>
-      <w:hyperlink r:id="rId72">
+      <w:hyperlink r:id="rId74">
         <w:r>
           <w:rPr>
             <w:rStyle w:val="Hyperlink"/>
@@ -7164,21 +7594,26 @@
       <w:r>
         <w:t xml:space="preserve">(accessed 2025).</w:t>
       </w:r>
-      <w:bookmarkEnd w:id="73"/>
+      <w:bookmarkEnd w:id="75"/>
     </w:p>
     <w:p>
       <w:pPr>
         <w:pStyle w:val="ReferenceEntry"/>
-        <w:numPr>
-          <w:ilvl w:val="0"/>
-          <w:numId w:val="1001"/>
-        </w:numPr>
+        <w:spacing w:after="100"/>
+        <w:ind w:left="475" w:hanging="475"/>
         <w:jc w:val="left"/>
         <w:keepNext w:val="0"/>
         <w:keepLines w:val="0"/>
         <w:widowControl w:val="1"/>
       </w:pPr>
-      <w:bookmarkStart w:id="75" w:name="ref-gpu4pyscf"/>
+      <w:r>
+        <w:rPr>
+          <w:rFonts w:ascii="Times New Roman" w:hAnsi="Times New Roman"/>
+          <w:sz w:val="20"/>
+        </w:rPr>
+        <w:t xml:space="preserve">42. </w:t>
+      </w:r>
+      <w:bookmarkStart w:id="77" w:name="ref-gpu4pyscf"/>
       <w:r>
         <w:t xml:space="preserve">Wu, X.</w:t>
       </w:r>
@@ -7217,7 +7652,7 @@
       <w:r>
         <w:t xml:space="preserve"> </w:t>
       </w:r>
-      <w:hyperlink r:id="rId74">
+      <w:hyperlink r:id="rId76">
         <w:r>
           <w:rPr>
             <w:rStyle w:val="Hyperlink"/>
@@ -7228,21 +7663,26 @@
       <w:r>
         <w:t xml:space="preserve">.</w:t>
       </w:r>
-      <w:bookmarkEnd w:id="75"/>
+      <w:bookmarkEnd w:id="77"/>
     </w:p>
     <w:p>
       <w:pPr>
         <w:pStyle w:val="ReferenceEntry"/>
-        <w:numPr>
-          <w:ilvl w:val="0"/>
-          <w:numId w:val="1001"/>
-        </w:numPr>
+        <w:spacing w:after="100"/>
+        <w:ind w:left="475" w:hanging="475"/>
         <w:jc w:val="left"/>
         <w:keepNext w:val="0"/>
         <w:keepLines w:val="0"/>
         <w:widowControl w:val="1"/>
       </w:pPr>
-      <w:bookmarkStart w:id="76" w:name="ref-sun2018"/>
+      <w:r>
+        <w:rPr>
+          <w:rFonts w:ascii="Times New Roman" w:hAnsi="Times New Roman"/>
+          <w:sz w:val="20"/>
+        </w:rPr>
+        <w:t xml:space="preserve">43. </w:t>
+      </w:r>
+      <w:bookmarkStart w:id="78" w:name="ref-sun2018"/>
       <w:r>
         <w:t xml:space="preserve">Sun, Q.</w:t>
       </w:r>
@@ -7285,21 +7725,26 @@
       <w:r>
         <w:t xml:space="preserve">, e1340 (2018).</w:t>
       </w:r>
-      <w:bookmarkEnd w:id="76"/>
+      <w:bookmarkEnd w:id="78"/>
     </w:p>
     <w:p>
       <w:pPr>
         <w:pStyle w:val="ReferenceEntry"/>
-        <w:numPr>
-          <w:ilvl w:val="0"/>
-          <w:numId w:val="1001"/>
-        </w:numPr>
+        <w:spacing w:after="100"/>
+        <w:ind w:left="475" w:hanging="475"/>
         <w:jc w:val="left"/>
         <w:keepNext w:val="0"/>
         <w:keepLines w:val="0"/>
         <w:widowControl w:val="1"/>
       </w:pPr>
-      <w:bookmarkStart w:id="77" w:name="ref-grimme2010d3"/>
+      <w:r>
+        <w:rPr>
+          <w:rFonts w:ascii="Times New Roman" w:hAnsi="Times New Roman"/>
+          <w:sz w:val="20"/>
+        </w:rPr>
+        <w:t xml:space="preserve">44. </w:t>
+      </w:r>
+      <w:bookmarkStart w:id="79" w:name="ref-grimme2010d3"/>
       <w:r>
         <w:t xml:space="preserve">Grimme, S., Antony, J., Ehrlich, S. &amp; Krieg, H. A consistent and accurate ab initio parametrization of density functional dispersion correction (DFT-D) for the 94 elements H–Pu.</w:t>
       </w:r>
@@ -7326,21 +7771,26 @@
       <w:r>
         <w:t xml:space="preserve">, 154104 (2010).</w:t>
       </w:r>
-      <w:bookmarkEnd w:id="77"/>
+      <w:bookmarkEnd w:id="79"/>
     </w:p>
     <w:p>
       <w:pPr>
         <w:pStyle w:val="ReferenceEntry"/>
-        <w:numPr>
-          <w:ilvl w:val="0"/>
-          <w:numId w:val="1001"/>
-        </w:numPr>
+        <w:spacing w:after="100"/>
+        <w:ind w:left="475" w:hanging="475"/>
         <w:jc w:val="left"/>
         <w:keepNext w:val="0"/>
         <w:keepLines w:val="0"/>
         <w:widowControl w:val="1"/>
       </w:pPr>
-      <w:bookmarkStart w:id="78" w:name="ref-becke2011"/>
+      <w:r>
+        <w:rPr>
+          <w:rFonts w:ascii="Times New Roman" w:hAnsi="Times New Roman"/>
+          <w:sz w:val="20"/>
+        </w:rPr>
+        <w:t xml:space="preserve">45. </w:t>
+      </w:r>
+      <w:bookmarkStart w:id="80" w:name="ref-becke2011"/>
       <w:r>
         <w:t xml:space="preserve">Becke, A. D. &amp; Johnson, E. R. A density-functional model of the dispersion interaction.</w:t>
       </w:r>
@@ -7367,21 +7817,26 @@
       <w:r>
         <w:t xml:space="preserve">, 154101 (2005).</w:t>
       </w:r>
-      <w:bookmarkEnd w:id="78"/>
+      <w:bookmarkEnd w:id="80"/>
     </w:p>
     <w:p>
       <w:pPr>
         <w:pStyle w:val="ReferenceEntry"/>
-        <w:numPr>
-          <w:ilvl w:val="0"/>
-          <w:numId w:val="1001"/>
-        </w:numPr>
+        <w:spacing w:after="100"/>
+        <w:ind w:left="475" w:hanging="475"/>
         <w:jc w:val="left"/>
         <w:keepNext w:val="0"/>
         <w:keepLines w:val="0"/>
         <w:widowControl w:val="1"/>
       </w:pPr>
-      <w:bookmarkStart w:id="79" w:name="ref-weigend2005"/>
+      <w:r>
+        <w:rPr>
+          <w:rFonts w:ascii="Times New Roman" w:hAnsi="Times New Roman"/>
+          <w:sz w:val="20"/>
+        </w:rPr>
+        <w:t xml:space="preserve">46. </w:t>
+      </w:r>
+      <w:bookmarkStart w:id="81" w:name="ref-weigend2005"/>
       <w:r>
         <w:t xml:space="preserve">Weigend, F. &amp; Ahlrichs, R. Balanced basis sets of split valence, triple zeta valence and quadruple zeta valence quality for H to Rn.</w:t>
       </w:r>
@@ -7408,21 +7863,26 @@
       <w:r>
         <w:t xml:space="preserve">, 3297–3305 (2005).</w:t>
       </w:r>
-      <w:bookmarkEnd w:id="79"/>
+      <w:bookmarkEnd w:id="81"/>
     </w:p>
     <w:p>
       <w:pPr>
         <w:pStyle w:val="ReferenceEntry"/>
-        <w:numPr>
-          <w:ilvl w:val="0"/>
-          <w:numId w:val="1001"/>
-        </w:numPr>
+        <w:spacing w:after="100"/>
+        <w:ind w:left="475" w:hanging="475"/>
         <w:jc w:val="left"/>
         <w:keepNext w:val="0"/>
         <w:keepLines w:val="0"/>
         <w:widowControl w:val="1"/>
       </w:pPr>
-      <w:bookmarkStart w:id="80" w:name="ref-zeni2025mattergen"/>
+      <w:r>
+        <w:rPr>
+          <w:rFonts w:ascii="Times New Roman" w:hAnsi="Times New Roman"/>
+          <w:sz w:val="20"/>
+        </w:rPr>
+        <w:t xml:space="preserve">47. </w:t>
+      </w:r>
+      <w:bookmarkStart w:id="82" w:name="ref-zeni2025mattergen"/>
       <w:r>
         <w:t xml:space="preserve">Zeni, C.</w:t>
       </w:r>
@@ -7465,21 +7925,26 @@
       <w:r>
         <w:t xml:space="preserve">, 624–632 (2025).</w:t>
       </w:r>
-      <w:bookmarkEnd w:id="80"/>
+      <w:bookmarkEnd w:id="82"/>
     </w:p>
     <w:p>
       <w:pPr>
         <w:pStyle w:val="ReferenceEntry"/>
-        <w:numPr>
-          <w:ilvl w:val="0"/>
-          <w:numId w:val="1001"/>
-        </w:numPr>
+        <w:spacing w:after="100"/>
+        <w:ind w:left="475" w:hanging="475"/>
         <w:jc w:val="left"/>
         <w:keepNext w:val="0"/>
         <w:keepLines w:val="0"/>
         <w:widowControl w:val="1"/>
       </w:pPr>
-      <w:bookmarkStart w:id="82" w:name="ref-liu2025denovohedm"/>
+      <w:r>
+        <w:rPr>
+          <w:rFonts w:ascii="Times New Roman" w:hAnsi="Times New Roman"/>
+          <w:sz w:val="20"/>
+        </w:rPr>
+        <w:t xml:space="preserve">48. </w:t>
+      </w:r>
+      <w:bookmarkStart w:id="84" w:name="ref-liu2025denovohedm"/>
       <w:r>
         <w:t xml:space="preserve">Liu, J.</w:t>
       </w:r>
@@ -7518,7 +7983,7 @@
       <w:r>
         <w:t xml:space="preserve"> </w:t>
       </w:r>
-      <w:hyperlink r:id="rId81">
+      <w:hyperlink r:id="rId83">
         <w:r>
           <w:rPr>
             <w:rStyle w:val="Hyperlink"/>
@@ -7529,21 +7994,26 @@
       <w:r>
         <w:t xml:space="preserve">.</w:t>
       </w:r>
-      <w:bookmarkEnd w:id="82"/>
+      <w:bookmarkEnd w:id="84"/>
     </w:p>
     <w:p>
       <w:pPr>
         <w:pStyle w:val="ReferenceEntry"/>
-        <w:numPr>
-          <w:ilvl w:val="0"/>
-          <w:numId w:val="1001"/>
-        </w:numPr>
+        <w:spacing w:after="100"/>
+        <w:ind w:left="475" w:hanging="475"/>
         <w:jc w:val="left"/>
         <w:keepNext w:val="0"/>
         <w:keepLines w:val="0"/>
         <w:widowControl w:val="1"/>
       </w:pPr>
-      <w:bookmarkStart w:id="83" w:name="ref-chen2025diffsmol"/>
+      <w:r>
+        <w:rPr>
+          <w:rFonts w:ascii="Times New Roman" w:hAnsi="Times New Roman"/>
+          <w:sz w:val="20"/>
+        </w:rPr>
+        <w:t xml:space="preserve">49. </w:t>
+      </w:r>
+      <w:bookmarkStart w:id="85" w:name="ref-chen2025diffsmol"/>
       <w:r>
         <w:t xml:space="preserve">Chen, Z., Peng, B., Zhai, T.</w:t>
       </w:r>
@@ -7586,21 +8056,26 @@
       <w:r>
         <w:t xml:space="preserve">, 758–770 (2025).</w:t>
       </w:r>
-      <w:bookmarkEnd w:id="83"/>
+      <w:bookmarkEnd w:id="85"/>
     </w:p>
     <w:p>
       <w:pPr>
         <w:pStyle w:val="ReferenceEntry"/>
-        <w:numPr>
-          <w:ilvl w:val="0"/>
-          <w:numId w:val="1001"/>
-        </w:numPr>
+        <w:spacing w:after="100"/>
+        <w:ind w:left="475" w:hanging="475"/>
         <w:jc w:val="left"/>
         <w:keepNext w:val="0"/>
         <w:keepLines w:val="0"/>
         <w:widowControl w:val="1"/>
       </w:pPr>
-      <w:bookmarkStart w:id="85" w:name="ref-wen2025emff"/>
+      <w:r>
+        <w:rPr>
+          <w:rFonts w:ascii="Times New Roman" w:hAnsi="Times New Roman"/>
+          <w:sz w:val="20"/>
+        </w:rPr>
+        <w:t xml:space="preserve">50. </w:t>
+      </w:r>
+      <w:bookmarkStart w:id="87" w:name="ref-wen2025emff"/>
       <w:r>
         <w:t xml:space="preserve">Wen, M.</w:t>
       </w:r>
@@ -7639,7 +8114,7 @@
       <w:r>
         <w:t xml:space="preserve"> </w:t>
       </w:r>
-      <w:hyperlink r:id="rId84">
+      <w:hyperlink r:id="rId86">
         <w:r>
           <w:rPr>
             <w:rStyle w:val="Hyperlink"/>
@@ -7650,10 +8125,10 @@
       <w:r>
         <w:t xml:space="preserve">.</w:t>
       </w:r>
-      <w:bookmarkEnd w:id="85"/>
+      <w:bookmarkEnd w:id="87"/>
     </w:p>
-    <w:bookmarkEnd w:id="86"/>
-    <w:bookmarkStart w:id="99" w:name="sec-methods"/>
+    <w:bookmarkEnd w:id="88"/>
+    <w:bookmarkStart w:id="101" w:name="sec-methods"/>
     <w:p>
       <w:pPr>
         <w:pStyle w:val="Heading2"/>
@@ -7665,7 +8140,7 @@
         <w:t xml:space="preserve">Methods</w:t>
       </w:r>
     </w:p>
-    <w:bookmarkStart w:id="87" w:name="m-dataset"/>
+    <w:bookmarkStart w:id="89" w:name="m-dataset"/>
     <w:p>
       <w:pPr>
         <w:pStyle w:val="Heading3"/>
@@ -7680,6 +8155,7 @@
     <w:p>
       <w:pPr>
         <w:pStyle w:val="FirstParagraph"/>
+        <w:ind w:left="720" w:right="720" w:firstLine="0"/>
         <w:jc w:val="both"/>
         <w:keepNext w:val="0"/>
         <w:keepLines w:val="0"/>
@@ -7713,7 +8189,7 @@
         </m:r>
       </m:oMath>
       <w:r>
-        <w:t xml:space="preserve">3,000 rows) holds experimental densities and heats of formation from the literature.</w:t>
+        <w:t xml:space="preserve">19,200 rows) holds experimental crystallographic densities and measured detonation properties.</w:t>
       </w:r>
       <w:r>
         <w:t xml:space="preserve"> </w:t>
@@ -7740,7 +8216,32 @@
         </m:r>
       </m:oMath>
       <w:r>
-        <w:t xml:space="preserve">9,000 rows) holds DFT-derived heat-of-formation values at B3LYP/6-31G* with experimentally anchored densities.</w:t>
+        <w:t xml:space="preserve">1,900 rows) holds DFT/thermochemical-derived HOF,</w:t>
+      </w:r>
+      <w:r>
+        <w:t xml:space="preserve"> </w:t>
+      </w:r>
+      <m:oMath>
+        <m:r>
+          <m:t>D</m:t>
+        </m:r>
+      </m:oMath>
+      <w:r>
+        <w:t xml:space="preserve">, and</w:t>
+      </w:r>
+      <w:r>
+        <w:t xml:space="preserve"> </w:t>
+      </w:r>
+      <m:oMath>
+        <m:r>
+          <m:t>P</m:t>
+        </m:r>
+      </m:oMath>
+      <w:r>
+        <w:t xml:space="preserve"> </w:t>
+      </w:r>
+      <w:r>
+        <w:t xml:space="preserve">values.</w:t>
       </w:r>
       <w:r>
         <w:t xml:space="preserve"> </w:t>
@@ -7767,7 +8268,7 @@
         </m:r>
       </m:oMath>
       <w:r>
-        <w:t xml:space="preserve">25,000 rows) holds Kamlet–Jacobs-derived performance values, which are reliable for oxygen-deficient CHNO satisfying</w:t>
+        <w:t xml:space="preserve">12,000 rows) holds Kamlet–Jacobs-derived performance values, which are reliable for oxygen-deficient CHNO satisfying</w:t>
       </w:r>
       <w:r>
         <w:t xml:space="preserve"> </w:t>
@@ -7870,7 +8371,7 @@
         </m:r>
       </m:oMath>
       <w:r>
-        <w:t xml:space="preserve">30,000 rows) holds 3D-CNN smoke-model surrogate values. Each row carries a graded tier weight</w:t>
+        <w:t xml:space="preserve">47,000 rows) holds 3D-CNN smoke-model surrogate values. Each row carries a graded tier weight</w:t>
       </w:r>
       <w:r>
         <w:t xml:space="preserve"> </w:t>
@@ -8075,8 +8576,8 @@
         <w:t xml:space="preserve">tail) is described under "Two complementary denoisers" below. Combined with the tier-gated conditional gradient, the asymmetric oversampling raises the mean predicted detonation velocity of the top leads by 0.4 km/s relative to a uniform-sampling control.</w:t>
       </w:r>
     </w:p>
-    <w:bookmarkEnd w:id="87"/>
-    <w:bookmarkStart w:id="88" w:name="m-limo"/>
+    <w:bookmarkEnd w:id="89"/>
+    <w:bookmarkStart w:id="90" w:name="m-limo"/>
     <w:p>
       <w:pPr>
         <w:pStyle w:val="Heading3"/>
@@ -8091,6 +8592,7 @@
     <w:p>
       <w:pPr>
         <w:pStyle w:val="FirstParagraph"/>
+        <w:ind w:left="720" w:right="720" w:firstLine="0"/>
         <w:jc w:val="both"/>
         <w:keepNext w:val="0"/>
         <w:keepLines w:val="0"/>
@@ -8644,8 +9146,8 @@
         <w:t xml:space="preserve">, the per-row tier weight, the per-property availability mask, and per-property normalisation statistics (mean and standard deviation over the trusted Tier-A and Tier-B subset).</w:t>
       </w:r>
     </w:p>
-    <w:bookmarkEnd w:id="88"/>
-    <w:bookmarkStart w:id="89" w:name="m-denoisers"/>
+    <w:bookmarkEnd w:id="90"/>
+    <w:bookmarkStart w:id="91" w:name="m-denoisers"/>
     <w:p>
       <w:pPr>
         <w:pStyle w:val="Heading3"/>
@@ -8660,6 +9162,7 @@
     <w:p>
       <w:pPr>
         <w:pStyle w:val="FirstParagraph"/>
+        <w:ind w:left="720" w:right="720" w:firstLine="0"/>
         <w:jc w:val="both"/>
         <w:keepNext w:val="0"/>
         <w:keepLines w:val="0"/>
@@ -9759,8 +10262,8 @@
         <w:t xml:space="preserve">at pool = 8k per setting.</w:t>
       </w:r>
     </w:p>
-    <w:bookmarkEnd w:id="89"/>
-    <w:bookmarkStart w:id="90" w:name="m-scoremodel"/>
+    <w:bookmarkEnd w:id="91"/>
+    <w:bookmarkStart w:id="92" w:name="m-scoremodel"/>
     <w:p>
       <w:pPr>
         <w:pStyle w:val="Heading3"/>
@@ -9775,6 +10278,7 @@
     <w:p>
       <w:pPr>
         <w:pStyle w:val="FirstParagraph"/>
+        <w:ind w:left="720" w:right="720" w:firstLine="0"/>
         <w:jc w:val="both"/>
         <w:keepNext w:val="0"/>
         <w:keepLines w:val="0"/>
@@ -10583,8 +11087,8 @@
         <w:t xml:space="preserve">sits at order one at convergence: viability and hazard at 1.0, sensitivity and SA at 0.5, SC at 0.3, performance at 0.7.</w:t>
       </w:r>
     </w:p>
-    <w:bookmarkEnd w:id="90"/>
-    <w:bookmarkStart w:id="91" w:name="m-sampling"/>
+    <w:bookmarkEnd w:id="92"/>
+    <w:bookmarkStart w:id="93" w:name="m-sampling"/>
     <w:p>
       <w:pPr>
         <w:pStyle w:val="Heading3"/>
@@ -10599,6 +11103,7 @@
     <w:p>
       <w:pPr>
         <w:pStyle w:val="FirstParagraph"/>
+        <w:ind w:left="720" w:right="720" w:firstLine="0"/>
         <w:jc w:val="both"/>
         <w:keepNext w:val="0"/>
         <w:keepLines w:val="0"/>
@@ -11325,8 +11830,8 @@
         <w:t xml:space="preserve">40k each); the pools are unioned, canonical-SMILES deduplicated, and fed to the validation funnel. An optional five-lane configuration (two production lanes plus three diversity-axis lanes varying conditioning targets and guidance configurations) lifts post-filter yield approximately fivefold and surfaces 24 distinct Bemis–Murcko scaffolds versus seven in a single lane, at proportional compute cost.</w:t>
       </w:r>
     </w:p>
-    <w:bookmarkEnd w:id="91"/>
-    <w:bookmarkStart w:id="92" w:name="m-funnel"/>
+    <w:bookmarkEnd w:id="93"/>
+    <w:bookmarkStart w:id="94" w:name="m-funnel"/>
     <w:p>
       <w:pPr>
         <w:pStyle w:val="Heading3"/>
@@ -11341,6 +11846,7 @@
     <w:p>
       <w:pPr>
         <w:pStyle w:val="FirstParagraph"/>
+        <w:ind w:left="720" w:right="720" w:firstLine="0"/>
         <w:jc w:val="both"/>
         <w:keepNext w:val="0"/>
         <w:keepLines w:val="0"/>
@@ -12020,8 +12526,8 @@
         <w:t xml:space="preserve">all 12 confirmed as real local minima.</w:t>
       </w:r>
     </w:p>
-    <w:bookmarkEnd w:id="92"/>
-    <w:bookmarkStart w:id="93" w:name="m-calibration"/>
+    <w:bookmarkEnd w:id="94"/>
+    <w:bookmarkStart w:id="95" w:name="m-calibration"/>
     <w:p>
       <w:pPr>
         <w:pStyle w:val="Heading3"/>
@@ -12036,6 +12542,7 @@
     <w:p>
       <w:pPr>
         <w:pStyle w:val="FirstParagraph"/>
+        <w:ind w:left="720" w:right="720" w:firstLine="0"/>
         <w:jc w:val="both"/>
         <w:keepNext w:val="0"/>
         <w:keepLines w:val="0"/>
@@ -12507,8 +13014,8 @@
         <w:t xml:space="preserve">, which we do not run; we report relative ranking against the six anchors and quantify the regime residual on 575 Tier-A experimental rows.</w:t>
       </w:r>
     </w:p>
-    <w:bookmarkEnd w:id="93"/>
-    <w:bookmarkStart w:id="94" w:name="m-compute"/>
+    <w:bookmarkEnd w:id="95"/>
+    <w:bookmarkStart w:id="96" w:name="m-compute"/>
     <w:p>
       <w:pPr>
         <w:pStyle w:val="Heading3"/>
@@ -12523,6 +13030,7 @@
     <w:p>
       <w:pPr>
         <w:pStyle w:val="FirstParagraph"/>
+        <w:ind w:left="720" w:right="720" w:firstLine="0"/>
         <w:jc w:val="both"/>
         <w:keepNext w:val="0"/>
         <w:keepLines w:val="0"/>
@@ -12655,8 +13163,8 @@
         <w:t xml:space="preserve">4 CPU-hours, all on rented datacenter A100 instances at standard commercial pay-per-use rates (Modal and vast.ai).</w:t>
       </w:r>
     </w:p>
-    <w:bookmarkEnd w:id="94"/>
-    <w:bookmarkStart w:id="96" w:name="m-data"/>
+    <w:bookmarkEnd w:id="96"/>
+    <w:bookmarkStart w:id="98" w:name="m-data"/>
     <w:p>
       <w:pPr>
         <w:pStyle w:val="Heading3"/>
@@ -12671,6 +13179,7 @@
     <w:p>
       <w:pPr>
         <w:pStyle w:val="FirstParagraph"/>
+        <w:ind w:left="720" w:right="720" w:firstLine="0"/>
         <w:jc w:val="both"/>
         <w:keepNext w:val="0"/>
         <w:keepLines w:val="0"/>
@@ -12682,12 +13191,12 @@
       <w:r>
         <w:t xml:space="preserve"> </w:t>
       </w:r>
-      <w:hyperlink r:id="rId95">
+      <w:hyperlink r:id="rId97">
         <w:r>
           <w:rPr>
             <w:rStyle w:val="Hyperlink"/>
           </w:rPr>
-          <w:t xml:space="preserve">10.5281/zenodo.19821953</w:t>
+          <w:t xml:space="preserve">10.5281/zenodo.19821952</w:t>
         </w:r>
       </w:hyperlink>
       <w:r>
@@ -12711,8 +13220,8 @@
         <w:t xml:space="preserve">queries used the public PUG REST endpoint.</w:t>
       </w:r>
     </w:p>
-    <w:bookmarkEnd w:id="96"/>
-    <w:bookmarkStart w:id="98" w:name="m-code"/>
+    <w:bookmarkEnd w:id="98"/>
+    <w:bookmarkStart w:id="100" w:name="m-code"/>
     <w:p>
       <w:pPr>
         <w:pStyle w:val="Heading3"/>
@@ -12727,6 +13236,7 @@
     <w:p>
       <w:pPr>
         <w:pStyle w:val="FirstParagraph"/>
+        <w:ind w:left="720" w:right="720" w:firstLine="0"/>
         <w:jc w:val="both"/>
         <w:keepNext w:val="0"/>
         <w:keepLines w:val="0"/>
@@ -12738,7 +13248,7 @@
       <w:r>
         <w:t xml:space="preserve"> </w:t>
       </w:r>
-      <w:hyperlink r:id="rId97">
+      <w:hyperlink r:id="rId99">
         <w:r>
           <w:rPr>
             <w:rStyle w:val="Hyperlink"/>
@@ -12753,9 +13263,9 @@
         <w:t xml:space="preserve">under Apache-2.0. Trained model checkpoints (LIMO encoder, two denoisers, multi-task score model at rounds 0/1/2 of self-distillation) are released on Zenodo under CC-BY-4.0 in the same deposit as the data. Reproduction of Figure 1 takes approximately ten minutes on commodity hardware following the README quick-start; full re-derivation of the twelve DFT-confirmed leads takes approximately 45 GPU-hours.</w:t>
       </w:r>
     </w:p>
-    <w:bookmarkEnd w:id="98"/>
-    <w:bookmarkEnd w:id="99"/>
-    <w:bookmarkStart w:id="100" w:name="sec-acks"/>
+    <w:bookmarkEnd w:id="100"/>
+    <w:bookmarkEnd w:id="101"/>
+    <w:bookmarkStart w:id="102" w:name="sec-acks"/>
     <w:p>
       <w:pPr>
         <w:pStyle w:val="Heading2"/>
@@ -12770,6 +13280,7 @@
     <w:p>
       <w:pPr>
         <w:pStyle w:val="FirstParagraph"/>
+        <w:ind w:left="720" w:right="720" w:firstLine="0"/>
         <w:jc w:val="both"/>
         <w:keepNext w:val="0"/>
         <w:keepLines w:val="0"/>
@@ -12779,8 +13290,8 @@
         <w:t xml:space="preserve">We thank the open-source maintainers of RDKit, GFN2-xTB, PySCF and GPU4PySCF, whose tools form the validation backbone of this paper. Cloud GPU compute was procured at standard commercial rates from Modal and vast.ai; we acknowledge their pay-per-use platforms for making first-principles audit accessible to small research groups. We thank the LIMO authors for releasing their pretrained checkpoint, which we fine-tune in this work.</w:t>
       </w:r>
     </w:p>
-    <w:bookmarkEnd w:id="100"/>
-    <w:bookmarkStart w:id="101" w:name="sec-funding"/>
+    <w:bookmarkEnd w:id="102"/>
+    <w:bookmarkStart w:id="103" w:name="sec-funding"/>
     <w:p>
       <w:pPr>
         <w:pStyle w:val="Heading2"/>
@@ -12795,6 +13306,7 @@
     <w:p>
       <w:pPr>
         <w:pStyle w:val="FirstParagraph"/>
+        <w:ind w:left="720" w:right="720" w:firstLine="0"/>
         <w:jc w:val="both"/>
         <w:keepNext w:val="0"/>
         <w:keepLines w:val="0"/>
@@ -12804,8 +13316,8 @@
         <w:t xml:space="preserve">This work received no specific external funding.</w:t>
       </w:r>
     </w:p>
-    <w:bookmarkEnd w:id="101"/>
-    <w:bookmarkStart w:id="102" w:name="sec-contrib"/>
+    <w:bookmarkEnd w:id="103"/>
+    <w:bookmarkStart w:id="104" w:name="sec-contrib"/>
     <w:p>
       <w:pPr>
         <w:pStyle w:val="Heading2"/>
@@ -12820,6 +13332,7 @@
     <w:p>
       <w:pPr>
         <w:pStyle w:val="FirstParagraph"/>
+        <w:ind w:left="720" w:right="720" w:firstLine="0"/>
         <w:jc w:val="both"/>
         <w:keepNext w:val="0"/>
         <w:keepLines w:val="0"/>
@@ -12829,8 +13342,8 @@
         <w:t xml:space="preserve">Y.A. and A.A. contributed equally to all aspects of this work, including conception, methodology design, model implementation, experiments, validation, and manuscript preparation.</w:t>
       </w:r>
     </w:p>
-    <w:bookmarkEnd w:id="102"/>
-    <w:bookmarkStart w:id="103" w:name="sec-coi"/>
+    <w:bookmarkEnd w:id="104"/>
+    <w:bookmarkStart w:id="105" w:name="sec-coi"/>
     <w:p>
       <w:pPr>
         <w:pStyle w:val="Heading2"/>
@@ -12845,6 +13358,7 @@
     <w:p>
       <w:pPr>
         <w:pStyle w:val="FirstParagraph"/>
+        <w:ind w:left="720" w:right="720" w:firstLine="0"/>
         <w:jc w:val="both"/>
         <w:keepNext w:val="0"/>
         <w:keepLines w:val="0"/>
@@ -12854,8 +13368,8 @@
         <w:t xml:space="preserve">The authors declare no competing interests.</w:t>
       </w:r>
     </w:p>
-    <w:bookmarkEnd w:id="103"/>
-    <w:bookmarkStart w:id="104" w:name="sec-addinfo"/>
+    <w:bookmarkEnd w:id="105"/>
+    <w:bookmarkStart w:id="106" w:name="sec-addinfo"/>
     <w:p>
       <w:pPr>
         <w:pStyle w:val="Heading2"/>
@@ -12870,6 +13384,7 @@
     <w:p>
       <w:pPr>
         <w:pStyle w:val="FirstParagraph"/>
+        <w:ind w:left="720" w:right="720" w:firstLine="0"/>
         <w:jc w:val="both"/>
         <w:keepNext w:val="0"/>
         <w:keepLines w:val="0"/>
@@ -12905,9 +13420,3684 @@
         <w:t xml:space="preserve">should be addressed to Y.A.</w:t>
       </w:r>
     </w:p>
-    <w:bookmarkEnd w:id="104"/>
+    <w:bookmarkEnd w:id="106"/>
+    <w:bookmarkStart w:id="134" w:name="sec-edlegends"/>
+    <w:p>
+      <w:pPr>
+        <w:pStyle w:val="Heading2"/>
+        <w:keepNext/>
+        <w:keepLines/>
+        <w:widowControl w:val="1"/>
+      </w:pPr>
+      <w:r>
+        <w:t xml:space="preserve">Extended Data figure and table legends</w:t>
+      </w:r>
+    </w:p>
+    <w:p>
+      <w:pPr>
+        <w:pStyle w:val="BodyText"/>
+        <w:jc w:val="center"/>
+        <w:keepNext/>
+        <w:keepLines/>
+        <w:widowControl w:val="1"/>
+      </w:pPr>
+      <w:r>
+        <w:drawing>
+          <wp:inline>
+            <wp:extent cx="5943600" cy="1930380"/>
+            <wp:effectExtent b="0" l="0" r="0" t="0"/>
+            <wp:docPr descr="Extended Data Fig. 1" title="" id="108" name="Picture"/>
+            <a:graphic>
+              <a:graphicData uri="http://schemas.openxmlformats.org/drawingml/2006/picture">
+                <pic:pic>
+                  <pic:nvPicPr>
+                    <pic:cNvPr descr="figs/fig4_1_pipeline_overview.png" id="109" name="Picture"/>
+                    <pic:cNvPicPr>
+                      <a:picLocks noChangeArrowheads="1" noChangeAspect="1"/>
+                    </pic:cNvPicPr>
+                  </pic:nvPicPr>
+                  <pic:blipFill>
+                    <a:blip r:embed="rId107"/>
+                    <a:stretch>
+                      <a:fillRect/>
+                    </a:stretch>
+                  </pic:blipFill>
+                  <pic:spPr bwMode="auto">
+                    <a:xfrm>
+                      <a:off x="0" y="0"/>
+                      <a:ext cx="5943600" cy="1930380"/>
+                    </a:xfrm>
+                    <a:prstGeom prst="rect">
+                      <a:avLst/>
+                    </a:prstGeom>
+                    <a:noFill/>
+                    <a:ln w="9525">
+                      <a:noFill/>
+                      <a:headEnd/>
+                      <a:tailEnd/>
+                    </a:ln>
+                  </pic:spPr>
+                </pic:pic>
+              </a:graphicData>
+            </a:graphic>
+          </wp:inline>
+        </w:drawing>
+      </w:r>
+    </w:p>
+    <w:p>
+      <w:pPr>
+        <w:pStyle w:val="BodyText"/>
+        <w:ind w:left="720" w:right="720" w:firstLine="0"/>
+        <w:jc w:val="both"/>
+        <w:keepNext w:val="0"/>
+        <w:keepLines w:val="0"/>
+        <w:widowControl w:val="1"/>
+      </w:pPr>
+      <w:r>
+        <w:rPr>
+          <w:b/>
+          <w:bCs/>
+        </w:rPr>
+        <w:t xml:space="preserve">Extended Data Fig. 1</w:t>
+      </w:r>
+      <w:r>
+        <w:t xml:space="preserve"> </w:t>
+      </w:r>
+      <w:r>
+        <w:t xml:space="preserve">|</w:t>
+      </w:r>
+      <w:r>
+        <w:t xml:space="preserve"> </w:t>
+      </w:r>
+      <w:r>
+        <w:rPr>
+          <w:b/>
+          <w:bCs/>
+        </w:rPr>
+        <w:t xml:space="preserve">DGLD pipeline overview.</w:t>
+      </w:r>
+      <w:r>
+        <w:t xml:space="preserve"> </w:t>
+      </w:r>
+      <w:r>
+        <w:t xml:space="preserve">Encode (LIMO VAE)</w:t>
+      </w:r>
+      <w:r>
+        <w:t xml:space="preserve"> </w:t>
+      </w:r>
+      <m:oMath>
+        <m:r>
+          <m:rPr>
+            <m:sty m:val="p"/>
+          </m:rPr>
+          <m:t>→</m:t>
+        </m:r>
+      </m:oMath>
+      <w:r>
+        <w:t xml:space="preserve"> </w:t>
+      </w:r>
+      <w:r>
+        <w:t xml:space="preserve">generate (conditional latent DDPM)</w:t>
+      </w:r>
+      <w:r>
+        <w:t xml:space="preserve"> </w:t>
+      </w:r>
+      <m:oMath>
+        <m:r>
+          <m:rPr>
+            <m:sty m:val="p"/>
+          </m:rPr>
+          <m:t>→</m:t>
+        </m:r>
+      </m:oMath>
+      <w:r>
+        <w:t xml:space="preserve"> </w:t>
+      </w:r>
+      <w:r>
+        <w:t xml:space="preserve">guide (multi-task score model)</w:t>
+      </w:r>
+      <w:r>
+        <w:t xml:space="preserve"> </w:t>
+      </w:r>
+      <m:oMath>
+        <m:r>
+          <m:rPr>
+            <m:sty m:val="p"/>
+          </m:rPr>
+          <m:t>→</m:t>
+        </m:r>
+      </m:oMath>
+      <w:r>
+        <w:t xml:space="preserve"> </w:t>
+      </w:r>
+      <w:r>
+        <w:t xml:space="preserve">filter (SMARTS, Pareto, GFN2-xTB, DFT). Tier-A/B labels drive the conditional gradient; Tier-C/D labels drive the unconditional CFG branch only.</w:t>
+      </w:r>
+    </w:p>
+    <w:p>
+      <w:pPr>
+        <w:pStyle w:val="BodyText"/>
+        <w:jc w:val="center"/>
+        <w:keepNext/>
+        <w:keepLines/>
+        <w:widowControl w:val="1"/>
+      </w:pPr>
+      <w:r>
+        <w:drawing>
+          <wp:inline>
+            <wp:extent cx="5943600" cy="3396342"/>
+            <wp:effectExtent b="0" l="0" r="0" t="0"/>
+            <wp:docPr descr="Extended Data Fig. 2" title="" id="111" name="Picture"/>
+            <a:graphic>
+              <a:graphicData uri="http://schemas.openxmlformats.org/drawingml/2006/picture">
+                <pic:pic>
+                  <pic:nvPicPr>
+                    <pic:cNvPr descr="figs/fig1_pool_scaling.png" id="112" name="Picture"/>
+                    <pic:cNvPicPr>
+                      <a:picLocks noChangeArrowheads="1" noChangeAspect="1"/>
+                    </pic:cNvPicPr>
+                  </pic:nvPicPr>
+                  <pic:blipFill>
+                    <a:blip r:embed="rId110"/>
+                    <a:stretch>
+                      <a:fillRect/>
+                    </a:stretch>
+                  </pic:blipFill>
+                  <pic:spPr bwMode="auto">
+                    <a:xfrm>
+                      <a:off x="0" y="0"/>
+                      <a:ext cx="5943600" cy="3396342"/>
+                    </a:xfrm>
+                    <a:prstGeom prst="rect">
+                      <a:avLst/>
+                    </a:prstGeom>
+                    <a:noFill/>
+                    <a:ln w="9525">
+                      <a:noFill/>
+                      <a:headEnd/>
+                      <a:tailEnd/>
+                    </a:ln>
+                  </pic:spPr>
+                </pic:pic>
+              </a:graphicData>
+            </a:graphic>
+          </wp:inline>
+        </w:drawing>
+      </w:r>
+    </w:p>
+    <w:p>
+      <w:pPr>
+        <w:pStyle w:val="BodyText"/>
+        <w:ind w:left="720" w:right="720" w:firstLine="0"/>
+        <w:jc w:val="both"/>
+        <w:keepNext w:val="0"/>
+        <w:keepLines w:val="0"/>
+        <w:widowControl w:val="1"/>
+      </w:pPr>
+      <w:r>
+        <w:rPr>
+          <w:b/>
+          <w:bCs/>
+        </w:rPr>
+        <w:t xml:space="preserve">Extended Data Fig. 2</w:t>
+      </w:r>
+      <w:r>
+        <w:t xml:space="preserve"> </w:t>
+      </w:r>
+      <w:r>
+        <w:t xml:space="preserve">|</w:t>
+      </w:r>
+      <w:r>
+        <w:t xml:space="preserve"> </w:t>
+      </w:r>
+      <w:r>
+        <w:rPr>
+          <w:b/>
+          <w:bCs/>
+        </w:rPr>
+        <w:t xml:space="preserve">Pool-size scaling.</w:t>
+      </w:r>
+      <w:r>
+        <w:t xml:space="preserve"> </w:t>
+      </w:r>
+      <w:r>
+        <w:t xml:space="preserve">Best composite score over top-1 and number of candidates passing every filter versus pool size from 1.5k to 100k. Both curves are still moving at pool = 40k; an M7 five-lane 100k run confirms the trend with 4,639 passing candidates (</w:t>
+      </w:r>
+      <m:oMath>
+        <m:r>
+          <m:t>5.1</m:t>
+        </m:r>
+        <m:r>
+          <m:rPr>
+            <m:sty m:val="p"/>
+          </m:rPr>
+          <m:t>×</m:t>
+        </m:r>
+      </m:oMath>
+      <w:r>
+        <w:t xml:space="preserve"> </w:t>
+      </w:r>
+      <w:r>
+        <w:t xml:space="preserve">more than the 40k baseline) and scaffold count expanding from 7 to 24.</w:t>
+      </w:r>
+    </w:p>
+    <w:p>
+      <w:pPr>
+        <w:pStyle w:val="BodyText"/>
+        <w:jc w:val="center"/>
+        <w:keepNext/>
+        <w:keepLines/>
+        <w:widowControl w:val="1"/>
+      </w:pPr>
+      <w:r>
+        <w:drawing>
+          <wp:inline>
+            <wp:extent cx="5943600" cy="3516503"/>
+            <wp:effectExtent b="0" l="0" r="0" t="0"/>
+            <wp:docPr descr="Extended Data Fig. 3" title="" id="114" name="Picture"/>
+            <a:graphic>
+              <a:graphicData uri="http://schemas.openxmlformats.org/drawingml/2006/picture">
+                <pic:pic>
+                  <pic:nvPicPr>
+                    <pic:cNvPr descr="figs/fig2_cfg_sweep.png" id="115" name="Picture"/>
+                    <pic:cNvPicPr>
+                      <a:picLocks noChangeArrowheads="1" noChangeAspect="1"/>
+                    </pic:cNvPicPr>
+                  </pic:nvPicPr>
+                  <pic:blipFill>
+                    <a:blip r:embed="rId113"/>
+                    <a:stretch>
+                      <a:fillRect/>
+                    </a:stretch>
+                  </pic:blipFill>
+                  <pic:spPr bwMode="auto">
+                    <a:xfrm>
+                      <a:off x="0" y="0"/>
+                      <a:ext cx="5943600" cy="3516503"/>
+                    </a:xfrm>
+                    <a:prstGeom prst="rect">
+                      <a:avLst/>
+                    </a:prstGeom>
+                    <a:noFill/>
+                    <a:ln w="9525">
+                      <a:noFill/>
+                      <a:headEnd/>
+                      <a:tailEnd/>
+                    </a:ln>
+                  </pic:spPr>
+                </pic:pic>
+              </a:graphicData>
+            </a:graphic>
+          </wp:inline>
+        </w:drawing>
+      </w:r>
+    </w:p>
+    <w:p>
+      <w:pPr>
+        <w:pStyle w:val="BodyText"/>
+        <w:ind w:left="720" w:right="720" w:firstLine="0"/>
+        <w:jc w:val="both"/>
+        <w:keepNext w:val="0"/>
+        <w:keepLines w:val="0"/>
+        <w:widowControl w:val="1"/>
+      </w:pPr>
+      <w:r>
+        <w:rPr>
+          <w:b/>
+          <w:bCs/>
+        </w:rPr>
+        <w:t xml:space="preserve">Extended Data Fig. 3</w:t>
+      </w:r>
+      <w:r>
+        <w:t xml:space="preserve"> </w:t>
+      </w:r>
+      <w:r>
+        <w:t xml:space="preserve">|</w:t>
+      </w:r>
+      <w:r>
+        <w:t xml:space="preserve"> </w:t>
+      </w:r>
+      <w:r>
+        <w:rPr>
+          <w:b/>
+          <w:bCs/>
+        </w:rPr>
+        <w:t xml:space="preserve">Classifier-free guidance scale sweep.</w:t>
+      </w:r>
+      <w:r>
+        <w:t xml:space="preserve"> </w:t>
+      </w:r>
+      <w:r>
+        <w:t xml:space="preserve">CFG scale</w:t>
+      </w:r>
+      <w:r>
+        <w:t xml:space="preserve"> </w:t>
+      </w:r>
+      <m:oMath>
+        <m:r>
+          <m:t>w</m:t>
+        </m:r>
+        <m:r>
+          <m:rPr>
+            <m:sty m:val="p"/>
+          </m:rPr>
+          <m:t>∈</m:t>
+        </m:r>
+        <m:r>
+          <m:rPr>
+            <m:sty m:val="p"/>
+          </m:rPr>
+          <m:t>{</m:t>
+        </m:r>
+        <m:r>
+          <m:t>5</m:t>
+        </m:r>
+        <m:r>
+          <m:rPr>
+            <m:sty m:val="p"/>
+          </m:rPr>
+          <m:t>,</m:t>
+        </m:r>
+        <m:r>
+          <m:t>7</m:t>
+        </m:r>
+        <m:r>
+          <m:rPr>
+            <m:sty m:val="p"/>
+          </m:rPr>
+          <m:t>,</m:t>
+        </m:r>
+        <m:r>
+          <m:t>9</m:t>
+        </m:r>
+        <m:r>
+          <m:rPr>
+            <m:sty m:val="p"/>
+          </m:rPr>
+          <m:t>}</m:t>
+        </m:r>
+      </m:oMath>
+      <w:r>
+        <w:t xml:space="preserve"> </w:t>
+      </w:r>
+      <w:r>
+        <w:t xml:space="preserve">at pool = 8k per setting, ranked by post-filter yield over the two-denoiser pool.</w:t>
+      </w:r>
+      <w:r>
+        <w:t xml:space="preserve"> </w:t>
+      </w:r>
+      <m:oMath>
+        <m:r>
+          <m:t>w</m:t>
+        </m:r>
+        <m:r>
+          <m:rPr>
+            <m:sty m:val="p"/>
+          </m:rPr>
+          <m:t>=</m:t>
+        </m:r>
+        <m:r>
+          <m:t>7</m:t>
+        </m:r>
+      </m:oMath>
+      <w:r>
+        <w:t xml:space="preserve"> </w:t>
+      </w:r>
+      <w:r>
+        <w:t xml:space="preserve">is the empirical sweet spot.</w:t>
+      </w:r>
+    </w:p>
+    <w:p>
+      <w:pPr>
+        <w:pStyle w:val="BodyText"/>
+        <w:jc w:val="center"/>
+        <w:keepNext/>
+        <w:keepLines/>
+        <w:widowControl w:val="1"/>
+      </w:pPr>
+      <w:r>
+        <w:drawing>
+          <wp:inline>
+            <wp:extent cx="5943600" cy="2362581"/>
+            <wp:effectExtent b="0" l="0" r="0" t="0"/>
+            <wp:docPr descr="Extended Data Fig. 4" title="" id="117" name="Picture"/>
+            <a:graphic>
+              <a:graphicData uri="http://schemas.openxmlformats.org/drawingml/2006/picture">
+                <pic:pic>
+                  <pic:nvPicPr>
+                    <pic:cNvPr descr="figs/fig8_head_sweep.png" id="118" name="Picture"/>
+                    <pic:cNvPicPr>
+                      <a:picLocks noChangeArrowheads="1" noChangeAspect="1"/>
+                    </pic:cNvPicPr>
+                  </pic:nvPicPr>
+                  <pic:blipFill>
+                    <a:blip r:embed="rId116"/>
+                    <a:stretch>
+                      <a:fillRect/>
+                    </a:stretch>
+                  </pic:blipFill>
+                  <pic:spPr bwMode="auto">
+                    <a:xfrm>
+                      <a:off x="0" y="0"/>
+                      <a:ext cx="5943600" cy="2362581"/>
+                    </a:xfrm>
+                    <a:prstGeom prst="rect">
+                      <a:avLst/>
+                    </a:prstGeom>
+                    <a:noFill/>
+                    <a:ln w="9525">
+                      <a:noFill/>
+                      <a:headEnd/>
+                      <a:tailEnd/>
+                    </a:ln>
+                  </pic:spPr>
+                </pic:pic>
+              </a:graphicData>
+            </a:graphic>
+          </wp:inline>
+        </w:drawing>
+      </w:r>
+    </w:p>
+    <w:p>
+      <w:pPr>
+        <w:pStyle w:val="BodyText"/>
+        <w:ind w:left="720" w:right="720" w:firstLine="0"/>
+        <w:jc w:val="both"/>
+        <w:keepNext w:val="0"/>
+        <w:keepLines w:val="0"/>
+        <w:widowControl w:val="1"/>
+      </w:pPr>
+      <w:r>
+        <w:rPr>
+          <w:b/>
+          <w:bCs/>
+        </w:rPr>
+        <w:t xml:space="preserve">Extended Data Fig. 4</w:t>
+      </w:r>
+      <w:r>
+        <w:t xml:space="preserve"> </w:t>
+      </w:r>
+      <w:r>
+        <w:t xml:space="preserve">|</w:t>
+      </w:r>
+      <w:r>
+        <w:t xml:space="preserve"> </w:t>
+      </w:r>
+      <w:r>
+        <w:rPr>
+          <w:b/>
+          <w:bCs/>
+        </w:rPr>
+        <w:t xml:space="preserve">Per-head sample-time scale sweep.</w:t>
+      </w:r>
+      <w:r>
+        <w:t xml:space="preserve"> </w:t>
+      </w:r>
+      <w:r>
+        <w:t xml:space="preserve">Top-1 composite score (left panel) and top-1 detonation velocity</w:t>
+      </w:r>
+      <w:r>
+        <w:t xml:space="preserve"> </w:t>
+      </w:r>
+      <m:oMath>
+        <m:r>
+          <m:t>D</m:t>
+        </m:r>
+      </m:oMath>
+      <w:r>
+        <w:t xml:space="preserve"> </w:t>
+      </w:r>
+      <w:r>
+        <w:t xml:space="preserve">(right panel) for six head-condition variants at pool = 2,500 per denoiser:</w:t>
+      </w:r>
+      <w:r>
+        <w:t xml:space="preserve"> </w:t>
+      </w:r>
+      <w:r>
+        <w:rPr>
+          <w:i/>
+          <w:iCs/>
+        </w:rPr>
+        <w:t xml:space="preserve">ung</w:t>
+      </w:r>
+      <w:r>
+        <w:t xml:space="preserve"> </w:t>
+      </w:r>
+      <w:r>
+        <w:t xml:space="preserve">= unguided baseline;</w:t>
+      </w:r>
+      <w:r>
+        <w:t xml:space="preserve"> </w:t>
+      </w:r>
+      <w:r>
+        <w:rPr>
+          <w:i/>
+          <w:iCs/>
+        </w:rPr>
+        <w:t xml:space="preserve">def</w:t>
+      </w:r>
+      <w:r>
+        <w:t xml:space="preserve"> </w:t>
+      </w:r>
+      <w:r>
+        <w:t xml:space="preserve">= production default</w:t>
+      </w:r>
+      <w:r>
+        <w:t xml:space="preserve"> </w:t>
+      </w:r>
+      <m:oMath>
+        <m:r>
+          <m:rPr>
+            <m:sty m:val="p"/>
+          </m:rPr>
+          <m:t>(</m:t>
+        </m:r>
+        <m:sSub>
+          <m:e>
+            <m:r>
+              <m:t>s</m:t>
+            </m:r>
+          </m:e>
+          <m:sub>
+            <m:r>
+              <m:rPr>
+                <m:nor/>
+                <m:sty m:val="p"/>
+              </m:rPr>
+              <m:t>viab</m:t>
+            </m:r>
+          </m:sub>
+        </m:sSub>
+        <m:r>
+          <m:rPr>
+            <m:sty m:val="p"/>
+          </m:rPr>
+          <m:t>,</m:t>
+        </m:r>
+        <m:sSub>
+          <m:e>
+            <m:r>
+              <m:t>s</m:t>
+            </m:r>
+          </m:e>
+          <m:sub>
+            <m:r>
+              <m:rPr>
+                <m:nor/>
+                <m:sty m:val="p"/>
+              </m:rPr>
+              <m:t>sens</m:t>
+            </m:r>
+          </m:sub>
+        </m:sSub>
+        <m:r>
+          <m:rPr>
+            <m:sty m:val="p"/>
+          </m:rPr>
+          <m:t>,</m:t>
+        </m:r>
+        <m:sSub>
+          <m:e>
+            <m:r>
+              <m:t>s</m:t>
+            </m:r>
+          </m:e>
+          <m:sub>
+            <m:r>
+              <m:rPr>
+                <m:nor/>
+                <m:sty m:val="p"/>
+              </m:rPr>
+              <m:t>hazard</m:t>
+            </m:r>
+          </m:sub>
+        </m:sSub>
+        <m:r>
+          <m:rPr>
+            <m:sty m:val="p"/>
+          </m:rPr>
+          <m:t>)</m:t>
+        </m:r>
+        <m:r>
+          <m:rPr>
+            <m:sty m:val="p"/>
+          </m:rPr>
+          <m:t>=</m:t>
+        </m:r>
+        <m:r>
+          <m:rPr>
+            <m:sty m:val="p"/>
+          </m:rPr>
+          <m:t>(</m:t>
+        </m:r>
+        <m:r>
+          <m:t>1.0</m:t>
+        </m:r>
+        <m:r>
+          <m:rPr>
+            <m:sty m:val="p"/>
+          </m:rPr>
+          <m:t>,</m:t>
+        </m:r>
+        <m:r>
+          <m:t>0.3</m:t>
+        </m:r>
+        <m:r>
+          <m:rPr>
+            <m:sty m:val="p"/>
+          </m:rPr>
+          <m:t>,</m:t>
+        </m:r>
+        <m:r>
+          <m:t>1.0</m:t>
+        </m:r>
+        <m:r>
+          <m:rPr>
+            <m:sty m:val="p"/>
+          </m:rPr>
+          <m:t>)</m:t>
+        </m:r>
+      </m:oMath>
+      <w:r>
+        <w:t xml:space="preserve">;</w:t>
+      </w:r>
+      <w:r>
+        <w:t xml:space="preserve"> </w:t>
+      </w:r>
+      <w:r>
+        <w:rPr>
+          <w:i/>
+          <w:iCs/>
+        </w:rPr>
+        <w:t xml:space="preserve">low</w:t>
+      </w:r>
+      <w:r>
+        <w:t xml:space="preserve"> </w:t>
+      </w:r>
+      <w:r>
+        <w:t xml:space="preserve">= halved scales;</w:t>
+      </w:r>
+      <w:r>
+        <w:t xml:space="preserve"> </w:t>
+      </w:r>
+      <w:r>
+        <w:rPr>
+          <w:i/>
+          <w:iCs/>
+        </w:rPr>
+        <w:t xml:space="preserve">v↑</w:t>
+      </w:r>
+      <w:r>
+        <w:t xml:space="preserve"> </w:t>
+      </w:r>
+      <w:r>
+        <w:t xml:space="preserve">= boosted viability scale;</w:t>
+      </w:r>
+      <w:r>
+        <w:t xml:space="preserve"> </w:t>
+      </w:r>
+      <w:r>
+        <w:rPr>
+          <w:i/>
+          <w:iCs/>
+        </w:rPr>
+        <w:t xml:space="preserve">s↑</w:t>
+      </w:r>
+      <w:r>
+        <w:t xml:space="preserve"> </w:t>
+      </w:r>
+      <w:r>
+        <w:t xml:space="preserve">= boosted sensitivity scale;</w:t>
+      </w:r>
+      <w:r>
+        <w:t xml:space="preserve"> </w:t>
+      </w:r>
+      <w:r>
+        <w:rPr>
+          <w:i/>
+          <w:iCs/>
+        </w:rPr>
+        <w:t xml:space="preserve">+SA</w:t>
+      </w:r>
+      <w:r>
+        <w:t xml:space="preserve"> </w:t>
+      </w:r>
+      <w:r>
+        <w:t xml:space="preserve">= drug-domain SA gradient added (worsens the composite by 13%, retained at</w:t>
+      </w:r>
+      <w:r>
+        <w:t xml:space="preserve"> </w:t>
+      </w:r>
+      <m:oMath>
+        <m:sSub>
+          <m:e>
+            <m:r>
+              <m:t>s</m:t>
+            </m:r>
+          </m:e>
+          <m:sub>
+            <m:r>
+              <m:rPr>
+                <m:nor/>
+                <m:sty m:val="p"/>
+              </m:rPr>
+              <m:t>SA</m:t>
+            </m:r>
+          </m:sub>
+        </m:sSub>
+        <m:r>
+          <m:rPr>
+            <m:sty m:val="p"/>
+          </m:rPr>
+          <m:t>=</m:t>
+        </m:r>
+        <m:r>
+          <m:t>0</m:t>
+        </m:r>
+      </m:oMath>
+      <w:r>
+        <w:t xml:space="preserve"> </w:t>
+      </w:r>
+      <w:r>
+        <w:t xml:space="preserve">in production). The default Hz-C2 condition (</w:t>
+      </w:r>
+      <w:r>
+        <w:rPr>
+          <w:i/>
+          <w:iCs/>
+        </w:rPr>
+        <w:t xml:space="preserve">def</w:t>
+      </w:r>
+      <w:r>
+        <w:t xml:space="preserve">) is the empirical optimum on both axes. Per-head training-loss curves over the 40k-step run are released alongside the model checkpoints on Zenodo.</w:t>
+      </w:r>
+    </w:p>
+    <w:p>
+      <w:pPr>
+        <w:pStyle w:val="BodyText"/>
+        <w:jc w:val="center"/>
+        <w:keepNext/>
+        <w:keepLines/>
+        <w:widowControl w:val="1"/>
+      </w:pPr>
+      <w:r>
+        <w:drawing>
+          <wp:inline>
+            <wp:extent cx="5943600" cy="3345052"/>
+            <wp:effectExtent b="0" l="0" r="0" t="0"/>
+            <wp:docPr descr="Extended Data Fig. 5" title="" id="120" name="Picture"/>
+            <a:graphic>
+              <a:graphicData uri="http://schemas.openxmlformats.org/drawingml/2006/picture">
+                <pic:pic>
+                  <pic:nvPicPr>
+                    <pic:cNvPr descr="figs/fig4f_self_distillation.png" id="121" name="Picture"/>
+                    <pic:cNvPicPr>
+                      <a:picLocks noChangeArrowheads="1" noChangeAspect="1"/>
+                    </pic:cNvPicPr>
+                  </pic:nvPicPr>
+                  <pic:blipFill>
+                    <a:blip r:embed="rId119"/>
+                    <a:stretch>
+                      <a:fillRect/>
+                    </a:stretch>
+                  </pic:blipFill>
+                  <pic:spPr bwMode="auto">
+                    <a:xfrm>
+                      <a:off x="0" y="0"/>
+                      <a:ext cx="5943600" cy="3345052"/>
+                    </a:xfrm>
+                    <a:prstGeom prst="rect">
+                      <a:avLst/>
+                    </a:prstGeom>
+                    <a:noFill/>
+                    <a:ln w="9525">
+                      <a:noFill/>
+                      <a:headEnd/>
+                      <a:tailEnd/>
+                    </a:ln>
+                  </pic:spPr>
+                </pic:pic>
+              </a:graphicData>
+            </a:graphic>
+          </wp:inline>
+        </w:drawing>
+      </w:r>
+    </w:p>
+    <w:p>
+      <w:pPr>
+        <w:pStyle w:val="BodyText"/>
+        <w:ind w:left="720" w:right="720" w:firstLine="0"/>
+        <w:jc w:val="both"/>
+        <w:keepNext w:val="0"/>
+        <w:keepLines w:val="0"/>
+        <w:widowControl w:val="1"/>
+      </w:pPr>
+      <w:r>
+        <w:rPr>
+          <w:b/>
+          <w:bCs/>
+        </w:rPr>
+        <w:t xml:space="preserve">Extended Data Fig. 5</w:t>
+      </w:r>
+      <w:r>
+        <w:t xml:space="preserve"> </w:t>
+      </w:r>
+      <w:r>
+        <w:t xml:space="preserve">|</w:t>
+      </w:r>
+      <w:r>
+        <w:t xml:space="preserve"> </w:t>
+      </w:r>
+      <w:r>
+        <w:rPr>
+          <w:b/>
+          <w:bCs/>
+        </w:rPr>
+        <w:t xml:space="preserve">Self-distillation refinement of the viability head.</w:t>
+      </w:r>
+      <w:r>
+        <w:t xml:space="preserve"> </w:t>
+      </w:r>
+      <w:r>
+        <w:t xml:space="preserve">Three rounds of mine-then-retrain on the score-model viability head only; the LIMO encoder and denoiser are frozen across rounds. Hard-negative count cumulates 0</w:t>
+      </w:r>
+      <w:r>
+        <w:t xml:space="preserve"> </w:t>
+      </w:r>
+      <m:oMath>
+        <m:r>
+          <m:rPr>
+            <m:sty m:val="p"/>
+          </m:rPr>
+          <m:t>→</m:t>
+        </m:r>
+      </m:oMath>
+      <w:r>
+        <w:t xml:space="preserve"> </w:t>
+      </w:r>
+      <w:r>
+        <w:t xml:space="preserve">137</w:t>
+      </w:r>
+      <w:r>
+        <w:t xml:space="preserve"> </w:t>
+      </w:r>
+      <m:oMath>
+        <m:r>
+          <m:rPr>
+            <m:sty m:val="p"/>
+          </m:rPr>
+          <m:t>→</m:t>
+        </m:r>
+      </m:oMath>
+      <w:r>
+        <w:t xml:space="preserve"> </w:t>
+      </w:r>
+      <w:r>
+        <w:t xml:space="preserve">918. The held-out probe stopping criterion (anchors</w:t>
+      </w:r>
+      <w:r>
+        <w:t xml:space="preserve"> </w:t>
+      </w:r>
+      <m:oMath>
+        <m:r>
+          <m:rPr>
+            <m:sty m:val="p"/>
+          </m:rPr>
+          <m:t>≥</m:t>
+        </m:r>
+        <m:r>
+          <m:t>0.86</m:t>
+        </m:r>
+      </m:oMath>
+      <w:r>
+        <w:t xml:space="preserve"> </w:t>
+      </w:r>
+      <w:r>
+        <w:t xml:space="preserve">AND cheats</w:t>
+      </w:r>
+      <w:r>
+        <w:t xml:space="preserve"> </w:t>
+      </w:r>
+      <m:oMath>
+        <m:r>
+          <m:rPr>
+            <m:sty m:val="p"/>
+          </m:rPr>
+          <m:t>≤</m:t>
+        </m:r>
+        <m:r>
+          <m:t>0.84</m:t>
+        </m:r>
+      </m:oMath>
+      <w:r>
+        <w:t xml:space="preserve">) is satisfied at round 2.</w:t>
+      </w:r>
+    </w:p>
+    <w:p>
+      <w:pPr>
+        <w:pStyle w:val="BodyText"/>
+        <w:jc w:val="center"/>
+        <w:keepNext/>
+        <w:keepLines/>
+        <w:widowControl w:val="1"/>
+      </w:pPr>
+      <w:r>
+        <w:drawing>
+          <wp:inline>
+            <wp:extent cx="5761178" cy="6949440"/>
+            <wp:effectExtent b="0" l="0" r="0" t="0"/>
+            <wp:docPr descr="Extended Data Fig. 6" title="" id="123" name="Picture"/>
+            <a:graphic>
+              <a:graphicData uri="http://schemas.openxmlformats.org/drawingml/2006/picture">
+                <pic:pic>
+                  <pic:nvPicPr>
+                    <pic:cNvPr descr="figs/fig_lead_cards_grid.png" id="124" name="Picture"/>
+                    <pic:cNvPicPr>
+                      <a:picLocks noChangeArrowheads="1" noChangeAspect="1"/>
+                    </pic:cNvPicPr>
+                  </pic:nvPicPr>
+                  <pic:blipFill>
+                    <a:blip r:embed="rId122"/>
+                    <a:stretch>
+                      <a:fillRect/>
+                    </a:stretch>
+                  </pic:blipFill>
+                  <pic:spPr bwMode="auto">
+                    <a:xfrm>
+                      <a:off x="0" y="0"/>
+                      <a:ext cx="5761178" cy="6949440"/>
+                    </a:xfrm>
+                    <a:prstGeom prst="rect">
+                      <a:avLst/>
+                    </a:prstGeom>
+                    <a:noFill/>
+                    <a:ln w="9525">
+                      <a:noFill/>
+                      <a:headEnd/>
+                      <a:tailEnd/>
+                    </a:ln>
+                  </pic:spPr>
+                </pic:pic>
+              </a:graphicData>
+            </a:graphic>
+          </wp:inline>
+        </w:drawing>
+      </w:r>
+    </w:p>
+    <w:p>
+      <w:pPr>
+        <w:pStyle w:val="BodyText"/>
+        <w:ind w:left="720" w:right="720" w:firstLine="0"/>
+        <w:jc w:val="both"/>
+        <w:keepNext w:val="0"/>
+        <w:keepLines w:val="0"/>
+        <w:widowControl w:val="1"/>
+      </w:pPr>
+      <w:r>
+        <w:rPr>
+          <w:b/>
+          <w:bCs/>
+        </w:rPr>
+        <w:t xml:space="preserve">Extended Data Fig. 6</w:t>
+      </w:r>
+      <w:r>
+        <w:t xml:space="preserve"> </w:t>
+      </w:r>
+      <w:r>
+        <w:t xml:space="preserve">|</w:t>
+      </w:r>
+      <w:r>
+        <w:t xml:space="preserve"> </w:t>
+      </w:r>
+      <w:r>
+        <w:rPr>
+          <w:b/>
+          <w:bCs/>
+        </w:rPr>
+        <w:t xml:space="preserve">Twelve confirmed leads gallery.</w:t>
+      </w:r>
+      <w:r>
+        <w:t xml:space="preserve"> </w:t>
+      </w:r>
+      <w:r>
+        <w:t xml:space="preserve">Per-lead RDKit 2D depiction, chemotype label, molecular formula, and 6-anchor-calibrated DFT/Kamlet–Jacobs values. Border colour: green = xTB HOMO–LUMO gap</w:t>
+      </w:r>
+      <w:r>
+        <w:t xml:space="preserve"> </w:t>
+      </w:r>
+      <m:oMath>
+        <m:r>
+          <m:rPr>
+            <m:sty m:val="p"/>
+          </m:rPr>
+          <m:t>≥</m:t>
+        </m:r>
+        <m:r>
+          <m:t>1.5</m:t>
+        </m:r>
+      </m:oMath>
+      <w:r>
+        <w:t xml:space="preserve"> </w:t>
+      </w:r>
+      <w:r>
+        <w:t xml:space="preserve">eV; red = gap below threshold.</w:t>
+      </w:r>
+    </w:p>
+    <w:p>
+      <w:pPr>
+        <w:pStyle w:val="BodyText"/>
+        <w:jc w:val="center"/>
+        <w:keepNext/>
+        <w:keepLines/>
+        <w:widowControl w:val="1"/>
+      </w:pPr>
+      <w:r>
+        <w:drawing>
+          <wp:inline>
+            <wp:extent cx="5943600" cy="4771512"/>
+            <wp:effectExtent b="0" l="0" r="0" t="0"/>
+            <wp:docPr descr="Extended Data Fig. 7" title="" id="126" name="Picture"/>
+            <a:graphic>
+              <a:graphicData uri="http://schemas.openxmlformats.org/drawingml/2006/picture">
+                <pic:pic>
+                  <pic:nvPicPr>
+                    <pic:cNvPr descr="figs/fig_quadrant_scatter.png" id="127" name="Picture"/>
+                    <pic:cNvPicPr>
+                      <a:picLocks noChangeArrowheads="1" noChangeAspect="1"/>
+                    </pic:cNvPicPr>
+                  </pic:nvPicPr>
+                  <pic:blipFill>
+                    <a:blip r:embed="rId125"/>
+                    <a:stretch>
+                      <a:fillRect/>
+                    </a:stretch>
+                  </pic:blipFill>
+                  <pic:spPr bwMode="auto">
+                    <a:xfrm>
+                      <a:off x="0" y="0"/>
+                      <a:ext cx="5943600" cy="4771512"/>
+                    </a:xfrm>
+                    <a:prstGeom prst="rect">
+                      <a:avLst/>
+                    </a:prstGeom>
+                    <a:noFill/>
+                    <a:ln w="9525">
+                      <a:noFill/>
+                      <a:headEnd/>
+                      <a:tailEnd/>
+                    </a:ln>
+                  </pic:spPr>
+                </pic:pic>
+              </a:graphicData>
+            </a:graphic>
+          </wp:inline>
+        </w:drawing>
+      </w:r>
+    </w:p>
+    <w:p>
+      <w:pPr>
+        <w:pStyle w:val="BodyText"/>
+        <w:ind w:left="720" w:right="720" w:firstLine="0"/>
+        <w:jc w:val="both"/>
+        <w:keepNext w:val="0"/>
+        <w:keepLines w:val="0"/>
+        <w:widowControl w:val="1"/>
+      </w:pPr>
+      <w:r>
+        <w:rPr>
+          <w:b/>
+          <w:bCs/>
+        </w:rPr>
+        <w:t xml:space="preserve">Extended Data Fig. 7</w:t>
+      </w:r>
+      <w:r>
+        <w:t xml:space="preserve"> </w:t>
+      </w:r>
+      <w:r>
+        <w:t xml:space="preserve">|</w:t>
+      </w:r>
+      <w:r>
+        <w:t xml:space="preserve"> </w:t>
+      </w:r>
+      <w:r>
+        <w:rPr>
+          <w:b/>
+          <w:bCs/>
+        </w:rPr>
+        <w:t xml:space="preserve">Productive-quadrant scatter.</w:t>
+      </w:r>
+      <w:r>
+        <w:t xml:space="preserve"> </w:t>
+      </w:r>
+      <w:r>
+        <w:t xml:space="preserve">Composite score</w:t>
+      </w:r>
+      <w:r>
+        <w:t xml:space="preserve"> </w:t>
+      </w:r>
+      <m:oMath>
+        <m:r>
+          <m:t>S</m:t>
+        </m:r>
+      </m:oMath>
+      <w:r>
+        <w:t xml:space="preserve"> </w:t>
+      </w:r>
+      <w:r>
+        <w:t xml:space="preserve">versus viability probability for the twelve DFT-confirmed leads, with the four no-diffusion baselines as reference markers. Marker area is proportional to drop-weight impact sensitivity</w:t>
+      </w:r>
+      <w:r>
+        <w:t xml:space="preserve"> </w:t>
+      </w:r>
+      <m:oMath>
+        <m:sSub>
+          <m:e>
+            <m:r>
+              <m:t>h</m:t>
+            </m:r>
+          </m:e>
+          <m:sub>
+            <m:r>
+              <m:t>50</m:t>
+            </m:r>
+          </m:sub>
+        </m:sSub>
+      </m:oMath>
+      <w:r>
+        <w:t xml:space="preserve">. The green-tinted upper-right quadrant is the productive zone (novel and HMX-class).</w:t>
+      </w:r>
+    </w:p>
+    <w:p>
+      <w:pPr>
+        <w:pStyle w:val="BodyText"/>
+        <w:jc w:val="center"/>
+        <w:keepNext/>
+        <w:keepLines/>
+        <w:widowControl w:val="1"/>
+      </w:pPr>
+      <w:r>
+        <w:drawing>
+          <wp:inline>
+            <wp:extent cx="5943600" cy="2886891"/>
+            <wp:effectExtent b="0" l="0" r="0" t="0"/>
+            <wp:docPr descr="Extended Data Fig. 8" title="" id="129" name="Picture"/>
+            <a:graphic>
+              <a:graphicData uri="http://schemas.openxmlformats.org/drawingml/2006/picture">
+                <pic:pic>
+                  <pic:nvPicPr>
+                    <pic:cNvPr descr="figs/fig9_merged_provenance.png" id="130" name="Picture"/>
+                    <pic:cNvPicPr>
+                      <a:picLocks noChangeArrowheads="1" noChangeAspect="1"/>
+                    </pic:cNvPicPr>
+                  </pic:nvPicPr>
+                  <pic:blipFill>
+                    <a:blip r:embed="rId128"/>
+                    <a:stretch>
+                      <a:fillRect/>
+                    </a:stretch>
+                  </pic:blipFill>
+                  <pic:spPr bwMode="auto">
+                    <a:xfrm>
+                      <a:off x="0" y="0"/>
+                      <a:ext cx="5943600" cy="2886891"/>
+                    </a:xfrm>
+                    <a:prstGeom prst="rect">
+                      <a:avLst/>
+                    </a:prstGeom>
+                    <a:noFill/>
+                    <a:ln w="9525">
+                      <a:noFill/>
+                      <a:headEnd/>
+                      <a:tailEnd/>
+                    </a:ln>
+                  </pic:spPr>
+                </pic:pic>
+              </a:graphicData>
+            </a:graphic>
+          </wp:inline>
+        </w:drawing>
+      </w:r>
+    </w:p>
+    <w:p>
+      <w:pPr>
+        <w:pStyle w:val="BodyText"/>
+        <w:ind w:left="720" w:right="720" w:firstLine="0"/>
+        <w:jc w:val="both"/>
+        <w:keepNext w:val="0"/>
+        <w:keepLines w:val="0"/>
+        <w:widowControl w:val="1"/>
+      </w:pPr>
+      <w:r>
+        <w:rPr>
+          <w:b/>
+          <w:bCs/>
+        </w:rPr>
+        <w:t xml:space="preserve">Extended Data Fig. 8</w:t>
+      </w:r>
+      <w:r>
+        <w:t xml:space="preserve"> </w:t>
+      </w:r>
+      <w:r>
+        <w:t xml:space="preserve">|</w:t>
+      </w:r>
+      <w:r>
+        <w:t xml:space="preserve"> </w:t>
+      </w:r>
+      <w:r>
+        <w:rPr>
+          <w:b/>
+          <w:bCs/>
+        </w:rPr>
+        <w:t xml:space="preserve">Merged top-100 source-pool provenance.</w:t>
+      </w:r>
+      <w:r>
+        <w:t xml:space="preserve"> </w:t>
+      </w:r>
+      <w:r>
+        <w:t xml:space="preserve">Per-condition provenance of the merged top-100 across guided and unguided lanes, showing that 89/100 originate from the smallest unguided pool reranked by the Pareto scaffold composite; guidance acts as a high-precision lever on the top of the funnel rather than as the source of bulk Pareto coverage.</w:t>
+      </w:r>
+    </w:p>
+    <w:p>
+      <w:pPr>
+        <w:pStyle w:val="BodyText"/>
+        <w:jc w:val="center"/>
+        <w:keepNext/>
+        <w:keepLines/>
+        <w:widowControl w:val="1"/>
+      </w:pPr>
+      <w:r>
+        <w:drawing>
+          <wp:inline>
+            <wp:extent cx="5943600" cy="3334810"/>
+            <wp:effectExtent b="0" l="0" r="0" t="0"/>
+            <wp:docPr descr="Extended Data Fig. 9" title="" id="132" name="Picture"/>
+            <a:graphic>
+              <a:graphicData uri="http://schemas.openxmlformats.org/drawingml/2006/picture">
+                <pic:pic>
+                  <pic:nvPicPr>
+                    <pic:cNvPr descr="figs/fig_moses_small_multiples.png" id="133" name="Picture"/>
+                    <pic:cNvPicPr>
+                      <a:picLocks noChangeArrowheads="1" noChangeAspect="1"/>
+                    </pic:cNvPicPr>
+                  </pic:nvPicPr>
+                  <pic:blipFill>
+                    <a:blip r:embed="rId131"/>
+                    <a:stretch>
+                      <a:fillRect/>
+                    </a:stretch>
+                  </pic:blipFill>
+                  <pic:spPr bwMode="auto">
+                    <a:xfrm>
+                      <a:off x="0" y="0"/>
+                      <a:ext cx="5943600" cy="3334810"/>
+                    </a:xfrm>
+                    <a:prstGeom prst="rect">
+                      <a:avLst/>
+                    </a:prstGeom>
+                    <a:noFill/>
+                    <a:ln w="9525">
+                      <a:noFill/>
+                      <a:headEnd/>
+                      <a:tailEnd/>
+                    </a:ln>
+                  </pic:spPr>
+                </pic:pic>
+              </a:graphicData>
+            </a:graphic>
+          </wp:inline>
+        </w:drawing>
+      </w:r>
+    </w:p>
+    <w:p>
+      <w:pPr>
+        <w:pStyle w:val="BodyText"/>
+        <w:ind w:left="720" w:right="720" w:firstLine="0"/>
+        <w:jc w:val="both"/>
+        <w:keepNext w:val="0"/>
+        <w:keepLines w:val="0"/>
+        <w:widowControl w:val="1"/>
+      </w:pPr>
+      <w:r>
+        <w:rPr>
+          <w:b/>
+          <w:bCs/>
+        </w:rPr>
+        <w:t xml:space="preserve">Extended Data Fig. 9</w:t>
+      </w:r>
+      <w:r>
+        <w:t xml:space="preserve"> </w:t>
+      </w:r>
+      <w:r>
+        <w:t xml:space="preserve">|</w:t>
+      </w:r>
+      <w:r>
+        <w:t xml:space="preserve"> </w:t>
+      </w:r>
+      <w:r>
+        <w:rPr>
+          <w:b/>
+          <w:bCs/>
+        </w:rPr>
+        <w:t xml:space="preserve">Distribution-learning small multiples.</w:t>
+      </w:r>
+      <w:r>
+        <w:t xml:space="preserve"> </w:t>
+      </w:r>
+      <w:r>
+        <w:t xml:space="preserve">Validity proxy, top-100 scaffold uniqueness, internal diversity, and Fréchet ChemNet Distance versus the labelled master, comparing SMILES-LSTM (red) against seven DGLD conditions (blue). Condition codes: C0 = unguided baseline; suffix letters denote which property heads steer sampling (v = viability, s = sensitivity, h = hazard, sa = synthetic accessibility), e.g. C2vsh = viability + sensitivity + hazard. Full per-head specifications in Supplementary Note 6.3.</w:t>
+      </w:r>
+    </w:p>
+    <w:p>
+      <w:pPr>
+        <w:pStyle w:val="BodyText"/>
+        <w:ind w:left="720" w:right="720" w:firstLine="0"/>
+        <w:jc w:val="both"/>
+        <w:keepNext w:val="0"/>
+        <w:keepLines w:val="0"/>
+        <w:widowControl w:val="1"/>
+      </w:pPr>
+      <w:r>
+        <w:rPr>
+          <w:b/>
+          <w:bCs/>
+        </w:rPr>
+        <w:t xml:space="preserve">Extended Data Table 1</w:t>
+      </w:r>
+      <w:r>
+        <w:t xml:space="preserve"> </w:t>
+      </w:r>
+      <w:r>
+        <w:t xml:space="preserve">|</w:t>
+      </w:r>
+      <w:r>
+        <w:t xml:space="preserve"> </w:t>
+      </w:r>
+      <w:r>
+        <w:rPr>
+          <w:b/>
+          <w:bCs/>
+        </w:rPr>
+        <w:t xml:space="preserve">Six-anchor DFT calibration.</w:t>
+      </w:r>
+      <w:r>
+        <w:t xml:space="preserve"> </w:t>
+      </w:r>
+      <w:r>
+        <w:t xml:space="preserve">Anchor compounds and their chemotype families; experimental crystal density</w:t>
+      </w:r>
+      <w:r>
+        <w:t xml:space="preserve"> </w:t>
+      </w:r>
+      <m:oMath>
+        <m:sSub>
+          <m:e>
+            <m:r>
+              <m:t>ρ</m:t>
+            </m:r>
+          </m:e>
+          <m:sub>
+            <m:r>
+              <m:rPr>
+                <m:nor/>
+                <m:sty m:val="p"/>
+              </m:rPr>
+              <m:t>exp</m:t>
+            </m:r>
+          </m:sub>
+        </m:sSub>
+      </m:oMath>
+      <w:r>
+        <w:t xml:space="preserve"> </w:t>
+      </w:r>
+      <w:r>
+        <w:t xml:space="preserve">and condensed-phase heat of formation</w:t>
+      </w:r>
+      <w:r>
+        <w:t xml:space="preserve"> </w:t>
+      </w:r>
+      <m:oMath>
+        <m:r>
+          <m:rPr>
+            <m:sty m:val="p"/>
+          </m:rPr>
+          <m:t>Δ</m:t>
+        </m:r>
+        <m:sSubSup>
+          <m:e>
+            <m:r>
+              <m:t>H</m:t>
+            </m:r>
+          </m:e>
+          <m:sub>
+            <m:r>
+              <m:t>f</m:t>
+            </m:r>
+          </m:sub>
+          <m:sup>
+            <m:r>
+              <m:rPr>
+                <m:nor/>
+                <m:sty m:val="p"/>
+              </m:rPr>
+              <m:t>exp</m:t>
+            </m:r>
+          </m:sup>
+        </m:sSubSup>
+      </m:oMath>
+      <w:r>
+        <w:t xml:space="preserve">;</w:t>
+      </w:r>
+      <w:r>
+        <w:t xml:space="preserve"> </w:t>
+      </w:r>
+      <w:r>
+        <w:t xml:space="preserve">raw</w:t>
+      </w:r>
+      <w:r>
+        <w:t xml:space="preserve"> </w:t>
+      </w:r>
+      <m:oMath>
+        <m:r>
+          <m:t>ω</m:t>
+        </m:r>
+      </m:oMath>
+      <w:r>
+        <w:t xml:space="preserve">B97X-D3BJ/def2-TZVP outputs</w:t>
+      </w:r>
+      <w:r>
+        <w:t xml:space="preserve"> </w:t>
+      </w:r>
+      <m:oMath>
+        <m:sSub>
+          <m:e>
+            <m:r>
+              <m:t>ρ</m:t>
+            </m:r>
+          </m:e>
+          <m:sub>
+            <m:r>
+              <m:rPr>
+                <m:nor/>
+                <m:sty m:val="p"/>
+              </m:rPr>
+              <m:t>DFT</m:t>
+            </m:r>
+          </m:sub>
+        </m:sSub>
+      </m:oMath>
+      <w:r>
+        <w:t xml:space="preserve"> </w:t>
+      </w:r>
+      <w:r>
+        <w:t xml:space="preserve">(Bondi-vdW + 0.69 packing)</w:t>
+      </w:r>
+      <w:r>
+        <w:t xml:space="preserve"> </w:t>
+      </w:r>
+      <w:r>
+        <w:t xml:space="preserve">and</w:t>
+      </w:r>
+      <w:r>
+        <w:t xml:space="preserve"> </w:t>
+      </w:r>
+      <m:oMath>
+        <m:r>
+          <m:rPr>
+            <m:sty m:val="p"/>
+          </m:rPr>
+          <m:t>Δ</m:t>
+        </m:r>
+        <m:sSubSup>
+          <m:e>
+            <m:r>
+              <m:t>H</m:t>
+            </m:r>
+          </m:e>
+          <m:sub>
+            <m:r>
+              <m:t>f</m:t>
+            </m:r>
+          </m:sub>
+          <m:sup>
+            <m:r>
+              <m:rPr>
+                <m:nor/>
+                <m:sty m:val="p"/>
+              </m:rPr>
+              <m:t>DFT</m:t>
+            </m:r>
+          </m:sup>
+        </m:sSubSup>
+      </m:oMath>
+      <w:r>
+        <w:t xml:space="preserve"> </w:t>
+      </w:r>
+      <w:r>
+        <w:t xml:space="preserve">(atomisation-energy method, 0 K); calibrated values</w:t>
+      </w:r>
+      <w:r>
+        <w:t xml:space="preserve"> </w:t>
+      </w:r>
+      <w:r>
+        <w:t xml:space="preserve">under the linear correction</w:t>
+      </w:r>
+      <w:r>
+        <w:t xml:space="preserve"> </w:t>
+      </w:r>
+      <m:oMath>
+        <m:sSub>
+          <m:e>
+            <m:r>
+              <m:t>ρ</m:t>
+            </m:r>
+          </m:e>
+          <m:sub>
+            <m:r>
+              <m:rPr>
+                <m:nor/>
+                <m:sty m:val="p"/>
+              </m:rPr>
+              <m:t>cal</m:t>
+            </m:r>
+          </m:sub>
+        </m:sSub>
+        <m:r>
+          <m:rPr>
+            <m:sty m:val="p"/>
+          </m:rPr>
+          <m:t>=</m:t>
+        </m:r>
+        <m:r>
+          <m:t>1.392</m:t>
+        </m:r>
+        <m:r>
+          <m:t> </m:t>
+        </m:r>
+        <m:sSub>
+          <m:e>
+            <m:r>
+              <m:t>ρ</m:t>
+            </m:r>
+          </m:e>
+          <m:sub>
+            <m:r>
+              <m:rPr>
+                <m:nor/>
+                <m:sty m:val="p"/>
+              </m:rPr>
+              <m:t>DFT</m:t>
+            </m:r>
+          </m:sub>
+        </m:sSub>
+        <m:r>
+          <m:rPr>
+            <m:sty m:val="p"/>
+          </m:rPr>
+          <m:t>−</m:t>
+        </m:r>
+        <m:r>
+          <m:t>0.415</m:t>
+        </m:r>
+      </m:oMath>
+      <w:r>
+        <w:t xml:space="preserve"> </w:t>
+      </w:r>
+      <w:r>
+        <w:t xml:space="preserve">and</w:t>
+      </w:r>
+      <w:r>
+        <w:t xml:space="preserve"> </w:t>
+      </w:r>
+      <m:oMath>
+        <m:r>
+          <m:rPr>
+            <m:sty m:val="p"/>
+          </m:rPr>
+          <m:t>Δ</m:t>
+        </m:r>
+        <m:sSubSup>
+          <m:e>
+            <m:r>
+              <m:t>H</m:t>
+            </m:r>
+          </m:e>
+          <m:sub>
+            <m:r>
+              <m:t>f</m:t>
+            </m:r>
+          </m:sub>
+          <m:sup>
+            <m:r>
+              <m:rPr>
+                <m:nor/>
+                <m:sty m:val="p"/>
+              </m:rPr>
+              <m:t>cal</m:t>
+            </m:r>
+          </m:sup>
+        </m:sSubSup>
+        <m:r>
+          <m:rPr>
+            <m:sty m:val="p"/>
+          </m:rPr>
+          <m:t>=</m:t>
+        </m:r>
+        <m:r>
+          <m:rPr>
+            <m:sty m:val="p"/>
+          </m:rPr>
+          <m:t>Δ</m:t>
+        </m:r>
+        <m:sSubSup>
+          <m:e>
+            <m:r>
+              <m:t>H</m:t>
+            </m:r>
+          </m:e>
+          <m:sub>
+            <m:r>
+              <m:t>f</m:t>
+            </m:r>
+          </m:sub>
+          <m:sup>
+            <m:r>
+              <m:rPr>
+                <m:nor/>
+                <m:sty m:val="p"/>
+              </m:rPr>
+              <m:t>DFT</m:t>
+            </m:r>
+          </m:sup>
+        </m:sSubSup>
+        <m:r>
+          <m:rPr>
+            <m:sty m:val="p"/>
+          </m:rPr>
+          <m:t>−</m:t>
+        </m:r>
+        <m:r>
+          <m:t>206.7</m:t>
+        </m:r>
+      </m:oMath>
+      <w:r>
+        <w:t xml:space="preserve"> </w:t>
+      </w:r>
+      <w:r>
+        <w:t xml:space="preserve">kJ/mol. Joint-fit RMS over all</w:t>
+      </w:r>
+      <w:r>
+        <w:t xml:space="preserve"> </w:t>
+      </w:r>
+      <w:r>
+        <w:t xml:space="preserve">six anchors is 0.050 g/cm</w:t>
+      </w:r>
+      <w:r>
+        <w:rPr>
+          <w:vertAlign w:val="superscript"/>
+        </w:rPr>
+        <w:t xml:space="preserve">3</w:t>
+      </w:r>
+      <w:r>
+        <w:t xml:space="preserve"> </w:t>
+      </w:r>
+      <w:r>
+        <w:t xml:space="preserve">on</w:t>
+      </w:r>
+      <w:r>
+        <w:t xml:space="preserve"> </w:t>
+      </w:r>
+      <m:oMath>
+        <m:r>
+          <m:t>ρ</m:t>
+        </m:r>
+      </m:oMath>
+      <w:r>
+        <w:t xml:space="preserve"> </w:t>
+      </w:r>
+      <w:r>
+        <w:t xml:space="preserve">and 53.8 kJ/mol on</w:t>
+      </w:r>
+      <w:r>
+        <w:t xml:space="preserve"> </w:t>
+      </w:r>
+      <m:oMath>
+        <m:r>
+          <m:rPr>
+            <m:sty m:val="p"/>
+          </m:rPr>
+          <m:t>Δ</m:t>
+        </m:r>
+        <m:sSub>
+          <m:e>
+            <m:r>
+              <m:t>H</m:t>
+            </m:r>
+          </m:e>
+          <m:sub>
+            <m:r>
+              <m:t>f</m:t>
+            </m:r>
+          </m:sub>
+        </m:sSub>
+      </m:oMath>
+      <w:r>
+        <w:t xml:space="preserve">;</w:t>
+      </w:r>
+      <w:r>
+        <w:t xml:space="preserve"> </w:t>
+      </w:r>
+      <w:r>
+        <w:t xml:space="preserve">leave-one-out RMS is 0.078 g/cm</w:t>
+      </w:r>
+      <w:r>
+        <w:rPr>
+          <w:vertAlign w:val="superscript"/>
+        </w:rPr>
+        <w:t xml:space="preserve">3</w:t>
+      </w:r>
+      <w:r>
+        <w:t xml:space="preserve"> </w:t>
+      </w:r>
+      <w:r>
+        <w:t xml:space="preserve">and 64.6 kJ/mol respectively. Per-anchor</w:t>
+      </w:r>
+      <w:r>
+        <w:t xml:space="preserve"> </w:t>
+      </w:r>
+      <w:r>
+        <w:t xml:space="preserve">LOO residuals and the DNTF 7th-anchor exclusion are in Supplementary Note 3.4 and</w:t>
+      </w:r>
+      <w:r>
+        <w:t xml:space="preserve"> </w:t>
+      </w:r>
+      <w:r>
+        <w:t xml:space="preserve">3.11.</w:t>
+      </w:r>
+    </w:p>
+    <w:tbl>
+      <w:tblPr>
+        <w:tblStyle w:val="Table"/>
+        <w:tblW w:type="pct" w:w="5000"/>
+        <w:jc w:val="center"/>
+        <w:tblLayout w:type="autofit"/>
+        <w:tblLook w:firstRow="1" w:lastRow="0" w:firstColumn="0" w:lastColumn="0" w:noHBand="0" w:noVBand="0" w:val="0020"/>
+        <w:tblCaption w:val="Extended Data Table 1 | Six-anchor DFT calibration. Anchor compounds and their chemotype families; experimental crystal density \rho_\text{exp} and condensed-phase heat of formation \Delta H_f^\text{exp}; raw \omegaB97X-D3BJ/def2-TZVP outputs \rho_\text{DFT} (Bondi-vdW + 0.69 packing) and \Delta H_f^\text{DFT} (atomisation-energy method, 0 K); calibrated values under the linear correction \rho_\text{cal} = 1.392\,\rho_\text{DFT} - 0.415 and \Delta H_f^\text{cal} = \Delta H_f^\text{DFT} - 206.7 kJ/mol. Joint-fit RMS over all six anchors is 0.050 g/cm3 on \rho and 53.8 kJ/mol on \Delta H_f; leave-one-out RMS is 0.078 g/cm3 and 64.6 kJ/mol respectively. Per-anchor LOO residuals and the DNTF 7th-anchor exclusion are in Supplementary Note 3.4 and 3.11."/>
+        <w:tblBorders>
+          <w:top w:val="single" w:sz="10" w:color="4F6272"/>
+          <w:bottom w:val="single" w:sz="10" w:color="4F6272"/>
+          <w:insideH w:val="single" w:sz="5" w:color="9FB0C2"/>
+          <w:left w:val="single" w:sz="6" w:color="9FB0C2"/>
+          <w:right w:val="single" w:sz="6" w:color="9FB0C2"/>
+          <w:insideV w:val="single" w:sz="5" w:color="D9E1E8"/>
+        </w:tblBorders>
+      </w:tblPr>
+      <w:tblGrid>
+        <w:gridCol w:w="990"/>
+        <w:gridCol w:w="990"/>
+        <w:gridCol w:w="990"/>
+        <w:gridCol w:w="990"/>
+        <w:gridCol w:w="990"/>
+        <w:gridCol w:w="990"/>
+        <w:gridCol w:w="990"/>
+        <w:gridCol w:w="990"/>
+      </w:tblGrid>
+      <w:tr>
+        <w:trPr>
+          <w:tblHeader w:val="on"/>
+        </w:trPr>
+        <w:tc>
+          <w:tcPr>
+            <w:shd w:fill="EEF3F7"/>
+            <w:tcBorders>
+              <w:left w:val="nil"/>
+              <w:right w:val="nil"/>
+              <w:top w:val="nil"/>
+              <w:bottom w:val="single" w:sz="8" w:color="9FB0C2"/>
+            </w:tcBorders>
+            <w:vAlign w:val="center"/>
+          </w:tcPr>
+          <w:p>
+            <w:pPr>
+              <w:pStyle w:val="Compact"/>
+              <w:spacing w:before="0" w:after="20" w:line="240" w:lineRule="auto"/>
+              <w:jc w:val="center"/>
+              <w:keepNext w:val="0"/>
+              <w:keepLines/>
+              <w:widowControl w:val="1"/>
+            </w:pPr>
+            <w:r>
+              <w:rPr>
+                <w:rFonts w:ascii="Times New Roman" w:hAnsi="Times New Roman"/>
+                <w:b/>
+                <w:sz w:val="18"/>
+              </w:rPr>
+              <w:t xml:space="preserve">Anchor</w:t>
+            </w:r>
+          </w:p>
+        </w:tc>
+        <w:tc>
+          <w:tcPr>
+            <w:shd w:fill="EEF3F7"/>
+            <w:tcBorders>
+              <w:left w:val="nil"/>
+              <w:right w:val="nil"/>
+              <w:top w:val="nil"/>
+              <w:bottom w:val="single" w:sz="8" w:color="9FB0C2"/>
+            </w:tcBorders>
+            <w:vAlign w:val="center"/>
+          </w:tcPr>
+          <w:p>
+            <w:pPr>
+              <w:pStyle w:val="Compact"/>
+              <w:spacing w:before="0" w:after="20" w:line="240" w:lineRule="auto"/>
+              <w:jc w:val="center"/>
+              <w:keepNext w:val="0"/>
+              <w:keepLines/>
+              <w:widowControl w:val="1"/>
+            </w:pPr>
+            <w:r>
+              <w:rPr>
+                <w:rFonts w:ascii="Times New Roman" w:hAnsi="Times New Roman"/>
+                <w:b/>
+                <w:sz w:val="18"/>
+              </w:rPr>
+              <w:t xml:space="preserve">Chemotype family</w:t>
+            </w:r>
+          </w:p>
+        </w:tc>
+        <w:tc>
+          <w:tcPr>
+            <w:shd w:fill="EEF3F7"/>
+            <w:tcBorders>
+              <w:left w:val="nil"/>
+              <w:right w:val="nil"/>
+              <w:top w:val="nil"/>
+              <w:bottom w:val="single" w:sz="8" w:color="9FB0C2"/>
+            </w:tcBorders>
+            <w:vAlign w:val="center"/>
+          </w:tcPr>
+          <w:p>
+            <w:pPr>
+              <w:pStyle w:val="Compact"/>
+              <w:spacing w:before="0" w:after="20" w:line="240" w:lineRule="auto"/>
+              <w:jc w:val="center"/>
+              <w:keepNext w:val="0"/>
+              <w:keepLines/>
+              <w:widowControl w:val="1"/>
+            </w:pPr>
+            <m:oMath>
+              <m:sSub>
+                <m:e>
+                  <m:r>
+                    <m:t>ρ</m:t>
+                  </m:r>
+                </m:e>
+                <m:sub>
+                  <m:r>
+                    <m:rPr>
+                      <m:nor/>
+                      <m:sty m:val="p"/>
+                    </m:rPr>
+                    <m:t>exp</m:t>
+                  </m:r>
+                </m:sub>
+              </m:sSub>
+            </m:oMath>
+            <w:r>
+              <w:rPr>
+                <w:rFonts w:ascii="Times New Roman" w:hAnsi="Times New Roman"/>
+                <w:b/>
+                <w:sz w:val="18"/>
+              </w:rPr>
+              <w:br/>
+            </w:r>
+            <w:r>
+              <w:rPr>
+                <w:rFonts w:ascii="Times New Roman" w:hAnsi="Times New Roman"/>
+                <w:b/>
+                <w:sz w:val="18"/>
+              </w:rPr>
+              <w:t xml:space="preserve">(g/cm</w:t>
+            </w:r>
+            <w:r>
+              <w:rPr>
+                <w:rFonts w:ascii="Times New Roman" w:hAnsi="Times New Roman"/>
+                <w:b/>
+                <w:sz w:val="18"/>
+                <w:vertAlign w:val="superscript"/>
+              </w:rPr>
+              <w:t xml:space="preserve">3</w:t>
+            </w:r>
+            <w:r>
+              <w:rPr>
+                <w:rFonts w:ascii="Times New Roman" w:hAnsi="Times New Roman"/>
+                <w:b/>
+                <w:sz w:val="18"/>
+              </w:rPr>
+              <w:t xml:space="preserve">)</w:t>
+            </w:r>
+          </w:p>
+        </w:tc>
+        <w:tc>
+          <w:tcPr>
+            <w:shd w:fill="EEF3F7"/>
+            <w:tcBorders>
+              <w:left w:val="nil"/>
+              <w:right w:val="nil"/>
+              <w:top w:val="nil"/>
+              <w:bottom w:val="single" w:sz="8" w:color="9FB0C2"/>
+            </w:tcBorders>
+            <w:vAlign w:val="center"/>
+          </w:tcPr>
+          <w:p>
+            <w:pPr>
+              <w:pStyle w:val="Compact"/>
+              <w:spacing w:before="0" w:after="20" w:line="240" w:lineRule="auto"/>
+              <w:jc w:val="center"/>
+              <w:keepNext w:val="0"/>
+              <w:keepLines/>
+              <w:widowControl w:val="1"/>
+            </w:pPr>
+            <m:oMath>
+              <m:sSub>
+                <m:e>
+                  <m:r>
+                    <m:t>ρ</m:t>
+                  </m:r>
+                </m:e>
+                <m:sub>
+                  <m:r>
+                    <m:rPr>
+                      <m:nor/>
+                      <m:sty m:val="p"/>
+                    </m:rPr>
+                    <m:t>DFT</m:t>
+                  </m:r>
+                </m:sub>
+              </m:sSub>
+            </m:oMath>
+            <w:r>
+              <w:rPr>
+                <w:rFonts w:ascii="Times New Roman" w:hAnsi="Times New Roman"/>
+                <w:b/>
+                <w:sz w:val="18"/>
+              </w:rPr>
+              <w:br/>
+            </w:r>
+            <w:r>
+              <w:rPr>
+                <w:rFonts w:ascii="Times New Roman" w:hAnsi="Times New Roman"/>
+                <w:b/>
+                <w:sz w:val="18"/>
+              </w:rPr>
+              <w:t xml:space="preserve">(g/cm</w:t>
+            </w:r>
+            <w:r>
+              <w:rPr>
+                <w:rFonts w:ascii="Times New Roman" w:hAnsi="Times New Roman"/>
+                <w:b/>
+                <w:sz w:val="18"/>
+                <w:vertAlign w:val="superscript"/>
+              </w:rPr>
+              <w:t xml:space="preserve">3</w:t>
+            </w:r>
+            <w:r>
+              <w:rPr>
+                <w:rFonts w:ascii="Times New Roman" w:hAnsi="Times New Roman"/>
+                <w:b/>
+                <w:sz w:val="18"/>
+              </w:rPr>
+              <w:t xml:space="preserve">)</w:t>
+            </w:r>
+          </w:p>
+        </w:tc>
+        <w:tc>
+          <w:tcPr>
+            <w:shd w:fill="EEF3F7"/>
+            <w:tcBorders>
+              <w:left w:val="nil"/>
+              <w:right w:val="nil"/>
+              <w:top w:val="nil"/>
+              <w:bottom w:val="single" w:sz="8" w:color="9FB0C2"/>
+            </w:tcBorders>
+            <w:vAlign w:val="center"/>
+          </w:tcPr>
+          <w:p>
+            <w:pPr>
+              <w:pStyle w:val="Compact"/>
+              <w:spacing w:before="0" w:after="20" w:line="240" w:lineRule="auto"/>
+              <w:jc w:val="center"/>
+              <w:keepNext w:val="0"/>
+              <w:keepLines/>
+              <w:widowControl w:val="1"/>
+            </w:pPr>
+            <m:oMath>
+              <m:sSub>
+                <m:e>
+                  <m:r>
+                    <m:t>ρ</m:t>
+                  </m:r>
+                </m:e>
+                <m:sub>
+                  <m:r>
+                    <m:rPr>
+                      <m:nor/>
+                      <m:sty m:val="p"/>
+                    </m:rPr>
+                    <m:t>cal</m:t>
+                  </m:r>
+                </m:sub>
+              </m:sSub>
+            </m:oMath>
+            <w:r>
+              <w:rPr>
+                <w:rFonts w:ascii="Times New Roman" w:hAnsi="Times New Roman"/>
+                <w:b/>
+                <w:sz w:val="18"/>
+              </w:rPr>
+              <w:br/>
+            </w:r>
+            <w:r>
+              <w:rPr>
+                <w:rFonts w:ascii="Times New Roman" w:hAnsi="Times New Roman"/>
+                <w:b/>
+                <w:sz w:val="18"/>
+              </w:rPr>
+              <w:t xml:space="preserve">(g/cm</w:t>
+            </w:r>
+            <w:r>
+              <w:rPr>
+                <w:rFonts w:ascii="Times New Roman" w:hAnsi="Times New Roman"/>
+                <w:b/>
+                <w:sz w:val="18"/>
+                <w:vertAlign w:val="superscript"/>
+              </w:rPr>
+              <w:t xml:space="preserve">3</w:t>
+            </w:r>
+            <w:r>
+              <w:rPr>
+                <w:rFonts w:ascii="Times New Roman" w:hAnsi="Times New Roman"/>
+                <w:b/>
+                <w:sz w:val="18"/>
+              </w:rPr>
+              <w:t xml:space="preserve">)</w:t>
+            </w:r>
+          </w:p>
+        </w:tc>
+        <w:tc>
+          <w:tcPr>
+            <w:shd w:fill="EEF3F7"/>
+            <w:tcBorders>
+              <w:left w:val="nil"/>
+              <w:right w:val="nil"/>
+              <w:top w:val="nil"/>
+              <w:bottom w:val="single" w:sz="8" w:color="9FB0C2"/>
+            </w:tcBorders>
+            <w:vAlign w:val="center"/>
+          </w:tcPr>
+          <w:p>
+            <w:pPr>
+              <w:pStyle w:val="Compact"/>
+              <w:spacing w:before="0" w:after="20" w:line="240" w:lineRule="auto"/>
+              <w:jc w:val="center"/>
+              <w:keepNext w:val="0"/>
+              <w:keepLines/>
+              <w:widowControl w:val="1"/>
+            </w:pPr>
+            <m:oMath>
+              <m:r>
+                <m:rPr>
+                  <m:sty m:val="p"/>
+                </m:rPr>
+                <m:t>Δ</m:t>
+              </m:r>
+              <m:sSubSup>
+                <m:e>
+                  <m:r>
+                    <m:t>H</m:t>
+                  </m:r>
+                </m:e>
+                <m:sub>
+                  <m:r>
+                    <m:t>f</m:t>
+                  </m:r>
+                </m:sub>
+                <m:sup>
+                  <m:r>
+                    <m:rPr>
+                      <m:nor/>
+                      <m:sty m:val="p"/>
+                    </m:rPr>
+                    <m:t>exp</m:t>
+                  </m:r>
+                </m:sup>
+              </m:sSubSup>
+            </m:oMath>
+            <w:r>
+              <w:rPr>
+                <w:rFonts w:ascii="Times New Roman" w:hAnsi="Times New Roman"/>
+                <w:b/>
+                <w:sz w:val="18"/>
+              </w:rPr>
+              <w:br/>
+            </w:r>
+            <w:r>
+              <w:rPr>
+                <w:rFonts w:ascii="Times New Roman" w:hAnsi="Times New Roman"/>
+                <w:b/>
+                <w:sz w:val="18"/>
+              </w:rPr>
+              <w:t xml:space="preserve">(kJ/mol)</w:t>
+            </w:r>
+          </w:p>
+        </w:tc>
+        <w:tc>
+          <w:tcPr>
+            <w:shd w:fill="EEF3F7"/>
+            <w:tcBorders>
+              <w:left w:val="nil"/>
+              <w:right w:val="nil"/>
+              <w:top w:val="nil"/>
+              <w:bottom w:val="single" w:sz="8" w:color="9FB0C2"/>
+            </w:tcBorders>
+            <w:vAlign w:val="center"/>
+          </w:tcPr>
+          <w:p>
+            <w:pPr>
+              <w:pStyle w:val="Compact"/>
+              <w:spacing w:before="0" w:after="20" w:line="240" w:lineRule="auto"/>
+              <w:jc w:val="center"/>
+              <w:keepNext w:val="0"/>
+              <w:keepLines/>
+              <w:widowControl w:val="1"/>
+            </w:pPr>
+            <m:oMath>
+              <m:r>
+                <m:rPr>
+                  <m:sty m:val="p"/>
+                </m:rPr>
+                <m:t>Δ</m:t>
+              </m:r>
+              <m:sSubSup>
+                <m:e>
+                  <m:r>
+                    <m:t>H</m:t>
+                  </m:r>
+                </m:e>
+                <m:sub>
+                  <m:r>
+                    <m:t>f</m:t>
+                  </m:r>
+                </m:sub>
+                <m:sup>
+                  <m:r>
+                    <m:rPr>
+                      <m:nor/>
+                      <m:sty m:val="p"/>
+                    </m:rPr>
+                    <m:t>DFT</m:t>
+                  </m:r>
+                </m:sup>
+              </m:sSubSup>
+            </m:oMath>
+            <w:r>
+              <w:rPr>
+                <w:rFonts w:ascii="Times New Roman" w:hAnsi="Times New Roman"/>
+                <w:b/>
+                <w:sz w:val="18"/>
+              </w:rPr>
+              <w:br/>
+            </w:r>
+            <w:r>
+              <w:rPr>
+                <w:rFonts w:ascii="Times New Roman" w:hAnsi="Times New Roman"/>
+                <w:b/>
+                <w:sz w:val="18"/>
+              </w:rPr>
+              <w:t xml:space="preserve">(kJ/mol)</w:t>
+            </w:r>
+          </w:p>
+        </w:tc>
+        <w:tc>
+          <w:tcPr>
+            <w:shd w:fill="EEF3F7"/>
+            <w:tcBorders>
+              <w:left w:val="nil"/>
+              <w:right w:val="nil"/>
+              <w:top w:val="nil"/>
+              <w:bottom w:val="single" w:sz="8" w:color="9FB0C2"/>
+            </w:tcBorders>
+            <w:vAlign w:val="center"/>
+          </w:tcPr>
+          <w:p>
+            <w:pPr>
+              <w:pStyle w:val="Compact"/>
+              <w:spacing w:before="0" w:after="20" w:line="240" w:lineRule="auto"/>
+              <w:jc w:val="center"/>
+              <w:keepNext w:val="0"/>
+              <w:keepLines/>
+              <w:widowControl w:val="1"/>
+            </w:pPr>
+            <m:oMath>
+              <m:r>
+                <m:rPr>
+                  <m:sty m:val="p"/>
+                </m:rPr>
+                <m:t>Δ</m:t>
+              </m:r>
+              <m:sSubSup>
+                <m:e>
+                  <m:r>
+                    <m:t>H</m:t>
+                  </m:r>
+                </m:e>
+                <m:sub>
+                  <m:r>
+                    <m:t>f</m:t>
+                  </m:r>
+                </m:sub>
+                <m:sup>
+                  <m:r>
+                    <m:rPr>
+                      <m:nor/>
+                      <m:sty m:val="p"/>
+                    </m:rPr>
+                    <m:t>cal</m:t>
+                  </m:r>
+                </m:sup>
+              </m:sSubSup>
+            </m:oMath>
+            <w:r>
+              <w:rPr>
+                <w:rFonts w:ascii="Times New Roman" w:hAnsi="Times New Roman"/>
+                <w:b/>
+                <w:sz w:val="18"/>
+              </w:rPr>
+              <w:br/>
+            </w:r>
+            <w:r>
+              <w:rPr>
+                <w:rFonts w:ascii="Times New Roman" w:hAnsi="Times New Roman"/>
+                <w:b/>
+                <w:sz w:val="18"/>
+              </w:rPr>
+              <w:t xml:space="preserve">(kJ/mol)</w:t>
+            </w:r>
+          </w:p>
+        </w:tc>
+      </w:tr>
+      <w:tr>
+        <w:tc>
+          <w:tcPr>
+            <w:tcBorders>
+              <w:left w:val="nil"/>
+              <w:right w:val="nil"/>
+              <w:top w:val="nil"/>
+              <w:bottom w:val="single" w:sz="4" w:color="D9E1E8"/>
+            </w:tcBorders>
+            <w:vAlign w:val="center"/>
+          </w:tcPr>
+          <w:p>
+            <w:pPr>
+              <w:pStyle w:val="Compact"/>
+              <w:spacing w:before="0" w:after="20" w:line="240" w:lineRule="auto"/>
+              <w:jc w:val="center"/>
+              <w:keepNext w:val="0"/>
+              <w:keepLines/>
+              <w:widowControl w:val="1"/>
+            </w:pPr>
+            <w:r>
+              <w:rPr>
+                <w:rFonts w:ascii="Times New Roman" w:hAnsi="Times New Roman"/>
+                <w:b/>
+                <w:bCs/>
+                <w:sz w:val="18"/>
+              </w:rPr>
+              <w:t xml:space="preserve">RDX</w:t>
+            </w:r>
+          </w:p>
+        </w:tc>
+        <w:tc>
+          <w:tcPr>
+            <w:tcBorders>
+              <w:left w:val="nil"/>
+              <w:right w:val="nil"/>
+              <w:top w:val="nil"/>
+              <w:bottom w:val="single" w:sz="4" w:color="D9E1E8"/>
+            </w:tcBorders>
+            <w:vAlign w:val="center"/>
+          </w:tcPr>
+          <w:p>
+            <w:pPr>
+              <w:pStyle w:val="Compact"/>
+              <w:spacing w:before="0" w:after="20" w:line="240" w:lineRule="auto"/>
+              <w:jc w:val="center"/>
+              <w:keepNext w:val="0"/>
+              <w:keepLines/>
+              <w:widowControl w:val="1"/>
+            </w:pPr>
+            <w:r>
+              <w:rPr>
+                <w:rFonts w:ascii="Times New Roman" w:hAnsi="Times New Roman"/>
+                <w:sz w:val="18"/>
+              </w:rPr>
+              <w:t xml:space="preserve">ring nitramine</w:t>
+            </w:r>
+          </w:p>
+        </w:tc>
+        <w:tc>
+          <w:tcPr>
+            <w:tcBorders>
+              <w:left w:val="nil"/>
+              <w:right w:val="nil"/>
+              <w:top w:val="nil"/>
+              <w:bottom w:val="single" w:sz="4" w:color="D9E1E8"/>
+            </w:tcBorders>
+            <w:vAlign w:val="center"/>
+          </w:tcPr>
+          <w:p>
+            <w:pPr>
+              <w:pStyle w:val="Compact"/>
+              <w:spacing w:before="0" w:after="20" w:line="240" w:lineRule="auto"/>
+              <w:jc w:val="center"/>
+              <w:keepNext w:val="0"/>
+              <w:keepLines/>
+              <w:widowControl w:val="1"/>
+            </w:pPr>
+            <w:r>
+              <w:rPr>
+                <w:rFonts w:ascii="Times New Roman" w:hAnsi="Times New Roman"/>
+                <w:sz w:val="18"/>
+              </w:rPr>
+              <w:t xml:space="preserve">1.82</w:t>
+            </w:r>
+          </w:p>
+        </w:tc>
+        <w:tc>
+          <w:tcPr>
+            <w:tcBorders>
+              <w:left w:val="nil"/>
+              <w:right w:val="nil"/>
+              <w:top w:val="nil"/>
+              <w:bottom w:val="single" w:sz="4" w:color="D9E1E8"/>
+            </w:tcBorders>
+            <w:vAlign w:val="center"/>
+          </w:tcPr>
+          <w:p>
+            <w:pPr>
+              <w:pStyle w:val="Compact"/>
+              <w:spacing w:before="0" w:after="20" w:line="240" w:lineRule="auto"/>
+              <w:jc w:val="center"/>
+              <w:keepNext w:val="0"/>
+              <w:keepLines/>
+              <w:widowControl w:val="1"/>
+            </w:pPr>
+            <w:r>
+              <w:rPr>
+                <w:rFonts w:ascii="Times New Roman" w:hAnsi="Times New Roman"/>
+                <w:sz w:val="18"/>
+              </w:rPr>
+              <w:t xml:space="preserve">1.632</w:t>
+            </w:r>
+          </w:p>
+        </w:tc>
+        <w:tc>
+          <w:tcPr>
+            <w:tcBorders>
+              <w:left w:val="nil"/>
+              <w:right w:val="nil"/>
+              <w:top w:val="nil"/>
+              <w:bottom w:val="single" w:sz="4" w:color="D9E1E8"/>
+            </w:tcBorders>
+            <w:vAlign w:val="center"/>
+          </w:tcPr>
+          <w:p>
+            <w:pPr>
+              <w:pStyle w:val="Compact"/>
+              <w:spacing w:before="0" w:after="20" w:line="240" w:lineRule="auto"/>
+              <w:jc w:val="center"/>
+              <w:keepNext w:val="0"/>
+              <w:keepLines/>
+              <w:widowControl w:val="1"/>
+            </w:pPr>
+            <w:r>
+              <w:rPr>
+                <w:rFonts w:ascii="Times New Roman" w:hAnsi="Times New Roman"/>
+                <w:sz w:val="18"/>
+              </w:rPr>
+              <w:t xml:space="preserve">1.857</w:t>
+            </w:r>
+          </w:p>
+        </w:tc>
+        <w:tc>
+          <w:tcPr>
+            <w:tcBorders>
+              <w:left w:val="nil"/>
+              <w:right w:val="nil"/>
+              <w:top w:val="nil"/>
+              <w:bottom w:val="single" w:sz="4" w:color="D9E1E8"/>
+            </w:tcBorders>
+            <w:vAlign w:val="center"/>
+          </w:tcPr>
+          <w:p>
+            <w:pPr>
+              <w:pStyle w:val="Compact"/>
+              <w:spacing w:before="0" w:after="20" w:line="240" w:lineRule="auto"/>
+              <w:jc w:val="center"/>
+              <w:keepNext w:val="0"/>
+              <w:keepLines/>
+              <w:widowControl w:val="1"/>
+            </w:pPr>
+            <w:r>
+              <w:rPr>
+                <w:rFonts w:ascii="Times New Roman" w:hAnsi="Times New Roman"/>
+                <w:sz w:val="18"/>
+              </w:rPr>
+              <w:t xml:space="preserve">+70</w:t>
+            </w:r>
+          </w:p>
+        </w:tc>
+        <w:tc>
+          <w:tcPr>
+            <w:tcBorders>
+              <w:left w:val="nil"/>
+              <w:right w:val="nil"/>
+              <w:top w:val="nil"/>
+              <w:bottom w:val="single" w:sz="4" w:color="D9E1E8"/>
+            </w:tcBorders>
+            <w:vAlign w:val="center"/>
+          </w:tcPr>
+          <w:p>
+            <w:pPr>
+              <w:pStyle w:val="Compact"/>
+              <w:spacing w:before="0" w:after="20" w:line="240" w:lineRule="auto"/>
+              <w:jc w:val="center"/>
+              <w:keepNext w:val="0"/>
+              <w:keepLines/>
+              <w:widowControl w:val="1"/>
+            </w:pPr>
+            <w:r>
+              <w:rPr>
+                <w:rFonts w:ascii="Times New Roman" w:hAnsi="Times New Roman"/>
+                <w:sz w:val="18"/>
+              </w:rPr>
+              <w:t xml:space="preserve">+240.4</w:t>
+            </w:r>
+          </w:p>
+        </w:tc>
+        <w:tc>
+          <w:tcPr>
+            <w:tcBorders>
+              <w:left w:val="nil"/>
+              <w:right w:val="nil"/>
+              <w:top w:val="nil"/>
+              <w:bottom w:val="single" w:sz="4" w:color="D9E1E8"/>
+            </w:tcBorders>
+            <w:vAlign w:val="center"/>
+          </w:tcPr>
+          <w:p>
+            <w:pPr>
+              <w:pStyle w:val="Compact"/>
+              <w:spacing w:before="0" w:after="20" w:line="240" w:lineRule="auto"/>
+              <w:jc w:val="center"/>
+              <w:keepNext w:val="0"/>
+              <w:keepLines/>
+              <w:widowControl w:val="1"/>
+            </w:pPr>
+            <w:r>
+              <w:rPr>
+                <w:rFonts w:ascii="Times New Roman" w:hAnsi="Times New Roman"/>
+                <w:sz w:val="18"/>
+              </w:rPr>
+              <w:t xml:space="preserve">+33.8</w:t>
+            </w:r>
+          </w:p>
+        </w:tc>
+      </w:tr>
+      <w:tr>
+        <w:tc>
+          <w:tcPr>
+            <w:tcBorders>
+              <w:left w:val="nil"/>
+              <w:right w:val="nil"/>
+              <w:top w:val="nil"/>
+              <w:bottom w:val="single" w:sz="4" w:color="D9E1E8"/>
+            </w:tcBorders>
+            <w:vAlign w:val="center"/>
+          </w:tcPr>
+          <w:p>
+            <w:pPr>
+              <w:pStyle w:val="Compact"/>
+              <w:spacing w:before="0" w:after="20" w:line="240" w:lineRule="auto"/>
+              <w:jc w:val="center"/>
+              <w:keepNext w:val="0"/>
+              <w:keepLines/>
+              <w:widowControl w:val="1"/>
+            </w:pPr>
+            <w:r>
+              <w:rPr>
+                <w:rFonts w:ascii="Times New Roman" w:hAnsi="Times New Roman"/>
+                <w:b/>
+                <w:bCs/>
+                <w:sz w:val="18"/>
+              </w:rPr>
+              <w:t xml:space="preserve">HMX</w:t>
+            </w:r>
+          </w:p>
+        </w:tc>
+        <w:tc>
+          <w:tcPr>
+            <w:tcBorders>
+              <w:left w:val="nil"/>
+              <w:right w:val="nil"/>
+              <w:top w:val="nil"/>
+              <w:bottom w:val="single" w:sz="4" w:color="D9E1E8"/>
+            </w:tcBorders>
+            <w:vAlign w:val="center"/>
+          </w:tcPr>
+          <w:p>
+            <w:pPr>
+              <w:pStyle w:val="Compact"/>
+              <w:spacing w:before="0" w:after="20" w:line="240" w:lineRule="auto"/>
+              <w:jc w:val="center"/>
+              <w:keepNext w:val="0"/>
+              <w:keepLines/>
+              <w:widowControl w:val="1"/>
+            </w:pPr>
+            <w:r>
+              <w:rPr>
+                <w:rFonts w:ascii="Times New Roman" w:hAnsi="Times New Roman"/>
+                <w:sz w:val="18"/>
+              </w:rPr>
+              <w:t xml:space="preserve">ring nitramine</w:t>
+            </w:r>
+          </w:p>
+        </w:tc>
+        <w:tc>
+          <w:tcPr>
+            <w:tcBorders>
+              <w:left w:val="nil"/>
+              <w:right w:val="nil"/>
+              <w:top w:val="nil"/>
+              <w:bottom w:val="single" w:sz="4" w:color="D9E1E8"/>
+            </w:tcBorders>
+            <w:vAlign w:val="center"/>
+          </w:tcPr>
+          <w:p>
+            <w:pPr>
+              <w:pStyle w:val="Compact"/>
+              <w:spacing w:before="0" w:after="20" w:line="240" w:lineRule="auto"/>
+              <w:jc w:val="center"/>
+              <w:keepNext w:val="0"/>
+              <w:keepLines/>
+              <w:widowControl w:val="1"/>
+            </w:pPr>
+            <w:r>
+              <w:rPr>
+                <w:rFonts w:ascii="Times New Roman" w:hAnsi="Times New Roman"/>
+                <w:sz w:val="18"/>
+              </w:rPr>
+              <w:t xml:space="preserve">1.91</w:t>
+            </w:r>
+          </w:p>
+        </w:tc>
+        <w:tc>
+          <w:tcPr>
+            <w:tcBorders>
+              <w:left w:val="nil"/>
+              <w:right w:val="nil"/>
+              <w:top w:val="nil"/>
+              <w:bottom w:val="single" w:sz="4" w:color="D9E1E8"/>
+            </w:tcBorders>
+            <w:vAlign w:val="center"/>
+          </w:tcPr>
+          <w:p>
+            <w:pPr>
+              <w:pStyle w:val="Compact"/>
+              <w:spacing w:before="0" w:after="20" w:line="240" w:lineRule="auto"/>
+              <w:jc w:val="center"/>
+              <w:keepNext w:val="0"/>
+              <w:keepLines/>
+              <w:widowControl w:val="1"/>
+            </w:pPr>
+            <w:r>
+              <w:rPr>
+                <w:rFonts w:ascii="Times New Roman" w:hAnsi="Times New Roman"/>
+                <w:sz w:val="18"/>
+              </w:rPr>
+              <w:t xml:space="preserve">1.689</w:t>
+            </w:r>
+          </w:p>
+        </w:tc>
+        <w:tc>
+          <w:tcPr>
+            <w:tcBorders>
+              <w:left w:val="nil"/>
+              <w:right w:val="nil"/>
+              <w:top w:val="nil"/>
+              <w:bottom w:val="single" w:sz="4" w:color="D9E1E8"/>
+            </w:tcBorders>
+            <w:vAlign w:val="center"/>
+          </w:tcPr>
+          <w:p>
+            <w:pPr>
+              <w:pStyle w:val="Compact"/>
+              <w:spacing w:before="0" w:after="20" w:line="240" w:lineRule="auto"/>
+              <w:jc w:val="center"/>
+              <w:keepNext w:val="0"/>
+              <w:keepLines/>
+              <w:widowControl w:val="1"/>
+            </w:pPr>
+            <w:r>
+              <w:rPr>
+                <w:rFonts w:ascii="Times New Roman" w:hAnsi="Times New Roman"/>
+                <w:sz w:val="18"/>
+              </w:rPr>
+              <w:t xml:space="preserve">1.936</w:t>
+            </w:r>
+          </w:p>
+        </w:tc>
+        <w:tc>
+          <w:tcPr>
+            <w:tcBorders>
+              <w:left w:val="nil"/>
+              <w:right w:val="nil"/>
+              <w:top w:val="nil"/>
+              <w:bottom w:val="single" w:sz="4" w:color="D9E1E8"/>
+            </w:tcBorders>
+            <w:vAlign w:val="center"/>
+          </w:tcPr>
+          <w:p>
+            <w:pPr>
+              <w:pStyle w:val="Compact"/>
+              <w:spacing w:before="0" w:after="20" w:line="240" w:lineRule="auto"/>
+              <w:jc w:val="center"/>
+              <w:keepNext w:val="0"/>
+              <w:keepLines/>
+              <w:widowControl w:val="1"/>
+            </w:pPr>
+            <w:r>
+              <w:rPr>
+                <w:rFonts w:ascii="Times New Roman" w:hAnsi="Times New Roman"/>
+                <w:sz w:val="18"/>
+              </w:rPr>
+              <w:t xml:space="preserve">+75</w:t>
+            </w:r>
+          </w:p>
+        </w:tc>
+        <w:tc>
+          <w:tcPr>
+            <w:tcBorders>
+              <w:left w:val="nil"/>
+              <w:right w:val="nil"/>
+              <w:top w:val="nil"/>
+              <w:bottom w:val="single" w:sz="4" w:color="D9E1E8"/>
+            </w:tcBorders>
+            <w:vAlign w:val="center"/>
+          </w:tcPr>
+          <w:p>
+            <w:pPr>
+              <w:pStyle w:val="Compact"/>
+              <w:spacing w:before="0" w:after="20" w:line="240" w:lineRule="auto"/>
+              <w:jc w:val="center"/>
+              <w:keepNext w:val="0"/>
+              <w:keepLines/>
+              <w:widowControl w:val="1"/>
+            </w:pPr>
+            <w:r>
+              <w:rPr>
+                <w:rFonts w:ascii="Times New Roman" w:hAnsi="Times New Roman"/>
+                <w:sz w:val="18"/>
+              </w:rPr>
+              <w:t xml:space="preserve">+377.9</w:t>
+            </w:r>
+          </w:p>
+        </w:tc>
+        <w:tc>
+          <w:tcPr>
+            <w:tcBorders>
+              <w:left w:val="nil"/>
+              <w:right w:val="nil"/>
+              <w:top w:val="nil"/>
+              <w:bottom w:val="single" w:sz="4" w:color="D9E1E8"/>
+            </w:tcBorders>
+            <w:vAlign w:val="center"/>
+          </w:tcPr>
+          <w:p>
+            <w:pPr>
+              <w:pStyle w:val="Compact"/>
+              <w:spacing w:before="0" w:after="20" w:line="240" w:lineRule="auto"/>
+              <w:jc w:val="center"/>
+              <w:keepNext w:val="0"/>
+              <w:keepLines/>
+              <w:widowControl w:val="1"/>
+            </w:pPr>
+            <w:r>
+              <w:rPr>
+                <w:rFonts w:ascii="Times New Roman" w:hAnsi="Times New Roman"/>
+                <w:sz w:val="18"/>
+              </w:rPr>
+              <w:t xml:space="preserve">+171.2</w:t>
+            </w:r>
+          </w:p>
+        </w:tc>
+      </w:tr>
+      <w:tr>
+        <w:tc>
+          <w:tcPr>
+            <w:tcBorders>
+              <w:left w:val="nil"/>
+              <w:right w:val="nil"/>
+              <w:top w:val="nil"/>
+              <w:bottom w:val="single" w:sz="4" w:color="D9E1E8"/>
+            </w:tcBorders>
+            <w:vAlign w:val="center"/>
+          </w:tcPr>
+          <w:p>
+            <w:pPr>
+              <w:pStyle w:val="Compact"/>
+              <w:spacing w:before="0" w:after="20" w:line="240" w:lineRule="auto"/>
+              <w:jc w:val="center"/>
+              <w:keepNext w:val="0"/>
+              <w:keepLines/>
+              <w:widowControl w:val="1"/>
+            </w:pPr>
+            <w:r>
+              <w:rPr>
+                <w:rFonts w:ascii="Times New Roman" w:hAnsi="Times New Roman"/>
+                <w:b/>
+                <w:bCs/>
+                <w:sz w:val="18"/>
+              </w:rPr>
+              <w:t xml:space="preserve">TATB</w:t>
+            </w:r>
+          </w:p>
+        </w:tc>
+        <w:tc>
+          <w:tcPr>
+            <w:tcBorders>
+              <w:left w:val="nil"/>
+              <w:right w:val="nil"/>
+              <w:top w:val="nil"/>
+              <w:bottom w:val="single" w:sz="4" w:color="D9E1E8"/>
+            </w:tcBorders>
+            <w:vAlign w:val="center"/>
+          </w:tcPr>
+          <w:p>
+            <w:pPr>
+              <w:pStyle w:val="Compact"/>
+              <w:spacing w:before="0" w:after="20" w:line="240" w:lineRule="auto"/>
+              <w:jc w:val="center"/>
+              <w:keepNext w:val="0"/>
+              <w:keepLines/>
+              <w:widowControl w:val="1"/>
+            </w:pPr>
+            <w:r>
+              <w:rPr>
+                <w:rFonts w:ascii="Times New Roman" w:hAnsi="Times New Roman"/>
+                <w:sz w:val="18"/>
+              </w:rPr>
+              <w:t xml:space="preserve">aromatic amino-nitro (insensitive)</w:t>
+            </w:r>
+          </w:p>
+        </w:tc>
+        <w:tc>
+          <w:tcPr>
+            <w:tcBorders>
+              <w:left w:val="nil"/>
+              <w:right w:val="nil"/>
+              <w:top w:val="nil"/>
+              <w:bottom w:val="single" w:sz="4" w:color="D9E1E8"/>
+            </w:tcBorders>
+            <w:vAlign w:val="center"/>
+          </w:tcPr>
+          <w:p>
+            <w:pPr>
+              <w:pStyle w:val="Compact"/>
+              <w:spacing w:before="0" w:after="20" w:line="240" w:lineRule="auto"/>
+              <w:jc w:val="center"/>
+              <w:keepNext w:val="0"/>
+              <w:keepLines/>
+              <w:widowControl w:val="1"/>
+            </w:pPr>
+            <w:r>
+              <w:rPr>
+                <w:rFonts w:ascii="Times New Roman" w:hAnsi="Times New Roman"/>
+                <w:sz w:val="18"/>
+              </w:rPr>
+              <w:t xml:space="preserve">1.94</w:t>
+            </w:r>
+          </w:p>
+        </w:tc>
+        <w:tc>
+          <w:tcPr>
+            <w:tcBorders>
+              <w:left w:val="nil"/>
+              <w:right w:val="nil"/>
+              <w:top w:val="nil"/>
+              <w:bottom w:val="single" w:sz="4" w:color="D9E1E8"/>
+            </w:tcBorders>
+            <w:vAlign w:val="center"/>
+          </w:tcPr>
+          <w:p>
+            <w:pPr>
+              <w:pStyle w:val="Compact"/>
+              <w:spacing w:before="0" w:after="20" w:line="240" w:lineRule="auto"/>
+              <w:jc w:val="center"/>
+              <w:keepNext w:val="0"/>
+              <w:keepLines/>
+              <w:widowControl w:val="1"/>
+            </w:pPr>
+            <w:r>
+              <w:rPr>
+                <w:rFonts w:ascii="Times New Roman" w:hAnsi="Times New Roman"/>
+                <w:sz w:val="18"/>
+              </w:rPr>
+              <w:t xml:space="preserve">1.663</w:t>
+            </w:r>
+          </w:p>
+        </w:tc>
+        <w:tc>
+          <w:tcPr>
+            <w:tcBorders>
+              <w:left w:val="nil"/>
+              <w:right w:val="nil"/>
+              <w:top w:val="nil"/>
+              <w:bottom w:val="single" w:sz="4" w:color="D9E1E8"/>
+            </w:tcBorders>
+            <w:vAlign w:val="center"/>
+          </w:tcPr>
+          <w:p>
+            <w:pPr>
+              <w:pStyle w:val="Compact"/>
+              <w:spacing w:before="0" w:after="20" w:line="240" w:lineRule="auto"/>
+              <w:jc w:val="center"/>
+              <w:keepNext w:val="0"/>
+              <w:keepLines/>
+              <w:widowControl w:val="1"/>
+            </w:pPr>
+            <w:r>
+              <w:rPr>
+                <w:rFonts w:ascii="Times New Roman" w:hAnsi="Times New Roman"/>
+                <w:sz w:val="18"/>
+              </w:rPr>
+              <w:t xml:space="preserve">1.900</w:t>
+            </w:r>
+          </w:p>
+        </w:tc>
+        <w:tc>
+          <w:tcPr>
+            <w:tcBorders>
+              <w:left w:val="nil"/>
+              <w:right w:val="nil"/>
+              <w:top w:val="nil"/>
+              <w:bottom w:val="single" w:sz="4" w:color="D9E1E8"/>
+            </w:tcBorders>
+            <w:vAlign w:val="center"/>
+          </w:tcPr>
+          <w:p>
+            <w:pPr>
+              <w:pStyle w:val="Compact"/>
+              <w:spacing w:before="0" w:after="20" w:line="240" w:lineRule="auto"/>
+              <w:jc w:val="center"/>
+              <w:keepNext w:val="0"/>
+              <w:keepLines/>
+              <w:widowControl w:val="1"/>
+            </w:pPr>
+            <w:r>
+              <w:rPr>
+                <w:rFonts w:ascii="Times New Roman" w:hAnsi="Times New Roman"/>
+                <w:sz w:val="18"/>
+              </w:rPr>
+              <w:t xml:space="preserve">−141</w:t>
+            </w:r>
+          </w:p>
+        </w:tc>
+        <w:tc>
+          <w:tcPr>
+            <w:tcBorders>
+              <w:left w:val="nil"/>
+              <w:right w:val="nil"/>
+              <w:top w:val="nil"/>
+              <w:bottom w:val="single" w:sz="4" w:color="D9E1E8"/>
+            </w:tcBorders>
+            <w:vAlign w:val="center"/>
+          </w:tcPr>
+          <w:p>
+            <w:pPr>
+              <w:pStyle w:val="Compact"/>
+              <w:spacing w:before="0" w:after="20" w:line="240" w:lineRule="auto"/>
+              <w:jc w:val="center"/>
+              <w:keepNext w:val="0"/>
+              <w:keepLines/>
+              <w:widowControl w:val="1"/>
+            </w:pPr>
+            <w:r>
+              <w:rPr>
+                <w:rFonts w:ascii="Times New Roman" w:hAnsi="Times New Roman"/>
+                <w:sz w:val="18"/>
+              </w:rPr>
+              <w:t xml:space="preserve">+82.9</w:t>
+            </w:r>
+          </w:p>
+        </w:tc>
+        <w:tc>
+          <w:tcPr>
+            <w:tcBorders>
+              <w:left w:val="nil"/>
+              <w:right w:val="nil"/>
+              <w:top w:val="nil"/>
+              <w:bottom w:val="single" w:sz="4" w:color="D9E1E8"/>
+            </w:tcBorders>
+            <w:vAlign w:val="center"/>
+          </w:tcPr>
+          <w:p>
+            <w:pPr>
+              <w:pStyle w:val="Compact"/>
+              <w:spacing w:before="0" w:after="20" w:line="240" w:lineRule="auto"/>
+              <w:jc w:val="center"/>
+              <w:keepNext w:val="0"/>
+              <w:keepLines/>
+              <w:widowControl w:val="1"/>
+            </w:pPr>
+            <w:r>
+              <w:rPr>
+                <w:rFonts w:ascii="Times New Roman" w:hAnsi="Times New Roman"/>
+                <w:sz w:val="18"/>
+              </w:rPr>
+              <w:t xml:space="preserve">−123.7</w:t>
+            </w:r>
+          </w:p>
+        </w:tc>
+      </w:tr>
+      <w:tr>
+        <w:tc>
+          <w:tcPr>
+            <w:tcBorders>
+              <w:left w:val="nil"/>
+              <w:right w:val="nil"/>
+              <w:top w:val="nil"/>
+              <w:bottom w:val="single" w:sz="4" w:color="D9E1E8"/>
+            </w:tcBorders>
+            <w:vAlign w:val="center"/>
+          </w:tcPr>
+          <w:p>
+            <w:pPr>
+              <w:pStyle w:val="Compact"/>
+              <w:spacing w:before="0" w:after="20" w:line="240" w:lineRule="auto"/>
+              <w:jc w:val="center"/>
+              <w:keepNext w:val="0"/>
+              <w:keepLines/>
+              <w:widowControl w:val="1"/>
+            </w:pPr>
+            <w:r>
+              <w:rPr>
+                <w:rFonts w:ascii="Times New Roman" w:hAnsi="Times New Roman"/>
+                <w:b/>
+                <w:bCs/>
+                <w:sz w:val="18"/>
+              </w:rPr>
+              <w:t xml:space="preserve">PETN</w:t>
+            </w:r>
+          </w:p>
+        </w:tc>
+        <w:tc>
+          <w:tcPr>
+            <w:tcBorders>
+              <w:left w:val="nil"/>
+              <w:right w:val="nil"/>
+              <w:top w:val="nil"/>
+              <w:bottom w:val="single" w:sz="4" w:color="D9E1E8"/>
+            </w:tcBorders>
+            <w:vAlign w:val="center"/>
+          </w:tcPr>
+          <w:p>
+            <w:pPr>
+              <w:pStyle w:val="Compact"/>
+              <w:spacing w:before="0" w:after="20" w:line="240" w:lineRule="auto"/>
+              <w:jc w:val="center"/>
+              <w:keepNext w:val="0"/>
+              <w:keepLines/>
+              <w:widowControl w:val="1"/>
+            </w:pPr>
+            <w:r>
+              <w:rPr>
+                <w:rFonts w:ascii="Times New Roman" w:hAnsi="Times New Roman"/>
+                <w:sz w:val="18"/>
+              </w:rPr>
+              <w:t xml:space="preserve">nitrate ester</w:t>
+            </w:r>
+          </w:p>
+        </w:tc>
+        <w:tc>
+          <w:tcPr>
+            <w:tcBorders>
+              <w:left w:val="nil"/>
+              <w:right w:val="nil"/>
+              <w:top w:val="nil"/>
+              <w:bottom w:val="single" w:sz="4" w:color="D9E1E8"/>
+            </w:tcBorders>
+            <w:vAlign w:val="center"/>
+          </w:tcPr>
+          <w:p>
+            <w:pPr>
+              <w:pStyle w:val="Compact"/>
+              <w:spacing w:before="0" w:after="20" w:line="240" w:lineRule="auto"/>
+              <w:jc w:val="center"/>
+              <w:keepNext w:val="0"/>
+              <w:keepLines/>
+              <w:widowControl w:val="1"/>
+            </w:pPr>
+            <w:r>
+              <w:rPr>
+                <w:rFonts w:ascii="Times New Roman" w:hAnsi="Times New Roman"/>
+                <w:sz w:val="18"/>
+              </w:rPr>
+              <w:t xml:space="preserve">1.77</w:t>
+            </w:r>
+          </w:p>
+        </w:tc>
+        <w:tc>
+          <w:tcPr>
+            <w:tcBorders>
+              <w:left w:val="nil"/>
+              <w:right w:val="nil"/>
+              <w:top w:val="nil"/>
+              <w:bottom w:val="single" w:sz="4" w:color="D9E1E8"/>
+            </w:tcBorders>
+            <w:vAlign w:val="center"/>
+          </w:tcPr>
+          <w:p>
+            <w:pPr>
+              <w:pStyle w:val="Compact"/>
+              <w:spacing w:before="0" w:after="20" w:line="240" w:lineRule="auto"/>
+              <w:jc w:val="center"/>
+              <w:keepNext w:val="0"/>
+              <w:keepLines/>
+              <w:widowControl w:val="1"/>
+            </w:pPr>
+            <w:r>
+              <w:rPr>
+                <w:rFonts w:ascii="Times New Roman" w:hAnsi="Times New Roman"/>
+                <w:sz w:val="18"/>
+              </w:rPr>
+              <w:t xml:space="preserve">1.626</w:t>
+            </w:r>
+          </w:p>
+        </w:tc>
+        <w:tc>
+          <w:tcPr>
+            <w:tcBorders>
+              <w:left w:val="nil"/>
+              <w:right w:val="nil"/>
+              <w:top w:val="nil"/>
+              <w:bottom w:val="single" w:sz="4" w:color="D9E1E8"/>
+            </w:tcBorders>
+            <w:vAlign w:val="center"/>
+          </w:tcPr>
+          <w:p>
+            <w:pPr>
+              <w:pStyle w:val="Compact"/>
+              <w:spacing w:before="0" w:after="20" w:line="240" w:lineRule="auto"/>
+              <w:jc w:val="center"/>
+              <w:keepNext w:val="0"/>
+              <w:keepLines/>
+              <w:widowControl w:val="1"/>
+            </w:pPr>
+            <w:r>
+              <w:rPr>
+                <w:rFonts w:ascii="Times New Roman" w:hAnsi="Times New Roman"/>
+                <w:sz w:val="18"/>
+              </w:rPr>
+              <w:t xml:space="preserve">1.849</w:t>
+            </w:r>
+          </w:p>
+        </w:tc>
+        <w:tc>
+          <w:tcPr>
+            <w:tcBorders>
+              <w:left w:val="nil"/>
+              <w:right w:val="nil"/>
+              <w:top w:val="nil"/>
+              <w:bottom w:val="single" w:sz="4" w:color="D9E1E8"/>
+            </w:tcBorders>
+            <w:vAlign w:val="center"/>
+          </w:tcPr>
+          <w:p>
+            <w:pPr>
+              <w:pStyle w:val="Compact"/>
+              <w:spacing w:before="0" w:after="20" w:line="240" w:lineRule="auto"/>
+              <w:jc w:val="center"/>
+              <w:keepNext w:val="0"/>
+              <w:keepLines/>
+              <w:widowControl w:val="1"/>
+            </w:pPr>
+            <w:r>
+              <w:rPr>
+                <w:rFonts w:ascii="Times New Roman" w:hAnsi="Times New Roman"/>
+                <w:sz w:val="18"/>
+              </w:rPr>
+              <w:t xml:space="preserve">−538</w:t>
+            </w:r>
+          </w:p>
+        </w:tc>
+        <w:tc>
+          <w:tcPr>
+            <w:tcBorders>
+              <w:left w:val="nil"/>
+              <w:right w:val="nil"/>
+              <w:top w:val="nil"/>
+              <w:bottom w:val="single" w:sz="4" w:color="D9E1E8"/>
+            </w:tcBorders>
+            <w:vAlign w:val="center"/>
+          </w:tcPr>
+          <w:p>
+            <w:pPr>
+              <w:pStyle w:val="Compact"/>
+              <w:spacing w:before="0" w:after="20" w:line="240" w:lineRule="auto"/>
+              <w:jc w:val="center"/>
+              <w:keepNext w:val="0"/>
+              <w:keepLines/>
+              <w:widowControl w:val="1"/>
+            </w:pPr>
+            <w:r>
+              <w:rPr>
+                <w:rFonts w:ascii="Times New Roman" w:hAnsi="Times New Roman"/>
+                <w:sz w:val="18"/>
+              </w:rPr>
+              <w:t xml:space="preserve">−307.2</w:t>
+            </w:r>
+          </w:p>
+        </w:tc>
+        <w:tc>
+          <w:tcPr>
+            <w:tcBorders>
+              <w:left w:val="nil"/>
+              <w:right w:val="nil"/>
+              <w:top w:val="nil"/>
+              <w:bottom w:val="single" w:sz="4" w:color="D9E1E8"/>
+            </w:tcBorders>
+            <w:vAlign w:val="center"/>
+          </w:tcPr>
+          <w:p>
+            <w:pPr>
+              <w:pStyle w:val="Compact"/>
+              <w:spacing w:before="0" w:after="20" w:line="240" w:lineRule="auto"/>
+              <w:jc w:val="center"/>
+              <w:keepNext w:val="0"/>
+              <w:keepLines/>
+              <w:widowControl w:val="1"/>
+            </w:pPr>
+            <w:r>
+              <w:rPr>
+                <w:rFonts w:ascii="Times New Roman" w:hAnsi="Times New Roman"/>
+                <w:sz w:val="18"/>
+              </w:rPr>
+              <w:t xml:space="preserve">−513.8</w:t>
+            </w:r>
+          </w:p>
+        </w:tc>
+      </w:tr>
+      <w:tr>
+        <w:tc>
+          <w:tcPr>
+            <w:tcBorders>
+              <w:left w:val="nil"/>
+              <w:right w:val="nil"/>
+              <w:top w:val="nil"/>
+              <w:bottom w:val="single" w:sz="4" w:color="D9E1E8"/>
+            </w:tcBorders>
+            <w:vAlign w:val="center"/>
+          </w:tcPr>
+          <w:p>
+            <w:pPr>
+              <w:pStyle w:val="Compact"/>
+              <w:spacing w:before="0" w:after="20" w:line="240" w:lineRule="auto"/>
+              <w:jc w:val="center"/>
+              <w:keepNext w:val="0"/>
+              <w:keepLines/>
+              <w:widowControl w:val="1"/>
+            </w:pPr>
+            <w:r>
+              <w:rPr>
+                <w:rFonts w:ascii="Times New Roman" w:hAnsi="Times New Roman"/>
+                <w:b/>
+                <w:bCs/>
+                <w:sz w:val="18"/>
+              </w:rPr>
+              <w:t xml:space="preserve">FOX-7</w:t>
+            </w:r>
+          </w:p>
+        </w:tc>
+        <w:tc>
+          <w:tcPr>
+            <w:tcBorders>
+              <w:left w:val="nil"/>
+              <w:right w:val="nil"/>
+              <w:top w:val="nil"/>
+              <w:bottom w:val="single" w:sz="4" w:color="D9E1E8"/>
+            </w:tcBorders>
+            <w:vAlign w:val="center"/>
+          </w:tcPr>
+          <w:p>
+            <w:pPr>
+              <w:pStyle w:val="Compact"/>
+              <w:spacing w:before="0" w:after="20" w:line="240" w:lineRule="auto"/>
+              <w:jc w:val="center"/>
+              <w:keepNext w:val="0"/>
+              <w:keepLines/>
+              <w:widowControl w:val="1"/>
+            </w:pPr>
+            <w:r>
+              <w:rPr>
+                <w:rFonts w:ascii="Times New Roman" w:hAnsi="Times New Roman"/>
+                <w:sz w:val="18"/>
+              </w:rPr>
+              <w:t xml:space="preserve">push–pull nitroamine</w:t>
+            </w:r>
+          </w:p>
+        </w:tc>
+        <w:tc>
+          <w:tcPr>
+            <w:tcBorders>
+              <w:left w:val="nil"/>
+              <w:right w:val="nil"/>
+              <w:top w:val="nil"/>
+              <w:bottom w:val="single" w:sz="4" w:color="D9E1E8"/>
+            </w:tcBorders>
+            <w:vAlign w:val="center"/>
+          </w:tcPr>
+          <w:p>
+            <w:pPr>
+              <w:pStyle w:val="Compact"/>
+              <w:spacing w:before="0" w:after="20" w:line="240" w:lineRule="auto"/>
+              <w:jc w:val="center"/>
+              <w:keepNext w:val="0"/>
+              <w:keepLines/>
+              <w:widowControl w:val="1"/>
+            </w:pPr>
+            <w:r>
+              <w:rPr>
+                <w:rFonts w:ascii="Times New Roman" w:hAnsi="Times New Roman"/>
+                <w:sz w:val="18"/>
+              </w:rPr>
+              <w:t xml:space="preserve">1.89</w:t>
+            </w:r>
+          </w:p>
+        </w:tc>
+        <w:tc>
+          <w:tcPr>
+            <w:tcBorders>
+              <w:left w:val="nil"/>
+              <w:right w:val="nil"/>
+              <w:top w:val="nil"/>
+              <w:bottom w:val="single" w:sz="4" w:color="D9E1E8"/>
+            </w:tcBorders>
+            <w:vAlign w:val="center"/>
+          </w:tcPr>
+          <w:p>
+            <w:pPr>
+              <w:pStyle w:val="Compact"/>
+              <w:spacing w:before="0" w:after="20" w:line="240" w:lineRule="auto"/>
+              <w:jc w:val="center"/>
+              <w:keepNext w:val="0"/>
+              <w:keepLines/>
+              <w:widowControl w:val="1"/>
+            </w:pPr>
+            <w:r>
+              <w:rPr>
+                <w:rFonts w:ascii="Times New Roman" w:hAnsi="Times New Roman"/>
+                <w:sz w:val="18"/>
+              </w:rPr>
+              <w:t xml:space="preserve">1.613</w:t>
+            </w:r>
+          </w:p>
+        </w:tc>
+        <w:tc>
+          <w:tcPr>
+            <w:tcBorders>
+              <w:left w:val="nil"/>
+              <w:right w:val="nil"/>
+              <w:top w:val="nil"/>
+              <w:bottom w:val="single" w:sz="4" w:color="D9E1E8"/>
+            </w:tcBorders>
+            <w:vAlign w:val="center"/>
+          </w:tcPr>
+          <w:p>
+            <w:pPr>
+              <w:pStyle w:val="Compact"/>
+              <w:spacing w:before="0" w:after="20" w:line="240" w:lineRule="auto"/>
+              <w:jc w:val="center"/>
+              <w:keepNext w:val="0"/>
+              <w:keepLines/>
+              <w:widowControl w:val="1"/>
+            </w:pPr>
+            <w:r>
+              <w:rPr>
+                <w:rFonts w:ascii="Times New Roman" w:hAnsi="Times New Roman"/>
+                <w:sz w:val="18"/>
+              </w:rPr>
+              <w:t xml:space="preserve">1.830</w:t>
+            </w:r>
+          </w:p>
+        </w:tc>
+        <w:tc>
+          <w:tcPr>
+            <w:tcBorders>
+              <w:left w:val="nil"/>
+              <w:right w:val="nil"/>
+              <w:top w:val="nil"/>
+              <w:bottom w:val="single" w:sz="4" w:color="D9E1E8"/>
+            </w:tcBorders>
+            <w:vAlign w:val="center"/>
+          </w:tcPr>
+          <w:p>
+            <w:pPr>
+              <w:pStyle w:val="Compact"/>
+              <w:spacing w:before="0" w:after="20" w:line="240" w:lineRule="auto"/>
+              <w:jc w:val="center"/>
+              <w:keepNext w:val="0"/>
+              <w:keepLines/>
+              <w:widowControl w:val="1"/>
+            </w:pPr>
+            <w:r>
+              <w:rPr>
+                <w:rFonts w:ascii="Times New Roman" w:hAnsi="Times New Roman"/>
+                <w:sz w:val="18"/>
+              </w:rPr>
+              <w:t xml:space="preserve">−134</w:t>
+            </w:r>
+          </w:p>
+        </w:tc>
+        <w:tc>
+          <w:tcPr>
+            <w:tcBorders>
+              <w:left w:val="nil"/>
+              <w:right w:val="nil"/>
+              <w:top w:val="nil"/>
+              <w:bottom w:val="single" w:sz="4" w:color="D9E1E8"/>
+            </w:tcBorders>
+            <w:vAlign w:val="center"/>
+          </w:tcPr>
+          <w:p>
+            <w:pPr>
+              <w:pStyle w:val="Compact"/>
+              <w:spacing w:before="0" w:after="20" w:line="240" w:lineRule="auto"/>
+              <w:jc w:val="center"/>
+              <w:keepNext w:val="0"/>
+              <w:keepLines/>
+              <w:widowControl w:val="1"/>
+            </w:pPr>
+            <w:r>
+              <w:rPr>
+                <w:rFonts w:ascii="Times New Roman" w:hAnsi="Times New Roman"/>
+                <w:sz w:val="18"/>
+              </w:rPr>
+              <w:t xml:space="preserve">+41.6</w:t>
+            </w:r>
+          </w:p>
+        </w:tc>
+        <w:tc>
+          <w:tcPr>
+            <w:tcBorders>
+              <w:left w:val="nil"/>
+              <w:right w:val="nil"/>
+              <w:top w:val="nil"/>
+              <w:bottom w:val="single" w:sz="4" w:color="D9E1E8"/>
+            </w:tcBorders>
+            <w:vAlign w:val="center"/>
+          </w:tcPr>
+          <w:p>
+            <w:pPr>
+              <w:pStyle w:val="Compact"/>
+              <w:spacing w:before="0" w:after="20" w:line="240" w:lineRule="auto"/>
+              <w:jc w:val="center"/>
+              <w:keepNext w:val="0"/>
+              <w:keepLines/>
+              <w:widowControl w:val="1"/>
+            </w:pPr>
+            <w:r>
+              <w:rPr>
+                <w:rFonts w:ascii="Times New Roman" w:hAnsi="Times New Roman"/>
+                <w:sz w:val="18"/>
+              </w:rPr>
+              <w:t xml:space="preserve">−165.0</w:t>
+            </w:r>
+          </w:p>
+        </w:tc>
+      </w:tr>
+      <w:tr>
+        <w:tc>
+          <w:tcPr>
+            <w:tcBorders>
+              <w:left w:val="nil"/>
+              <w:right w:val="nil"/>
+              <w:top w:val="nil"/>
+              <w:bottom w:val="nil"/>
+            </w:tcBorders>
+            <w:vAlign w:val="center"/>
+          </w:tcPr>
+          <w:p>
+            <w:pPr>
+              <w:pStyle w:val="Compact"/>
+              <w:spacing w:before="0" w:after="20" w:line="240" w:lineRule="auto"/>
+              <w:jc w:val="center"/>
+              <w:keepNext w:val="0"/>
+              <w:keepLines/>
+              <w:widowControl w:val="1"/>
+            </w:pPr>
+            <w:r>
+              <w:rPr>
+                <w:rFonts w:ascii="Times New Roman" w:hAnsi="Times New Roman"/>
+                <w:b/>
+                <w:bCs/>
+                <w:sz w:val="18"/>
+              </w:rPr>
+              <w:t xml:space="preserve">NTO</w:t>
+            </w:r>
+          </w:p>
+        </w:tc>
+        <w:tc>
+          <w:tcPr>
+            <w:tcBorders>
+              <w:left w:val="nil"/>
+              <w:right w:val="nil"/>
+              <w:top w:val="nil"/>
+              <w:bottom w:val="nil"/>
+            </w:tcBorders>
+            <w:vAlign w:val="center"/>
+          </w:tcPr>
+          <w:p>
+            <w:pPr>
+              <w:pStyle w:val="Compact"/>
+              <w:spacing w:before="0" w:after="20" w:line="240" w:lineRule="auto"/>
+              <w:jc w:val="center"/>
+              <w:keepNext w:val="0"/>
+              <w:keepLines/>
+              <w:widowControl w:val="1"/>
+            </w:pPr>
+            <w:r>
+              <w:rPr>
+                <w:rFonts w:ascii="Times New Roman" w:hAnsi="Times New Roman"/>
+                <w:sz w:val="18"/>
+              </w:rPr>
+              <w:t xml:space="preserve">nitrotriazolone</w:t>
+            </w:r>
+          </w:p>
+        </w:tc>
+        <w:tc>
+          <w:tcPr>
+            <w:tcBorders>
+              <w:left w:val="nil"/>
+              <w:right w:val="nil"/>
+              <w:top w:val="nil"/>
+              <w:bottom w:val="nil"/>
+            </w:tcBorders>
+            <w:vAlign w:val="center"/>
+          </w:tcPr>
+          <w:p>
+            <w:pPr>
+              <w:pStyle w:val="Compact"/>
+              <w:spacing w:before="0" w:after="20" w:line="240" w:lineRule="auto"/>
+              <w:jc w:val="center"/>
+              <w:keepNext w:val="0"/>
+              <w:keepLines/>
+              <w:widowControl w:val="1"/>
+            </w:pPr>
+            <w:r>
+              <w:rPr>
+                <w:rFonts w:ascii="Times New Roman" w:hAnsi="Times New Roman"/>
+                <w:sz w:val="18"/>
+              </w:rPr>
+              <w:t xml:space="preserve">1.93</w:t>
+            </w:r>
+          </w:p>
+        </w:tc>
+        <w:tc>
+          <w:tcPr>
+            <w:tcBorders>
+              <w:left w:val="nil"/>
+              <w:right w:val="nil"/>
+              <w:top w:val="nil"/>
+              <w:bottom w:val="nil"/>
+            </w:tcBorders>
+            <w:vAlign w:val="center"/>
+          </w:tcPr>
+          <w:p>
+            <w:pPr>
+              <w:pStyle w:val="Compact"/>
+              <w:spacing w:before="0" w:after="20" w:line="240" w:lineRule="auto"/>
+              <w:jc w:val="center"/>
+              <w:keepNext w:val="0"/>
+              <w:keepLines/>
+              <w:widowControl w:val="1"/>
+            </w:pPr>
+            <w:r>
+              <w:rPr>
+                <w:rFonts w:ascii="Times New Roman" w:hAnsi="Times New Roman"/>
+                <w:sz w:val="18"/>
+              </w:rPr>
+              <w:t xml:space="preserve">1.654</w:t>
+            </w:r>
+          </w:p>
+        </w:tc>
+        <w:tc>
+          <w:tcPr>
+            <w:tcBorders>
+              <w:left w:val="nil"/>
+              <w:right w:val="nil"/>
+              <w:top w:val="nil"/>
+              <w:bottom w:val="nil"/>
+            </w:tcBorders>
+            <w:vAlign w:val="center"/>
+          </w:tcPr>
+          <w:p>
+            <w:pPr>
+              <w:pStyle w:val="Compact"/>
+              <w:spacing w:before="0" w:after="20" w:line="240" w:lineRule="auto"/>
+              <w:jc w:val="center"/>
+              <w:keepNext w:val="0"/>
+              <w:keepLines/>
+              <w:widowControl w:val="1"/>
+            </w:pPr>
+            <w:r>
+              <w:rPr>
+                <w:rFonts w:ascii="Times New Roman" w:hAnsi="Times New Roman"/>
+                <w:sz w:val="18"/>
+              </w:rPr>
+              <w:t xml:space="preserve">1.888</w:t>
+            </w:r>
+          </w:p>
+        </w:tc>
+        <w:tc>
+          <w:tcPr>
+            <w:tcBorders>
+              <w:left w:val="nil"/>
+              <w:right w:val="nil"/>
+              <w:top w:val="nil"/>
+              <w:bottom w:val="nil"/>
+            </w:tcBorders>
+            <w:vAlign w:val="center"/>
+          </w:tcPr>
+          <w:p>
+            <w:pPr>
+              <w:pStyle w:val="Compact"/>
+              <w:spacing w:before="0" w:after="20" w:line="240" w:lineRule="auto"/>
+              <w:jc w:val="center"/>
+              <w:keepNext w:val="0"/>
+              <w:keepLines/>
+              <w:widowControl w:val="1"/>
+            </w:pPr>
+            <w:r>
+              <w:rPr>
+                <w:rFonts w:ascii="Times New Roman" w:hAnsi="Times New Roman"/>
+                <w:sz w:val="18"/>
+              </w:rPr>
+              <w:t xml:space="preserve">−129</w:t>
+            </w:r>
+          </w:p>
+        </w:tc>
+        <w:tc>
+          <w:tcPr>
+            <w:tcBorders>
+              <w:left w:val="nil"/>
+              <w:right w:val="nil"/>
+              <w:top w:val="nil"/>
+              <w:bottom w:val="nil"/>
+            </w:tcBorders>
+            <w:vAlign w:val="center"/>
+          </w:tcPr>
+          <w:p>
+            <w:pPr>
+              <w:pStyle w:val="Compact"/>
+              <w:spacing w:before="0" w:after="20" w:line="240" w:lineRule="auto"/>
+              <w:jc w:val="center"/>
+              <w:keepNext w:val="0"/>
+              <w:keepLines/>
+              <w:widowControl w:val="1"/>
+            </w:pPr>
+            <w:r>
+              <w:rPr>
+                <w:rFonts w:ascii="Times New Roman" w:hAnsi="Times New Roman"/>
+                <w:sz w:val="18"/>
+              </w:rPr>
+              <w:t xml:space="preserve">+7.2</w:t>
+            </w:r>
+          </w:p>
+        </w:tc>
+        <w:tc>
+          <w:tcPr>
+            <w:tcBorders>
+              <w:left w:val="nil"/>
+              <w:right w:val="nil"/>
+              <w:top w:val="nil"/>
+              <w:bottom w:val="nil"/>
+            </w:tcBorders>
+            <w:vAlign w:val="center"/>
+          </w:tcPr>
+          <w:p>
+            <w:pPr>
+              <w:pStyle w:val="Compact"/>
+              <w:spacing w:before="0" w:after="20" w:line="240" w:lineRule="auto"/>
+              <w:jc w:val="center"/>
+              <w:keepNext w:val="0"/>
+              <w:keepLines/>
+              <w:widowControl w:val="1"/>
+            </w:pPr>
+            <w:r>
+              <w:rPr>
+                <w:rFonts w:ascii="Times New Roman" w:hAnsi="Times New Roman"/>
+                <w:sz w:val="18"/>
+              </w:rPr>
+              <w:t xml:space="preserve">−199.5</w:t>
+            </w:r>
+          </w:p>
+        </w:tc>
+      </w:tr>
+    </w:tbl>
+    <w:bookmarkEnd w:id="134"/>
     <w:sectPr>
-      <w:footerReference w:type="default" r:id="rId9"/>
+      <w:footerReference w:type="default" r:id="rId11"/>
       <w:pgSz w:h="15840" w:w="12240"/>
       <w:pgMar w:bottom="1440" w:footer="720" w:gutter="0" w:header="720" w:left="1440" w:right="1440" w:top="1440"/>
       <w:lnNumType w:countBy="1" w:start="1" w:restart="continuous" w:distance="360"/>
@@ -13522,13 +17712,13 @@
     <w:rsid w:val="00FC693F"/>
     <w:pPr>
       <w:keepNext w:val="0"/>
-      <w:spacing w:after="0" w:before="0" w:line="360" w:lineRule="auto"/>
+      <w:spacing w:after="0" w:before="0" w:line="480" w:lineRule="auto"/>
     </w:pPr>
     <w:rPr>
       <w:rFonts w:ascii="Times New Roman" w:hAnsi="Times New Roman"/>
       <w:b w:val="0"/>
       <w:i w:val="0"/>
-      <w:sz w:val="22"/>
+      <w:sz w:val="24"/>
     </w:rPr>
   </w:style>
   <w:style w:styleId="Header" w:type="paragraph">
@@ -13973,14 +18163,15 @@
     <w:rsid w:val="00AA1D8D"/>
     <w:pPr>
       <w:keepNext w:val="0"/>
-      <w:spacing w:after="0" w:before="0" w:line="360" w:lineRule="auto"/>
+      <w:spacing w:after="0" w:before="0" w:line="480" w:lineRule="auto"/>
+      <w:ind w:firstLine="720"/>
       <w:jc w:val="both"/>
     </w:pPr>
     <w:rPr>
       <w:rFonts w:ascii="Times New Roman" w:hAnsi="Times New Roman"/>
       <w:b w:val="0"/>
       <w:i w:val="0"/>
-      <w:sz w:val="22"/>
+      <w:sz w:val="24"/>
     </w:rPr>
   </w:style>
   <w:style w:customStyle="1" w:styleId="BodyTextChar" w:type="character">
@@ -25238,14 +29429,15 @@
     <w:basedOn w:val="BodyText"/>
     <w:pPr>
       <w:keepNext w:val="0"/>
-      <w:spacing w:after="0" w:before="0" w:line="360" w:lineRule="auto"/>
+      <w:spacing w:after="0" w:before="0" w:line="480" w:lineRule="auto"/>
+      <w:ind w:firstLine="0"/>
       <w:jc w:val="both"/>
     </w:pPr>
     <w:rPr>
       <w:rFonts w:ascii="Times New Roman" w:hAnsi="Times New Roman"/>
       <w:b w:val="0"/>
       <w:i w:val="0"/>
-      <w:sz w:val="22"/>
+      <w:sz w:val="24"/>
     </w:rPr>
   </w:style>
   <w:style w:customStyle="1" w:styleId="Compact" w:type="paragraph">
@@ -25261,7 +29453,7 @@
       <w:rFonts w:ascii="Times New Roman" w:hAnsi="Times New Roman"/>
       <w:b w:val="0"/>
       <w:i w:val="0"/>
-      <w:sz w:val="22"/>
+      <w:sz w:val="24"/>
     </w:rPr>
   </w:style>
   <w:style w:customStyle="1" w:styleId="AbstractLabel" w:type="paragraph">
@@ -25270,13 +29462,14 @@
     <w:pPr>
       <w:keepNext/>
       <w:spacing w:after="80" w:before="80"/>
+      <w:ind w:firstLine="0"/>
       <w:jc w:val="center"/>
     </w:pPr>
     <w:rPr>
       <w:rFonts w:ascii="Times New Roman" w:hAnsi="Times New Roman"/>
       <w:b/>
       <w:i w:val="0"/>
-      <w:sz w:val="22"/>
+      <w:sz w:val="24"/>
     </w:rPr>
   </w:style>
   <w:style w:customStyle="1" w:styleId="Keywords" w:type="paragraph">
@@ -25285,13 +29478,14 @@
     <w:pPr>
       <w:keepNext w:val="0"/>
       <w:spacing w:after="80" w:before="0"/>
+      <w:ind w:firstLine="0"/>
       <w:jc w:val="both"/>
     </w:pPr>
     <w:rPr>
       <w:rFonts w:ascii="Times New Roman" w:hAnsi="Times New Roman"/>
       <w:b w:val="0"/>
       <w:i w:val="0"/>
-      <w:sz w:val="22"/>
+      <w:sz w:val="24"/>
     </w:rPr>
   </w:style>
   <w:style w:customStyle="1" w:styleId="ImageCaption" w:type="paragraph">
@@ -25314,7 +29508,7 @@
     <w:basedOn w:val="BodyText"/>
     <w:pPr>
       <w:keepNext/>
-      <w:spacing w:after="60" w:before="160" w:line="240" w:lineRule="auto"/>
+      <w:spacing w:after="60" w:before="280" w:line="240" w:lineRule="auto"/>
       <w:jc w:val="center"/>
     </w:pPr>
     <w:rPr>
@@ -25343,9 +29537,9 @@
     <w:basedOn w:val="BodyText"/>
     <w:pPr>
       <w:keepNext w:val="0"/>
-      <w:spacing w:after="40" w:before="0" w:line="240" w:lineRule="auto"/>
-      <w:ind w:left="0" w:firstLine="0"/>
-      <w:jc w:val="both"/>
+      <w:spacing w:after="100" w:before="0" w:line="259" w:lineRule="auto"/>
+      <w:ind w:left="475" w:hanging="475"/>
+      <w:jc w:val="left"/>
     </w:pPr>
     <w:rPr>
       <w:rFonts w:ascii="Times New Roman" w:hAnsi="Times New Roman"/>
